--- a/Progettazione_Database_-_Eserciziario.docx
+++ b/Progettazione_Database_-_Eserciziario.docx
@@ -1,6 +1,6 @@
 
 <file path=word/document.xml><?xml version="1.0" encoding="utf-8"?>
-<w:document xmlns:wpc="http://schemas.microsoft.com/office/word/2010/wordprocessingCanvas" xmlns:cx="http://schemas.microsoft.com/office/drawing/2014/chartex" xmlns:cx1="http://schemas.microsoft.com/office/drawing/2015/9/8/chartex" xmlns:cx2="http://schemas.microsoft.com/office/drawing/2015/10/21/chartex" xmlns:cx3="http://schemas.microsoft.com/office/drawing/2016/5/9/chartex" xmlns:cx4="http://schemas.microsoft.com/office/drawing/2016/5/10/chartex" xmlns:cx5="http://schemas.microsoft.com/office/drawing/2016/5/11/chartex" xmlns:cx6="http://schemas.microsoft.com/office/drawing/2016/5/12/chartex" xmlns:cx7="http://schemas.microsoft.com/office/drawing/2016/5/13/chartex" xmlns:cx8="http://schemas.microsoft.com/office/drawing/2016/5/14/chartex" xmlns:mc="http://schemas.openxmlformats.org/markup-compatibility/2006" xmlns:aink="http://schemas.microsoft.com/office/drawing/2016/ink" xmlns:am3d="http://schemas.microsoft.com/office/drawing/2017/model3d" xmlns:o="urn:schemas-microsoft-com:office:office" xmlns:oel="http://schemas.microsoft.com/office/2019/extlst" xmlns:r="http://schemas.openxmlformats.org/officeDocument/2006/relationships" xmlns:m="http://schemas.openxmlformats.org/officeDocument/2006/math" xmlns:v="urn:schemas-microsoft-com:vml" xmlns:wp14="http://schemas.microsoft.com/office/word/2010/wordprocessingDrawing" xmlns:wp="http://schemas.openxmlformats.org/drawingml/2006/wordprocessingDrawing" xmlns:w10="urn:schemas-microsoft-com:office:word" xmlns:w="http://schemas.openxmlformats.org/wordprocessingml/2006/main" xmlns:w14="http://schemas.microsoft.com/office/word/2010/wordml" xmlns:w15="http://schemas.microsoft.com/office/word/2012/wordml" xmlns:w16cex="http://schemas.microsoft.com/office/word/2018/wordml/cex" xmlns:w16cid="http://schemas.microsoft.com/office/word/2016/wordml/cid" xmlns:w16="http://schemas.microsoft.com/office/word/2018/wordml" xmlns:w16du="http://schemas.microsoft.com/office/word/2023/wordml/word16du" xmlns:w16sdtdh="http://schemas.microsoft.com/office/word/2020/wordml/sdtdatahash" xmlns:w16se="http://schemas.microsoft.com/office/word/2015/wordml/symex" xmlns:wpg="http://schemas.microsoft.com/office/word/2010/wordprocessingGroup" xmlns:wpi="http://schemas.microsoft.com/office/word/2010/wordprocessingInk" xmlns:wne="http://schemas.microsoft.com/office/word/2006/wordml" xmlns:wps="http://schemas.microsoft.com/office/word/2010/wordprocessingShape" mc:Ignorable="w14 w15 w16se w16cid w16 w16cex w16sdtdh w16du wp14">
+<w:document xmlns:wpc="http://schemas.microsoft.com/office/word/2010/wordprocessingCanvas" xmlns:cx="http://schemas.microsoft.com/office/drawing/2014/chartex" xmlns:cx1="http://schemas.microsoft.com/office/drawing/2015/9/8/chartex" xmlns:cx2="http://schemas.microsoft.com/office/drawing/2015/10/21/chartex" xmlns:cx3="http://schemas.microsoft.com/office/drawing/2016/5/9/chartex" xmlns:cx4="http://schemas.microsoft.com/office/drawing/2016/5/10/chartex" xmlns:cx5="http://schemas.microsoft.com/office/drawing/2016/5/11/chartex" xmlns:cx6="http://schemas.microsoft.com/office/drawing/2016/5/12/chartex" xmlns:cx7="http://schemas.microsoft.com/office/drawing/2016/5/13/chartex" xmlns:cx8="http://schemas.microsoft.com/office/drawing/2016/5/14/chartex" xmlns:mc="http://schemas.openxmlformats.org/markup-compatibility/2006" xmlns:aink="http://schemas.microsoft.com/office/drawing/2016/ink" xmlns:am3d="http://schemas.microsoft.com/office/drawing/2017/model3d" xmlns:o="urn:schemas-microsoft-com:office:office" xmlns:oel="http://schemas.microsoft.com/office/2019/extlst" xmlns:r="http://schemas.openxmlformats.org/officeDocument/2006/relationships" xmlns:m="http://schemas.openxmlformats.org/officeDocument/2006/math" xmlns:v="urn:schemas-microsoft-com:vml" xmlns:wp14="http://schemas.microsoft.com/office/word/2010/wordprocessingDrawing" xmlns:wp="http://schemas.openxmlformats.org/drawingml/2006/wordprocessingDrawing" xmlns:w10="urn:schemas-microsoft-com:office:word" xmlns:w="http://schemas.openxmlformats.org/wordprocessingml/2006/main" xmlns:w14="http://schemas.microsoft.com/office/word/2010/wordml" xmlns:w15="http://schemas.microsoft.com/office/word/2012/wordml" xmlns:w16cex="http://schemas.microsoft.com/office/word/2018/wordml/cex" xmlns:w16cid="http://schemas.microsoft.com/office/word/2016/wordml/cid" xmlns:w16="http://schemas.microsoft.com/office/word/2018/wordml" xmlns:w16du="http://schemas.microsoft.com/office/word/2023/wordml/word16du" xmlns:w16sdtdh="http://schemas.microsoft.com/office/word/2020/wordml/sdtdatahash" xmlns:w16sdtfl="http://schemas.microsoft.com/office/word/2024/wordml/sdtformatlock" xmlns:w16se="http://schemas.microsoft.com/office/word/2015/wordml/symex" xmlns:wpg="http://schemas.microsoft.com/office/word/2010/wordprocessingGroup" xmlns:wpi="http://schemas.microsoft.com/office/word/2010/wordprocessingInk" xmlns:wne="http://schemas.microsoft.com/office/word/2006/wordml" xmlns:wps="http://schemas.microsoft.com/office/word/2010/wordprocessingShape" mc:Ignorable="w14 w15 w16se w16cid w16 w16cex w16sdtdh w16sdtfl w16du wp14">
   <w:body>
     <w:p>
       <w:pPr>
@@ -192,27 +192,11 @@
       <w:bookmarkStart w:id="1" w:name="_Ref55227045"/>
       <w:r>
         <w:lastRenderedPageBreak/>
-        <w:t>Seconda variante dell’</w:t>
+        <w:t>Seconda variante dell</w:t>
       </w:r>
       <w:bookmarkEnd w:id="1"/>
       <w:r>
-        <w:fldChar w:fldCharType="begin"/>
-      </w:r>
-      <w:r>
-        <w:instrText xml:space="preserve"> REF _Ref55230403 \r \h </w:instrText>
-      </w:r>
-      <w:r>
-        <w:fldChar w:fldCharType="separate"/>
-      </w:r>
-      <w:r>
-        <w:rPr>
-          <w:b/>
-          <w:bCs/>
-        </w:rPr>
-        <w:t>Errore. L'origine riferimento non è stata trovata.</w:t>
-      </w:r>
-      <w:r>
-        <w:fldChar w:fldCharType="end"/>
+        <w:t>’esercizio sulla scuola</w:t>
       </w:r>
     </w:p>
     <w:p>
@@ -285,282 +269,366 @@
       <w:pPr>
         <w:pStyle w:val="Elenco1a"/>
       </w:pPr>
+      <w:r>
+        <w:t>Aggiungere al DB degli alunni il numero di ore di lezione svolte per ogni materia in ciascuna classe</w:t>
+      </w:r>
     </w:p>
     <w:p>
       <w:pPr>
         <w:pStyle w:val="Elenco1a"/>
       </w:pPr>
       <w:r>
-        <w:t>Aggiungere al DB degli alunni il numero di ore di lezione svolte per ogni materia in ciascuna classe</w:t>
+        <w:t>Oltre ad aggiungere le ore di lezione svolte per ogni materia come indicato nell’, Gestisci anche i dati dei docenti indicando le materie insegnate in ogni classe.</w:t>
+      </w:r>
+    </w:p>
+    <w:p>
+      <w:pPr>
+        <w:pStyle w:val="Titolo6"/>
+      </w:pPr>
+      <w:r>
+        <w:t>Soluzione</w:t>
       </w:r>
     </w:p>
     <w:p>
       <w:pPr>
         <w:pStyle w:val="Elenco1a"/>
       </w:pPr>
+      <w:r>
+        <w:drawing>
+          <wp:inline distT="0" distB="0" distL="0" distR="0" wp14:anchorId="7F0BA0F5" wp14:editId="09F0BE9D">
+            <wp:extent cx="4995195" cy="2810933"/>
+            <wp:effectExtent l="0" t="0" r="0" b="8890"/>
+            <wp:docPr id="1189153771" name="Immagine 1"/>
+            <wp:cNvGraphicFramePr>
+              <a:graphicFrameLocks xmlns:a="http://schemas.openxmlformats.org/drawingml/2006/main" noChangeAspect="1"/>
+            </wp:cNvGraphicFramePr>
+            <a:graphic xmlns:a="http://schemas.openxmlformats.org/drawingml/2006/main">
+              <a:graphicData uri="http://schemas.openxmlformats.org/drawingml/2006/picture">
+                <pic:pic xmlns:pic="http://schemas.openxmlformats.org/drawingml/2006/picture">
+                  <pic:nvPicPr>
+                    <pic:cNvPr id="0" name="Picture 1"/>
+                    <pic:cNvPicPr>
+                      <a:picLocks noChangeAspect="1" noChangeArrowheads="1"/>
+                    </pic:cNvPicPr>
+                  </pic:nvPicPr>
+                  <pic:blipFill>
+                    <a:blip r:embed="rId8" cstate="print">
+                      <a:extLst>
+                        <a:ext uri="{28A0092B-C50C-407E-A947-70E740481C1C}">
+                          <a14:useLocalDpi xmlns:a14="http://schemas.microsoft.com/office/drawing/2010/main" val="0"/>
+                        </a:ext>
+                      </a:extLst>
+                    </a:blip>
+                    <a:srcRect/>
+                    <a:stretch>
+                      <a:fillRect/>
+                    </a:stretch>
+                  </pic:blipFill>
+                  <pic:spPr bwMode="auto">
+                    <a:xfrm>
+                      <a:off x="0" y="0"/>
+                      <a:ext cx="5023376" cy="2826791"/>
+                    </a:xfrm>
+                    <a:prstGeom prst="rect">
+                      <a:avLst/>
+                    </a:prstGeom>
+                    <a:noFill/>
+                    <a:ln>
+                      <a:noFill/>
+                    </a:ln>
+                  </pic:spPr>
+                </pic:pic>
+              </a:graphicData>
+            </a:graphic>
+          </wp:inline>
+        </w:drawing>
+      </w:r>
+    </w:p>
+    <w:p>
+      <w:r>
+        <w:t>Classe (</w:t>
+      </w:r>
+      <w:r>
+        <w:rPr>
+          <w:u w:val="single"/>
+        </w:rPr>
+        <w:t>anno</w:t>
+      </w:r>
+      <w:r>
+        <w:t xml:space="preserve">, </w:t>
+      </w:r>
+      <w:r>
+        <w:rPr>
+          <w:u w:val="single"/>
+        </w:rPr>
+        <w:t>sezione</w:t>
+      </w:r>
+      <w:r>
+        <w:t xml:space="preserve">, </w:t>
+      </w:r>
+      <w:r>
+        <w:t>riduz., num. ore, aula</w:t>
+      </w:r>
+      <w:r>
+        <w:t>)</w:t>
+      </w:r>
+    </w:p>
+    <w:p>
+      <w:r>
+        <w:t>Studente (</w:t>
+      </w:r>
+      <w:r>
+        <w:rPr>
+          <w:u w:val="single"/>
+        </w:rPr>
+        <w:t>matricola</w:t>
+      </w:r>
+      <w:r>
+        <w:t>, cognome, nome, comune, via, civico</w:t>
+      </w:r>
+      <w:r>
+        <w:t>, anno</w:t>
+      </w:r>
+      <w:r>
+        <w:t>*</w:t>
+      </w:r>
+      <w:r>
+        <w:t>, sezione</w:t>
+      </w:r>
+      <w:r>
+        <w:t>*</w:t>
+      </w:r>
+      <w:r>
+        <w:t>)</w:t>
+      </w:r>
+    </w:p>
+    <w:p>
+      <w:r>
+        <w:t>Materia (</w:t>
+      </w:r>
+      <w:r>
+        <w:rPr>
+          <w:u w:val="single"/>
+        </w:rPr>
+        <w:t>nome</w:t>
+      </w:r>
+      <w:r>
+        <w:t>)</w:t>
+      </w:r>
+    </w:p>
+    <w:p>
+      <w:r>
+        <w:t>Docente (</w:t>
+      </w:r>
+      <w:r>
+        <w:rPr>
+          <w:u w:val="single"/>
+        </w:rPr>
+        <w:t>cod. docente</w:t>
+      </w:r>
+      <w:r>
+        <w:t>, cognome, nome)</w:t>
+      </w:r>
+    </w:p>
+    <w:p>
+      <w:r>
+        <w:t>Abilitazione (</w:t>
+      </w:r>
+      <w:r>
+        <w:rPr>
+          <w:u w:val="single"/>
+        </w:rPr>
+        <w:t>nome abilitazione</w:t>
+      </w:r>
+      <w:r>
+        <w:t>*</w:t>
+      </w:r>
+      <w:r>
+        <w:t xml:space="preserve">, </w:t>
+      </w:r>
+      <w:r>
+        <w:rPr>
+          <w:u w:val="single"/>
+        </w:rPr>
+        <w:t>cod. docente</w:t>
+      </w:r>
+      <w:r>
+        <w:t>*</w:t>
+      </w:r>
+      <w:r>
+        <w:t>)</w:t>
+      </w:r>
+    </w:p>
+    <w:p>
+      <w:r>
+        <w:t>Insegna (</w:t>
+      </w:r>
+      <w:r>
+        <w:rPr>
+          <w:u w:val="single"/>
+        </w:rPr>
+        <w:t>anno, sezione, nomemateria, cod docente</w:t>
+      </w:r>
+      <w:r>
+        <w:t>, ore)</w:t>
+      </w:r>
     </w:p>
     <w:p>
       <w:pPr>
         <w:pStyle w:val="Elenco1a"/>
       </w:pPr>
-      <w:r>
-        <w:t>Oltre ad aggiungere le ore di lezione svolte per ogni materia come indicato nell’, Gestisci anche i dati dei docenti indicando le materie insegnate in ogni classe.</w:t>
+    </w:p>
+    <w:p>
+      <w:pPr>
+        <w:pStyle w:val="Titolo3"/>
+      </w:pPr>
+      <w:r>
+        <w:t>Auto Usate</w:t>
       </w:r>
     </w:p>
     <w:p>
       <w:pPr>
         <w:pStyle w:val="Elenco1a"/>
       </w:pPr>
+      <w:r>
+        <w:t>La Mini Car &amp; C. vende auto usate, con la collaborazione di vari venditori. Prima di metterle in vendita registriamo su un database le loro caratteristiche (targa, numero di telaio, anno di immatricolazione, marca, modello, cilindrata, colore). Per ogni auto venduta ci interessa sapere la data e il prezzo di vendita, nonchè il venditore.</w:t>
+      </w:r>
+    </w:p>
+    <w:p>
+      <w:pPr>
+        <w:pStyle w:val="Elenco1a"/>
+      </w:pPr>
+    </w:p>
+    <w:p>
+      <w:pPr>
+        <w:pStyle w:val="Elenco1a"/>
+      </w:pPr>
+    </w:p>
+    <w:p>
+      <w:pPr>
+        <w:pStyle w:val="Titolo3"/>
+      </w:pPr>
+      <w:r>
+        <w:t>Formula 1</w:t>
+      </w:r>
+    </w:p>
+    <w:p>
+      <w:pPr>
+        <w:pStyle w:val="Elenco1a"/>
+      </w:pPr>
+      <w:r>
+        <w:t>Si devono raccogliere e organizzare le informazioni relative al campionato mondiale di F1 dell’anno in corso. Il campionato è articolato in una serie di gare, ciascuna delle quali si svolge in una diversa data dell’anno e località del mondo. In ogni località si corre una sola gara e le gare si tengono tutte in date diverse.</w:t>
+      </w:r>
+    </w:p>
+    <w:p>
+      <w:pPr>
+        <w:pStyle w:val="Elenco1a"/>
+      </w:pPr>
+      <w:r>
+        <w:t>Ad ogni gara partecipano i piloti iscritti al campionato. Ogni pilota, identificato da un numero, fa parte di una scuderia, di cui si devono registrare il nome e la nazionalità di appartenenza. Una scuderia può avere più piloti. Di ciascun pilota si deve tenere memoria del cognome, del nome e della data di nascita.</w:t>
+      </w:r>
+    </w:p>
+    <w:p>
+      <w:pPr>
+        <w:pStyle w:val="Elenco1a"/>
+      </w:pPr>
+      <w:r>
+        <w:t>I piloti terminano la gara in una determinata posizione e di conseguenza può guadagnare punti.</w:t>
+      </w:r>
+    </w:p>
+    <w:p>
+      <w:pPr>
+        <w:pStyle w:val="Titolo3"/>
+      </w:pPr>
+      <w:r>
+        <w:t>Impresa edile</w:t>
+      </w:r>
+    </w:p>
+    <w:p>
+      <w:pPr>
+        <w:pStyle w:val="Elenco1a"/>
+      </w:pPr>
+      <w:r>
+        <w:t>Si progetti un sistema informativo per la gestione di un’impresa edile. Il sistema deve gestire i cantieri in corso e i dipendenti. Di ogni cantiere, oltre alla propria localizzazione sul territorio, alla descrizione, alla data di inizio lavori e alla data di fine prevista, si devono memorizzare i dati dei dipendenti assegnati. Un dipendente potrebbe lavorare in più cantieri. Per ogni dipendente, oltre ai dati anagrafici, si devono conoscere la qualifica (muratore, carpentiere, autista, geometra, ecc.) e, per ogni cantiere in cui sta lavorando, la data di inizio incarico. Ad ogni qualifica corrisponde una fascia stipendiale.</w:t>
+      </w:r>
+    </w:p>
+    <w:p>
+      <w:pPr>
+        <w:pStyle w:val="Elenco1a"/>
+      </w:pPr>
+    </w:p>
+    <w:p>
+      <w:pPr>
+        <w:pStyle w:val="Elenco1a"/>
+      </w:pPr>
+    </w:p>
+    <w:p>
+      <w:pPr>
+        <w:pStyle w:val="Elenco1a"/>
+      </w:pPr>
+    </w:p>
+    <w:p>
+      <w:pPr>
+        <w:pStyle w:val="Elenco1a"/>
+      </w:pPr>
+    </w:p>
+    <w:p>
+      <w:pPr>
+        <w:pStyle w:val="Titolo3"/>
+      </w:pPr>
+      <w:r>
+        <w:t>Istituto di vendite giudiziarie</w:t>
+      </w:r>
+    </w:p>
+    <w:p>
+      <w:pPr>
+        <w:pStyle w:val="Elenco1a"/>
+      </w:pPr>
+      <w:r>
+        <w:t xml:space="preserve">Un istituto di vendite giudiziarie specializzato in opere d’arte, necessita di un database per archiviare le opere vendute con le rispettive caratteristiche essenziali e il relativo acquirente. L’istituto classifica le opere d’arte in: pitture sculture e bassorilievi. Tutte le opere hanno un autore e un anno di realizzazione (che possono anche essere sconosciuti). Per le pitture sono rilevanti le dimensioni della tela e la tecnica pittorica. Per le sculture è rilevante il materiale </w:t>
+      </w:r>
+      <w:r>
+        <w:lastRenderedPageBreak/>
+        <w:t>utilizzato, le dimensioni (3D) e il peso. Per i bassorilievi è rilevante anche l’epoca storica e il luogo di ritrovamento.</w:t>
+      </w:r>
+    </w:p>
+    <w:p>
+      <w:pPr>
+        <w:pStyle w:val="Elenco1a"/>
+      </w:pPr>
+      <w:r>
+        <w:t>Ipotesi aggiuntive:</w:t>
+      </w:r>
+    </w:p>
+    <w:p>
+      <w:pPr>
+        <w:pStyle w:val="Elenco1a"/>
+      </w:pPr>
+      <w:r>
+        <w:t>Per ogni opera è opportuno registrare anche il valore stimato.</w:t>
+      </w:r>
+    </w:p>
+    <w:p>
+      <w:pPr>
+        <w:pStyle w:val="Elenco1a"/>
+      </w:pPr>
+      <w:r>
+        <w:t>Per ogni acquisto , si ritiene opportuno registrare la data, il prezzo e la forma di pagamento.</w:t>
+      </w:r>
+    </w:p>
+    <w:p>
+      <w:pPr>
+        <w:pStyle w:val="Elenco1a"/>
+      </w:pPr>
+      <w:r>
+        <w:t>Dell’acquirente registrare i dati anagrafici che si ritiene opportuno.</w:t>
+      </w:r>
     </w:p>
     <w:p>
       <w:pPr>
         <w:pStyle w:val="Titolo6"/>
       </w:pPr>
       <w:r>
-        <w:t>Soluzione (modello logico)</w:t>
-      </w:r>
-    </w:p>
-    <w:p>
-      <w:r>
-        <w:t>Classe (</w:t>
-      </w:r>
-      <w:r>
-        <w:rPr>
-          <w:u w:val="single"/>
-        </w:rPr>
-        <w:t>anno</w:t>
-      </w:r>
-      <w:r>
-        <w:t xml:space="preserve">, </w:t>
-      </w:r>
-      <w:r>
-        <w:rPr>
-          <w:u w:val="single"/>
-        </w:rPr>
-        <w:t>sezione</w:t>
-      </w:r>
-      <w:r>
-        <w:t>, aula)</w:t>
-      </w:r>
-    </w:p>
-    <w:p>
-      <w:r>
-        <w:t>Studente (</w:t>
-      </w:r>
-      <w:r>
-        <w:rPr>
-          <w:u w:val="single"/>
-        </w:rPr>
-        <w:t>matricola</w:t>
-      </w:r>
-      <w:r>
-        <w:t>, cognome, nome, comune, via, civico</w:t>
-      </w:r>
-      <w:r>
-        <w:t>, anno, sezione</w:t>
-      </w:r>
-      <w:r>
-        <w:t>)</w:t>
-      </w:r>
-    </w:p>
-    <w:p>
-      <w:r>
-        <w:t>Materia (</w:t>
-      </w:r>
-      <w:r>
-        <w:rPr>
-          <w:u w:val="single"/>
-        </w:rPr>
-        <w:t>nome</w:t>
-      </w:r>
-      <w:r>
-        <w:t>)</w:t>
-      </w:r>
-    </w:p>
-    <w:p>
-      <w:r>
-        <w:t>Docente (</w:t>
-      </w:r>
-      <w:r>
-        <w:rPr>
-          <w:u w:val="single"/>
-        </w:rPr>
-        <w:t>cod. docente</w:t>
-      </w:r>
-      <w:r>
-        <w:t>, cognome, nome)</w:t>
-      </w:r>
-    </w:p>
-    <w:p>
-      <w:r>
-        <w:t>Abilitazione (</w:t>
-      </w:r>
-      <w:r>
-        <w:rPr>
-          <w:u w:val="single"/>
-        </w:rPr>
-        <w:t>nome abilitazione</w:t>
-      </w:r>
-      <w:r>
-        <w:t xml:space="preserve">, </w:t>
-      </w:r>
-      <w:r>
-        <w:rPr>
-          <w:u w:val="single"/>
-        </w:rPr>
-        <w:t>cod. docente</w:t>
-      </w:r>
-      <w:r>
-        <w:t>)</w:t>
-      </w:r>
-    </w:p>
-    <w:p>
-      <w:r>
-        <w:t>Insegna (</w:t>
-      </w:r>
-      <w:r>
-        <w:rPr>
-          <w:u w:val="single"/>
-        </w:rPr>
-        <w:t>anno, sezione, nomemateria, cod docente</w:t>
-      </w:r>
-      <w:r>
-        <w:t>, ore)</w:t>
-      </w:r>
-    </w:p>
-    <w:p>
-      <w:pPr>
-        <w:pStyle w:val="Elenco1a"/>
-      </w:pPr>
-    </w:p>
-    <w:p>
-      <w:pPr>
-        <w:pStyle w:val="Titolo3"/>
-      </w:pPr>
-      <w:r>
-        <w:t>Auto Usate</w:t>
-      </w:r>
-    </w:p>
-    <w:p>
-      <w:pPr>
-        <w:pStyle w:val="Elenco1a"/>
-      </w:pPr>
-      <w:r>
-        <w:t>La Mini Car &amp; C. vende auto usate, con la collaborazione di vari venditori. Prima di metterle in vendita registriamo su un database le loro caratteristiche (targa, numero di telaio, anno di immatricolazione, marca, modello, cilindrata, colore). Per ogni auto venduta ci interessa sapere la data e il prezzo di vendita, nonchè il venditore.</w:t>
-      </w:r>
-    </w:p>
-    <w:p>
-      <w:pPr>
-        <w:pStyle w:val="Elenco1a"/>
-      </w:pPr>
-    </w:p>
-    <w:p>
-      <w:pPr>
-        <w:pStyle w:val="Elenco1a"/>
-      </w:pPr>
-    </w:p>
-    <w:p>
-      <w:pPr>
-        <w:pStyle w:val="Titolo3"/>
-      </w:pPr>
-      <w:r>
-        <w:t>Formula 1</w:t>
-      </w:r>
-    </w:p>
-    <w:p>
-      <w:pPr>
-        <w:pStyle w:val="Elenco1a"/>
-      </w:pPr>
-      <w:r>
-        <w:t>Si devono raccogliere e organizzare le informazioni relative al campionato mondiale di F1 dell’anno in corso. Il campionato è articolato in una serie di gare, ciascuna delle quali si svolge in una diversa data dell’anno e località del mondo. In ogni località si corre una sola gara e le gare si tengono tutte in date diverse.</w:t>
-      </w:r>
-    </w:p>
-    <w:p>
-      <w:pPr>
-        <w:pStyle w:val="Elenco1a"/>
-      </w:pPr>
-      <w:r>
-        <w:t>Ad ogni gara partecipano i piloti iscritti al campionato. Ogni pilota, identificato da un numero, fa parte di una scuderia, di cui si devono registrare il nome e la nazionalità di appartenenza. Una scuderia può avere più piloti. Di ciascun pilota si deve tenere memoria del cognome, del nome e della data di nascita.</w:t>
-      </w:r>
-    </w:p>
-    <w:p>
-      <w:pPr>
-        <w:pStyle w:val="Elenco1a"/>
-      </w:pPr>
-      <w:r>
-        <w:t>I piloti terminano la gara in una determinata posizione e di conseguenza può guadagnare punti.</w:t>
-      </w:r>
-    </w:p>
-    <w:p>
-      <w:pPr>
-        <w:pStyle w:val="Titolo3"/>
-      </w:pPr>
-      <w:r>
-        <w:t>Impresa edile</w:t>
-      </w:r>
-    </w:p>
-    <w:p>
-      <w:pPr>
-        <w:pStyle w:val="Elenco1a"/>
-      </w:pPr>
-      <w:r>
-        <w:t>Si progetti un sistema informativo per la gestione di un’impresa edile. Il sistema deve gestire i cantieri in corso e i dipendenti. Di ogni cantiere, oltre alla propria localizzazione sul territorio, alla descrizione, alla data di inizio lavori e alla data di fine prevista, si devono memorizzare i dati dei dipendenti assegnati. Un dipendente potrebbe lavorare in più cantieri. Per ogni dipendente, oltre ai dati anagrafici, si devono conoscere la qualifica (muratore, carpentiere, autista, geometra, ecc.) e, per ogni cantiere in cui sta lavorando, la data di inizio incarico. Ad ogni qualifica corrisponde una fascia stipendiale.</w:t>
-      </w:r>
-    </w:p>
-    <w:p>
-      <w:pPr>
-        <w:pStyle w:val="Titolo3"/>
-      </w:pPr>
-      <w:r>
-        <w:t>Istituto di vendite giudiziarie</w:t>
-      </w:r>
-    </w:p>
-    <w:p>
-      <w:pPr>
-        <w:pStyle w:val="Elenco1a"/>
-      </w:pPr>
-      <w:r>
-        <w:t>Un istituto di vendite giudiziarie specializzato in opere d’arte, necessita di un database per archiviare le opere vendute con le rispettive caratteristiche essenziali e il relativo acquirente. L’istituto classifica le opere d’arte in: pitture sculture e bassorilievi. Tutte le opere hanno un autore e un anno di realizzazione (che possono anche essere sconosciuti). Per le pitture sono rilevanti le dimensioni della tela e la tecnica pittorica. Per le sculture è rilevante il materiale utilizzato, le dimensioni (3D) e il peso. Per i bassorilievi è rilevante anche l’epoca storica e il luogo di ritrovamento.</w:t>
-      </w:r>
-    </w:p>
-    <w:p>
-      <w:pPr>
-        <w:pStyle w:val="Elenco1a"/>
-      </w:pPr>
-      <w:r>
-        <w:t>Ipotesi aggiuntive:</w:t>
-      </w:r>
-    </w:p>
-    <w:p>
-      <w:pPr>
-        <w:pStyle w:val="Elenco1a"/>
-      </w:pPr>
-      <w:r>
-        <w:t>Per ogni opera è opportuno registrare anche il valore stimato.</w:t>
-      </w:r>
-    </w:p>
-    <w:p>
-      <w:pPr>
-        <w:pStyle w:val="Elenco1a"/>
-      </w:pPr>
-      <w:r>
-        <w:t>Per ogni acquisto , si ritiene opportuno registrare la data, il prezzo e la forma di pagamento.</w:t>
-      </w:r>
-    </w:p>
-    <w:p>
-      <w:pPr>
-        <w:pStyle w:val="Elenco1a"/>
-      </w:pPr>
-      <w:r>
-        <w:t>Dell’acquirente registrare i dati anagrafici che si ritiene opportuno.</w:t>
-      </w:r>
-    </w:p>
-    <w:p>
-      <w:pPr>
-        <w:pStyle w:val="Titolo6"/>
-      </w:pPr>
-      <w:r>
-        <w:lastRenderedPageBreak/>
         <w:t>Soluzione</w:t>
       </w:r>
     </w:p>
@@ -584,7 +652,7 @@
                     </pic:cNvPicPr>
                   </pic:nvPicPr>
                   <pic:blipFill>
-                    <a:blip r:embed="rId6">
+                    <a:blip r:embed="rId9">
                       <a:extLst>
                         <a:ext uri="{28A0092B-C50C-407E-A947-70E740481C1C}">
                           <a14:useLocalDpi xmlns:a14="http://schemas.microsoft.com/office/drawing/2010/main" val="0"/>
@@ -708,7 +776,6 @@
         <w:pStyle w:val="Titolo3"/>
       </w:pPr>
       <w:r>
-        <w:lastRenderedPageBreak/>
         <w:t>Cinema multisala</w:t>
       </w:r>
     </w:p>
@@ -807,6 +874,7 @@
         <w:pStyle w:val="Titolo6"/>
       </w:pPr>
       <w:r>
+        <w:lastRenderedPageBreak/>
         <w:t>Soluzione</w:t>
       </w:r>
       <w:r>
@@ -836,7 +904,7 @@
                     </pic:cNvPicPr>
                   </pic:nvPicPr>
                   <pic:blipFill>
-                    <a:blip r:embed="rId7" cstate="print">
+                    <a:blip r:embed="rId10" cstate="print">
                       <a:extLst>
                         <a:ext uri="{28A0092B-C50C-407E-A947-70E740481C1C}">
                           <a14:useLocalDpi xmlns:a14="http://schemas.microsoft.com/office/drawing/2010/main" val="0"/>
@@ -873,7 +941,6 @@
         <w:pStyle w:val="Titolo6"/>
       </w:pPr>
       <w:r>
-        <w:lastRenderedPageBreak/>
         <w:t>Soluzione 2</w:t>
       </w:r>
     </w:p>
@@ -900,7 +967,7 @@
                     </pic:cNvPicPr>
                   </pic:nvPicPr>
                   <pic:blipFill>
-                    <a:blip r:embed="rId8" cstate="print">
+                    <a:blip r:embed="rId11" cstate="print">
                       <a:extLst>
                         <a:ext uri="{28A0092B-C50C-407E-A947-70E740481C1C}">
                           <a14:useLocalDpi xmlns:a14="http://schemas.microsoft.com/office/drawing/2010/main" val="0"/>
@@ -945,7 +1012,11 @@
         <w:pStyle w:val="Elenco1a"/>
       </w:pPr>
       <w:r>
-        <w:t>L’Università degli Studi di Foggia necessita di un sistema informatico per gestire la situazione dei docenti e dei corsi di laurea. L’università è organizzata in Facoltà, suddivise in Dipartimenti. Ogni facoltà ha un nome e una sua sede all’interno della città. Ogni dipartimento è caratterizzato da una sigla univoca di massimo 10 caratteri, e da un nome in chiaro. Ogni facoltà eroga uno o più corsi di Laurea, di Primo o Secondo Livello. Ogni corso di laurea è identificato da un codice di 5 lettere e da un nome univoco. Ogni docente viene assunto, in data da registrare, da una facoltà, e può assumere il ruolo di Associato, Straordinario o Ordinario. La facoltà gli attribuisce un numero progressivo, e ne memorizza il cognome, nome, numero di cellulare ed eventualmente l’e-mail.</w:t>
+        <w:t xml:space="preserve">L’Università degli Studi di Foggia necessita di un sistema informatico per gestire la situazione dei docenti e dei corsi di laurea. L’università è organizzata in Facoltà, suddivise in Dipartimenti. Ogni facoltà ha un nome e una sua sede all’interno della città. Ogni dipartimento è caratterizzato da una sigla univoca di massimo 10 caratteri, e da un nome in chiaro. Ogni facoltà eroga uno o più corsi di Laurea, di Primo o Secondo Livello. Ogni corso di laurea è identificato da un codice di 5 lettere e da un nome univoco. Ogni docente viene assunto, in data da registrare, da una facoltà, e può assumere il ruolo di Associato, Straordinario o Ordinario. La facoltà gli attribuisce un </w:t>
+      </w:r>
+      <w:r>
+        <w:lastRenderedPageBreak/>
+        <w:t>numero progressivo, e ne memorizza il cognome, nome, numero di cellulare ed eventualmente l’e-mail.</w:t>
       </w:r>
     </w:p>
     <w:p>
@@ -977,15 +1048,100 @@
         <w:pStyle w:val="Elenco1a"/>
       </w:pPr>
       <w:r>
+        <w:t>Progetta il database di un’anagrafe. Nel database devono essere rappresentati tutti i dati personali di un cittadino. È importante che vengano rappresentate le parentele di primo grado tra i cittadini (padre/madre-figlio). Siccome è utile poter fare delle analisi statistiche in base alla residenza dei cittadini è importante che vengano ben gestite anche queste informazioni raggruppando i comuni di residenza in provincie e regioni.</w:t>
+      </w:r>
+    </w:p>
+    <w:p>
+      <w:pPr>
+        <w:pStyle w:val="Elenco1a"/>
+      </w:pPr>
+    </w:p>
+    <w:p>
+      <w:pPr>
+        <w:pStyle w:val="Elenco1a"/>
+      </w:pPr>
+      <w:r>
+        <w:drawing>
+          <wp:inline distT="0" distB="0" distL="0" distR="0" wp14:anchorId="20216EBB" wp14:editId="2D054C5A">
+            <wp:extent cx="6109970" cy="2729230"/>
+            <wp:effectExtent l="0" t="0" r="5080" b="0"/>
+            <wp:docPr id="1479942228" name="Immagine 2"/>
+            <wp:cNvGraphicFramePr>
+              <a:graphicFrameLocks xmlns:a="http://schemas.openxmlformats.org/drawingml/2006/main" noChangeAspect="1"/>
+            </wp:cNvGraphicFramePr>
+            <a:graphic xmlns:a="http://schemas.openxmlformats.org/drawingml/2006/main">
+              <a:graphicData uri="http://schemas.openxmlformats.org/drawingml/2006/picture">
+                <pic:pic xmlns:pic="http://schemas.openxmlformats.org/drawingml/2006/picture">
+                  <pic:nvPicPr>
+                    <pic:cNvPr id="0" name="Picture 2"/>
+                    <pic:cNvPicPr>
+                      <a:picLocks noChangeAspect="1" noChangeArrowheads="1"/>
+                    </pic:cNvPicPr>
+                  </pic:nvPicPr>
+                  <pic:blipFill>
+                    <a:blip r:embed="rId12" cstate="print">
+                      <a:extLst>
+                        <a:ext uri="{28A0092B-C50C-407E-A947-70E740481C1C}">
+                          <a14:useLocalDpi xmlns:a14="http://schemas.microsoft.com/office/drawing/2010/main" val="0"/>
+                        </a:ext>
+                      </a:extLst>
+                    </a:blip>
+                    <a:srcRect/>
+                    <a:stretch>
+                      <a:fillRect/>
+                    </a:stretch>
+                  </pic:blipFill>
+                  <pic:spPr bwMode="auto">
+                    <a:xfrm>
+                      <a:off x="0" y="0"/>
+                      <a:ext cx="6109970" cy="2729230"/>
+                    </a:xfrm>
+                    <a:prstGeom prst="rect">
+                      <a:avLst/>
+                    </a:prstGeom>
+                    <a:noFill/>
+                    <a:ln>
+                      <a:noFill/>
+                    </a:ln>
+                  </pic:spPr>
+                </pic:pic>
+              </a:graphicData>
+            </a:graphic>
+          </wp:inline>
+        </w:drawing>
+      </w:r>
+    </w:p>
+    <w:p>
+      <w:pPr>
+        <w:pStyle w:val="Elenco1a"/>
+      </w:pPr>
+    </w:p>
+    <w:p>
+      <w:pPr>
+        <w:pStyle w:val="Elenco1a"/>
+      </w:pPr>
+    </w:p>
+    <w:p>
+      <w:pPr>
+        <w:pStyle w:val="Elenco1a"/>
+      </w:pPr>
+    </w:p>
+    <w:p>
+      <w:pPr>
+        <w:pStyle w:val="Elenco1a"/>
+      </w:pPr>
+    </w:p>
+    <w:p>
+      <w:pPr>
+        <w:pStyle w:val="Elenco1a"/>
+      </w:pPr>
+    </w:p>
+    <w:p>
+      <w:pPr>
+        <w:pStyle w:val="Titolo3"/>
+      </w:pPr>
+      <w:r>
         <w:lastRenderedPageBreak/>
-        <w:t>Progetta il database di un’anagrafe. Nel database devono essere rappresentati tutti i dati personali di un cittadino. È importante che vengano rappresentate le parentele di primo grado tra i cittadini (padre/madre-figlio). Siccome è utile poter fare delle analisi statistiche in base alla residenza dei cittadini è importante che vengano ben gestite anche queste informazioni raggruppando i comuni di residenza in provincie e regioni.</w:t>
-      </w:r>
-    </w:p>
-    <w:p>
-      <w:pPr>
-        <w:pStyle w:val="Titolo3"/>
-      </w:pPr>
-      <w:r>
         <w:t>Officine 1</w:t>
       </w:r>
     </w:p>
@@ -1070,7 +1226,7 @@
                     </pic:cNvPicPr>
                   </pic:nvPicPr>
                   <pic:blipFill>
-                    <a:blip r:embed="rId9">
+                    <a:blip r:embed="rId13">
                       <a:extLst>
                         <a:ext uri="{28A0092B-C50C-407E-A947-70E740481C1C}">
                           <a14:useLocalDpi xmlns:a14="http://schemas.microsoft.com/office/drawing/2010/main" val="0"/>
@@ -1140,7 +1296,7 @@
                     </pic:cNvPicPr>
                   </pic:nvPicPr>
                   <pic:blipFill>
-                    <a:blip r:embed="rId10">
+                    <a:blip r:embed="rId14">
                       <a:extLst>
                         <a:ext uri="{28A0092B-C50C-407E-A947-70E740481C1C}">
                           <a14:useLocalDpi xmlns:a14="http://schemas.microsoft.com/office/drawing/2010/main" val="0"/>
@@ -1253,7 +1409,7 @@
                     </pic:cNvPicPr>
                   </pic:nvPicPr>
                   <pic:blipFill>
-                    <a:blip r:embed="rId11">
+                    <a:blip r:embed="rId15">
                       <a:extLst>
                         <a:ext uri="{28A0092B-C50C-407E-A947-70E740481C1C}">
                           <a14:useLocalDpi xmlns:a14="http://schemas.microsoft.com/office/drawing/2010/main" val="0"/>
@@ -1371,7 +1527,7 @@
                     </pic:cNvPicPr>
                   </pic:nvPicPr>
                   <pic:blipFill>
-                    <a:blip r:embed="rId12">
+                    <a:blip r:embed="rId16">
                       <a:extLst>
                         <a:ext uri="{28A0092B-C50C-407E-A947-70E740481C1C}">
                           <a14:useLocalDpi xmlns:a14="http://schemas.microsoft.com/office/drawing/2010/main" val="0"/>
@@ -1477,7 +1633,7 @@
                     </pic:cNvPicPr>
                   </pic:nvPicPr>
                   <pic:blipFill>
-                    <a:blip r:embed="rId13" cstate="print">
+                    <a:blip r:embed="rId17" cstate="print">
                       <a:extLst>
                         <a:ext uri="{28A0092B-C50C-407E-A947-70E740481C1C}">
                           <a14:useLocalDpi xmlns:a14="http://schemas.microsoft.com/office/drawing/2010/main" val="0"/>
@@ -1648,7 +1804,7 @@
                     </pic:cNvPicPr>
                   </pic:nvPicPr>
                   <pic:blipFill>
-                    <a:blip r:embed="rId14" cstate="print">
+                    <a:blip r:embed="rId18" cstate="print">
                       <a:extLst>
                         <a:ext uri="{28A0092B-C50C-407E-A947-70E740481C1C}">
                           <a14:useLocalDpi xmlns:a14="http://schemas.microsoft.com/office/drawing/2010/main" val="0"/>
@@ -1995,7 +2151,7 @@
                     </pic:cNvPicPr>
                   </pic:nvPicPr>
                   <pic:blipFill>
-                    <a:blip r:embed="rId15">
+                    <a:blip r:embed="rId19">
                       <a:extLst>
                         <a:ext uri="{28A0092B-C50C-407E-A947-70E740481C1C}">
                           <a14:useLocalDpi xmlns:a14="http://schemas.microsoft.com/office/drawing/2010/main" val="0"/>
@@ -2029,7 +2185,13 @@
     </w:p>
     <w:p>
       <w:r>
-        <w:t>Ho dimenticato di aggingere all’entità Gabbia l’attributo composto dimensioni</w:t>
+        <w:t>Ho dimenticato di aggi</w:t>
+      </w:r>
+      <w:r>
+        <w:t>u</w:t>
+      </w:r>
+      <w:r>
+        <w:t>ngere all’entità Gabbia l’attributo composto dimensioni</w:t>
       </w:r>
     </w:p>
     <w:p>
@@ -2368,7 +2530,7 @@
                     </pic:cNvPicPr>
                   </pic:nvPicPr>
                   <pic:blipFill>
-                    <a:blip r:embed="rId16">
+                    <a:blip r:embed="rId20">
                       <a:extLst>
                         <a:ext uri="{28A0092B-C50C-407E-A947-70E740481C1C}">
                           <a14:useLocalDpi xmlns:a14="http://schemas.microsoft.com/office/drawing/2010/main" val="0"/>
@@ -2529,16 +2691,31 @@
       </w:r>
     </w:p>
     <w:p>
-      <w:r>
+      <w:pPr>
+        <w:rPr>
+          <w:lang w:val="en-GB"/>
+        </w:rPr>
+      </w:pPr>
+      <w:r>
+        <w:rPr>
+          <w:lang w:val="en-GB"/>
+        </w:rPr>
         <w:t>A table with the students and their grades in different topics.</w:t>
       </w:r>
     </w:p>
-    <w:p/>
+    <w:p>
+      <w:pPr>
+        <w:rPr>
+          <w:lang w:val="en-GB"/>
+        </w:rPr>
+      </w:pPr>
+    </w:p>
     <w:p>
       <w:pPr>
         <w:rPr>
           <w:sz w:val="20"/>
           <w:szCs w:val="18"/>
+          <w:lang w:val="en-GB"/>
         </w:rPr>
       </w:pPr>
       <w:bookmarkStart w:id="2" w:name="_Hlk182825529"/>
@@ -2546,6 +2723,7 @@
         <w:rPr>
           <w:sz w:val="20"/>
           <w:szCs w:val="18"/>
+          <w:lang w:val="en-GB"/>
         </w:rPr>
         <w:t>UnitID</w:t>
       </w:r>
@@ -2553,6 +2731,7 @@
         <w:rPr>
           <w:sz w:val="20"/>
           <w:szCs w:val="18"/>
+          <w:lang w:val="en-GB"/>
         </w:rPr>
         <w:tab/>
         <w:t>StudentID</w:t>
@@ -2561,6 +2740,7 @@
         <w:rPr>
           <w:sz w:val="20"/>
           <w:szCs w:val="18"/>
+          <w:lang w:val="en-GB"/>
         </w:rPr>
         <w:tab/>
         <w:t>Date</w:t>
@@ -2569,6 +2749,7 @@
         <w:rPr>
           <w:sz w:val="20"/>
           <w:szCs w:val="18"/>
+          <w:lang w:val="en-GB"/>
         </w:rPr>
         <w:tab/>
       </w:r>
@@ -2576,6 +2757,7 @@
         <w:rPr>
           <w:sz w:val="20"/>
           <w:szCs w:val="18"/>
+          <w:lang w:val="en-GB"/>
         </w:rPr>
         <w:tab/>
         <w:t>TutorID</w:t>
@@ -2584,6 +2766,7 @@
         <w:rPr>
           <w:sz w:val="20"/>
           <w:szCs w:val="18"/>
+          <w:lang w:val="en-GB"/>
         </w:rPr>
         <w:tab/>
         <w:t>Topic</w:t>
@@ -2592,6 +2775,7 @@
         <w:rPr>
           <w:sz w:val="20"/>
           <w:szCs w:val="18"/>
+          <w:lang w:val="en-GB"/>
         </w:rPr>
         <w:tab/>
         <w:t>Room</w:t>
@@ -2600,6 +2784,7 @@
         <w:rPr>
           <w:sz w:val="20"/>
           <w:szCs w:val="18"/>
+          <w:lang w:val="en-GB"/>
         </w:rPr>
         <w:tab/>
         <w:t>Grade</w:t>
@@ -2608,6 +2793,7 @@
         <w:rPr>
           <w:sz w:val="20"/>
           <w:szCs w:val="18"/>
+          <w:lang w:val="en-GB"/>
         </w:rPr>
         <w:tab/>
         <w:t>Book</w:t>
@@ -2616,6 +2802,7 @@
         <w:rPr>
           <w:sz w:val="20"/>
           <w:szCs w:val="18"/>
+          <w:lang w:val="en-GB"/>
         </w:rPr>
         <w:tab/>
       </w:r>
@@ -2623,6 +2810,7 @@
         <w:rPr>
           <w:sz w:val="20"/>
           <w:szCs w:val="18"/>
+          <w:lang w:val="en-GB"/>
         </w:rPr>
         <w:tab/>
         <w:t>TutEmail</w:t>
@@ -2634,12 +2822,14 @@
         <w:rPr>
           <w:sz w:val="20"/>
           <w:szCs w:val="18"/>
+          <w:lang w:val="en-GB"/>
         </w:rPr>
       </w:pPr>
       <w:r>
         <w:rPr>
           <w:sz w:val="20"/>
           <w:szCs w:val="18"/>
+          <w:lang w:val="en-GB"/>
         </w:rPr>
         <w:t>U1</w:t>
       </w:r>
@@ -2647,6 +2837,7 @@
         <w:rPr>
           <w:sz w:val="20"/>
           <w:szCs w:val="18"/>
+          <w:lang w:val="en-GB"/>
         </w:rPr>
         <w:tab/>
         <w:t>St1</w:t>
@@ -2655,6 +2846,7 @@
         <w:rPr>
           <w:sz w:val="20"/>
           <w:szCs w:val="18"/>
+          <w:lang w:val="en-GB"/>
         </w:rPr>
         <w:tab/>
       </w:r>
@@ -2662,6 +2854,7 @@
         <w:rPr>
           <w:sz w:val="20"/>
           <w:szCs w:val="18"/>
+          <w:lang w:val="en-GB"/>
         </w:rPr>
         <w:tab/>
         <w:t>23.02.03</w:t>
@@ -2670,6 +2863,7 @@
         <w:rPr>
           <w:sz w:val="20"/>
           <w:szCs w:val="18"/>
+          <w:lang w:val="en-GB"/>
         </w:rPr>
         <w:tab/>
         <w:t>Tut1</w:t>
@@ -2678,6 +2872,7 @@
         <w:rPr>
           <w:sz w:val="20"/>
           <w:szCs w:val="18"/>
+          <w:lang w:val="en-GB"/>
         </w:rPr>
         <w:tab/>
         <w:t>GMT</w:t>
@@ -2686,6 +2881,7 @@
         <w:rPr>
           <w:sz w:val="20"/>
           <w:szCs w:val="18"/>
+          <w:lang w:val="en-GB"/>
         </w:rPr>
         <w:tab/>
         <w:t>629</w:t>
@@ -2694,6 +2890,7 @@
         <w:rPr>
           <w:sz w:val="20"/>
           <w:szCs w:val="18"/>
+          <w:lang w:val="en-GB"/>
         </w:rPr>
         <w:tab/>
         <w:t>4.7</w:t>
@@ -2702,6 +2899,7 @@
         <w:rPr>
           <w:sz w:val="20"/>
           <w:szCs w:val="18"/>
+          <w:lang w:val="en-GB"/>
         </w:rPr>
         <w:tab/>
         <w:t>Deumlich</w:t>
@@ -2710,6 +2908,7 @@
         <w:rPr>
           <w:sz w:val="20"/>
           <w:szCs w:val="18"/>
+          <w:lang w:val="en-GB"/>
         </w:rPr>
         <w:tab/>
         <w:t>tut1@fhbb.ch</w:t>
@@ -2720,12 +2919,14 @@
         <w:rPr>
           <w:sz w:val="20"/>
           <w:szCs w:val="18"/>
+          <w:lang w:val="en-GB"/>
         </w:rPr>
       </w:pPr>
       <w:r>
         <w:rPr>
           <w:sz w:val="20"/>
           <w:szCs w:val="18"/>
+          <w:lang w:val="en-GB"/>
         </w:rPr>
         <w:t>U2</w:t>
       </w:r>
@@ -2733,6 +2934,7 @@
         <w:rPr>
           <w:sz w:val="20"/>
           <w:szCs w:val="18"/>
+          <w:lang w:val="en-GB"/>
         </w:rPr>
         <w:tab/>
         <w:t>St1</w:t>
@@ -2741,6 +2943,7 @@
         <w:rPr>
           <w:sz w:val="20"/>
           <w:szCs w:val="18"/>
+          <w:lang w:val="en-GB"/>
         </w:rPr>
         <w:tab/>
       </w:r>
@@ -2748,6 +2951,7 @@
         <w:rPr>
           <w:sz w:val="20"/>
           <w:szCs w:val="18"/>
+          <w:lang w:val="en-GB"/>
         </w:rPr>
         <w:tab/>
         <w:t>18.11.02</w:t>
@@ -2756,6 +2960,7 @@
         <w:rPr>
           <w:sz w:val="20"/>
           <w:szCs w:val="18"/>
+          <w:lang w:val="en-GB"/>
         </w:rPr>
         <w:tab/>
         <w:t>Tut3</w:t>
@@ -2764,6 +2969,7 @@
         <w:rPr>
           <w:sz w:val="20"/>
           <w:szCs w:val="18"/>
+          <w:lang w:val="en-GB"/>
         </w:rPr>
         <w:tab/>
         <w:t>GIn</w:t>
@@ -2772,6 +2978,7 @@
         <w:rPr>
           <w:sz w:val="20"/>
           <w:szCs w:val="18"/>
+          <w:lang w:val="en-GB"/>
         </w:rPr>
         <w:tab/>
         <w:t>631</w:t>
@@ -2780,6 +2987,7 @@
         <w:rPr>
           <w:sz w:val="20"/>
           <w:szCs w:val="18"/>
+          <w:lang w:val="en-GB"/>
         </w:rPr>
         <w:tab/>
         <w:t>5.1</w:t>
@@ -2788,6 +2996,7 @@
         <w:rPr>
           <w:sz w:val="20"/>
           <w:szCs w:val="18"/>
+          <w:lang w:val="en-GB"/>
         </w:rPr>
         <w:tab/>
         <w:t>Zehnder</w:t>
@@ -2796,6 +3005,7 @@
         <w:rPr>
           <w:sz w:val="20"/>
           <w:szCs w:val="18"/>
+          <w:lang w:val="en-GB"/>
         </w:rPr>
         <w:tab/>
       </w:r>
@@ -2803,6 +3013,7 @@
         <w:rPr>
           <w:sz w:val="20"/>
           <w:szCs w:val="18"/>
+          <w:lang w:val="en-GB"/>
         </w:rPr>
         <w:tab/>
         <w:t>tut3@fhbb.ch</w:t>
@@ -2813,12 +3024,14 @@
         <w:rPr>
           <w:sz w:val="20"/>
           <w:szCs w:val="18"/>
+          <w:lang w:val="en-GB"/>
         </w:rPr>
       </w:pPr>
       <w:r>
         <w:rPr>
           <w:sz w:val="20"/>
           <w:szCs w:val="18"/>
+          <w:lang w:val="en-GB"/>
         </w:rPr>
         <w:t>U1</w:t>
       </w:r>
@@ -2826,6 +3039,7 @@
         <w:rPr>
           <w:sz w:val="20"/>
           <w:szCs w:val="18"/>
+          <w:lang w:val="en-GB"/>
         </w:rPr>
         <w:tab/>
         <w:t>St4</w:t>
@@ -2834,6 +3048,7 @@
         <w:rPr>
           <w:sz w:val="20"/>
           <w:szCs w:val="18"/>
+          <w:lang w:val="en-GB"/>
         </w:rPr>
         <w:tab/>
       </w:r>
@@ -2841,6 +3056,7 @@
         <w:rPr>
           <w:sz w:val="20"/>
           <w:szCs w:val="18"/>
+          <w:lang w:val="en-GB"/>
         </w:rPr>
         <w:tab/>
         <w:t>23.02.03</w:t>
@@ -2849,6 +3065,7 @@
         <w:rPr>
           <w:sz w:val="20"/>
           <w:szCs w:val="18"/>
+          <w:lang w:val="en-GB"/>
         </w:rPr>
         <w:tab/>
         <w:t>Tut1</w:t>
@@ -2857,6 +3074,7 @@
         <w:rPr>
           <w:sz w:val="20"/>
           <w:szCs w:val="18"/>
+          <w:lang w:val="en-GB"/>
         </w:rPr>
         <w:tab/>
         <w:t>GMT</w:t>
@@ -2865,6 +3083,7 @@
         <w:rPr>
           <w:sz w:val="20"/>
           <w:szCs w:val="18"/>
+          <w:lang w:val="en-GB"/>
         </w:rPr>
         <w:tab/>
         <w:t>629</w:t>
@@ -2873,6 +3092,7 @@
         <w:rPr>
           <w:sz w:val="20"/>
           <w:szCs w:val="18"/>
+          <w:lang w:val="en-GB"/>
         </w:rPr>
         <w:tab/>
         <w:t>4.3</w:t>
@@ -2881,6 +3101,7 @@
         <w:rPr>
           <w:sz w:val="20"/>
           <w:szCs w:val="18"/>
+          <w:lang w:val="en-GB"/>
         </w:rPr>
         <w:tab/>
         <w:t>Deumlich</w:t>
@@ -2889,6 +3110,7 @@
         <w:rPr>
           <w:sz w:val="20"/>
           <w:szCs w:val="18"/>
+          <w:lang w:val="en-GB"/>
         </w:rPr>
         <w:tab/>
         <w:t>tut1@fhbb.ch</w:t>
@@ -2899,12 +3121,14 @@
         <w:rPr>
           <w:sz w:val="20"/>
           <w:szCs w:val="18"/>
+          <w:lang w:val="en-GB"/>
         </w:rPr>
       </w:pPr>
       <w:r>
         <w:rPr>
           <w:sz w:val="20"/>
           <w:szCs w:val="18"/>
+          <w:lang w:val="en-GB"/>
         </w:rPr>
         <w:t>U5</w:t>
       </w:r>
@@ -2912,6 +3136,7 @@
         <w:rPr>
           <w:sz w:val="20"/>
           <w:szCs w:val="18"/>
+          <w:lang w:val="en-GB"/>
         </w:rPr>
         <w:tab/>
         <w:t>St2</w:t>
@@ -2920,6 +3145,7 @@
         <w:rPr>
           <w:sz w:val="20"/>
           <w:szCs w:val="18"/>
+          <w:lang w:val="en-GB"/>
         </w:rPr>
         <w:tab/>
       </w:r>
@@ -2927,6 +3153,7 @@
         <w:rPr>
           <w:sz w:val="20"/>
           <w:szCs w:val="18"/>
+          <w:lang w:val="en-GB"/>
         </w:rPr>
         <w:tab/>
         <w:t>05.05.03</w:t>
@@ -2935,6 +3162,7 @@
         <w:rPr>
           <w:sz w:val="20"/>
           <w:szCs w:val="18"/>
+          <w:lang w:val="en-GB"/>
         </w:rPr>
         <w:tab/>
         <w:t>Tut3</w:t>
@@ -2943,6 +3171,7 @@
         <w:rPr>
           <w:sz w:val="20"/>
           <w:szCs w:val="18"/>
+          <w:lang w:val="en-GB"/>
         </w:rPr>
         <w:tab/>
         <w:t>PhF</w:t>
@@ -2951,6 +3180,7 @@
         <w:rPr>
           <w:sz w:val="20"/>
           <w:szCs w:val="18"/>
+          <w:lang w:val="en-GB"/>
         </w:rPr>
         <w:tab/>
         <w:t>632</w:t>
@@ -2959,6 +3189,7 @@
         <w:rPr>
           <w:sz w:val="20"/>
           <w:szCs w:val="18"/>
+          <w:lang w:val="en-GB"/>
         </w:rPr>
         <w:tab/>
         <w:t>4.9</w:t>
@@ -2967,6 +3198,7 @@
         <w:rPr>
           <w:sz w:val="20"/>
           <w:szCs w:val="18"/>
+          <w:lang w:val="en-GB"/>
         </w:rPr>
         <w:tab/>
         <w:t>Dümmlers</w:t>
@@ -2975,6 +3207,7 @@
         <w:rPr>
           <w:sz w:val="20"/>
           <w:szCs w:val="18"/>
+          <w:lang w:val="en-GB"/>
         </w:rPr>
         <w:tab/>
         <w:t>tut3@fhbb.ch</w:t>
@@ -2986,12 +3219,14 @@
           <w:rStyle w:val="Collegamentoipertestuale"/>
           <w:sz w:val="20"/>
           <w:szCs w:val="18"/>
+          <w:lang w:val="en-GB"/>
         </w:rPr>
       </w:pPr>
       <w:r>
         <w:rPr>
           <w:sz w:val="20"/>
           <w:szCs w:val="18"/>
+          <w:lang w:val="en-GB"/>
         </w:rPr>
         <w:t>U4</w:t>
       </w:r>
@@ -2999,6 +3234,7 @@
         <w:rPr>
           <w:sz w:val="20"/>
           <w:szCs w:val="18"/>
+          <w:lang w:val="en-GB"/>
         </w:rPr>
         <w:tab/>
         <w:t>St2</w:t>
@@ -3007,6 +3243,7 @@
         <w:rPr>
           <w:sz w:val="20"/>
           <w:szCs w:val="18"/>
+          <w:lang w:val="en-GB"/>
         </w:rPr>
         <w:tab/>
       </w:r>
@@ -3014,6 +3251,7 @@
         <w:rPr>
           <w:sz w:val="20"/>
           <w:szCs w:val="18"/>
+          <w:lang w:val="en-GB"/>
         </w:rPr>
         <w:tab/>
         <w:t>04.07.03</w:t>
@@ -3022,6 +3260,7 @@
         <w:rPr>
           <w:sz w:val="20"/>
           <w:szCs w:val="18"/>
+          <w:lang w:val="en-GB"/>
         </w:rPr>
         <w:tab/>
         <w:t>Tut5</w:t>
@@ -3030,6 +3269,7 @@
         <w:rPr>
           <w:sz w:val="20"/>
           <w:szCs w:val="18"/>
+          <w:lang w:val="en-GB"/>
         </w:rPr>
         <w:tab/>
         <w:t>AVQ</w:t>
@@ -3038,6 +3278,7 @@
         <w:rPr>
           <w:sz w:val="20"/>
           <w:szCs w:val="18"/>
+          <w:lang w:val="en-GB"/>
         </w:rPr>
         <w:tab/>
         <w:t>621</w:t>
@@ -3046,6 +3287,7 @@
         <w:rPr>
           <w:sz w:val="20"/>
           <w:szCs w:val="18"/>
+          <w:lang w:val="en-GB"/>
         </w:rPr>
         <w:tab/>
         <w:t>5.0</w:t>
@@ -3054,6 +3296,7 @@
         <w:rPr>
           <w:sz w:val="20"/>
           <w:szCs w:val="18"/>
+          <w:lang w:val="en-GB"/>
         </w:rPr>
         <w:tab/>
         <w:t>SwissTopo</w:t>
@@ -3062,15 +3305,17 @@
         <w:rPr>
           <w:sz w:val="20"/>
           <w:szCs w:val="18"/>
+          <w:lang w:val="en-GB"/>
         </w:rPr>
         <w:tab/>
       </w:r>
-      <w:hyperlink r:id="rId17" w:history="1">
+      <w:hyperlink r:id="rId21" w:history="1">
         <w:r>
           <w:rPr>
             <w:rStyle w:val="Collegamentoipertestuale"/>
             <w:sz w:val="20"/>
             <w:szCs w:val="18"/>
+            <w:lang w:val="en-GB"/>
           </w:rPr>
           <w:t>tut5@fhbb.ch</w:t>
         </w:r>
@@ -3255,54 +3500,28 @@
         <w:tabs>
           <w:tab w:val="left" w:pos="4829"/>
         </w:tabs>
-      </w:pPr>
-      <w:r>
+        <w:rPr>
+          <w:lang w:val="en-GB"/>
+        </w:rPr>
+      </w:pPr>
+      <w:r>
+        <w:rPr>
+          <w:lang w:val="en-GB"/>
+        </w:rPr>
         <w:t>Esame(</w:t>
       </w:r>
       <w:r>
         <w:rPr>
           <w:u w:val="single"/>
+          <w:lang w:val="en-GB"/>
         </w:rPr>
         <w:t>UnitID</w:t>
       </w:r>
       <w:r>
-        <w:t xml:space="preserve">, </w:t>
-      </w:r>
-      <w:r>
-        <w:t>Date</w:t>
-      </w:r>
-      <w:r>
-        <w:t>,</w:t>
-      </w:r>
-      <w:r>
-        <w:t xml:space="preserve"> TutorID</w:t>
-      </w:r>
-      <w:r>
-        <w:t xml:space="preserve">, </w:t>
-      </w:r>
-      <w:r>
-        <w:t>Topic</w:t>
-      </w:r>
-      <w:r>
-        <w:t xml:space="preserve">, </w:t>
-      </w:r>
-      <w:r>
-        <w:t>Room</w:t>
-      </w:r>
-      <w:r>
-        <w:t xml:space="preserve">, </w:t>
-      </w:r>
-      <w:r>
-        <w:t>Book</w:t>
-      </w:r>
-      <w:r>
-        <w:t xml:space="preserve">, </w:t>
-      </w:r>
-      <w:r>
-        <w:t>TutEmail</w:t>
-      </w:r>
-      <w:r>
-        <w:t>)</w:t>
+        <w:rPr>
+          <w:lang w:val="en-GB"/>
+        </w:rPr>
+        <w:t>, Date, TutorID, Topic, Room, Book, TutEmail)</w:t>
       </w:r>
     </w:p>
     <w:p>
@@ -3310,6 +3529,9 @@
         <w:tabs>
           <w:tab w:val="left" w:pos="4829"/>
         </w:tabs>
+        <w:rPr>
+          <w:lang w:val="en-GB"/>
+        </w:rPr>
       </w:pPr>
     </w:p>
     <w:p>
@@ -3361,48 +3583,28 @@
         <w:tabs>
           <w:tab w:val="left" w:pos="4829"/>
         </w:tabs>
-      </w:pPr>
-      <w:r>
+        <w:rPr>
+          <w:lang w:val="en-GB"/>
+        </w:rPr>
+      </w:pPr>
+      <w:r>
+        <w:rPr>
+          <w:lang w:val="en-GB"/>
+        </w:rPr>
         <w:t>Esame(</w:t>
       </w:r>
       <w:r>
         <w:rPr>
           <w:u w:val="single"/>
+          <w:lang w:val="en-GB"/>
         </w:rPr>
         <w:t>UnitID</w:t>
       </w:r>
       <w:r>
-        <w:t xml:space="preserve">, </w:t>
-      </w:r>
-      <w:r>
-        <w:t>Date</w:t>
-      </w:r>
-      <w:r>
-        <w:t>,</w:t>
-      </w:r>
-      <w:r>
-        <w:t xml:space="preserve"> TutorID</w:t>
-      </w:r>
-      <w:r>
-        <w:t xml:space="preserve">, </w:t>
-      </w:r>
-      <w:r>
-        <w:t>Topic</w:t>
-      </w:r>
-      <w:r>
-        <w:t xml:space="preserve">, </w:t>
-      </w:r>
-      <w:r>
-        <w:t>Room</w:t>
-      </w:r>
-      <w:r>
-        <w:t xml:space="preserve">, </w:t>
-      </w:r>
-      <w:r>
-        <w:t>Book</w:t>
-      </w:r>
-      <w:r>
-        <w:t>)</w:t>
+        <w:rPr>
+          <w:lang w:val="en-GB"/>
+        </w:rPr>
+        <w:t>, Date, TutorID, Topic, Room, Book)</w:t>
       </w:r>
     </w:p>
     <w:p>
@@ -3436,13 +3638,7 @@
         <w:spacing w:before="240" w:after="120"/>
       </w:pPr>
       <w:r>
-        <w:t xml:space="preserve">Soluzione </w:t>
-      </w:r>
-      <w:r>
-        <w:t>con</w:t>
-      </w:r>
-      <w:r>
-        <w:t xml:space="preserve"> date chiave</w:t>
+        <w:t>Soluzione con date chiave</w:t>
       </w:r>
     </w:p>
     <w:p>
@@ -3450,72 +3646,54 @@
         <w:tabs>
           <w:tab w:val="left" w:pos="4829"/>
         </w:tabs>
-      </w:pPr>
-      <w:r>
+        <w:rPr>
+          <w:lang w:val="en-GB"/>
+        </w:rPr>
+      </w:pPr>
+      <w:r>
+        <w:rPr>
+          <w:lang w:val="en-GB"/>
+        </w:rPr>
         <w:t>Relazione (</w:t>
       </w:r>
       <w:r>
         <w:rPr>
           <w:u w:val="single"/>
+          <w:lang w:val="en-GB"/>
         </w:rPr>
         <w:t>UnitID</w:t>
       </w:r>
       <w:r>
+        <w:rPr>
+          <w:lang w:val="en-GB"/>
+        </w:rPr>
         <w:t xml:space="preserve">, </w:t>
       </w:r>
       <w:r>
         <w:rPr>
           <w:u w:val="single"/>
+          <w:lang w:val="en-GB"/>
         </w:rPr>
         <w:t>StudentID</w:t>
       </w:r>
       <w:r>
+        <w:rPr>
+          <w:lang w:val="en-GB"/>
+        </w:rPr>
         <w:t xml:space="preserve">, </w:t>
       </w:r>
       <w:r>
         <w:rPr>
           <w:u w:val="single"/>
+          <w:lang w:val="en-GB"/>
         </w:rPr>
         <w:t>Date</w:t>
       </w:r>
       <w:r>
-        <w:t xml:space="preserve">, </w:t>
-      </w:r>
-      <w:r>
-        <w:t>TutorID</w:t>
-      </w:r>
-      <w:r>
-        <w:t xml:space="preserve">, </w:t>
-      </w:r>
-      <w:r>
-        <w:t>Topic</w:t>
-      </w:r>
-      <w:r>
-        <w:t xml:space="preserve">, </w:t>
-      </w:r>
-      <w:r>
-        <w:t>Room</w:t>
-      </w:r>
-      <w:r>
-        <w:t xml:space="preserve">, </w:t>
-      </w:r>
-      <w:r>
-        <w:t>Grade</w:t>
-      </w:r>
-      <w:r>
-        <w:t xml:space="preserve">, </w:t>
-      </w:r>
-      <w:r>
-        <w:t>Book</w:t>
-      </w:r>
-      <w:r>
-        <w:t xml:space="preserve">, </w:t>
-      </w:r>
-      <w:r>
-        <w:t>TutEmail</w:t>
-      </w:r>
-      <w:r>
-        <w:t>)</w:t>
+        <w:rPr>
+          <w:lang w:val="en-GB"/>
+        </w:rPr>
+        <w:t>, TutorID, Topic, Room, Grade, Book, TutEmail)</w:t>
       </w:r>
     </w:p>
     <w:p>
@@ -3550,9 +3728,18 @@
         <w:tabs>
           <w:tab w:val="left" w:pos="4829"/>
         </w:tabs>
-      </w:pPr>
-      <w:r>
-        <w:t>È in 2FN? No</w:t>
+        <w:rPr>
+          <w:lang w:val="en-GB"/>
+        </w:rPr>
+      </w:pPr>
+      <w:r>
+        <w:t xml:space="preserve">È in 2FN? </w:t>
+      </w:r>
+      <w:r>
+        <w:rPr>
+          <w:lang w:val="en-GB"/>
+        </w:rPr>
+        <w:t>No</w:t>
       </w:r>
     </w:p>
     <w:p>
@@ -3560,48 +3747,54 @@
         <w:tabs>
           <w:tab w:val="left" w:pos="4829"/>
         </w:tabs>
-      </w:pPr>
-      <w:r>
+        <w:rPr>
+          <w:lang w:val="en-GB"/>
+        </w:rPr>
+      </w:pPr>
+      <w:r>
+        <w:rPr>
+          <w:lang w:val="en-GB"/>
+        </w:rPr>
         <w:t>Relazione (</w:t>
       </w:r>
       <w:r>
         <w:rPr>
           <w:u w:val="single"/>
+          <w:lang w:val="en-GB"/>
         </w:rPr>
         <w:t>UnitID</w:t>
       </w:r>
       <w:r>
+        <w:rPr>
+          <w:lang w:val="en-GB"/>
+        </w:rPr>
         <w:t xml:space="preserve">, </w:t>
       </w:r>
       <w:r>
         <w:rPr>
           <w:u w:val="single"/>
+          <w:lang w:val="en-GB"/>
         </w:rPr>
         <w:t>StudentID</w:t>
       </w:r>
       <w:r>
-        <w:t>,</w:t>
-      </w:r>
-      <w:r>
-        <w:t xml:space="preserve"> </w:t>
+        <w:rPr>
+          <w:lang w:val="en-GB"/>
+        </w:rPr>
+        <w:t xml:space="preserve">, </w:t>
       </w:r>
       <w:r>
         <w:rPr>
           <w:u w:val="single"/>
+          <w:lang w:val="en-GB"/>
         </w:rPr>
         <w:t>Date</w:t>
       </w:r>
       <w:r>
-        <w:t>,</w:t>
-      </w:r>
-      <w:r>
-        <w:t xml:space="preserve"> </w:t>
-      </w:r>
-      <w:r>
-        <w:t>Grade</w:t>
-      </w:r>
-      <w:r>
-        <w:t>)</w:t>
+        <w:rPr>
+          <w:lang w:val="en-GB"/>
+        </w:rPr>
+        <w:t>, Grade)</w:t>
       </w:r>
     </w:p>
     <w:p>
@@ -3609,45 +3802,41 @@
         <w:tabs>
           <w:tab w:val="left" w:pos="4829"/>
         </w:tabs>
-      </w:pPr>
-      <w:r>
+        <w:rPr>
+          <w:lang w:val="en-GB"/>
+        </w:rPr>
+      </w:pPr>
+      <w:r>
+        <w:rPr>
+          <w:lang w:val="en-GB"/>
+        </w:rPr>
         <w:t>Esame(</w:t>
       </w:r>
       <w:r>
         <w:rPr>
           <w:u w:val="single"/>
+          <w:lang w:val="en-GB"/>
         </w:rPr>
         <w:t>UnitID</w:t>
       </w:r>
       <w:r>
+        <w:rPr>
+          <w:lang w:val="en-GB"/>
+        </w:rPr>
         <w:t xml:space="preserve">, </w:t>
       </w:r>
       <w:r>
         <w:rPr>
           <w:u w:val="single"/>
+          <w:lang w:val="en-GB"/>
         </w:rPr>
         <w:t>Date</w:t>
       </w:r>
       <w:r>
-        <w:t>,</w:t>
-      </w:r>
-      <w:r>
-        <w:t xml:space="preserve"> TutorID</w:t>
-      </w:r>
-      <w:r>
-        <w:t xml:space="preserve">, </w:t>
-      </w:r>
-      <w:r>
-        <w:t>Room</w:t>
-      </w:r>
-      <w:r>
-        <w:t xml:space="preserve">, </w:t>
-      </w:r>
-      <w:r>
-        <w:t>TutEmail</w:t>
-      </w:r>
-      <w:r>
-        <w:t>)</w:t>
+        <w:rPr>
+          <w:lang w:val="en-GB"/>
+        </w:rPr>
+        <w:t>, TutorID, Room, TutEmail)</w:t>
       </w:r>
     </w:p>
     <w:p>
@@ -3681,12 +3870,21 @@
         <w:tabs>
           <w:tab w:val="left" w:pos="4829"/>
         </w:tabs>
+        <w:rPr>
+          <w:lang w:val="en-GB"/>
+        </w:rPr>
       </w:pPr>
       <w:r>
         <w:t>È in 3FN</w:t>
       </w:r>
       <w:r>
-        <w:t>? No</w:t>
+        <w:t xml:space="preserve">? </w:t>
+      </w:r>
+      <w:r>
+        <w:rPr>
+          <w:lang w:val="en-GB"/>
+        </w:rPr>
+        <w:t>No</w:t>
       </w:r>
     </w:p>
     <w:p>
@@ -3694,42 +3892,54 @@
         <w:tabs>
           <w:tab w:val="left" w:pos="4829"/>
         </w:tabs>
-      </w:pPr>
-      <w:r>
+        <w:rPr>
+          <w:lang w:val="en-GB"/>
+        </w:rPr>
+      </w:pPr>
+      <w:r>
+        <w:rPr>
+          <w:lang w:val="en-GB"/>
+        </w:rPr>
         <w:t>Relazione (</w:t>
       </w:r>
       <w:r>
         <w:rPr>
           <w:u w:val="single"/>
+          <w:lang w:val="en-GB"/>
         </w:rPr>
         <w:t>UnitID</w:t>
       </w:r>
       <w:r>
+        <w:rPr>
+          <w:lang w:val="en-GB"/>
+        </w:rPr>
         <w:t xml:space="preserve">, </w:t>
       </w:r>
       <w:r>
         <w:rPr>
           <w:u w:val="single"/>
+          <w:lang w:val="en-GB"/>
         </w:rPr>
         <w:t>StudentID</w:t>
       </w:r>
       <w:r>
+        <w:rPr>
+          <w:lang w:val="en-GB"/>
+        </w:rPr>
         <w:t xml:space="preserve">, </w:t>
       </w:r>
       <w:r>
         <w:rPr>
           <w:u w:val="single"/>
+          <w:lang w:val="en-GB"/>
         </w:rPr>
         <w:t>Date</w:t>
       </w:r>
       <w:r>
-        <w:t xml:space="preserve">, </w:t>
-      </w:r>
-      <w:r>
-        <w:t>Grade</w:t>
-      </w:r>
-      <w:r>
-        <w:t>)</w:t>
+        <w:rPr>
+          <w:lang w:val="en-GB"/>
+        </w:rPr>
+        <w:t>, Grade)</w:t>
       </w:r>
     </w:p>
     <w:p>
@@ -3737,39 +3947,41 @@
         <w:tabs>
           <w:tab w:val="left" w:pos="4829"/>
         </w:tabs>
-      </w:pPr>
-      <w:r>
+        <w:rPr>
+          <w:lang w:val="en-GB"/>
+        </w:rPr>
+      </w:pPr>
+      <w:r>
+        <w:rPr>
+          <w:lang w:val="en-GB"/>
+        </w:rPr>
         <w:t>Esame(</w:t>
       </w:r>
       <w:r>
         <w:rPr>
           <w:u w:val="single"/>
+          <w:lang w:val="en-GB"/>
         </w:rPr>
         <w:t>UnitID</w:t>
       </w:r>
       <w:r>
+        <w:rPr>
+          <w:lang w:val="en-GB"/>
+        </w:rPr>
         <w:t xml:space="preserve">, </w:t>
       </w:r>
       <w:r>
         <w:rPr>
           <w:u w:val="single"/>
+          <w:lang w:val="en-GB"/>
         </w:rPr>
         <w:t>Date</w:t>
       </w:r>
       <w:r>
-        <w:t>,</w:t>
-      </w:r>
-      <w:r>
-        <w:t xml:space="preserve"> TutorID</w:t>
-      </w:r>
-      <w:r>
-        <w:t xml:space="preserve">, </w:t>
-      </w:r>
-      <w:r>
-        <w:t>Room</w:t>
-      </w:r>
-      <w:r>
-        <w:t>)</w:t>
+        <w:rPr>
+          <w:lang w:val="en-GB"/>
+        </w:rPr>
+        <w:t>, TutorID, Room)</w:t>
       </w:r>
     </w:p>
     <w:p>
@@ -3777,17 +3989,27 @@
         <w:tabs>
           <w:tab w:val="left" w:pos="4829"/>
         </w:tabs>
-      </w:pPr>
-      <w:r>
+        <w:rPr>
+          <w:lang w:val="en-GB"/>
+        </w:rPr>
+      </w:pPr>
+      <w:r>
+        <w:rPr>
+          <w:lang w:val="en-GB"/>
+        </w:rPr>
         <w:t>Argomento(</w:t>
       </w:r>
       <w:r>
         <w:rPr>
           <w:u w:val="single"/>
+          <w:lang w:val="en-GB"/>
         </w:rPr>
         <w:t>UnitID</w:t>
       </w:r>
       <w:r>
+        <w:rPr>
+          <w:lang w:val="en-GB"/>
+        </w:rPr>
         <w:t>, Topic, Book)</w:t>
       </w:r>
     </w:p>
@@ -3821,7 +4043,7 @@
         <w:pStyle w:val="Titolo3"/>
       </w:pPr>
       <w:r>
-        <w:t>Boh</w:t>
+        <w:t>Ordini</w:t>
       </w:r>
     </w:p>
     <w:tbl>
@@ -3858,6 +4080,7 @@
                 <w:bCs/>
               </w:rPr>
             </w:pPr>
+            <w:bookmarkStart w:id="3" w:name="_Hlk183080166"/>
             <w:r>
               <w:rPr>
                 <w:b/>
@@ -4006,6 +4229,7 @@
           </w:p>
         </w:tc>
       </w:tr>
+      <w:bookmarkEnd w:id="3"/>
       <w:tr>
         <w:tc>
           <w:tcPr>
@@ -4507,6 +4731,99 @@
           </w:p>
         </w:tc>
       </w:tr>
+      <w:tr>
+        <w:tc>
+          <w:tcPr>
+            <w:tcW w:w="0" w:type="auto"/>
+          </w:tcPr>
+          <w:p>
+            <w:pPr>
+              <w:ind w:left="0"/>
+            </w:pPr>
+            <w:r>
+              <w:t>001</w:t>
+            </w:r>
+          </w:p>
+        </w:tc>
+        <w:tc>
+          <w:tcPr>
+            <w:tcW w:w="0" w:type="auto"/>
+          </w:tcPr>
+          <w:p>
+            <w:pPr>
+              <w:ind w:left="0"/>
+            </w:pPr>
+            <w:r>
+              <w:t>01004</w:t>
+            </w:r>
+          </w:p>
+        </w:tc>
+        <w:tc>
+          <w:tcPr>
+            <w:tcW w:w="0" w:type="auto"/>
+          </w:tcPr>
+          <w:p>
+            <w:pPr>
+              <w:ind w:left="0"/>
+            </w:pPr>
+            <w:r>
+              <w:t>2024-02-15</w:t>
+            </w:r>
+          </w:p>
+        </w:tc>
+        <w:tc>
+          <w:tcPr>
+            <w:tcW w:w="0" w:type="auto"/>
+          </w:tcPr>
+          <w:p>
+            <w:pPr>
+              <w:ind w:left="0"/>
+            </w:pPr>
+            <w:r>
+              <w:t>Mario Rossi</w:t>
+            </w:r>
+          </w:p>
+        </w:tc>
+        <w:tc>
+          <w:tcPr>
+            <w:tcW w:w="0" w:type="auto"/>
+          </w:tcPr>
+          <w:p>
+            <w:pPr>
+              <w:ind w:left="0"/>
+            </w:pPr>
+            <w:r>
+              <w:t>Via Roma 10</w:t>
+            </w:r>
+          </w:p>
+        </w:tc>
+        <w:tc>
+          <w:tcPr>
+            <w:tcW w:w="0" w:type="auto"/>
+          </w:tcPr>
+          <w:p>
+            <w:pPr>
+              <w:ind w:left="0"/>
+            </w:pPr>
+            <w:r>
+              <w:t>Mouse</w:t>
+            </w:r>
+          </w:p>
+        </w:tc>
+        <w:tc>
+          <w:tcPr>
+            <w:tcW w:w="0" w:type="auto"/>
+          </w:tcPr>
+          <w:p>
+            <w:pPr>
+              <w:ind w:left="0"/>
+            </w:pPr>
+            <w:r>
+              <w:t>1</w:t>
+            </w:r>
+          </w:p>
+        </w:tc>
+      </w:tr>
     </w:tbl>
     <w:p>
       <w:pPr>
@@ -4528,6 +4845,57 @@
       <w:r>
         <w:t>Relazione</w:t>
       </w:r>
+      <w:r>
+        <w:t>(</w:t>
+      </w:r>
+      <w:r>
+        <w:t>CodCliente</w:t>
+      </w:r>
+      <w:r>
+        <w:t xml:space="preserve">, </w:t>
+      </w:r>
+      <w:r>
+        <w:rPr>
+          <w:u w:val="single"/>
+        </w:rPr>
+        <w:t>CodOrdine</w:t>
+      </w:r>
+      <w:r>
+        <w:t xml:space="preserve">, </w:t>
+      </w:r>
+      <w:r>
+        <w:t>DataOrdine</w:t>
+      </w:r>
+      <w:r>
+        <w:t xml:space="preserve">, </w:t>
+      </w:r>
+      <w:r>
+        <w:t>NomeCliente</w:t>
+      </w:r>
+      <w:r>
+        <w:t xml:space="preserve">, </w:t>
+      </w:r>
+      <w:r>
+        <w:t>IndirizzoCliente</w:t>
+      </w:r>
+      <w:r>
+        <w:t xml:space="preserve">, </w:t>
+      </w:r>
+      <w:r>
+        <w:rPr>
+          <w:u w:val="single"/>
+        </w:rPr>
+        <w:t>Articolo</w:t>
+      </w:r>
+      <w:r>
+        <w:t xml:space="preserve">, </w:t>
+      </w:r>
+      <w:r>
+        <w:t>Quantità</w:t>
+      </w:r>
+      <w:r>
+        <w:t>)</w:t>
+      </w:r>
     </w:p>
     <w:p>
       <w:pPr>
@@ -4538,27 +4906,3730 @@
       <w:pPr>
         <w:ind w:left="0"/>
       </w:pPr>
+      <w:r>
+        <w:t>1FN? NO</w:t>
+      </w:r>
+    </w:p>
+    <w:p>
+      <w:pPr>
+        <w:ind w:left="0"/>
+      </w:pPr>
+      <w:r>
+        <w:t>Relazione(</w:t>
+      </w:r>
+      <w:r>
+        <w:t>CodCliente</w:t>
+      </w:r>
+      <w:r>
+        <w:t xml:space="preserve">, </w:t>
+      </w:r>
+      <w:r>
+        <w:rPr>
+          <w:u w:val="single"/>
+        </w:rPr>
+        <w:t>CodOrdine</w:t>
+      </w:r>
+      <w:r>
+        <w:t xml:space="preserve">, </w:t>
+      </w:r>
+      <w:r>
+        <w:t>DataOrdine</w:t>
+      </w:r>
+      <w:r>
+        <w:t xml:space="preserve">, </w:t>
+      </w:r>
+      <w:r>
+        <w:t>NomeCliente</w:t>
+      </w:r>
+      <w:r>
+        <w:t xml:space="preserve">, CognomeCliente, ViaCliente, CivicoCliente, </w:t>
+      </w:r>
+      <w:r>
+        <w:rPr>
+          <w:u w:val="single"/>
+        </w:rPr>
+        <w:t>Articolo</w:t>
+      </w:r>
+      <w:r>
+        <w:t xml:space="preserve">, </w:t>
+      </w:r>
+      <w:r>
+        <w:t>Quantità</w:t>
+      </w:r>
+      <w:r>
+        <w:t>)</w:t>
+      </w:r>
+    </w:p>
+    <w:p>
+      <w:pPr>
+        <w:ind w:left="0"/>
+      </w:pPr>
+    </w:p>
+    <w:p>
+      <w:pPr>
+        <w:ind w:left="0"/>
+      </w:pPr>
+    </w:p>
+    <w:p>
+      <w:pPr>
+        <w:ind w:left="0"/>
+      </w:pPr>
+      <w:r>
+        <w:lastRenderedPageBreak/>
+        <w:t>2FN? NO</w:t>
+      </w:r>
+    </w:p>
+    <w:p>
+      <w:pPr>
+        <w:ind w:left="0"/>
+      </w:pPr>
+      <w:r>
+        <w:t>Relazione(</w:t>
+      </w:r>
+      <w:r>
+        <w:rPr>
+          <w:u w:val="single"/>
+        </w:rPr>
+        <w:t>CodOrdine</w:t>
+      </w:r>
+      <w:r>
+        <w:t xml:space="preserve">, </w:t>
+      </w:r>
+      <w:r>
+        <w:rPr>
+          <w:u w:val="single"/>
+        </w:rPr>
+        <w:t>Articolo</w:t>
+      </w:r>
+      <w:r>
+        <w:t xml:space="preserve">, </w:t>
+      </w:r>
+      <w:r>
+        <w:t>Quantità</w:t>
+      </w:r>
+      <w:r>
+        <w:t>)</w:t>
+      </w:r>
+    </w:p>
+    <w:p>
+      <w:pPr>
+        <w:ind w:left="0"/>
+      </w:pPr>
+      <w:r>
+        <w:t>Ordine (</w:t>
+      </w:r>
+      <w:r>
+        <w:rPr>
+          <w:u w:val="single"/>
+        </w:rPr>
+        <w:t>CodOrdine</w:t>
+      </w:r>
+      <w:r>
+        <w:t xml:space="preserve">, </w:t>
+      </w:r>
+      <w:r>
+        <w:t>DataOrdine</w:t>
+      </w:r>
+      <w:r>
+        <w:t xml:space="preserve">, </w:t>
+      </w:r>
+      <w:r>
+        <w:t>CodCliente</w:t>
+      </w:r>
+      <w:r>
+        <w:t xml:space="preserve">, </w:t>
+      </w:r>
+      <w:r>
+        <w:t>NomeCliente</w:t>
+      </w:r>
+      <w:r>
+        <w:t>, CognomeCliente, ViaCliente, CivicoCliente</w:t>
+      </w:r>
+      <w:r>
+        <w:t>)</w:t>
+      </w:r>
+    </w:p>
+    <w:p>
+      <w:pPr>
+        <w:ind w:left="0"/>
+      </w:pPr>
+    </w:p>
+    <w:p>
+      <w:pPr>
+        <w:ind w:left="0"/>
+      </w:pPr>
+      <w:r>
+        <w:t>3FN? NO</w:t>
+      </w:r>
+    </w:p>
+    <w:p>
+      <w:pPr>
+        <w:ind w:left="0"/>
+      </w:pPr>
+      <w:r>
+        <w:t>Relazione(</w:t>
+      </w:r>
+      <w:r>
+        <w:rPr>
+          <w:u w:val="single"/>
+        </w:rPr>
+        <w:t>CodOrdine</w:t>
+      </w:r>
+      <w:r>
+        <w:t xml:space="preserve">, </w:t>
+      </w:r>
+      <w:r>
+        <w:rPr>
+          <w:u w:val="single"/>
+        </w:rPr>
+        <w:t>Articolo</w:t>
+      </w:r>
+      <w:r>
+        <w:t xml:space="preserve">, </w:t>
+      </w:r>
+      <w:r>
+        <w:t>Quantità</w:t>
+      </w:r>
+      <w:r>
+        <w:t>)</w:t>
+      </w:r>
+    </w:p>
+    <w:p>
+      <w:pPr>
+        <w:ind w:left="0"/>
+      </w:pPr>
+      <w:r>
+        <w:t>Ordine (</w:t>
+      </w:r>
+      <w:r>
+        <w:rPr>
+          <w:u w:val="single"/>
+        </w:rPr>
+        <w:t>CodOrdine</w:t>
+      </w:r>
+      <w:r>
+        <w:t xml:space="preserve">, </w:t>
+      </w:r>
+      <w:r>
+        <w:t>DataOrdine</w:t>
+      </w:r>
+      <w:r>
+        <w:t xml:space="preserve">, </w:t>
+      </w:r>
+      <w:r>
+        <w:t>CodCliente</w:t>
+      </w:r>
+      <w:r>
+        <w:t>)</w:t>
+      </w:r>
+    </w:p>
+    <w:p>
+      <w:pPr>
+        <w:ind w:left="0"/>
+      </w:pPr>
+      <w:r>
+        <w:t>Cliente (</w:t>
+      </w:r>
+      <w:r>
+        <w:rPr>
+          <w:u w:val="single"/>
+        </w:rPr>
+        <w:t>CodCliente</w:t>
+      </w:r>
+      <w:r>
+        <w:t xml:space="preserve">, </w:t>
+      </w:r>
+      <w:r>
+        <w:t>NomeCliente</w:t>
+      </w:r>
+      <w:r>
+        <w:t>, CognomeCliente, ViaCliente, CivicoCliente)</w:t>
+      </w:r>
+    </w:p>
+    <w:p>
+      <w:pPr>
+        <w:ind w:left="0"/>
+      </w:pPr>
+    </w:p>
+    <w:p>
+      <w:pPr>
+        <w:ind w:left="0"/>
+      </w:pPr>
     </w:p>
     <w:p>
       <w:pPr>
         <w:pStyle w:val="Titolo3"/>
-      </w:pPr>
-      <w:r>
-        <w:t>Altri</w:t>
-      </w:r>
-    </w:p>
-    <w:p>
-      <w:r>
-        <w:t>http://cobhomepages.cob.isu.edu/parkerkr/courses/INFO4407/assign/NORMAL_HMK.html</w:t>
+        <w:rPr>
+          <w:lang w:val="en-US"/>
+        </w:rPr>
+      </w:pPr>
+      <w:r>
+        <w:rPr>
+          <w:lang w:val="en-US"/>
+        </w:rPr>
+        <w:t>Libri</w:t>
+      </w:r>
+    </w:p>
+    <w:tbl>
+      <w:tblPr>
+        <w:tblStyle w:val="Grigliatabella"/>
+        <w:tblW w:w="0" w:type="auto"/>
+        <w:tblLook w:val="04A0" w:firstRow="1" w:lastRow="0" w:firstColumn="1" w:lastColumn="0" w:noHBand="0" w:noVBand="1"/>
+      </w:tblPr>
+      <w:tblGrid>
+        <w:gridCol w:w="683"/>
+        <w:gridCol w:w="1141"/>
+        <w:gridCol w:w="860"/>
+        <w:gridCol w:w="1064"/>
+        <w:gridCol w:w="1216"/>
+        <w:gridCol w:w="1497"/>
+        <w:gridCol w:w="1324"/>
+        <w:gridCol w:w="816"/>
+        <w:gridCol w:w="1027"/>
+      </w:tblGrid>
+      <w:tr>
+        <w:tc>
+          <w:tcPr>
+            <w:tcW w:w="0" w:type="auto"/>
+            <w:hideMark/>
+          </w:tcPr>
+          <w:p>
+            <w:pPr>
+              <w:ind w:left="0"/>
+              <w:jc w:val="center"/>
+              <w:rPr>
+                <w:rFonts w:cs="Times New Roman"/>
+                <w:b/>
+                <w:bCs/>
+                <w:noProof w:val="0"/>
+                <w:sz w:val="22"/>
+                <w:szCs w:val="20"/>
+              </w:rPr>
+            </w:pPr>
+            <w:r>
+              <w:rPr>
+                <w:b/>
+                <w:bCs/>
+                <w:sz w:val="22"/>
+                <w:szCs w:val="20"/>
+              </w:rPr>
+              <w:t>ID Libro</w:t>
+            </w:r>
+          </w:p>
+        </w:tc>
+        <w:tc>
+          <w:tcPr>
+            <w:tcW w:w="0" w:type="auto"/>
+            <w:hideMark/>
+          </w:tcPr>
+          <w:p>
+            <w:pPr>
+              <w:ind w:left="0"/>
+              <w:jc w:val="center"/>
+              <w:rPr>
+                <w:b/>
+                <w:bCs/>
+                <w:sz w:val="22"/>
+                <w:szCs w:val="20"/>
+              </w:rPr>
+            </w:pPr>
+            <w:r>
+              <w:rPr>
+                <w:b/>
+                <w:bCs/>
+                <w:sz w:val="22"/>
+                <w:szCs w:val="20"/>
+              </w:rPr>
+              <w:t>Titolo</w:t>
+            </w:r>
+          </w:p>
+        </w:tc>
+        <w:tc>
+          <w:tcPr>
+            <w:tcW w:w="0" w:type="auto"/>
+          </w:tcPr>
+          <w:p>
+            <w:pPr>
+              <w:ind w:left="0"/>
+              <w:jc w:val="center"/>
+              <w:rPr>
+                <w:b/>
+                <w:bCs/>
+                <w:sz w:val="22"/>
+                <w:szCs w:val="20"/>
+              </w:rPr>
+            </w:pPr>
+            <w:r>
+              <w:rPr>
+                <w:b/>
+                <w:bCs/>
+                <w:sz w:val="22"/>
+                <w:szCs w:val="20"/>
+              </w:rPr>
+              <w:t>Cod Autore</w:t>
+            </w:r>
+          </w:p>
+        </w:tc>
+        <w:tc>
+          <w:tcPr>
+            <w:tcW w:w="0" w:type="auto"/>
+            <w:hideMark/>
+          </w:tcPr>
+          <w:p>
+            <w:pPr>
+              <w:ind w:left="0"/>
+              <w:jc w:val="center"/>
+              <w:rPr>
+                <w:b/>
+                <w:bCs/>
+                <w:sz w:val="22"/>
+                <w:szCs w:val="20"/>
+              </w:rPr>
+            </w:pPr>
+            <w:r>
+              <w:rPr>
+                <w:b/>
+                <w:bCs/>
+                <w:sz w:val="22"/>
+                <w:szCs w:val="20"/>
+              </w:rPr>
+              <w:t>Autore</w:t>
+            </w:r>
+          </w:p>
+        </w:tc>
+        <w:tc>
+          <w:tcPr>
+            <w:tcW w:w="0" w:type="auto"/>
+            <w:hideMark/>
+          </w:tcPr>
+          <w:p>
+            <w:pPr>
+              <w:ind w:left="0"/>
+              <w:jc w:val="center"/>
+              <w:rPr>
+                <w:b/>
+                <w:bCs/>
+                <w:sz w:val="22"/>
+                <w:szCs w:val="20"/>
+              </w:rPr>
+            </w:pPr>
+            <w:r>
+              <w:rPr>
+                <w:b/>
+                <w:bCs/>
+                <w:sz w:val="22"/>
+                <w:szCs w:val="20"/>
+              </w:rPr>
+              <w:t>Editore</w:t>
+            </w:r>
+          </w:p>
+        </w:tc>
+        <w:tc>
+          <w:tcPr>
+            <w:tcW w:w="0" w:type="auto"/>
+            <w:hideMark/>
+          </w:tcPr>
+          <w:p>
+            <w:pPr>
+              <w:ind w:left="0"/>
+              <w:jc w:val="center"/>
+              <w:rPr>
+                <w:b/>
+                <w:bCs/>
+                <w:sz w:val="22"/>
+                <w:szCs w:val="20"/>
+              </w:rPr>
+            </w:pPr>
+            <w:r>
+              <w:rPr>
+                <w:b/>
+                <w:bCs/>
+                <w:sz w:val="22"/>
+                <w:szCs w:val="20"/>
+              </w:rPr>
+              <w:t>Anno Pubblicazione</w:t>
+            </w:r>
+          </w:p>
+        </w:tc>
+        <w:tc>
+          <w:tcPr>
+            <w:tcW w:w="0" w:type="auto"/>
+            <w:hideMark/>
+          </w:tcPr>
+          <w:p>
+            <w:pPr>
+              <w:ind w:left="0"/>
+              <w:jc w:val="center"/>
+              <w:rPr>
+                <w:b/>
+                <w:bCs/>
+                <w:sz w:val="22"/>
+                <w:szCs w:val="20"/>
+              </w:rPr>
+            </w:pPr>
+            <w:r>
+              <w:rPr>
+                <w:b/>
+                <w:bCs/>
+                <w:sz w:val="22"/>
+                <w:szCs w:val="20"/>
+              </w:rPr>
+              <w:t>Categoria</w:t>
+            </w:r>
+          </w:p>
+        </w:tc>
+        <w:tc>
+          <w:tcPr>
+            <w:tcW w:w="0" w:type="auto"/>
+            <w:hideMark/>
+          </w:tcPr>
+          <w:p>
+            <w:pPr>
+              <w:ind w:left="0"/>
+              <w:jc w:val="center"/>
+              <w:rPr>
+                <w:b/>
+                <w:bCs/>
+                <w:sz w:val="22"/>
+                <w:szCs w:val="20"/>
+              </w:rPr>
+            </w:pPr>
+            <w:r>
+              <w:rPr>
+                <w:b/>
+                <w:bCs/>
+                <w:sz w:val="22"/>
+                <w:szCs w:val="20"/>
+              </w:rPr>
+              <w:t>Prezzo</w:t>
+            </w:r>
+          </w:p>
+        </w:tc>
+        <w:tc>
+          <w:tcPr>
+            <w:tcW w:w="0" w:type="auto"/>
+            <w:hideMark/>
+          </w:tcPr>
+          <w:p>
+            <w:pPr>
+              <w:ind w:left="0"/>
+              <w:jc w:val="center"/>
+              <w:rPr>
+                <w:b/>
+                <w:bCs/>
+                <w:sz w:val="22"/>
+                <w:szCs w:val="20"/>
+              </w:rPr>
+            </w:pPr>
+            <w:r>
+              <w:rPr>
+                <w:b/>
+                <w:bCs/>
+                <w:sz w:val="22"/>
+                <w:szCs w:val="20"/>
+              </w:rPr>
+              <w:t>Quantità</w:t>
+            </w:r>
+          </w:p>
+        </w:tc>
+      </w:tr>
+      <w:tr>
+        <w:tc>
+          <w:tcPr>
+            <w:tcW w:w="0" w:type="auto"/>
+            <w:vAlign w:val="center"/>
+            <w:hideMark/>
+          </w:tcPr>
+          <w:p>
+            <w:pPr>
+              <w:ind w:left="0"/>
+              <w:jc w:val="left"/>
+              <w:rPr>
+                <w:sz w:val="22"/>
+                <w:szCs w:val="20"/>
+              </w:rPr>
+            </w:pPr>
+            <w:r>
+              <w:rPr>
+                <w:sz w:val="22"/>
+                <w:szCs w:val="20"/>
+              </w:rPr>
+              <w:t>1</w:t>
+            </w:r>
+          </w:p>
+        </w:tc>
+        <w:tc>
+          <w:tcPr>
+            <w:tcW w:w="0" w:type="auto"/>
+            <w:vAlign w:val="center"/>
+            <w:hideMark/>
+          </w:tcPr>
+          <w:p>
+            <w:pPr>
+              <w:ind w:left="0"/>
+              <w:jc w:val="left"/>
+              <w:rPr>
+                <w:sz w:val="22"/>
+                <w:szCs w:val="20"/>
+              </w:rPr>
+            </w:pPr>
+            <w:r>
+              <w:rPr>
+                <w:sz w:val="22"/>
+                <w:szCs w:val="20"/>
+              </w:rPr>
+              <w:t>Il nome della rosa</w:t>
+            </w:r>
+          </w:p>
+        </w:tc>
+        <w:tc>
+          <w:tcPr>
+            <w:tcW w:w="0" w:type="auto"/>
+            <w:vAlign w:val="center"/>
+          </w:tcPr>
+          <w:p>
+            <w:pPr>
+              <w:ind w:left="0"/>
+              <w:jc w:val="left"/>
+              <w:rPr>
+                <w:sz w:val="22"/>
+                <w:szCs w:val="20"/>
+              </w:rPr>
+            </w:pPr>
+            <w:r>
+              <w:rPr>
+                <w:sz w:val="22"/>
+                <w:szCs w:val="20"/>
+              </w:rPr>
+              <w:t>1</w:t>
+            </w:r>
+          </w:p>
+        </w:tc>
+        <w:tc>
+          <w:tcPr>
+            <w:tcW w:w="0" w:type="auto"/>
+            <w:vAlign w:val="center"/>
+            <w:hideMark/>
+          </w:tcPr>
+          <w:p>
+            <w:pPr>
+              <w:ind w:left="0"/>
+              <w:jc w:val="left"/>
+              <w:rPr>
+                <w:sz w:val="22"/>
+                <w:szCs w:val="20"/>
+              </w:rPr>
+            </w:pPr>
+            <w:r>
+              <w:rPr>
+                <w:sz w:val="22"/>
+                <w:szCs w:val="20"/>
+              </w:rPr>
+              <w:t>Umberto Eco</w:t>
+            </w:r>
+          </w:p>
+        </w:tc>
+        <w:tc>
+          <w:tcPr>
+            <w:tcW w:w="0" w:type="auto"/>
+            <w:vAlign w:val="center"/>
+            <w:hideMark/>
+          </w:tcPr>
+          <w:p>
+            <w:pPr>
+              <w:ind w:left="0"/>
+              <w:jc w:val="left"/>
+              <w:rPr>
+                <w:sz w:val="22"/>
+                <w:szCs w:val="20"/>
+              </w:rPr>
+            </w:pPr>
+            <w:r>
+              <w:rPr>
+                <w:sz w:val="22"/>
+                <w:szCs w:val="20"/>
+              </w:rPr>
+              <w:t>Bompiani</w:t>
+            </w:r>
+          </w:p>
+        </w:tc>
+        <w:tc>
+          <w:tcPr>
+            <w:tcW w:w="0" w:type="auto"/>
+            <w:vAlign w:val="center"/>
+            <w:hideMark/>
+          </w:tcPr>
+          <w:p>
+            <w:pPr>
+              <w:ind w:left="0"/>
+              <w:jc w:val="left"/>
+              <w:rPr>
+                <w:sz w:val="22"/>
+                <w:szCs w:val="20"/>
+              </w:rPr>
+            </w:pPr>
+            <w:r>
+              <w:rPr>
+                <w:sz w:val="22"/>
+                <w:szCs w:val="20"/>
+              </w:rPr>
+              <w:t>1980</w:t>
+            </w:r>
+          </w:p>
+        </w:tc>
+        <w:tc>
+          <w:tcPr>
+            <w:tcW w:w="0" w:type="auto"/>
+            <w:vAlign w:val="center"/>
+            <w:hideMark/>
+          </w:tcPr>
+          <w:p>
+            <w:pPr>
+              <w:ind w:left="0"/>
+              <w:jc w:val="left"/>
+              <w:rPr>
+                <w:sz w:val="22"/>
+                <w:szCs w:val="20"/>
+              </w:rPr>
+            </w:pPr>
+            <w:r>
+              <w:rPr>
+                <w:sz w:val="22"/>
+                <w:szCs w:val="20"/>
+              </w:rPr>
+              <w:t>Storico</w:t>
+            </w:r>
+          </w:p>
+        </w:tc>
+        <w:tc>
+          <w:tcPr>
+            <w:tcW w:w="0" w:type="auto"/>
+            <w:vAlign w:val="center"/>
+            <w:hideMark/>
+          </w:tcPr>
+          <w:p>
+            <w:pPr>
+              <w:ind w:left="0"/>
+              <w:jc w:val="left"/>
+              <w:rPr>
+                <w:sz w:val="22"/>
+                <w:szCs w:val="20"/>
+              </w:rPr>
+            </w:pPr>
+            <w:r>
+              <w:rPr>
+                <w:sz w:val="22"/>
+                <w:szCs w:val="20"/>
+              </w:rPr>
+              <w:t>20.00</w:t>
+            </w:r>
+          </w:p>
+        </w:tc>
+        <w:tc>
+          <w:tcPr>
+            <w:tcW w:w="0" w:type="auto"/>
+            <w:vAlign w:val="center"/>
+            <w:hideMark/>
+          </w:tcPr>
+          <w:p>
+            <w:pPr>
+              <w:ind w:left="0"/>
+              <w:jc w:val="left"/>
+              <w:rPr>
+                <w:sz w:val="22"/>
+                <w:szCs w:val="20"/>
+              </w:rPr>
+            </w:pPr>
+            <w:r>
+              <w:rPr>
+                <w:sz w:val="22"/>
+                <w:szCs w:val="20"/>
+              </w:rPr>
+              <w:t>5</w:t>
+            </w:r>
+          </w:p>
+        </w:tc>
+      </w:tr>
+      <w:tr>
+        <w:tc>
+          <w:tcPr>
+            <w:tcW w:w="0" w:type="auto"/>
+            <w:vAlign w:val="center"/>
+            <w:hideMark/>
+          </w:tcPr>
+          <w:p>
+            <w:pPr>
+              <w:ind w:left="0"/>
+              <w:jc w:val="left"/>
+              <w:rPr>
+                <w:sz w:val="22"/>
+                <w:szCs w:val="20"/>
+              </w:rPr>
+            </w:pPr>
+            <w:r>
+              <w:rPr>
+                <w:sz w:val="22"/>
+                <w:szCs w:val="20"/>
+              </w:rPr>
+              <w:t>2</w:t>
+            </w:r>
+          </w:p>
+        </w:tc>
+        <w:tc>
+          <w:tcPr>
+            <w:tcW w:w="0" w:type="auto"/>
+            <w:vAlign w:val="center"/>
+            <w:hideMark/>
+          </w:tcPr>
+          <w:p>
+            <w:pPr>
+              <w:ind w:left="0"/>
+              <w:jc w:val="left"/>
+              <w:rPr>
+                <w:sz w:val="22"/>
+                <w:szCs w:val="20"/>
+              </w:rPr>
+            </w:pPr>
+            <w:r>
+              <w:rPr>
+                <w:sz w:val="22"/>
+                <w:szCs w:val="20"/>
+              </w:rPr>
+              <w:t>1984</w:t>
+            </w:r>
+          </w:p>
+        </w:tc>
+        <w:tc>
+          <w:tcPr>
+            <w:tcW w:w="0" w:type="auto"/>
+            <w:vAlign w:val="center"/>
+          </w:tcPr>
+          <w:p>
+            <w:pPr>
+              <w:ind w:left="0"/>
+              <w:jc w:val="left"/>
+              <w:rPr>
+                <w:sz w:val="22"/>
+                <w:szCs w:val="20"/>
+              </w:rPr>
+            </w:pPr>
+            <w:r>
+              <w:rPr>
+                <w:sz w:val="22"/>
+                <w:szCs w:val="20"/>
+              </w:rPr>
+              <w:t>2</w:t>
+            </w:r>
+          </w:p>
+        </w:tc>
+        <w:tc>
+          <w:tcPr>
+            <w:tcW w:w="0" w:type="auto"/>
+            <w:vAlign w:val="center"/>
+            <w:hideMark/>
+          </w:tcPr>
+          <w:p>
+            <w:pPr>
+              <w:ind w:left="0"/>
+              <w:jc w:val="left"/>
+              <w:rPr>
+                <w:sz w:val="22"/>
+                <w:szCs w:val="20"/>
+              </w:rPr>
+            </w:pPr>
+            <w:r>
+              <w:rPr>
+                <w:sz w:val="22"/>
+                <w:szCs w:val="20"/>
+              </w:rPr>
+              <w:t>George Orwell</w:t>
+            </w:r>
+          </w:p>
+        </w:tc>
+        <w:tc>
+          <w:tcPr>
+            <w:tcW w:w="0" w:type="auto"/>
+            <w:vAlign w:val="center"/>
+            <w:hideMark/>
+          </w:tcPr>
+          <w:p>
+            <w:pPr>
+              <w:ind w:left="0"/>
+              <w:jc w:val="left"/>
+              <w:rPr>
+                <w:sz w:val="22"/>
+                <w:szCs w:val="20"/>
+              </w:rPr>
+            </w:pPr>
+            <w:r>
+              <w:rPr>
+                <w:sz w:val="22"/>
+                <w:szCs w:val="20"/>
+              </w:rPr>
+              <w:t>Mondadori</w:t>
+            </w:r>
+          </w:p>
+        </w:tc>
+        <w:tc>
+          <w:tcPr>
+            <w:tcW w:w="0" w:type="auto"/>
+            <w:vAlign w:val="center"/>
+            <w:hideMark/>
+          </w:tcPr>
+          <w:p>
+            <w:pPr>
+              <w:ind w:left="0"/>
+              <w:jc w:val="left"/>
+              <w:rPr>
+                <w:sz w:val="22"/>
+                <w:szCs w:val="20"/>
+              </w:rPr>
+            </w:pPr>
+            <w:r>
+              <w:rPr>
+                <w:sz w:val="22"/>
+                <w:szCs w:val="20"/>
+              </w:rPr>
+              <w:t>1949</w:t>
+            </w:r>
+          </w:p>
+        </w:tc>
+        <w:tc>
+          <w:tcPr>
+            <w:tcW w:w="0" w:type="auto"/>
+            <w:vAlign w:val="center"/>
+            <w:hideMark/>
+          </w:tcPr>
+          <w:p>
+            <w:pPr>
+              <w:ind w:left="0"/>
+              <w:jc w:val="left"/>
+              <w:rPr>
+                <w:sz w:val="22"/>
+                <w:szCs w:val="20"/>
+              </w:rPr>
+            </w:pPr>
+            <w:r>
+              <w:rPr>
+                <w:sz w:val="22"/>
+                <w:szCs w:val="20"/>
+              </w:rPr>
+              <w:t>Distopico</w:t>
+            </w:r>
+          </w:p>
+        </w:tc>
+        <w:tc>
+          <w:tcPr>
+            <w:tcW w:w="0" w:type="auto"/>
+            <w:vAlign w:val="center"/>
+            <w:hideMark/>
+          </w:tcPr>
+          <w:p>
+            <w:pPr>
+              <w:ind w:left="0"/>
+              <w:jc w:val="left"/>
+              <w:rPr>
+                <w:sz w:val="22"/>
+                <w:szCs w:val="20"/>
+              </w:rPr>
+            </w:pPr>
+            <w:r>
+              <w:rPr>
+                <w:sz w:val="22"/>
+                <w:szCs w:val="20"/>
+              </w:rPr>
+              <w:t>15.00</w:t>
+            </w:r>
+          </w:p>
+        </w:tc>
+        <w:tc>
+          <w:tcPr>
+            <w:tcW w:w="0" w:type="auto"/>
+            <w:vAlign w:val="center"/>
+            <w:hideMark/>
+          </w:tcPr>
+          <w:p>
+            <w:pPr>
+              <w:ind w:left="0"/>
+              <w:jc w:val="left"/>
+              <w:rPr>
+                <w:sz w:val="22"/>
+                <w:szCs w:val="20"/>
+              </w:rPr>
+            </w:pPr>
+            <w:r>
+              <w:rPr>
+                <w:sz w:val="22"/>
+                <w:szCs w:val="20"/>
+              </w:rPr>
+              <w:t>10</w:t>
+            </w:r>
+          </w:p>
+        </w:tc>
+      </w:tr>
+      <w:tr>
+        <w:tc>
+          <w:tcPr>
+            <w:tcW w:w="0" w:type="auto"/>
+            <w:vAlign w:val="center"/>
+            <w:hideMark/>
+          </w:tcPr>
+          <w:p>
+            <w:pPr>
+              <w:ind w:left="0"/>
+              <w:jc w:val="left"/>
+              <w:rPr>
+                <w:sz w:val="22"/>
+                <w:szCs w:val="20"/>
+              </w:rPr>
+            </w:pPr>
+            <w:r>
+              <w:rPr>
+                <w:sz w:val="22"/>
+                <w:szCs w:val="20"/>
+              </w:rPr>
+              <w:t>3</w:t>
+            </w:r>
+          </w:p>
+        </w:tc>
+        <w:tc>
+          <w:tcPr>
+            <w:tcW w:w="0" w:type="auto"/>
+            <w:vAlign w:val="center"/>
+            <w:hideMark/>
+          </w:tcPr>
+          <w:p>
+            <w:pPr>
+              <w:ind w:left="0"/>
+              <w:jc w:val="left"/>
+              <w:rPr>
+                <w:sz w:val="22"/>
+                <w:szCs w:val="20"/>
+              </w:rPr>
+            </w:pPr>
+            <w:r>
+              <w:rPr>
+                <w:sz w:val="22"/>
+                <w:szCs w:val="20"/>
+              </w:rPr>
+              <w:t>Il padrino</w:t>
+            </w:r>
+          </w:p>
+        </w:tc>
+        <w:tc>
+          <w:tcPr>
+            <w:tcW w:w="0" w:type="auto"/>
+            <w:vAlign w:val="center"/>
+          </w:tcPr>
+          <w:p>
+            <w:pPr>
+              <w:ind w:left="0"/>
+              <w:jc w:val="left"/>
+              <w:rPr>
+                <w:sz w:val="22"/>
+                <w:szCs w:val="20"/>
+              </w:rPr>
+            </w:pPr>
+            <w:r>
+              <w:rPr>
+                <w:sz w:val="22"/>
+                <w:szCs w:val="20"/>
+              </w:rPr>
+              <w:t>3</w:t>
+            </w:r>
+          </w:p>
+        </w:tc>
+        <w:tc>
+          <w:tcPr>
+            <w:tcW w:w="0" w:type="auto"/>
+            <w:vAlign w:val="center"/>
+            <w:hideMark/>
+          </w:tcPr>
+          <w:p>
+            <w:pPr>
+              <w:ind w:left="0"/>
+              <w:jc w:val="left"/>
+              <w:rPr>
+                <w:sz w:val="22"/>
+                <w:szCs w:val="20"/>
+              </w:rPr>
+            </w:pPr>
+            <w:r>
+              <w:rPr>
+                <w:sz w:val="22"/>
+                <w:szCs w:val="20"/>
+              </w:rPr>
+              <w:t>Mario Puzo</w:t>
+            </w:r>
+          </w:p>
+        </w:tc>
+        <w:tc>
+          <w:tcPr>
+            <w:tcW w:w="0" w:type="auto"/>
+            <w:vAlign w:val="center"/>
+            <w:hideMark/>
+          </w:tcPr>
+          <w:p>
+            <w:pPr>
+              <w:ind w:left="0"/>
+              <w:jc w:val="left"/>
+              <w:rPr>
+                <w:sz w:val="22"/>
+                <w:szCs w:val="20"/>
+              </w:rPr>
+            </w:pPr>
+            <w:r>
+              <w:rPr>
+                <w:sz w:val="22"/>
+                <w:szCs w:val="20"/>
+              </w:rPr>
+              <w:t>Mondadori</w:t>
+            </w:r>
+          </w:p>
+        </w:tc>
+        <w:tc>
+          <w:tcPr>
+            <w:tcW w:w="0" w:type="auto"/>
+            <w:vAlign w:val="center"/>
+            <w:hideMark/>
+          </w:tcPr>
+          <w:p>
+            <w:pPr>
+              <w:ind w:left="0"/>
+              <w:jc w:val="left"/>
+              <w:rPr>
+                <w:sz w:val="22"/>
+                <w:szCs w:val="20"/>
+              </w:rPr>
+            </w:pPr>
+            <w:r>
+              <w:rPr>
+                <w:sz w:val="22"/>
+                <w:szCs w:val="20"/>
+              </w:rPr>
+              <w:t>1969</w:t>
+            </w:r>
+          </w:p>
+        </w:tc>
+        <w:tc>
+          <w:tcPr>
+            <w:tcW w:w="0" w:type="auto"/>
+            <w:vAlign w:val="center"/>
+            <w:hideMark/>
+          </w:tcPr>
+          <w:p>
+            <w:pPr>
+              <w:ind w:left="0"/>
+              <w:jc w:val="left"/>
+              <w:rPr>
+                <w:sz w:val="22"/>
+                <w:szCs w:val="20"/>
+              </w:rPr>
+            </w:pPr>
+            <w:r>
+              <w:rPr>
+                <w:sz w:val="22"/>
+                <w:szCs w:val="20"/>
+              </w:rPr>
+              <w:t>Noir</w:t>
+            </w:r>
+          </w:p>
+        </w:tc>
+        <w:tc>
+          <w:tcPr>
+            <w:tcW w:w="0" w:type="auto"/>
+            <w:vAlign w:val="center"/>
+            <w:hideMark/>
+          </w:tcPr>
+          <w:p>
+            <w:pPr>
+              <w:ind w:left="0"/>
+              <w:jc w:val="left"/>
+              <w:rPr>
+                <w:sz w:val="22"/>
+                <w:szCs w:val="20"/>
+              </w:rPr>
+            </w:pPr>
+            <w:r>
+              <w:rPr>
+                <w:sz w:val="22"/>
+                <w:szCs w:val="20"/>
+              </w:rPr>
+              <w:t>18.00</w:t>
+            </w:r>
+          </w:p>
+        </w:tc>
+        <w:tc>
+          <w:tcPr>
+            <w:tcW w:w="0" w:type="auto"/>
+            <w:vAlign w:val="center"/>
+            <w:hideMark/>
+          </w:tcPr>
+          <w:p>
+            <w:pPr>
+              <w:ind w:left="0"/>
+              <w:jc w:val="left"/>
+              <w:rPr>
+                <w:sz w:val="22"/>
+                <w:szCs w:val="20"/>
+              </w:rPr>
+            </w:pPr>
+            <w:r>
+              <w:rPr>
+                <w:sz w:val="22"/>
+                <w:szCs w:val="20"/>
+              </w:rPr>
+              <w:t>2</w:t>
+            </w:r>
+          </w:p>
+        </w:tc>
+      </w:tr>
+      <w:tr>
+        <w:tc>
+          <w:tcPr>
+            <w:tcW w:w="0" w:type="auto"/>
+            <w:vAlign w:val="center"/>
+            <w:hideMark/>
+          </w:tcPr>
+          <w:p>
+            <w:pPr>
+              <w:ind w:left="0"/>
+              <w:jc w:val="left"/>
+              <w:rPr>
+                <w:sz w:val="22"/>
+                <w:szCs w:val="20"/>
+              </w:rPr>
+            </w:pPr>
+            <w:r>
+              <w:rPr>
+                <w:sz w:val="22"/>
+                <w:szCs w:val="20"/>
+              </w:rPr>
+              <w:t>4</w:t>
+            </w:r>
+          </w:p>
+        </w:tc>
+        <w:tc>
+          <w:tcPr>
+            <w:tcW w:w="0" w:type="auto"/>
+            <w:vAlign w:val="center"/>
+            <w:hideMark/>
+          </w:tcPr>
+          <w:p>
+            <w:pPr>
+              <w:ind w:left="0"/>
+              <w:jc w:val="left"/>
+              <w:rPr>
+                <w:sz w:val="22"/>
+                <w:szCs w:val="20"/>
+              </w:rPr>
+            </w:pPr>
+            <w:r>
+              <w:rPr>
+                <w:sz w:val="22"/>
+                <w:szCs w:val="20"/>
+              </w:rPr>
+              <w:t>La solitudine dei numeri primi</w:t>
+            </w:r>
+          </w:p>
+        </w:tc>
+        <w:tc>
+          <w:tcPr>
+            <w:tcW w:w="0" w:type="auto"/>
+            <w:vAlign w:val="center"/>
+          </w:tcPr>
+          <w:p>
+            <w:pPr>
+              <w:ind w:left="0"/>
+              <w:jc w:val="left"/>
+              <w:rPr>
+                <w:sz w:val="22"/>
+                <w:szCs w:val="20"/>
+              </w:rPr>
+            </w:pPr>
+            <w:r>
+              <w:rPr>
+                <w:sz w:val="22"/>
+                <w:szCs w:val="20"/>
+              </w:rPr>
+              <w:t>4</w:t>
+            </w:r>
+          </w:p>
+        </w:tc>
+        <w:tc>
+          <w:tcPr>
+            <w:tcW w:w="0" w:type="auto"/>
+            <w:vAlign w:val="center"/>
+            <w:hideMark/>
+          </w:tcPr>
+          <w:p>
+            <w:pPr>
+              <w:ind w:left="0"/>
+              <w:jc w:val="left"/>
+              <w:rPr>
+                <w:sz w:val="22"/>
+                <w:szCs w:val="20"/>
+              </w:rPr>
+            </w:pPr>
+            <w:r>
+              <w:rPr>
+                <w:sz w:val="22"/>
+                <w:szCs w:val="20"/>
+              </w:rPr>
+              <w:t>Paolo Giordano</w:t>
+            </w:r>
+          </w:p>
+        </w:tc>
+        <w:tc>
+          <w:tcPr>
+            <w:tcW w:w="0" w:type="auto"/>
+            <w:vAlign w:val="center"/>
+            <w:hideMark/>
+          </w:tcPr>
+          <w:p>
+            <w:pPr>
+              <w:ind w:left="0"/>
+              <w:jc w:val="left"/>
+              <w:rPr>
+                <w:sz w:val="22"/>
+                <w:szCs w:val="20"/>
+              </w:rPr>
+            </w:pPr>
+            <w:r>
+              <w:rPr>
+                <w:sz w:val="22"/>
+                <w:szCs w:val="20"/>
+              </w:rPr>
+              <w:t>Mondadori</w:t>
+            </w:r>
+          </w:p>
+        </w:tc>
+        <w:tc>
+          <w:tcPr>
+            <w:tcW w:w="0" w:type="auto"/>
+            <w:vAlign w:val="center"/>
+            <w:hideMark/>
+          </w:tcPr>
+          <w:p>
+            <w:pPr>
+              <w:ind w:left="0"/>
+              <w:jc w:val="left"/>
+              <w:rPr>
+                <w:sz w:val="22"/>
+                <w:szCs w:val="20"/>
+              </w:rPr>
+            </w:pPr>
+            <w:r>
+              <w:rPr>
+                <w:sz w:val="22"/>
+                <w:szCs w:val="20"/>
+              </w:rPr>
+              <w:t>2008</w:t>
+            </w:r>
+          </w:p>
+        </w:tc>
+        <w:tc>
+          <w:tcPr>
+            <w:tcW w:w="0" w:type="auto"/>
+            <w:vAlign w:val="center"/>
+            <w:hideMark/>
+          </w:tcPr>
+          <w:p>
+            <w:pPr>
+              <w:ind w:left="0"/>
+              <w:jc w:val="left"/>
+              <w:rPr>
+                <w:sz w:val="22"/>
+                <w:szCs w:val="20"/>
+              </w:rPr>
+            </w:pPr>
+            <w:r>
+              <w:rPr>
+                <w:sz w:val="22"/>
+                <w:szCs w:val="20"/>
+              </w:rPr>
+              <w:t>Drammatico</w:t>
+            </w:r>
+          </w:p>
+        </w:tc>
+        <w:tc>
+          <w:tcPr>
+            <w:tcW w:w="0" w:type="auto"/>
+            <w:vAlign w:val="center"/>
+            <w:hideMark/>
+          </w:tcPr>
+          <w:p>
+            <w:pPr>
+              <w:ind w:left="0"/>
+              <w:jc w:val="left"/>
+              <w:rPr>
+                <w:sz w:val="22"/>
+                <w:szCs w:val="20"/>
+              </w:rPr>
+            </w:pPr>
+            <w:r>
+              <w:rPr>
+                <w:sz w:val="22"/>
+                <w:szCs w:val="20"/>
+              </w:rPr>
+              <w:t>12.00</w:t>
+            </w:r>
+          </w:p>
+        </w:tc>
+        <w:tc>
+          <w:tcPr>
+            <w:tcW w:w="0" w:type="auto"/>
+            <w:vAlign w:val="center"/>
+            <w:hideMark/>
+          </w:tcPr>
+          <w:p>
+            <w:pPr>
+              <w:ind w:left="0"/>
+              <w:jc w:val="left"/>
+              <w:rPr>
+                <w:sz w:val="22"/>
+                <w:szCs w:val="20"/>
+              </w:rPr>
+            </w:pPr>
+            <w:r>
+              <w:rPr>
+                <w:sz w:val="22"/>
+                <w:szCs w:val="20"/>
+              </w:rPr>
+              <w:t>7</w:t>
+            </w:r>
+          </w:p>
+        </w:tc>
+      </w:tr>
+      <w:tr>
+        <w:tc>
+          <w:tcPr>
+            <w:tcW w:w="0" w:type="auto"/>
+            <w:vAlign w:val="center"/>
+            <w:hideMark/>
+          </w:tcPr>
+          <w:p>
+            <w:pPr>
+              <w:ind w:left="0"/>
+              <w:jc w:val="left"/>
+              <w:rPr>
+                <w:sz w:val="22"/>
+                <w:szCs w:val="20"/>
+              </w:rPr>
+            </w:pPr>
+            <w:r>
+              <w:rPr>
+                <w:sz w:val="22"/>
+                <w:szCs w:val="20"/>
+              </w:rPr>
+              <w:t>5</w:t>
+            </w:r>
+          </w:p>
+        </w:tc>
+        <w:tc>
+          <w:tcPr>
+            <w:tcW w:w="0" w:type="auto"/>
+            <w:vAlign w:val="center"/>
+            <w:hideMark/>
+          </w:tcPr>
+          <w:p>
+            <w:pPr>
+              <w:ind w:left="0"/>
+              <w:jc w:val="left"/>
+              <w:rPr>
+                <w:sz w:val="22"/>
+                <w:szCs w:val="20"/>
+              </w:rPr>
+            </w:pPr>
+            <w:r>
+              <w:rPr>
+                <w:sz w:val="22"/>
+                <w:szCs w:val="20"/>
+              </w:rPr>
+              <w:t>La fattoria degli animali</w:t>
+            </w:r>
+          </w:p>
+        </w:tc>
+        <w:tc>
+          <w:tcPr>
+            <w:tcW w:w="0" w:type="auto"/>
+            <w:vAlign w:val="center"/>
+          </w:tcPr>
+          <w:p>
+            <w:pPr>
+              <w:ind w:left="0"/>
+              <w:jc w:val="left"/>
+              <w:rPr>
+                <w:sz w:val="22"/>
+                <w:szCs w:val="20"/>
+              </w:rPr>
+            </w:pPr>
+            <w:r>
+              <w:rPr>
+                <w:sz w:val="22"/>
+                <w:szCs w:val="20"/>
+              </w:rPr>
+              <w:t>2</w:t>
+            </w:r>
+          </w:p>
+        </w:tc>
+        <w:tc>
+          <w:tcPr>
+            <w:tcW w:w="0" w:type="auto"/>
+            <w:vAlign w:val="center"/>
+            <w:hideMark/>
+          </w:tcPr>
+          <w:p>
+            <w:pPr>
+              <w:ind w:left="0"/>
+              <w:jc w:val="left"/>
+              <w:rPr>
+                <w:sz w:val="22"/>
+                <w:szCs w:val="20"/>
+              </w:rPr>
+            </w:pPr>
+            <w:r>
+              <w:rPr>
+                <w:sz w:val="22"/>
+                <w:szCs w:val="20"/>
+              </w:rPr>
+              <w:t>George Orwell</w:t>
+            </w:r>
+          </w:p>
+        </w:tc>
+        <w:tc>
+          <w:tcPr>
+            <w:tcW w:w="0" w:type="auto"/>
+            <w:vAlign w:val="center"/>
+            <w:hideMark/>
+          </w:tcPr>
+          <w:p>
+            <w:pPr>
+              <w:ind w:left="0"/>
+              <w:jc w:val="left"/>
+              <w:rPr>
+                <w:sz w:val="22"/>
+                <w:szCs w:val="20"/>
+              </w:rPr>
+            </w:pPr>
+            <w:r>
+              <w:rPr>
+                <w:sz w:val="22"/>
+                <w:szCs w:val="20"/>
+              </w:rPr>
+              <w:t>Feltrinelli</w:t>
+            </w:r>
+          </w:p>
+        </w:tc>
+        <w:tc>
+          <w:tcPr>
+            <w:tcW w:w="0" w:type="auto"/>
+            <w:vAlign w:val="center"/>
+            <w:hideMark/>
+          </w:tcPr>
+          <w:p>
+            <w:pPr>
+              <w:ind w:left="0"/>
+              <w:jc w:val="left"/>
+              <w:rPr>
+                <w:sz w:val="22"/>
+                <w:szCs w:val="20"/>
+              </w:rPr>
+            </w:pPr>
+            <w:r>
+              <w:rPr>
+                <w:sz w:val="22"/>
+                <w:szCs w:val="20"/>
+              </w:rPr>
+              <w:t>194</w:t>
+            </w:r>
+            <w:r>
+              <w:rPr>
+                <w:sz w:val="22"/>
+                <w:szCs w:val="20"/>
+              </w:rPr>
+              <w:t>5</w:t>
+            </w:r>
+          </w:p>
+        </w:tc>
+        <w:tc>
+          <w:tcPr>
+            <w:tcW w:w="0" w:type="auto"/>
+            <w:vAlign w:val="center"/>
+            <w:hideMark/>
+          </w:tcPr>
+          <w:p>
+            <w:pPr>
+              <w:ind w:left="0"/>
+              <w:jc w:val="left"/>
+              <w:rPr>
+                <w:sz w:val="22"/>
+                <w:szCs w:val="20"/>
+              </w:rPr>
+            </w:pPr>
+            <w:r>
+              <w:rPr>
+                <w:sz w:val="22"/>
+                <w:szCs w:val="20"/>
+              </w:rPr>
+              <w:t>Distopico</w:t>
+            </w:r>
+          </w:p>
+        </w:tc>
+        <w:tc>
+          <w:tcPr>
+            <w:tcW w:w="0" w:type="auto"/>
+            <w:vAlign w:val="center"/>
+            <w:hideMark/>
+          </w:tcPr>
+          <w:p>
+            <w:pPr>
+              <w:ind w:left="0"/>
+              <w:jc w:val="left"/>
+              <w:rPr>
+                <w:sz w:val="22"/>
+                <w:szCs w:val="20"/>
+              </w:rPr>
+            </w:pPr>
+            <w:r>
+              <w:rPr>
+                <w:sz w:val="22"/>
+                <w:szCs w:val="20"/>
+              </w:rPr>
+              <w:t>1</w:t>
+            </w:r>
+            <w:r>
+              <w:rPr>
+                <w:sz w:val="22"/>
+                <w:szCs w:val="20"/>
+              </w:rPr>
+              <w:t>2</w:t>
+            </w:r>
+            <w:r>
+              <w:rPr>
+                <w:sz w:val="22"/>
+                <w:szCs w:val="20"/>
+              </w:rPr>
+              <w:t>.00</w:t>
+            </w:r>
+          </w:p>
+        </w:tc>
+        <w:tc>
+          <w:tcPr>
+            <w:tcW w:w="0" w:type="auto"/>
+            <w:vAlign w:val="center"/>
+            <w:hideMark/>
+          </w:tcPr>
+          <w:p>
+            <w:pPr>
+              <w:ind w:left="0"/>
+              <w:jc w:val="left"/>
+              <w:rPr>
+                <w:sz w:val="22"/>
+                <w:szCs w:val="20"/>
+              </w:rPr>
+            </w:pPr>
+            <w:r>
+              <w:rPr>
+                <w:sz w:val="22"/>
+                <w:szCs w:val="20"/>
+              </w:rPr>
+              <w:t>5</w:t>
+            </w:r>
+          </w:p>
+        </w:tc>
+      </w:tr>
+    </w:tbl>
+    <w:p>
+      <w:pPr>
+        <w:rPr>
+          <w:lang w:val="en-US"/>
+        </w:rPr>
+      </w:pPr>
+    </w:p>
+    <w:p>
+      <w:pPr>
+        <w:ind w:left="0"/>
+      </w:pPr>
+      <w:r>
+        <w:t>Relazione(</w:t>
+      </w:r>
+      <w:r>
+        <w:rPr>
+          <w:u w:val="single"/>
+        </w:rPr>
+        <w:t>ID Libro</w:t>
+      </w:r>
+      <w:r>
+        <w:t>, Titolo,</w:t>
+      </w:r>
+      <w:r>
+        <w:t xml:space="preserve"> Cod Autore,</w:t>
+      </w:r>
+      <w:r>
+        <w:t xml:space="preserve"> Autore, Editore, Anno Pubblicazione, Categoria, Prezzo, Quantità)</w:t>
+      </w:r>
+    </w:p>
+    <w:p>
+      <w:pPr>
+        <w:ind w:left="0"/>
+      </w:pPr>
+      <w:r>
+        <w:t>3FN</w:t>
+      </w:r>
+    </w:p>
+    <w:p>
+      <w:pPr>
+        <w:ind w:left="0"/>
+      </w:pPr>
+      <w:r>
+        <w:t>Relazione(</w:t>
+      </w:r>
+      <w:r>
+        <w:rPr>
+          <w:u w:val="single"/>
+        </w:rPr>
+        <w:t>ID Libro</w:t>
+      </w:r>
+      <w:r>
+        <w:t>, Titolo, Cod Autore, Editore, Anno Pubblicazione, Categoria, Prezzo, Quantità)</w:t>
+      </w:r>
+    </w:p>
+    <w:p>
+      <w:pPr>
+        <w:ind w:left="0"/>
+        <w:rPr>
+          <w:lang w:val="en-US"/>
+        </w:rPr>
+      </w:pPr>
+      <w:r>
+        <w:rPr>
+          <w:lang w:val="en-US"/>
+        </w:rPr>
+        <w:t>Autore(</w:t>
+      </w:r>
+      <w:r>
+        <w:rPr>
+          <w:u w:val="single"/>
+          <w:lang w:val="en-US"/>
+        </w:rPr>
+        <w:t>Cod Autore</w:t>
+      </w:r>
+      <w:r>
+        <w:rPr>
+          <w:lang w:val="en-US"/>
+        </w:rPr>
+        <w:t>, Autore)</w:t>
+      </w:r>
+    </w:p>
+    <w:p>
+      <w:pPr>
+        <w:ind w:left="0"/>
+        <w:rPr>
+          <w:lang w:val="en-US"/>
+        </w:rPr>
+      </w:pPr>
+    </w:p>
+    <w:p>
+      <w:pPr>
+        <w:ind w:left="0"/>
+        <w:rPr>
+          <w:lang w:val="en-US"/>
+        </w:rPr>
+      </w:pPr>
+    </w:p>
+    <w:p>
+      <w:pPr>
+        <w:ind w:left="0"/>
+        <w:rPr>
+          <w:lang w:val="en-US"/>
+        </w:rPr>
+      </w:pPr>
+      <w:r>
+        <w:rPr>
+          <w:lang w:val="en-US"/>
+        </w:rPr>
+        <w:t>Potrei dire anche che autore non è atomico e che va scomposto in nome e cognome, quindi:</w:t>
+      </w:r>
+    </w:p>
+    <w:p>
+      <w:pPr>
+        <w:ind w:left="0"/>
+        <w:rPr>
+          <w:lang w:val="en-US"/>
+        </w:rPr>
+      </w:pPr>
+    </w:p>
+    <w:p>
+      <w:pPr>
+        <w:ind w:left="0"/>
+        <w:rPr>
+          <w:lang w:val="en-US"/>
+        </w:rPr>
+      </w:pPr>
+      <w:r>
+        <w:rPr>
+          <w:lang w:val="en-US"/>
+        </w:rPr>
+        <w:t>1FN e 2FN</w:t>
+      </w:r>
+    </w:p>
+    <w:p>
+      <w:pPr>
+        <w:ind w:left="0"/>
+      </w:pPr>
+      <w:r>
+        <w:t>Relazione(</w:t>
+      </w:r>
+      <w:r>
+        <w:rPr>
+          <w:u w:val="single"/>
+        </w:rPr>
+        <w:t>ID Libro</w:t>
+      </w:r>
+      <w:r>
+        <w:t>, Titolo,</w:t>
+      </w:r>
+      <w:r>
+        <w:t xml:space="preserve"> Cod Autore,</w:t>
+      </w:r>
+      <w:r>
+        <w:t xml:space="preserve"> </w:t>
+      </w:r>
+      <w:r>
+        <w:t>Nome, Cognome</w:t>
+      </w:r>
+      <w:r>
+        <w:t>, Editore, Anno Pubblicazione, Categoria, Prezzo, Quantità)</w:t>
+      </w:r>
+    </w:p>
+    <w:p>
+      <w:pPr>
+        <w:ind w:left="0"/>
+      </w:pPr>
+    </w:p>
+    <w:p>
+      <w:pPr>
+        <w:ind w:left="0"/>
+      </w:pPr>
+      <w:r>
+        <w:t>3FN</w:t>
+      </w:r>
+    </w:p>
+    <w:p>
+      <w:pPr>
+        <w:ind w:left="0"/>
+      </w:pPr>
+      <w:r>
+        <w:t>Relazione(</w:t>
+      </w:r>
+      <w:r>
+        <w:rPr>
+          <w:u w:val="single"/>
+        </w:rPr>
+        <w:t>ID Libro</w:t>
+      </w:r>
+      <w:r>
+        <w:t>, Titolo, Cod Autore</w:t>
+      </w:r>
+      <w:r>
+        <w:t>*</w:t>
+      </w:r>
+      <w:r>
+        <w:t>, Editore, Anno Pubblicazione, Categoria, Prezzo, Quantità)</w:t>
+      </w:r>
+    </w:p>
+    <w:p>
+      <w:pPr>
+        <w:ind w:left="0"/>
+        <w:rPr>
+          <w:lang w:val="en-US"/>
+        </w:rPr>
+      </w:pPr>
+      <w:r>
+        <w:rPr>
+          <w:lang w:val="en-US"/>
+        </w:rPr>
+        <w:t>Autore(</w:t>
+      </w:r>
+      <w:r>
+        <w:rPr>
+          <w:u w:val="single"/>
+          <w:lang w:val="en-US"/>
+        </w:rPr>
+        <w:t>Cod Autore</w:t>
+      </w:r>
+      <w:r>
+        <w:rPr>
+          <w:lang w:val="en-US"/>
+        </w:rPr>
+        <w:t>,</w:t>
+      </w:r>
+      <w:r>
+        <w:t xml:space="preserve"> </w:t>
+      </w:r>
+      <w:r>
+        <w:t>Nome, Cognome</w:t>
+      </w:r>
+      <w:r>
+        <w:rPr>
+          <w:lang w:val="en-US"/>
+        </w:rPr>
+        <w:t>)</w:t>
+      </w:r>
+    </w:p>
+    <w:p>
+      <w:pPr>
+        <w:pStyle w:val="Titolo3"/>
+        <w:rPr>
+          <w:lang w:val="en-US"/>
+        </w:rPr>
+      </w:pPr>
+    </w:p>
+    <w:tbl>
+      <w:tblPr>
+        <w:tblStyle w:val="Grigliatabella"/>
+        <w:tblW w:w="9502" w:type="dxa"/>
+        <w:tblLook w:val="04A0" w:firstRow="1" w:lastRow="0" w:firstColumn="1" w:lastColumn="0" w:noHBand="0" w:noVBand="1"/>
+      </w:tblPr>
+      <w:tblGrid>
+        <w:gridCol w:w="1565"/>
+        <w:gridCol w:w="1988"/>
+        <w:gridCol w:w="1622"/>
+        <w:gridCol w:w="1122"/>
+        <w:gridCol w:w="1391"/>
+        <w:gridCol w:w="1814"/>
+      </w:tblGrid>
+      <w:tr>
+        <w:tc>
+          <w:tcPr>
+            <w:tcW w:w="0" w:type="auto"/>
+            <w:hideMark/>
+          </w:tcPr>
+          <w:p>
+            <w:pPr>
+              <w:tabs>
+                <w:tab w:val="clear" w:pos="851"/>
+                <w:tab w:val="clear" w:pos="1276"/>
+                <w:tab w:val="clear" w:pos="1701"/>
+              </w:tabs>
+              <w:ind w:left="0"/>
+              <w:jc w:val="left"/>
+              <w:rPr>
+                <w:rFonts w:ascii="Times New Roman" w:eastAsia="Times New Roman" w:hAnsi="Times New Roman" w:cs="Times New Roman"/>
+                <w:b/>
+                <w:bCs/>
+                <w:noProof w:val="0"/>
+                <w:szCs w:val="24"/>
+                <w:lang w:eastAsia="it-IT"/>
+              </w:rPr>
+            </w:pPr>
+            <w:proofErr w:type="spellStart"/>
+            <w:r>
+              <w:rPr>
+                <w:rFonts w:ascii="Times New Roman" w:eastAsia="Times New Roman" w:hAnsi="Times New Roman" w:cs="Times New Roman"/>
+                <w:b/>
+                <w:bCs/>
+                <w:noProof w:val="0"/>
+                <w:szCs w:val="24"/>
+                <w:lang w:eastAsia="it-IT"/>
+              </w:rPr>
+              <w:t>PartNbr</w:t>
+            </w:r>
+            <w:proofErr w:type="spellEnd"/>
+          </w:p>
+        </w:tc>
+        <w:tc>
+          <w:tcPr>
+            <w:tcW w:w="0" w:type="auto"/>
+            <w:hideMark/>
+          </w:tcPr>
+          <w:p>
+            <w:pPr>
+              <w:tabs>
+                <w:tab w:val="clear" w:pos="851"/>
+                <w:tab w:val="clear" w:pos="1276"/>
+                <w:tab w:val="clear" w:pos="1701"/>
+              </w:tabs>
+              <w:ind w:left="0"/>
+              <w:jc w:val="left"/>
+              <w:rPr>
+                <w:rFonts w:ascii="Times New Roman" w:eastAsia="Times New Roman" w:hAnsi="Times New Roman" w:cs="Times New Roman"/>
+                <w:b/>
+                <w:bCs/>
+                <w:noProof w:val="0"/>
+                <w:szCs w:val="24"/>
+                <w:lang w:eastAsia="it-IT"/>
+              </w:rPr>
+            </w:pPr>
+            <w:proofErr w:type="spellStart"/>
+            <w:r>
+              <w:rPr>
+                <w:rFonts w:ascii="Times New Roman" w:eastAsia="Times New Roman" w:hAnsi="Times New Roman" w:cs="Times New Roman"/>
+                <w:b/>
+                <w:bCs/>
+                <w:noProof w:val="0"/>
+                <w:szCs w:val="24"/>
+                <w:lang w:eastAsia="it-IT"/>
+              </w:rPr>
+              <w:t>Warehouse</w:t>
+            </w:r>
+            <w:proofErr w:type="spellEnd"/>
+          </w:p>
+        </w:tc>
+        <w:tc>
+          <w:tcPr>
+            <w:tcW w:w="0" w:type="auto"/>
+            <w:hideMark/>
+          </w:tcPr>
+          <w:p>
+            <w:pPr>
+              <w:tabs>
+                <w:tab w:val="clear" w:pos="851"/>
+                <w:tab w:val="clear" w:pos="1276"/>
+                <w:tab w:val="clear" w:pos="1701"/>
+              </w:tabs>
+              <w:ind w:left="0"/>
+              <w:jc w:val="left"/>
+              <w:rPr>
+                <w:rFonts w:ascii="Times New Roman" w:eastAsia="Times New Roman" w:hAnsi="Times New Roman" w:cs="Times New Roman"/>
+                <w:b/>
+                <w:bCs/>
+                <w:noProof w:val="0"/>
+                <w:szCs w:val="24"/>
+                <w:lang w:eastAsia="it-IT"/>
+              </w:rPr>
+            </w:pPr>
+            <w:r>
+              <w:rPr>
+                <w:rFonts w:ascii="Times New Roman" w:eastAsia="Times New Roman" w:hAnsi="Times New Roman" w:cs="Times New Roman"/>
+                <w:b/>
+                <w:bCs/>
+                <w:noProof w:val="0"/>
+                <w:szCs w:val="24"/>
+                <w:lang w:eastAsia="it-IT"/>
+              </w:rPr>
+              <w:t>Location</w:t>
+            </w:r>
+          </w:p>
+        </w:tc>
+        <w:tc>
+          <w:tcPr>
+            <w:tcW w:w="0" w:type="auto"/>
+            <w:hideMark/>
+          </w:tcPr>
+          <w:p>
+            <w:pPr>
+              <w:tabs>
+                <w:tab w:val="clear" w:pos="851"/>
+                <w:tab w:val="clear" w:pos="1276"/>
+                <w:tab w:val="clear" w:pos="1701"/>
+              </w:tabs>
+              <w:ind w:left="0"/>
+              <w:jc w:val="left"/>
+              <w:rPr>
+                <w:rFonts w:ascii="Times New Roman" w:eastAsia="Times New Roman" w:hAnsi="Times New Roman" w:cs="Times New Roman"/>
+                <w:b/>
+                <w:bCs/>
+                <w:noProof w:val="0"/>
+                <w:szCs w:val="24"/>
+                <w:lang w:eastAsia="it-IT"/>
+              </w:rPr>
+            </w:pPr>
+            <w:r>
+              <w:rPr>
+                <w:rFonts w:ascii="Times New Roman" w:eastAsia="Times New Roman" w:hAnsi="Times New Roman" w:cs="Times New Roman"/>
+                <w:b/>
+                <w:bCs/>
+                <w:noProof w:val="0"/>
+                <w:szCs w:val="24"/>
+                <w:lang w:eastAsia="it-IT"/>
+              </w:rPr>
+              <w:t>QOH</w:t>
+            </w:r>
+          </w:p>
+        </w:tc>
+        <w:tc>
+          <w:tcPr>
+            <w:tcW w:w="0" w:type="auto"/>
+            <w:hideMark/>
+          </w:tcPr>
+          <w:p>
+            <w:pPr>
+              <w:tabs>
+                <w:tab w:val="clear" w:pos="851"/>
+                <w:tab w:val="clear" w:pos="1276"/>
+                <w:tab w:val="clear" w:pos="1701"/>
+              </w:tabs>
+              <w:ind w:left="0"/>
+              <w:jc w:val="left"/>
+              <w:rPr>
+                <w:rFonts w:ascii="Times New Roman" w:eastAsia="Times New Roman" w:hAnsi="Times New Roman" w:cs="Times New Roman"/>
+                <w:b/>
+                <w:bCs/>
+                <w:noProof w:val="0"/>
+                <w:szCs w:val="24"/>
+                <w:lang w:eastAsia="it-IT"/>
+              </w:rPr>
+            </w:pPr>
+            <w:r>
+              <w:rPr>
+                <w:rFonts w:ascii="Times New Roman" w:eastAsia="Times New Roman" w:hAnsi="Times New Roman" w:cs="Times New Roman"/>
+                <w:b/>
+                <w:bCs/>
+                <w:noProof w:val="0"/>
+                <w:szCs w:val="24"/>
+                <w:lang w:eastAsia="it-IT"/>
+              </w:rPr>
+              <w:t>Weight</w:t>
+            </w:r>
+          </w:p>
+        </w:tc>
+        <w:tc>
+          <w:tcPr>
+            <w:tcW w:w="0" w:type="auto"/>
+            <w:hideMark/>
+          </w:tcPr>
+          <w:p>
+            <w:pPr>
+              <w:tabs>
+                <w:tab w:val="clear" w:pos="851"/>
+                <w:tab w:val="clear" w:pos="1276"/>
+                <w:tab w:val="clear" w:pos="1701"/>
+              </w:tabs>
+              <w:ind w:left="0"/>
+              <w:jc w:val="left"/>
+              <w:rPr>
+                <w:rFonts w:ascii="Times New Roman" w:eastAsia="Times New Roman" w:hAnsi="Times New Roman" w:cs="Times New Roman"/>
+                <w:b/>
+                <w:bCs/>
+                <w:noProof w:val="0"/>
+                <w:szCs w:val="24"/>
+                <w:lang w:eastAsia="it-IT"/>
+              </w:rPr>
+            </w:pPr>
+            <w:proofErr w:type="spellStart"/>
+            <w:r>
+              <w:rPr>
+                <w:rFonts w:ascii="Times New Roman" w:eastAsia="Times New Roman" w:hAnsi="Times New Roman" w:cs="Times New Roman"/>
+                <w:b/>
+                <w:bCs/>
+                <w:noProof w:val="0"/>
+                <w:szCs w:val="24"/>
+                <w:lang w:eastAsia="it-IT"/>
+              </w:rPr>
+              <w:t>PartColor</w:t>
+            </w:r>
+            <w:proofErr w:type="spellEnd"/>
+          </w:p>
+        </w:tc>
+      </w:tr>
+      <w:tr>
+        <w:tc>
+          <w:tcPr>
+            <w:tcW w:w="0" w:type="auto"/>
+            <w:hideMark/>
+          </w:tcPr>
+          <w:p>
+            <w:pPr>
+              <w:tabs>
+                <w:tab w:val="clear" w:pos="851"/>
+                <w:tab w:val="clear" w:pos="1276"/>
+                <w:tab w:val="clear" w:pos="1701"/>
+              </w:tabs>
+              <w:ind w:left="0"/>
+              <w:jc w:val="left"/>
+              <w:rPr>
+                <w:rFonts w:ascii="Times New Roman" w:eastAsia="Times New Roman" w:hAnsi="Times New Roman" w:cs="Times New Roman"/>
+                <w:noProof w:val="0"/>
+                <w:szCs w:val="24"/>
+                <w:lang w:eastAsia="it-IT"/>
+              </w:rPr>
+            </w:pPr>
+            <w:r>
+              <w:rPr>
+                <w:rFonts w:ascii="Times New Roman" w:eastAsia="Times New Roman" w:hAnsi="Times New Roman" w:cs="Times New Roman"/>
+                <w:noProof w:val="0"/>
+                <w:szCs w:val="24"/>
+                <w:lang w:eastAsia="it-IT"/>
+              </w:rPr>
+              <w:t>01</w:t>
+            </w:r>
+          </w:p>
+        </w:tc>
+        <w:tc>
+          <w:tcPr>
+            <w:tcW w:w="0" w:type="auto"/>
+            <w:hideMark/>
+          </w:tcPr>
+          <w:p>
+            <w:pPr>
+              <w:tabs>
+                <w:tab w:val="clear" w:pos="851"/>
+                <w:tab w:val="clear" w:pos="1276"/>
+                <w:tab w:val="clear" w:pos="1701"/>
+              </w:tabs>
+              <w:ind w:left="0"/>
+              <w:jc w:val="left"/>
+              <w:rPr>
+                <w:rFonts w:ascii="Times New Roman" w:eastAsia="Times New Roman" w:hAnsi="Times New Roman" w:cs="Times New Roman"/>
+                <w:noProof w:val="0"/>
+                <w:szCs w:val="24"/>
+                <w:lang w:eastAsia="it-IT"/>
+              </w:rPr>
+            </w:pPr>
+            <w:r>
+              <w:rPr>
+                <w:rFonts w:ascii="Times New Roman" w:eastAsia="Times New Roman" w:hAnsi="Times New Roman" w:cs="Times New Roman"/>
+                <w:noProof w:val="0"/>
+                <w:szCs w:val="24"/>
+                <w:lang w:eastAsia="it-IT"/>
+              </w:rPr>
+              <w:t>500</w:t>
+            </w:r>
+          </w:p>
+        </w:tc>
+        <w:tc>
+          <w:tcPr>
+            <w:tcW w:w="0" w:type="auto"/>
+            <w:hideMark/>
+          </w:tcPr>
+          <w:p>
+            <w:pPr>
+              <w:tabs>
+                <w:tab w:val="clear" w:pos="851"/>
+                <w:tab w:val="clear" w:pos="1276"/>
+                <w:tab w:val="clear" w:pos="1701"/>
+              </w:tabs>
+              <w:ind w:left="0"/>
+              <w:jc w:val="left"/>
+              <w:rPr>
+                <w:rFonts w:ascii="Times New Roman" w:eastAsia="Times New Roman" w:hAnsi="Times New Roman" w:cs="Times New Roman"/>
+                <w:noProof w:val="0"/>
+                <w:szCs w:val="24"/>
+                <w:lang w:eastAsia="it-IT"/>
+              </w:rPr>
+            </w:pPr>
+            <w:r>
+              <w:rPr>
+                <w:rFonts w:ascii="Times New Roman" w:eastAsia="Times New Roman" w:hAnsi="Times New Roman" w:cs="Times New Roman"/>
+                <w:noProof w:val="0"/>
+                <w:szCs w:val="24"/>
+                <w:lang w:eastAsia="it-IT"/>
+              </w:rPr>
+              <w:t>NW</w:t>
+            </w:r>
+          </w:p>
+        </w:tc>
+        <w:tc>
+          <w:tcPr>
+            <w:tcW w:w="0" w:type="auto"/>
+            <w:hideMark/>
+          </w:tcPr>
+          <w:p>
+            <w:pPr>
+              <w:tabs>
+                <w:tab w:val="clear" w:pos="851"/>
+                <w:tab w:val="clear" w:pos="1276"/>
+                <w:tab w:val="clear" w:pos="1701"/>
+              </w:tabs>
+              <w:ind w:left="0"/>
+              <w:jc w:val="left"/>
+              <w:rPr>
+                <w:rFonts w:ascii="Times New Roman" w:eastAsia="Times New Roman" w:hAnsi="Times New Roman" w:cs="Times New Roman"/>
+                <w:noProof w:val="0"/>
+                <w:szCs w:val="24"/>
+                <w:lang w:eastAsia="it-IT"/>
+              </w:rPr>
+            </w:pPr>
+            <w:r>
+              <w:rPr>
+                <w:rFonts w:ascii="Times New Roman" w:eastAsia="Times New Roman" w:hAnsi="Times New Roman" w:cs="Times New Roman"/>
+                <w:noProof w:val="0"/>
+                <w:szCs w:val="24"/>
+                <w:lang w:eastAsia="it-IT"/>
+              </w:rPr>
+              <w:t>135</w:t>
+            </w:r>
+          </w:p>
+        </w:tc>
+        <w:tc>
+          <w:tcPr>
+            <w:tcW w:w="0" w:type="auto"/>
+            <w:hideMark/>
+          </w:tcPr>
+          <w:p>
+            <w:pPr>
+              <w:tabs>
+                <w:tab w:val="clear" w:pos="851"/>
+                <w:tab w:val="clear" w:pos="1276"/>
+                <w:tab w:val="clear" w:pos="1701"/>
+              </w:tabs>
+              <w:ind w:left="0"/>
+              <w:jc w:val="left"/>
+              <w:rPr>
+                <w:rFonts w:ascii="Times New Roman" w:eastAsia="Times New Roman" w:hAnsi="Times New Roman" w:cs="Times New Roman"/>
+                <w:noProof w:val="0"/>
+                <w:szCs w:val="24"/>
+                <w:lang w:eastAsia="it-IT"/>
+              </w:rPr>
+            </w:pPr>
+            <w:r>
+              <w:rPr>
+                <w:rFonts w:ascii="Times New Roman" w:eastAsia="Times New Roman" w:hAnsi="Times New Roman" w:cs="Times New Roman"/>
+                <w:noProof w:val="0"/>
+                <w:szCs w:val="24"/>
+                <w:lang w:eastAsia="it-IT"/>
+              </w:rPr>
+              <w:t>11.75</w:t>
+            </w:r>
+          </w:p>
+        </w:tc>
+        <w:tc>
+          <w:tcPr>
+            <w:tcW w:w="0" w:type="auto"/>
+            <w:hideMark/>
+          </w:tcPr>
+          <w:p>
+            <w:pPr>
+              <w:tabs>
+                <w:tab w:val="clear" w:pos="851"/>
+                <w:tab w:val="clear" w:pos="1276"/>
+                <w:tab w:val="clear" w:pos="1701"/>
+              </w:tabs>
+              <w:ind w:left="0"/>
+              <w:jc w:val="left"/>
+              <w:rPr>
+                <w:rFonts w:ascii="Times New Roman" w:eastAsia="Times New Roman" w:hAnsi="Times New Roman" w:cs="Times New Roman"/>
+                <w:noProof w:val="0"/>
+                <w:szCs w:val="24"/>
+                <w:lang w:eastAsia="it-IT"/>
+              </w:rPr>
+            </w:pPr>
+            <w:r>
+              <w:rPr>
+                <w:rFonts w:ascii="Times New Roman" w:eastAsia="Times New Roman" w:hAnsi="Times New Roman" w:cs="Times New Roman"/>
+                <w:noProof w:val="0"/>
+                <w:szCs w:val="24"/>
+                <w:lang w:eastAsia="it-IT"/>
+              </w:rPr>
+              <w:t>Blue</w:t>
+            </w:r>
+          </w:p>
+        </w:tc>
+      </w:tr>
+      <w:tr>
+        <w:tc>
+          <w:tcPr>
+            <w:tcW w:w="0" w:type="auto"/>
+            <w:hideMark/>
+          </w:tcPr>
+          <w:p>
+            <w:pPr>
+              <w:tabs>
+                <w:tab w:val="clear" w:pos="851"/>
+                <w:tab w:val="clear" w:pos="1276"/>
+                <w:tab w:val="clear" w:pos="1701"/>
+              </w:tabs>
+              <w:ind w:left="0"/>
+              <w:jc w:val="left"/>
+              <w:rPr>
+                <w:rFonts w:ascii="Times New Roman" w:eastAsia="Times New Roman" w:hAnsi="Times New Roman" w:cs="Times New Roman"/>
+                <w:noProof w:val="0"/>
+                <w:szCs w:val="24"/>
+                <w:lang w:eastAsia="it-IT"/>
+              </w:rPr>
+            </w:pPr>
+            <w:r>
+              <w:rPr>
+                <w:rFonts w:ascii="Times New Roman" w:eastAsia="Times New Roman" w:hAnsi="Times New Roman" w:cs="Times New Roman"/>
+                <w:noProof w:val="0"/>
+                <w:szCs w:val="24"/>
+                <w:lang w:eastAsia="it-IT"/>
+              </w:rPr>
+              <w:t>01</w:t>
+            </w:r>
+          </w:p>
+        </w:tc>
+        <w:tc>
+          <w:tcPr>
+            <w:tcW w:w="0" w:type="auto"/>
+            <w:hideMark/>
+          </w:tcPr>
+          <w:p>
+            <w:pPr>
+              <w:tabs>
+                <w:tab w:val="clear" w:pos="851"/>
+                <w:tab w:val="clear" w:pos="1276"/>
+                <w:tab w:val="clear" w:pos="1701"/>
+              </w:tabs>
+              <w:ind w:left="0"/>
+              <w:jc w:val="left"/>
+              <w:rPr>
+                <w:rFonts w:ascii="Times New Roman" w:eastAsia="Times New Roman" w:hAnsi="Times New Roman" w:cs="Times New Roman"/>
+                <w:noProof w:val="0"/>
+                <w:szCs w:val="24"/>
+                <w:lang w:eastAsia="it-IT"/>
+              </w:rPr>
+            </w:pPr>
+            <w:r>
+              <w:rPr>
+                <w:rFonts w:ascii="Times New Roman" w:eastAsia="Times New Roman" w:hAnsi="Times New Roman" w:cs="Times New Roman"/>
+                <w:noProof w:val="0"/>
+                <w:szCs w:val="24"/>
+                <w:lang w:eastAsia="it-IT"/>
+              </w:rPr>
+              <w:t>600</w:t>
+            </w:r>
+          </w:p>
+        </w:tc>
+        <w:tc>
+          <w:tcPr>
+            <w:tcW w:w="0" w:type="auto"/>
+            <w:hideMark/>
+          </w:tcPr>
+          <w:p>
+            <w:pPr>
+              <w:tabs>
+                <w:tab w:val="clear" w:pos="851"/>
+                <w:tab w:val="clear" w:pos="1276"/>
+                <w:tab w:val="clear" w:pos="1701"/>
+              </w:tabs>
+              <w:ind w:left="0"/>
+              <w:jc w:val="left"/>
+              <w:rPr>
+                <w:rFonts w:ascii="Times New Roman" w:eastAsia="Times New Roman" w:hAnsi="Times New Roman" w:cs="Times New Roman"/>
+                <w:noProof w:val="0"/>
+                <w:szCs w:val="24"/>
+                <w:lang w:eastAsia="it-IT"/>
+              </w:rPr>
+            </w:pPr>
+            <w:r>
+              <w:rPr>
+                <w:rFonts w:ascii="Times New Roman" w:eastAsia="Times New Roman" w:hAnsi="Times New Roman" w:cs="Times New Roman"/>
+                <w:noProof w:val="0"/>
+                <w:szCs w:val="24"/>
+                <w:lang w:eastAsia="it-IT"/>
+              </w:rPr>
+              <w:t>SW</w:t>
+            </w:r>
+          </w:p>
+        </w:tc>
+        <w:tc>
+          <w:tcPr>
+            <w:tcW w:w="0" w:type="auto"/>
+            <w:hideMark/>
+          </w:tcPr>
+          <w:p>
+            <w:pPr>
+              <w:tabs>
+                <w:tab w:val="clear" w:pos="851"/>
+                <w:tab w:val="clear" w:pos="1276"/>
+                <w:tab w:val="clear" w:pos="1701"/>
+              </w:tabs>
+              <w:ind w:left="0"/>
+              <w:jc w:val="left"/>
+              <w:rPr>
+                <w:rFonts w:ascii="Times New Roman" w:eastAsia="Times New Roman" w:hAnsi="Times New Roman" w:cs="Times New Roman"/>
+                <w:noProof w:val="0"/>
+                <w:szCs w:val="24"/>
+                <w:lang w:eastAsia="it-IT"/>
+              </w:rPr>
+            </w:pPr>
+            <w:r>
+              <w:rPr>
+                <w:rFonts w:ascii="Times New Roman" w:eastAsia="Times New Roman" w:hAnsi="Times New Roman" w:cs="Times New Roman"/>
+                <w:noProof w:val="0"/>
+                <w:szCs w:val="24"/>
+                <w:lang w:eastAsia="it-IT"/>
+              </w:rPr>
+              <w:t>210</w:t>
+            </w:r>
+          </w:p>
+        </w:tc>
+        <w:tc>
+          <w:tcPr>
+            <w:tcW w:w="0" w:type="auto"/>
+            <w:hideMark/>
+          </w:tcPr>
+          <w:p>
+            <w:pPr>
+              <w:tabs>
+                <w:tab w:val="clear" w:pos="851"/>
+                <w:tab w:val="clear" w:pos="1276"/>
+                <w:tab w:val="clear" w:pos="1701"/>
+              </w:tabs>
+              <w:ind w:left="0"/>
+              <w:jc w:val="left"/>
+              <w:rPr>
+                <w:rFonts w:ascii="Times New Roman" w:eastAsia="Times New Roman" w:hAnsi="Times New Roman" w:cs="Times New Roman"/>
+                <w:noProof w:val="0"/>
+                <w:szCs w:val="24"/>
+                <w:lang w:eastAsia="it-IT"/>
+              </w:rPr>
+            </w:pPr>
+            <w:r>
+              <w:rPr>
+                <w:rFonts w:ascii="Times New Roman" w:eastAsia="Times New Roman" w:hAnsi="Times New Roman" w:cs="Times New Roman"/>
+                <w:noProof w:val="0"/>
+                <w:szCs w:val="24"/>
+                <w:lang w:eastAsia="it-IT"/>
+              </w:rPr>
+              <w:t>11.75</w:t>
+            </w:r>
+          </w:p>
+        </w:tc>
+        <w:tc>
+          <w:tcPr>
+            <w:tcW w:w="0" w:type="auto"/>
+            <w:hideMark/>
+          </w:tcPr>
+          <w:p>
+            <w:pPr>
+              <w:tabs>
+                <w:tab w:val="clear" w:pos="851"/>
+                <w:tab w:val="clear" w:pos="1276"/>
+                <w:tab w:val="clear" w:pos="1701"/>
+              </w:tabs>
+              <w:ind w:left="0"/>
+              <w:jc w:val="left"/>
+              <w:rPr>
+                <w:rFonts w:ascii="Times New Roman" w:eastAsia="Times New Roman" w:hAnsi="Times New Roman" w:cs="Times New Roman"/>
+                <w:noProof w:val="0"/>
+                <w:szCs w:val="24"/>
+                <w:lang w:eastAsia="it-IT"/>
+              </w:rPr>
+            </w:pPr>
+            <w:r>
+              <w:rPr>
+                <w:rFonts w:ascii="Times New Roman" w:eastAsia="Times New Roman" w:hAnsi="Times New Roman" w:cs="Times New Roman"/>
+                <w:noProof w:val="0"/>
+                <w:szCs w:val="24"/>
+                <w:lang w:eastAsia="it-IT"/>
+              </w:rPr>
+              <w:t>Blue</w:t>
+            </w:r>
+          </w:p>
+        </w:tc>
+      </w:tr>
+      <w:tr>
+        <w:tc>
+          <w:tcPr>
+            <w:tcW w:w="0" w:type="auto"/>
+            <w:hideMark/>
+          </w:tcPr>
+          <w:p>
+            <w:pPr>
+              <w:tabs>
+                <w:tab w:val="clear" w:pos="851"/>
+                <w:tab w:val="clear" w:pos="1276"/>
+                <w:tab w:val="clear" w:pos="1701"/>
+              </w:tabs>
+              <w:ind w:left="0"/>
+              <w:jc w:val="left"/>
+              <w:rPr>
+                <w:rFonts w:ascii="Times New Roman" w:eastAsia="Times New Roman" w:hAnsi="Times New Roman" w:cs="Times New Roman"/>
+                <w:noProof w:val="0"/>
+                <w:szCs w:val="24"/>
+                <w:lang w:eastAsia="it-IT"/>
+              </w:rPr>
+            </w:pPr>
+            <w:r>
+              <w:rPr>
+                <w:rFonts w:ascii="Times New Roman" w:eastAsia="Times New Roman" w:hAnsi="Times New Roman" w:cs="Times New Roman"/>
+                <w:noProof w:val="0"/>
+                <w:szCs w:val="24"/>
+                <w:lang w:eastAsia="it-IT"/>
+              </w:rPr>
+              <w:t>01</w:t>
+            </w:r>
+          </w:p>
+        </w:tc>
+        <w:tc>
+          <w:tcPr>
+            <w:tcW w:w="0" w:type="auto"/>
+            <w:hideMark/>
+          </w:tcPr>
+          <w:p>
+            <w:pPr>
+              <w:tabs>
+                <w:tab w:val="clear" w:pos="851"/>
+                <w:tab w:val="clear" w:pos="1276"/>
+                <w:tab w:val="clear" w:pos="1701"/>
+              </w:tabs>
+              <w:ind w:left="0"/>
+              <w:jc w:val="left"/>
+              <w:rPr>
+                <w:rFonts w:ascii="Times New Roman" w:eastAsia="Times New Roman" w:hAnsi="Times New Roman" w:cs="Times New Roman"/>
+                <w:noProof w:val="0"/>
+                <w:szCs w:val="24"/>
+                <w:lang w:eastAsia="it-IT"/>
+              </w:rPr>
+            </w:pPr>
+            <w:r>
+              <w:rPr>
+                <w:rFonts w:ascii="Times New Roman" w:eastAsia="Times New Roman" w:hAnsi="Times New Roman" w:cs="Times New Roman"/>
+                <w:noProof w:val="0"/>
+                <w:szCs w:val="24"/>
+                <w:lang w:eastAsia="it-IT"/>
+              </w:rPr>
+              <w:t>800</w:t>
+            </w:r>
+          </w:p>
+        </w:tc>
+        <w:tc>
+          <w:tcPr>
+            <w:tcW w:w="0" w:type="auto"/>
+            <w:hideMark/>
+          </w:tcPr>
+          <w:p>
+            <w:pPr>
+              <w:tabs>
+                <w:tab w:val="clear" w:pos="851"/>
+                <w:tab w:val="clear" w:pos="1276"/>
+                <w:tab w:val="clear" w:pos="1701"/>
+              </w:tabs>
+              <w:ind w:left="0"/>
+              <w:jc w:val="left"/>
+              <w:rPr>
+                <w:rFonts w:ascii="Times New Roman" w:eastAsia="Times New Roman" w:hAnsi="Times New Roman" w:cs="Times New Roman"/>
+                <w:noProof w:val="0"/>
+                <w:szCs w:val="24"/>
+                <w:lang w:eastAsia="it-IT"/>
+              </w:rPr>
+            </w:pPr>
+            <w:r>
+              <w:rPr>
+                <w:rFonts w:ascii="Times New Roman" w:eastAsia="Times New Roman" w:hAnsi="Times New Roman" w:cs="Times New Roman"/>
+                <w:noProof w:val="0"/>
+                <w:szCs w:val="24"/>
+                <w:lang w:eastAsia="it-IT"/>
+              </w:rPr>
+              <w:t>East</w:t>
+            </w:r>
+          </w:p>
+        </w:tc>
+        <w:tc>
+          <w:tcPr>
+            <w:tcW w:w="0" w:type="auto"/>
+            <w:hideMark/>
+          </w:tcPr>
+          <w:p>
+            <w:pPr>
+              <w:tabs>
+                <w:tab w:val="clear" w:pos="851"/>
+                <w:tab w:val="clear" w:pos="1276"/>
+                <w:tab w:val="clear" w:pos="1701"/>
+              </w:tabs>
+              <w:ind w:left="0"/>
+              <w:jc w:val="left"/>
+              <w:rPr>
+                <w:rFonts w:ascii="Times New Roman" w:eastAsia="Times New Roman" w:hAnsi="Times New Roman" w:cs="Times New Roman"/>
+                <w:noProof w:val="0"/>
+                <w:szCs w:val="24"/>
+                <w:lang w:eastAsia="it-IT"/>
+              </w:rPr>
+            </w:pPr>
+            <w:r>
+              <w:rPr>
+                <w:rFonts w:ascii="Times New Roman" w:eastAsia="Times New Roman" w:hAnsi="Times New Roman" w:cs="Times New Roman"/>
+                <w:noProof w:val="0"/>
+                <w:szCs w:val="24"/>
+                <w:lang w:eastAsia="it-IT"/>
+              </w:rPr>
+              <w:t>192</w:t>
+            </w:r>
+          </w:p>
+        </w:tc>
+        <w:tc>
+          <w:tcPr>
+            <w:tcW w:w="0" w:type="auto"/>
+            <w:hideMark/>
+          </w:tcPr>
+          <w:p>
+            <w:pPr>
+              <w:tabs>
+                <w:tab w:val="clear" w:pos="851"/>
+                <w:tab w:val="clear" w:pos="1276"/>
+                <w:tab w:val="clear" w:pos="1701"/>
+              </w:tabs>
+              <w:ind w:left="0"/>
+              <w:jc w:val="left"/>
+              <w:rPr>
+                <w:rFonts w:ascii="Times New Roman" w:eastAsia="Times New Roman" w:hAnsi="Times New Roman" w:cs="Times New Roman"/>
+                <w:noProof w:val="0"/>
+                <w:szCs w:val="24"/>
+                <w:lang w:eastAsia="it-IT"/>
+              </w:rPr>
+            </w:pPr>
+            <w:r>
+              <w:rPr>
+                <w:rFonts w:ascii="Times New Roman" w:eastAsia="Times New Roman" w:hAnsi="Times New Roman" w:cs="Times New Roman"/>
+                <w:noProof w:val="0"/>
+                <w:szCs w:val="24"/>
+                <w:lang w:eastAsia="it-IT"/>
+              </w:rPr>
+              <w:t>11.75</w:t>
+            </w:r>
+          </w:p>
+        </w:tc>
+        <w:tc>
+          <w:tcPr>
+            <w:tcW w:w="0" w:type="auto"/>
+            <w:hideMark/>
+          </w:tcPr>
+          <w:p>
+            <w:pPr>
+              <w:tabs>
+                <w:tab w:val="clear" w:pos="851"/>
+                <w:tab w:val="clear" w:pos="1276"/>
+                <w:tab w:val="clear" w:pos="1701"/>
+              </w:tabs>
+              <w:ind w:left="0"/>
+              <w:jc w:val="left"/>
+              <w:rPr>
+                <w:rFonts w:ascii="Times New Roman" w:eastAsia="Times New Roman" w:hAnsi="Times New Roman" w:cs="Times New Roman"/>
+                <w:noProof w:val="0"/>
+                <w:szCs w:val="24"/>
+                <w:lang w:eastAsia="it-IT"/>
+              </w:rPr>
+            </w:pPr>
+            <w:r>
+              <w:rPr>
+                <w:rFonts w:ascii="Times New Roman" w:eastAsia="Times New Roman" w:hAnsi="Times New Roman" w:cs="Times New Roman"/>
+                <w:noProof w:val="0"/>
+                <w:szCs w:val="24"/>
+                <w:lang w:eastAsia="it-IT"/>
+              </w:rPr>
+              <w:t>Blue</w:t>
+            </w:r>
+          </w:p>
+        </w:tc>
+      </w:tr>
+      <w:tr>
+        <w:tc>
+          <w:tcPr>
+            <w:tcW w:w="0" w:type="auto"/>
+            <w:hideMark/>
+          </w:tcPr>
+          <w:p>
+            <w:pPr>
+              <w:tabs>
+                <w:tab w:val="clear" w:pos="851"/>
+                <w:tab w:val="clear" w:pos="1276"/>
+                <w:tab w:val="clear" w:pos="1701"/>
+              </w:tabs>
+              <w:ind w:left="0"/>
+              <w:jc w:val="left"/>
+              <w:rPr>
+                <w:rFonts w:ascii="Times New Roman" w:eastAsia="Times New Roman" w:hAnsi="Times New Roman" w:cs="Times New Roman"/>
+                <w:noProof w:val="0"/>
+                <w:szCs w:val="24"/>
+                <w:lang w:eastAsia="it-IT"/>
+              </w:rPr>
+            </w:pPr>
+            <w:r>
+              <w:rPr>
+                <w:rFonts w:ascii="Times New Roman" w:eastAsia="Times New Roman" w:hAnsi="Times New Roman" w:cs="Times New Roman"/>
+                <w:noProof w:val="0"/>
+                <w:szCs w:val="24"/>
+                <w:lang w:eastAsia="it-IT"/>
+              </w:rPr>
+              <w:t>02</w:t>
+            </w:r>
+          </w:p>
+        </w:tc>
+        <w:tc>
+          <w:tcPr>
+            <w:tcW w:w="0" w:type="auto"/>
+            <w:hideMark/>
+          </w:tcPr>
+          <w:p>
+            <w:pPr>
+              <w:tabs>
+                <w:tab w:val="clear" w:pos="851"/>
+                <w:tab w:val="clear" w:pos="1276"/>
+                <w:tab w:val="clear" w:pos="1701"/>
+              </w:tabs>
+              <w:ind w:left="0"/>
+              <w:jc w:val="left"/>
+              <w:rPr>
+                <w:rFonts w:ascii="Times New Roman" w:eastAsia="Times New Roman" w:hAnsi="Times New Roman" w:cs="Times New Roman"/>
+                <w:noProof w:val="0"/>
+                <w:szCs w:val="24"/>
+                <w:lang w:eastAsia="it-IT"/>
+              </w:rPr>
+            </w:pPr>
+            <w:r>
+              <w:rPr>
+                <w:rFonts w:ascii="Times New Roman" w:eastAsia="Times New Roman" w:hAnsi="Times New Roman" w:cs="Times New Roman"/>
+                <w:noProof w:val="0"/>
+                <w:szCs w:val="24"/>
+                <w:lang w:eastAsia="it-IT"/>
+              </w:rPr>
+              <w:t>500</w:t>
+            </w:r>
+          </w:p>
+        </w:tc>
+        <w:tc>
+          <w:tcPr>
+            <w:tcW w:w="0" w:type="auto"/>
+            <w:hideMark/>
+          </w:tcPr>
+          <w:p>
+            <w:pPr>
+              <w:tabs>
+                <w:tab w:val="clear" w:pos="851"/>
+                <w:tab w:val="clear" w:pos="1276"/>
+                <w:tab w:val="clear" w:pos="1701"/>
+              </w:tabs>
+              <w:ind w:left="0"/>
+              <w:jc w:val="left"/>
+              <w:rPr>
+                <w:rFonts w:ascii="Times New Roman" w:eastAsia="Times New Roman" w:hAnsi="Times New Roman" w:cs="Times New Roman"/>
+                <w:noProof w:val="0"/>
+                <w:szCs w:val="24"/>
+                <w:lang w:eastAsia="it-IT"/>
+              </w:rPr>
+            </w:pPr>
+            <w:r>
+              <w:rPr>
+                <w:rFonts w:ascii="Times New Roman" w:eastAsia="Times New Roman" w:hAnsi="Times New Roman" w:cs="Times New Roman"/>
+                <w:noProof w:val="0"/>
+                <w:szCs w:val="24"/>
+                <w:lang w:eastAsia="it-IT"/>
+              </w:rPr>
+              <w:t>NW</w:t>
+            </w:r>
+          </w:p>
+        </w:tc>
+        <w:tc>
+          <w:tcPr>
+            <w:tcW w:w="0" w:type="auto"/>
+            <w:hideMark/>
+          </w:tcPr>
+          <w:p>
+            <w:pPr>
+              <w:tabs>
+                <w:tab w:val="clear" w:pos="851"/>
+                <w:tab w:val="clear" w:pos="1276"/>
+                <w:tab w:val="clear" w:pos="1701"/>
+              </w:tabs>
+              <w:ind w:left="0"/>
+              <w:jc w:val="left"/>
+              <w:rPr>
+                <w:rFonts w:ascii="Times New Roman" w:eastAsia="Times New Roman" w:hAnsi="Times New Roman" w:cs="Times New Roman"/>
+                <w:noProof w:val="0"/>
+                <w:szCs w:val="24"/>
+                <w:lang w:eastAsia="it-IT"/>
+              </w:rPr>
+            </w:pPr>
+            <w:r>
+              <w:rPr>
+                <w:rFonts w:ascii="Times New Roman" w:eastAsia="Times New Roman" w:hAnsi="Times New Roman" w:cs="Times New Roman"/>
+                <w:noProof w:val="0"/>
+                <w:szCs w:val="24"/>
+                <w:lang w:eastAsia="it-IT"/>
+              </w:rPr>
+              <w:t>75</w:t>
+            </w:r>
+          </w:p>
+        </w:tc>
+        <w:tc>
+          <w:tcPr>
+            <w:tcW w:w="0" w:type="auto"/>
+            <w:hideMark/>
+          </w:tcPr>
+          <w:p>
+            <w:pPr>
+              <w:tabs>
+                <w:tab w:val="clear" w:pos="851"/>
+                <w:tab w:val="clear" w:pos="1276"/>
+                <w:tab w:val="clear" w:pos="1701"/>
+              </w:tabs>
+              <w:ind w:left="0"/>
+              <w:jc w:val="left"/>
+              <w:rPr>
+                <w:rFonts w:ascii="Times New Roman" w:eastAsia="Times New Roman" w:hAnsi="Times New Roman" w:cs="Times New Roman"/>
+                <w:noProof w:val="0"/>
+                <w:szCs w:val="24"/>
+                <w:lang w:eastAsia="it-IT"/>
+              </w:rPr>
+            </w:pPr>
+            <w:r>
+              <w:rPr>
+                <w:rFonts w:ascii="Times New Roman" w:eastAsia="Times New Roman" w:hAnsi="Times New Roman" w:cs="Times New Roman"/>
+                <w:noProof w:val="0"/>
+                <w:szCs w:val="24"/>
+                <w:lang w:eastAsia="it-IT"/>
+              </w:rPr>
+              <w:t>2.50</w:t>
+            </w:r>
+          </w:p>
+        </w:tc>
+        <w:tc>
+          <w:tcPr>
+            <w:tcW w:w="0" w:type="auto"/>
+            <w:hideMark/>
+          </w:tcPr>
+          <w:p>
+            <w:pPr>
+              <w:tabs>
+                <w:tab w:val="clear" w:pos="851"/>
+                <w:tab w:val="clear" w:pos="1276"/>
+                <w:tab w:val="clear" w:pos="1701"/>
+              </w:tabs>
+              <w:ind w:left="0"/>
+              <w:jc w:val="left"/>
+              <w:rPr>
+                <w:rFonts w:ascii="Times New Roman" w:eastAsia="Times New Roman" w:hAnsi="Times New Roman" w:cs="Times New Roman"/>
+                <w:noProof w:val="0"/>
+                <w:szCs w:val="24"/>
+                <w:lang w:eastAsia="it-IT"/>
+              </w:rPr>
+            </w:pPr>
+            <w:r>
+              <w:rPr>
+                <w:rFonts w:ascii="Times New Roman" w:eastAsia="Times New Roman" w:hAnsi="Times New Roman" w:cs="Times New Roman"/>
+                <w:noProof w:val="0"/>
+                <w:szCs w:val="24"/>
+                <w:lang w:eastAsia="it-IT"/>
+              </w:rPr>
+              <w:t>Red</w:t>
+            </w:r>
+          </w:p>
+        </w:tc>
+      </w:tr>
+      <w:tr>
+        <w:tc>
+          <w:tcPr>
+            <w:tcW w:w="0" w:type="auto"/>
+            <w:hideMark/>
+          </w:tcPr>
+          <w:p>
+            <w:pPr>
+              <w:tabs>
+                <w:tab w:val="clear" w:pos="851"/>
+                <w:tab w:val="clear" w:pos="1276"/>
+                <w:tab w:val="clear" w:pos="1701"/>
+              </w:tabs>
+              <w:ind w:left="0"/>
+              <w:jc w:val="left"/>
+              <w:rPr>
+                <w:rFonts w:ascii="Times New Roman" w:eastAsia="Times New Roman" w:hAnsi="Times New Roman" w:cs="Times New Roman"/>
+                <w:noProof w:val="0"/>
+                <w:szCs w:val="24"/>
+                <w:lang w:eastAsia="it-IT"/>
+              </w:rPr>
+            </w:pPr>
+            <w:r>
+              <w:rPr>
+                <w:rFonts w:ascii="Times New Roman" w:eastAsia="Times New Roman" w:hAnsi="Times New Roman" w:cs="Times New Roman"/>
+                <w:noProof w:val="0"/>
+                <w:szCs w:val="24"/>
+                <w:lang w:eastAsia="it-IT"/>
+              </w:rPr>
+              <w:t>02</w:t>
+            </w:r>
+          </w:p>
+        </w:tc>
+        <w:tc>
+          <w:tcPr>
+            <w:tcW w:w="0" w:type="auto"/>
+            <w:hideMark/>
+          </w:tcPr>
+          <w:p>
+            <w:pPr>
+              <w:tabs>
+                <w:tab w:val="clear" w:pos="851"/>
+                <w:tab w:val="clear" w:pos="1276"/>
+                <w:tab w:val="clear" w:pos="1701"/>
+              </w:tabs>
+              <w:ind w:left="0"/>
+              <w:jc w:val="left"/>
+              <w:rPr>
+                <w:rFonts w:ascii="Times New Roman" w:eastAsia="Times New Roman" w:hAnsi="Times New Roman" w:cs="Times New Roman"/>
+                <w:noProof w:val="0"/>
+                <w:szCs w:val="24"/>
+                <w:lang w:eastAsia="it-IT"/>
+              </w:rPr>
+            </w:pPr>
+            <w:r>
+              <w:rPr>
+                <w:rFonts w:ascii="Times New Roman" w:eastAsia="Times New Roman" w:hAnsi="Times New Roman" w:cs="Times New Roman"/>
+                <w:noProof w:val="0"/>
+                <w:szCs w:val="24"/>
+                <w:lang w:eastAsia="it-IT"/>
+              </w:rPr>
+              <w:t>800</w:t>
+            </w:r>
+          </w:p>
+        </w:tc>
+        <w:tc>
+          <w:tcPr>
+            <w:tcW w:w="0" w:type="auto"/>
+            <w:hideMark/>
+          </w:tcPr>
+          <w:p>
+            <w:pPr>
+              <w:tabs>
+                <w:tab w:val="clear" w:pos="851"/>
+                <w:tab w:val="clear" w:pos="1276"/>
+                <w:tab w:val="clear" w:pos="1701"/>
+              </w:tabs>
+              <w:ind w:left="0"/>
+              <w:jc w:val="left"/>
+              <w:rPr>
+                <w:rFonts w:ascii="Times New Roman" w:eastAsia="Times New Roman" w:hAnsi="Times New Roman" w:cs="Times New Roman"/>
+                <w:noProof w:val="0"/>
+                <w:szCs w:val="24"/>
+                <w:lang w:eastAsia="it-IT"/>
+              </w:rPr>
+            </w:pPr>
+            <w:r>
+              <w:rPr>
+                <w:rFonts w:ascii="Times New Roman" w:eastAsia="Times New Roman" w:hAnsi="Times New Roman" w:cs="Times New Roman"/>
+                <w:noProof w:val="0"/>
+                <w:szCs w:val="24"/>
+                <w:lang w:eastAsia="it-IT"/>
+              </w:rPr>
+              <w:t>East</w:t>
+            </w:r>
+          </w:p>
+        </w:tc>
+        <w:tc>
+          <w:tcPr>
+            <w:tcW w:w="0" w:type="auto"/>
+            <w:hideMark/>
+          </w:tcPr>
+          <w:p>
+            <w:pPr>
+              <w:tabs>
+                <w:tab w:val="clear" w:pos="851"/>
+                <w:tab w:val="clear" w:pos="1276"/>
+                <w:tab w:val="clear" w:pos="1701"/>
+              </w:tabs>
+              <w:ind w:left="0"/>
+              <w:jc w:val="left"/>
+              <w:rPr>
+                <w:rFonts w:ascii="Times New Roman" w:eastAsia="Times New Roman" w:hAnsi="Times New Roman" w:cs="Times New Roman"/>
+                <w:noProof w:val="0"/>
+                <w:szCs w:val="24"/>
+                <w:lang w:eastAsia="it-IT"/>
+              </w:rPr>
+            </w:pPr>
+            <w:r>
+              <w:rPr>
+                <w:rFonts w:ascii="Times New Roman" w:eastAsia="Times New Roman" w:hAnsi="Times New Roman" w:cs="Times New Roman"/>
+                <w:noProof w:val="0"/>
+                <w:szCs w:val="24"/>
+                <w:lang w:eastAsia="it-IT"/>
+              </w:rPr>
+              <w:t>45</w:t>
+            </w:r>
+          </w:p>
+        </w:tc>
+        <w:tc>
+          <w:tcPr>
+            <w:tcW w:w="0" w:type="auto"/>
+            <w:hideMark/>
+          </w:tcPr>
+          <w:p>
+            <w:pPr>
+              <w:tabs>
+                <w:tab w:val="clear" w:pos="851"/>
+                <w:tab w:val="clear" w:pos="1276"/>
+                <w:tab w:val="clear" w:pos="1701"/>
+              </w:tabs>
+              <w:ind w:left="0"/>
+              <w:jc w:val="left"/>
+              <w:rPr>
+                <w:rFonts w:ascii="Times New Roman" w:eastAsia="Times New Roman" w:hAnsi="Times New Roman" w:cs="Times New Roman"/>
+                <w:noProof w:val="0"/>
+                <w:szCs w:val="24"/>
+                <w:lang w:eastAsia="it-IT"/>
+              </w:rPr>
+            </w:pPr>
+            <w:r>
+              <w:rPr>
+                <w:rFonts w:ascii="Times New Roman" w:eastAsia="Times New Roman" w:hAnsi="Times New Roman" w:cs="Times New Roman"/>
+                <w:noProof w:val="0"/>
+                <w:szCs w:val="24"/>
+                <w:lang w:eastAsia="it-IT"/>
+              </w:rPr>
+              <w:t>2.50</w:t>
+            </w:r>
+          </w:p>
+        </w:tc>
+        <w:tc>
+          <w:tcPr>
+            <w:tcW w:w="0" w:type="auto"/>
+            <w:hideMark/>
+          </w:tcPr>
+          <w:p>
+            <w:pPr>
+              <w:tabs>
+                <w:tab w:val="clear" w:pos="851"/>
+                <w:tab w:val="clear" w:pos="1276"/>
+                <w:tab w:val="clear" w:pos="1701"/>
+              </w:tabs>
+              <w:ind w:left="0"/>
+              <w:jc w:val="left"/>
+              <w:rPr>
+                <w:rFonts w:ascii="Times New Roman" w:eastAsia="Times New Roman" w:hAnsi="Times New Roman" w:cs="Times New Roman"/>
+                <w:noProof w:val="0"/>
+                <w:szCs w:val="24"/>
+                <w:lang w:eastAsia="it-IT"/>
+              </w:rPr>
+            </w:pPr>
+            <w:r>
+              <w:rPr>
+                <w:rFonts w:ascii="Times New Roman" w:eastAsia="Times New Roman" w:hAnsi="Times New Roman" w:cs="Times New Roman"/>
+                <w:noProof w:val="0"/>
+                <w:szCs w:val="24"/>
+                <w:lang w:eastAsia="it-IT"/>
+              </w:rPr>
+              <w:t>Red</w:t>
+            </w:r>
+          </w:p>
+        </w:tc>
+      </w:tr>
+      <w:tr>
+        <w:tc>
+          <w:tcPr>
+            <w:tcW w:w="0" w:type="auto"/>
+            <w:tcBorders>
+              <w:bottom w:val="single" w:sz="4" w:space="0" w:color="auto"/>
+            </w:tcBorders>
+            <w:hideMark/>
+          </w:tcPr>
+          <w:p>
+            <w:pPr>
+              <w:tabs>
+                <w:tab w:val="clear" w:pos="851"/>
+                <w:tab w:val="clear" w:pos="1276"/>
+                <w:tab w:val="clear" w:pos="1701"/>
+              </w:tabs>
+              <w:ind w:left="0"/>
+              <w:jc w:val="left"/>
+              <w:rPr>
+                <w:rFonts w:ascii="Times New Roman" w:eastAsia="Times New Roman" w:hAnsi="Times New Roman" w:cs="Times New Roman"/>
+                <w:noProof w:val="0"/>
+                <w:szCs w:val="24"/>
+                <w:lang w:eastAsia="it-IT"/>
+              </w:rPr>
+            </w:pPr>
+            <w:r>
+              <w:rPr>
+                <w:rFonts w:ascii="Times New Roman" w:eastAsia="Times New Roman" w:hAnsi="Times New Roman" w:cs="Times New Roman"/>
+                <w:noProof w:val="0"/>
+                <w:szCs w:val="24"/>
+                <w:lang w:eastAsia="it-IT"/>
+              </w:rPr>
+              <w:t>03</w:t>
+            </w:r>
+          </w:p>
+        </w:tc>
+        <w:tc>
+          <w:tcPr>
+            <w:tcW w:w="0" w:type="auto"/>
+            <w:tcBorders>
+              <w:bottom w:val="single" w:sz="4" w:space="0" w:color="auto"/>
+            </w:tcBorders>
+            <w:hideMark/>
+          </w:tcPr>
+          <w:p>
+            <w:pPr>
+              <w:tabs>
+                <w:tab w:val="clear" w:pos="851"/>
+                <w:tab w:val="clear" w:pos="1276"/>
+                <w:tab w:val="clear" w:pos="1701"/>
+              </w:tabs>
+              <w:ind w:left="0"/>
+              <w:jc w:val="left"/>
+              <w:rPr>
+                <w:rFonts w:ascii="Times New Roman" w:eastAsia="Times New Roman" w:hAnsi="Times New Roman" w:cs="Times New Roman"/>
+                <w:noProof w:val="0"/>
+                <w:szCs w:val="24"/>
+                <w:lang w:eastAsia="it-IT"/>
+              </w:rPr>
+            </w:pPr>
+            <w:r>
+              <w:rPr>
+                <w:rFonts w:ascii="Times New Roman" w:eastAsia="Times New Roman" w:hAnsi="Times New Roman" w:cs="Times New Roman"/>
+                <w:noProof w:val="0"/>
+                <w:szCs w:val="24"/>
+                <w:lang w:eastAsia="it-IT"/>
+              </w:rPr>
+              <w:t>500</w:t>
+            </w:r>
+          </w:p>
+        </w:tc>
+        <w:tc>
+          <w:tcPr>
+            <w:tcW w:w="0" w:type="auto"/>
+            <w:tcBorders>
+              <w:bottom w:val="single" w:sz="4" w:space="0" w:color="auto"/>
+            </w:tcBorders>
+            <w:hideMark/>
+          </w:tcPr>
+          <w:p>
+            <w:pPr>
+              <w:tabs>
+                <w:tab w:val="clear" w:pos="851"/>
+                <w:tab w:val="clear" w:pos="1276"/>
+                <w:tab w:val="clear" w:pos="1701"/>
+              </w:tabs>
+              <w:ind w:left="0"/>
+              <w:jc w:val="left"/>
+              <w:rPr>
+                <w:rFonts w:ascii="Times New Roman" w:eastAsia="Times New Roman" w:hAnsi="Times New Roman" w:cs="Times New Roman"/>
+                <w:noProof w:val="0"/>
+                <w:szCs w:val="24"/>
+                <w:lang w:eastAsia="it-IT"/>
+              </w:rPr>
+            </w:pPr>
+            <w:r>
+              <w:rPr>
+                <w:rFonts w:ascii="Times New Roman" w:eastAsia="Times New Roman" w:hAnsi="Times New Roman" w:cs="Times New Roman"/>
+                <w:noProof w:val="0"/>
+                <w:szCs w:val="24"/>
+                <w:lang w:eastAsia="it-IT"/>
+              </w:rPr>
+              <w:t>NW</w:t>
+            </w:r>
+          </w:p>
+        </w:tc>
+        <w:tc>
+          <w:tcPr>
+            <w:tcW w:w="0" w:type="auto"/>
+            <w:tcBorders>
+              <w:bottom w:val="single" w:sz="4" w:space="0" w:color="auto"/>
+            </w:tcBorders>
+            <w:hideMark/>
+          </w:tcPr>
+          <w:p>
+            <w:pPr>
+              <w:tabs>
+                <w:tab w:val="clear" w:pos="851"/>
+                <w:tab w:val="clear" w:pos="1276"/>
+                <w:tab w:val="clear" w:pos="1701"/>
+              </w:tabs>
+              <w:ind w:left="0"/>
+              <w:jc w:val="left"/>
+              <w:rPr>
+                <w:rFonts w:ascii="Times New Roman" w:eastAsia="Times New Roman" w:hAnsi="Times New Roman" w:cs="Times New Roman"/>
+                <w:noProof w:val="0"/>
+                <w:szCs w:val="24"/>
+                <w:lang w:eastAsia="it-IT"/>
+              </w:rPr>
+            </w:pPr>
+            <w:r>
+              <w:rPr>
+                <w:rFonts w:ascii="Times New Roman" w:eastAsia="Times New Roman" w:hAnsi="Times New Roman" w:cs="Times New Roman"/>
+                <w:noProof w:val="0"/>
+                <w:szCs w:val="24"/>
+                <w:lang w:eastAsia="it-IT"/>
+              </w:rPr>
+              <w:t>290</w:t>
+            </w:r>
+          </w:p>
+        </w:tc>
+        <w:tc>
+          <w:tcPr>
+            <w:tcW w:w="0" w:type="auto"/>
+            <w:tcBorders>
+              <w:bottom w:val="single" w:sz="4" w:space="0" w:color="auto"/>
+            </w:tcBorders>
+            <w:hideMark/>
+          </w:tcPr>
+          <w:p>
+            <w:pPr>
+              <w:tabs>
+                <w:tab w:val="clear" w:pos="851"/>
+                <w:tab w:val="clear" w:pos="1276"/>
+                <w:tab w:val="clear" w:pos="1701"/>
+              </w:tabs>
+              <w:ind w:left="0"/>
+              <w:jc w:val="left"/>
+              <w:rPr>
+                <w:rFonts w:ascii="Times New Roman" w:eastAsia="Times New Roman" w:hAnsi="Times New Roman" w:cs="Times New Roman"/>
+                <w:noProof w:val="0"/>
+                <w:szCs w:val="24"/>
+                <w:lang w:eastAsia="it-IT"/>
+              </w:rPr>
+            </w:pPr>
+            <w:r>
+              <w:rPr>
+                <w:rFonts w:ascii="Times New Roman" w:eastAsia="Times New Roman" w:hAnsi="Times New Roman" w:cs="Times New Roman"/>
+                <w:noProof w:val="0"/>
+                <w:szCs w:val="24"/>
+                <w:lang w:eastAsia="it-IT"/>
+              </w:rPr>
+              <w:t>21.35</w:t>
+            </w:r>
+          </w:p>
+        </w:tc>
+        <w:tc>
+          <w:tcPr>
+            <w:tcW w:w="0" w:type="auto"/>
+            <w:tcBorders>
+              <w:bottom w:val="single" w:sz="4" w:space="0" w:color="auto"/>
+            </w:tcBorders>
+            <w:hideMark/>
+          </w:tcPr>
+          <w:p>
+            <w:pPr>
+              <w:tabs>
+                <w:tab w:val="clear" w:pos="851"/>
+                <w:tab w:val="clear" w:pos="1276"/>
+                <w:tab w:val="clear" w:pos="1701"/>
+              </w:tabs>
+              <w:ind w:left="0"/>
+              <w:jc w:val="left"/>
+              <w:rPr>
+                <w:rFonts w:ascii="Times New Roman" w:eastAsia="Times New Roman" w:hAnsi="Times New Roman" w:cs="Times New Roman"/>
+                <w:noProof w:val="0"/>
+                <w:szCs w:val="24"/>
+                <w:lang w:eastAsia="it-IT"/>
+              </w:rPr>
+            </w:pPr>
+            <w:r>
+              <w:rPr>
+                <w:rFonts w:ascii="Times New Roman" w:eastAsia="Times New Roman" w:hAnsi="Times New Roman" w:cs="Times New Roman"/>
+                <w:noProof w:val="0"/>
+                <w:szCs w:val="24"/>
+                <w:lang w:eastAsia="it-IT"/>
+              </w:rPr>
+              <w:t>Green</w:t>
+            </w:r>
+          </w:p>
+        </w:tc>
+      </w:tr>
+      <w:tr>
+        <w:tc>
+          <w:tcPr>
+            <w:tcW w:w="0" w:type="auto"/>
+            <w:tcBorders>
+              <w:bottom w:val="nil"/>
+            </w:tcBorders>
+            <w:hideMark/>
+          </w:tcPr>
+          <w:p>
+            <w:pPr>
+              <w:tabs>
+                <w:tab w:val="clear" w:pos="851"/>
+                <w:tab w:val="clear" w:pos="1276"/>
+                <w:tab w:val="clear" w:pos="1701"/>
+              </w:tabs>
+              <w:ind w:left="0"/>
+              <w:jc w:val="left"/>
+              <w:rPr>
+                <w:rFonts w:ascii="Times New Roman" w:eastAsia="Times New Roman" w:hAnsi="Times New Roman" w:cs="Times New Roman"/>
+                <w:noProof w:val="0"/>
+                <w:szCs w:val="24"/>
+                <w:lang w:eastAsia="it-IT"/>
+              </w:rPr>
+            </w:pPr>
+            <w:r>
+              <w:rPr>
+                <w:rFonts w:ascii="Times New Roman" w:eastAsia="Times New Roman" w:hAnsi="Times New Roman" w:cs="Times New Roman"/>
+                <w:noProof w:val="0"/>
+                <w:szCs w:val="24"/>
+                <w:lang w:eastAsia="it-IT"/>
+              </w:rPr>
+              <w:t>03</w:t>
+            </w:r>
+          </w:p>
+        </w:tc>
+        <w:tc>
+          <w:tcPr>
+            <w:tcW w:w="0" w:type="auto"/>
+            <w:tcBorders>
+              <w:bottom w:val="nil"/>
+            </w:tcBorders>
+            <w:hideMark/>
+          </w:tcPr>
+          <w:p>
+            <w:pPr>
+              <w:tabs>
+                <w:tab w:val="clear" w:pos="851"/>
+                <w:tab w:val="clear" w:pos="1276"/>
+                <w:tab w:val="clear" w:pos="1701"/>
+              </w:tabs>
+              <w:ind w:left="0"/>
+              <w:jc w:val="left"/>
+              <w:rPr>
+                <w:rFonts w:ascii="Times New Roman" w:eastAsia="Times New Roman" w:hAnsi="Times New Roman" w:cs="Times New Roman"/>
+                <w:noProof w:val="0"/>
+                <w:szCs w:val="24"/>
+                <w:lang w:eastAsia="it-IT"/>
+              </w:rPr>
+            </w:pPr>
+            <w:r>
+              <w:rPr>
+                <w:rFonts w:ascii="Times New Roman" w:eastAsia="Times New Roman" w:hAnsi="Times New Roman" w:cs="Times New Roman"/>
+                <w:noProof w:val="0"/>
+                <w:szCs w:val="24"/>
+                <w:lang w:eastAsia="it-IT"/>
+              </w:rPr>
+              <w:t>600</w:t>
+            </w:r>
+          </w:p>
+        </w:tc>
+        <w:tc>
+          <w:tcPr>
+            <w:tcW w:w="0" w:type="auto"/>
+            <w:tcBorders>
+              <w:bottom w:val="nil"/>
+            </w:tcBorders>
+            <w:hideMark/>
+          </w:tcPr>
+          <w:p>
+            <w:pPr>
+              <w:tabs>
+                <w:tab w:val="clear" w:pos="851"/>
+                <w:tab w:val="clear" w:pos="1276"/>
+                <w:tab w:val="clear" w:pos="1701"/>
+              </w:tabs>
+              <w:ind w:left="0"/>
+              <w:jc w:val="left"/>
+              <w:rPr>
+                <w:rFonts w:ascii="Times New Roman" w:eastAsia="Times New Roman" w:hAnsi="Times New Roman" w:cs="Times New Roman"/>
+                <w:noProof w:val="0"/>
+                <w:szCs w:val="24"/>
+                <w:lang w:eastAsia="it-IT"/>
+              </w:rPr>
+            </w:pPr>
+            <w:r>
+              <w:rPr>
+                <w:rFonts w:ascii="Times New Roman" w:eastAsia="Times New Roman" w:hAnsi="Times New Roman" w:cs="Times New Roman"/>
+                <w:noProof w:val="0"/>
+                <w:szCs w:val="24"/>
+                <w:lang w:eastAsia="it-IT"/>
+              </w:rPr>
+              <w:t>SW</w:t>
+            </w:r>
+          </w:p>
+        </w:tc>
+        <w:tc>
+          <w:tcPr>
+            <w:tcW w:w="0" w:type="auto"/>
+            <w:tcBorders>
+              <w:bottom w:val="nil"/>
+            </w:tcBorders>
+            <w:hideMark/>
+          </w:tcPr>
+          <w:p>
+            <w:pPr>
+              <w:tabs>
+                <w:tab w:val="clear" w:pos="851"/>
+                <w:tab w:val="clear" w:pos="1276"/>
+                <w:tab w:val="clear" w:pos="1701"/>
+              </w:tabs>
+              <w:ind w:left="0"/>
+              <w:jc w:val="left"/>
+              <w:rPr>
+                <w:rFonts w:ascii="Times New Roman" w:eastAsia="Times New Roman" w:hAnsi="Times New Roman" w:cs="Times New Roman"/>
+                <w:noProof w:val="0"/>
+                <w:szCs w:val="24"/>
+                <w:lang w:eastAsia="it-IT"/>
+              </w:rPr>
+            </w:pPr>
+            <w:r>
+              <w:rPr>
+                <w:rFonts w:ascii="Times New Roman" w:eastAsia="Times New Roman" w:hAnsi="Times New Roman" w:cs="Times New Roman"/>
+                <w:noProof w:val="0"/>
+                <w:szCs w:val="24"/>
+                <w:lang w:eastAsia="it-IT"/>
+              </w:rPr>
+              <w:t>83</w:t>
+            </w:r>
+          </w:p>
+        </w:tc>
+        <w:tc>
+          <w:tcPr>
+            <w:tcW w:w="0" w:type="auto"/>
+            <w:tcBorders>
+              <w:bottom w:val="nil"/>
+            </w:tcBorders>
+            <w:hideMark/>
+          </w:tcPr>
+          <w:p>
+            <w:pPr>
+              <w:tabs>
+                <w:tab w:val="clear" w:pos="851"/>
+                <w:tab w:val="clear" w:pos="1276"/>
+                <w:tab w:val="clear" w:pos="1701"/>
+              </w:tabs>
+              <w:ind w:left="0"/>
+              <w:jc w:val="left"/>
+              <w:rPr>
+                <w:rFonts w:ascii="Times New Roman" w:eastAsia="Times New Roman" w:hAnsi="Times New Roman" w:cs="Times New Roman"/>
+                <w:noProof w:val="0"/>
+                <w:szCs w:val="24"/>
+                <w:lang w:eastAsia="it-IT"/>
+              </w:rPr>
+            </w:pPr>
+            <w:r>
+              <w:rPr>
+                <w:rFonts w:ascii="Times New Roman" w:eastAsia="Times New Roman" w:hAnsi="Times New Roman" w:cs="Times New Roman"/>
+                <w:noProof w:val="0"/>
+                <w:szCs w:val="24"/>
+                <w:lang w:eastAsia="it-IT"/>
+              </w:rPr>
+              <w:t>21.35</w:t>
+            </w:r>
+          </w:p>
+        </w:tc>
+        <w:tc>
+          <w:tcPr>
+            <w:tcW w:w="0" w:type="auto"/>
+            <w:tcBorders>
+              <w:bottom w:val="nil"/>
+            </w:tcBorders>
+            <w:hideMark/>
+          </w:tcPr>
+          <w:p>
+            <w:pPr>
+              <w:tabs>
+                <w:tab w:val="clear" w:pos="851"/>
+                <w:tab w:val="clear" w:pos="1276"/>
+                <w:tab w:val="clear" w:pos="1701"/>
+              </w:tabs>
+              <w:ind w:left="0"/>
+              <w:jc w:val="left"/>
+              <w:rPr>
+                <w:rFonts w:ascii="Times New Roman" w:eastAsia="Times New Roman" w:hAnsi="Times New Roman" w:cs="Times New Roman"/>
+                <w:noProof w:val="0"/>
+                <w:szCs w:val="24"/>
+                <w:lang w:eastAsia="it-IT"/>
+              </w:rPr>
+            </w:pPr>
+            <w:r>
+              <w:rPr>
+                <w:rFonts w:ascii="Times New Roman" w:eastAsia="Times New Roman" w:hAnsi="Times New Roman" w:cs="Times New Roman"/>
+                <w:noProof w:val="0"/>
+                <w:szCs w:val="24"/>
+                <w:lang w:eastAsia="it-IT"/>
+              </w:rPr>
+              <w:t>Green</w:t>
+            </w:r>
+          </w:p>
+        </w:tc>
+      </w:tr>
+    </w:tbl>
+    <w:p>
+      <w:pPr>
+        <w:rPr>
+          <w:lang w:val="en-US"/>
+        </w:rPr>
+      </w:pPr>
+    </w:p>
+    <w:p>
+      <w:pPr>
+        <w:rPr>
+          <w:lang w:val="en-US"/>
+        </w:rPr>
+      </w:pPr>
+      <w:r>
+        <w:rPr>
+          <w:lang w:val="en-US"/>
+        </w:rPr>
+        <w:t>Relazione(</w:t>
+      </w:r>
+      <w:r>
+        <w:rPr>
+          <w:u w:val="single"/>
+          <w:lang w:val="en-US"/>
+        </w:rPr>
+        <w:t>PartNbr</w:t>
+      </w:r>
+      <w:r>
+        <w:rPr>
+          <w:lang w:val="en-US"/>
+        </w:rPr>
+        <w:t xml:space="preserve">, </w:t>
+      </w:r>
+      <w:r>
+        <w:rPr>
+          <w:u w:val="single"/>
+          <w:lang w:val="en-US"/>
+        </w:rPr>
+        <w:t>Warehouse</w:t>
+      </w:r>
+      <w:r>
+        <w:rPr>
+          <w:lang w:val="en-US"/>
+        </w:rPr>
+        <w:t xml:space="preserve">, </w:t>
+      </w:r>
+      <w:r>
+        <w:rPr>
+          <w:lang w:val="en-US"/>
+        </w:rPr>
+        <w:t>Location</w:t>
+      </w:r>
+      <w:r>
+        <w:rPr>
+          <w:lang w:val="en-US"/>
+        </w:rPr>
+        <w:t>, QOH, Weight, PartColor)</w:t>
+      </w:r>
+    </w:p>
+    <w:p>
+      <w:pPr>
+        <w:rPr>
+          <w:lang w:val="en-US"/>
+        </w:rPr>
+      </w:pPr>
+    </w:p>
+    <w:p>
+      <w:r>
+        <w:t>1FN? Sì</w:t>
+      </w:r>
+    </w:p>
+    <w:p>
+      <w:r>
+        <w:t>2FN? No</w:t>
+      </w:r>
+    </w:p>
+    <w:p>
+      <w:r>
+        <w:t>Relazione(</w:t>
+      </w:r>
+      <w:r>
+        <w:rPr>
+          <w:u w:val="single"/>
+        </w:rPr>
+        <w:t>PartNbr</w:t>
+      </w:r>
+      <w:r>
+        <w:t xml:space="preserve">, </w:t>
+      </w:r>
+      <w:r>
+        <w:rPr>
+          <w:u w:val="single"/>
+        </w:rPr>
+        <w:t>Warehouse</w:t>
+      </w:r>
+      <w:r>
+        <w:t>, QOH)</w:t>
+      </w:r>
+    </w:p>
+    <w:p>
+      <w:pPr>
+        <w:rPr>
+          <w:lang w:val="en-US"/>
+        </w:rPr>
+      </w:pPr>
+      <w:r>
+        <w:rPr>
+          <w:lang w:val="en-US"/>
+        </w:rPr>
+        <w:t>Part(</w:t>
+      </w:r>
+      <w:r>
+        <w:rPr>
+          <w:u w:val="single"/>
+          <w:lang w:val="en-US"/>
+        </w:rPr>
+        <w:t>PartNbr</w:t>
+      </w:r>
+      <w:r>
+        <w:rPr>
+          <w:lang w:val="en-US"/>
+        </w:rPr>
+        <w:t>, Weight, PartColor)</w:t>
+      </w:r>
+    </w:p>
+    <w:p>
+      <w:pPr>
+        <w:rPr>
+          <w:lang w:val="en-US"/>
+        </w:rPr>
+      </w:pPr>
+      <w:r>
+        <w:rPr>
+          <w:lang w:val="en-US"/>
+        </w:rPr>
+        <w:t>Warehouse(</w:t>
+      </w:r>
+      <w:r>
+        <w:rPr>
+          <w:u w:val="single"/>
+          <w:lang w:val="en-US"/>
+        </w:rPr>
+        <w:t>CodWarehouse</w:t>
+      </w:r>
+      <w:r>
+        <w:rPr>
+          <w:lang w:val="en-US"/>
+        </w:rPr>
+        <w:t>, Location)</w:t>
+      </w:r>
+    </w:p>
+    <w:p>
+      <w:r>
+        <w:t>3FN? Sì</w:t>
       </w:r>
     </w:p>
     <w:p/>
     <w:p>
-      <w:pPr>
-        <w:rPr>
-          <w:lang w:val="en-US"/>
-        </w:rPr>
-      </w:pPr>
+      <w:r>
+        <w:t>Ricapitoliamo un paio di cose:</w:t>
+      </w:r>
+    </w:p>
+    <w:p>
+      <w:pPr>
+        <w:pStyle w:val="Paragrafoelenco"/>
+        <w:numPr>
+          <w:ilvl w:val="0"/>
+          <w:numId w:val="16"/>
+        </w:numPr>
+      </w:pPr>
+      <w:r>
+        <w:t>Se un db non è in 1 forma normale vuol dire che ho attributi composti</w:t>
+      </w:r>
+    </w:p>
+    <w:p>
+      <w:pPr>
+        <w:pStyle w:val="Paragrafoelenco"/>
+        <w:numPr>
+          <w:ilvl w:val="0"/>
+          <w:numId w:val="16"/>
+        </w:numPr>
+      </w:pPr>
+      <w:r>
+        <w:t>Se un db non è in 2 forma normale vuol dire che ho mischiato due entità che sono in relazione n:n in un unica tabella (quella della relazione)</w:t>
+      </w:r>
+    </w:p>
+    <w:p>
+      <w:pPr>
+        <w:pStyle w:val="Paragrafoelenco"/>
+        <w:numPr>
+          <w:ilvl w:val="0"/>
+          <w:numId w:val="16"/>
+        </w:numPr>
+      </w:pPr>
+      <w:r>
+        <w:t xml:space="preserve">Se un db non è in 3 forma normale vuol </w:t>
+      </w:r>
+      <w:r>
+        <w:t>dire che ho mischiato due entità che sono in realazione 1:n portando oltre alla chiave esterna nella tabella anche tutti gli altri attibuti.</w:t>
+      </w:r>
+    </w:p>
+    <w:p/>
+    <w:p/>
+    <w:p/>
+    <w:p/>
+    <w:p/>
+    <w:p/>
+    <w:p/>
+    <w:p>
+      <w:r>
+        <w:t>fine</w:t>
+      </w:r>
     </w:p>
     <w:sectPr>
       <w:pgSz w:w="11906" w:h="16838"/>
@@ -4570,8 +8641,58 @@
 </w:document>
 </file>
 
+<file path=word/endnotes.xml><?xml version="1.0" encoding="utf-8"?>
+<w:endnotes xmlns:wpc="http://schemas.microsoft.com/office/word/2010/wordprocessingCanvas" xmlns:cx="http://schemas.microsoft.com/office/drawing/2014/chartex" xmlns:cx1="http://schemas.microsoft.com/office/drawing/2015/9/8/chartex" xmlns:cx2="http://schemas.microsoft.com/office/drawing/2015/10/21/chartex" xmlns:cx3="http://schemas.microsoft.com/office/drawing/2016/5/9/chartex" xmlns:cx4="http://schemas.microsoft.com/office/drawing/2016/5/10/chartex" xmlns:cx5="http://schemas.microsoft.com/office/drawing/2016/5/11/chartex" xmlns:cx6="http://schemas.microsoft.com/office/drawing/2016/5/12/chartex" xmlns:cx7="http://schemas.microsoft.com/office/drawing/2016/5/13/chartex" xmlns:cx8="http://schemas.microsoft.com/office/drawing/2016/5/14/chartex" xmlns:mc="http://schemas.openxmlformats.org/markup-compatibility/2006" xmlns:aink="http://schemas.microsoft.com/office/drawing/2016/ink" xmlns:am3d="http://schemas.microsoft.com/office/drawing/2017/model3d" xmlns:o="urn:schemas-microsoft-com:office:office" xmlns:oel="http://schemas.microsoft.com/office/2019/extlst" xmlns:r="http://schemas.openxmlformats.org/officeDocument/2006/relationships" xmlns:m="http://schemas.openxmlformats.org/officeDocument/2006/math" xmlns:v="urn:schemas-microsoft-com:vml" xmlns:wp14="http://schemas.microsoft.com/office/word/2010/wordprocessingDrawing" xmlns:wp="http://schemas.openxmlformats.org/drawingml/2006/wordprocessingDrawing" xmlns:w10="urn:schemas-microsoft-com:office:word" xmlns:w="http://schemas.openxmlformats.org/wordprocessingml/2006/main" xmlns:w14="http://schemas.microsoft.com/office/word/2010/wordml" xmlns:w15="http://schemas.microsoft.com/office/word/2012/wordml" xmlns:w16cex="http://schemas.microsoft.com/office/word/2018/wordml/cex" xmlns:w16cid="http://schemas.microsoft.com/office/word/2016/wordml/cid" xmlns:w16="http://schemas.microsoft.com/office/word/2018/wordml" xmlns:w16du="http://schemas.microsoft.com/office/word/2023/wordml/word16du" xmlns:w16sdtdh="http://schemas.microsoft.com/office/word/2020/wordml/sdtdatahash" xmlns:w16sdtfl="http://schemas.microsoft.com/office/word/2024/wordml/sdtformatlock" xmlns:w16se="http://schemas.microsoft.com/office/word/2015/wordml/symex" xmlns:wpg="http://schemas.microsoft.com/office/word/2010/wordprocessingGroup" xmlns:wpi="http://schemas.microsoft.com/office/word/2010/wordprocessingInk" xmlns:wne="http://schemas.microsoft.com/office/word/2006/wordml" xmlns:wps="http://schemas.microsoft.com/office/word/2010/wordprocessingShape" mc:Ignorable="w14 w15 w16se w16cid w16 w16cex w16sdtdh w16sdtfl w16du wp14">
+  <w:endnote w:type="separator" w:id="-1">
+    <w:p>
+      <w:pPr>
+        <w:spacing w:line="240" w:lineRule="auto"/>
+      </w:pPr>
+      <w:r>
+        <w:separator/>
+      </w:r>
+    </w:p>
+  </w:endnote>
+  <w:endnote w:type="continuationSeparator" w:id="0">
+    <w:p>
+      <w:pPr>
+        <w:spacing w:line="240" w:lineRule="auto"/>
+      </w:pPr>
+      <w:r>
+        <w:continuationSeparator/>
+      </w:r>
+    </w:p>
+  </w:endnote>
+</w:endnotes>
+</file>
+
+<file path=word/footnotes.xml><?xml version="1.0" encoding="utf-8"?>
+<w:footnotes xmlns:wpc="http://schemas.microsoft.com/office/word/2010/wordprocessingCanvas" xmlns:cx="http://schemas.microsoft.com/office/drawing/2014/chartex" xmlns:cx1="http://schemas.microsoft.com/office/drawing/2015/9/8/chartex" xmlns:cx2="http://schemas.microsoft.com/office/drawing/2015/10/21/chartex" xmlns:cx3="http://schemas.microsoft.com/office/drawing/2016/5/9/chartex" xmlns:cx4="http://schemas.microsoft.com/office/drawing/2016/5/10/chartex" xmlns:cx5="http://schemas.microsoft.com/office/drawing/2016/5/11/chartex" xmlns:cx6="http://schemas.microsoft.com/office/drawing/2016/5/12/chartex" xmlns:cx7="http://schemas.microsoft.com/office/drawing/2016/5/13/chartex" xmlns:cx8="http://schemas.microsoft.com/office/drawing/2016/5/14/chartex" xmlns:mc="http://schemas.openxmlformats.org/markup-compatibility/2006" xmlns:aink="http://schemas.microsoft.com/office/drawing/2016/ink" xmlns:am3d="http://schemas.microsoft.com/office/drawing/2017/model3d" xmlns:o="urn:schemas-microsoft-com:office:office" xmlns:oel="http://schemas.microsoft.com/office/2019/extlst" xmlns:r="http://schemas.openxmlformats.org/officeDocument/2006/relationships" xmlns:m="http://schemas.openxmlformats.org/officeDocument/2006/math" xmlns:v="urn:schemas-microsoft-com:vml" xmlns:wp14="http://schemas.microsoft.com/office/word/2010/wordprocessingDrawing" xmlns:wp="http://schemas.openxmlformats.org/drawingml/2006/wordprocessingDrawing" xmlns:w10="urn:schemas-microsoft-com:office:word" xmlns:w="http://schemas.openxmlformats.org/wordprocessingml/2006/main" xmlns:w14="http://schemas.microsoft.com/office/word/2010/wordml" xmlns:w15="http://schemas.microsoft.com/office/word/2012/wordml" xmlns:w16cex="http://schemas.microsoft.com/office/word/2018/wordml/cex" xmlns:w16cid="http://schemas.microsoft.com/office/word/2016/wordml/cid" xmlns:w16="http://schemas.microsoft.com/office/word/2018/wordml" xmlns:w16du="http://schemas.microsoft.com/office/word/2023/wordml/word16du" xmlns:w16sdtdh="http://schemas.microsoft.com/office/word/2020/wordml/sdtdatahash" xmlns:w16sdtfl="http://schemas.microsoft.com/office/word/2024/wordml/sdtformatlock" xmlns:w16se="http://schemas.microsoft.com/office/word/2015/wordml/symex" xmlns:wpg="http://schemas.microsoft.com/office/word/2010/wordprocessingGroup" xmlns:wpi="http://schemas.microsoft.com/office/word/2010/wordprocessingInk" xmlns:wne="http://schemas.microsoft.com/office/word/2006/wordml" xmlns:wps="http://schemas.microsoft.com/office/word/2010/wordprocessingShape" mc:Ignorable="w14 w15 w16se w16cid w16 w16cex w16sdtdh w16sdtfl w16du wp14">
+  <w:footnote w:type="separator" w:id="-1">
+    <w:p>
+      <w:pPr>
+        <w:spacing w:line="240" w:lineRule="auto"/>
+      </w:pPr>
+      <w:r>
+        <w:separator/>
+      </w:r>
+    </w:p>
+  </w:footnote>
+  <w:footnote w:type="continuationSeparator" w:id="0">
+    <w:p>
+      <w:pPr>
+        <w:spacing w:line="240" w:lineRule="auto"/>
+      </w:pPr>
+      <w:r>
+        <w:continuationSeparator/>
+      </w:r>
+    </w:p>
+  </w:footnote>
+</w:footnotes>
+</file>
+
 <file path=word/numbering.xml><?xml version="1.0" encoding="utf-8"?>
-<w:numbering xmlns:wpc="http://schemas.microsoft.com/office/word/2010/wordprocessingCanvas" xmlns:cx="http://schemas.microsoft.com/office/drawing/2014/chartex" xmlns:cx1="http://schemas.microsoft.com/office/drawing/2015/9/8/chartex" xmlns:cx2="http://schemas.microsoft.com/office/drawing/2015/10/21/chartex" xmlns:cx3="http://schemas.microsoft.com/office/drawing/2016/5/9/chartex" xmlns:cx4="http://schemas.microsoft.com/office/drawing/2016/5/10/chartex" xmlns:cx5="http://schemas.microsoft.com/office/drawing/2016/5/11/chartex" xmlns:cx6="http://schemas.microsoft.com/office/drawing/2016/5/12/chartex" xmlns:cx7="http://schemas.microsoft.com/office/drawing/2016/5/13/chartex" xmlns:cx8="http://schemas.microsoft.com/office/drawing/2016/5/14/chartex" xmlns:mc="http://schemas.openxmlformats.org/markup-compatibility/2006" xmlns:aink="http://schemas.microsoft.com/office/drawing/2016/ink" xmlns:am3d="http://schemas.microsoft.com/office/drawing/2017/model3d" xmlns:o="urn:schemas-microsoft-com:office:office" xmlns:oel="http://schemas.microsoft.com/office/2019/extlst" xmlns:r="http://schemas.openxmlformats.org/officeDocument/2006/relationships" xmlns:m="http://schemas.openxmlformats.org/officeDocument/2006/math" xmlns:v="urn:schemas-microsoft-com:vml" xmlns:wp14="http://schemas.microsoft.com/office/word/2010/wordprocessingDrawing" xmlns:wp="http://schemas.openxmlformats.org/drawingml/2006/wordprocessingDrawing" xmlns:w10="urn:schemas-microsoft-com:office:word" xmlns:w="http://schemas.openxmlformats.org/wordprocessingml/2006/main" xmlns:w14="http://schemas.microsoft.com/office/word/2010/wordml" xmlns:w15="http://schemas.microsoft.com/office/word/2012/wordml" xmlns:w16cex="http://schemas.microsoft.com/office/word/2018/wordml/cex" xmlns:w16cid="http://schemas.microsoft.com/office/word/2016/wordml/cid" xmlns:w16="http://schemas.microsoft.com/office/word/2018/wordml" xmlns:w16du="http://schemas.microsoft.com/office/word/2023/wordml/word16du" xmlns:w16sdtdh="http://schemas.microsoft.com/office/word/2020/wordml/sdtdatahash" xmlns:w16se="http://schemas.microsoft.com/office/word/2015/wordml/symex" xmlns:wpg="http://schemas.microsoft.com/office/word/2010/wordprocessingGroup" xmlns:wpi="http://schemas.microsoft.com/office/word/2010/wordprocessingInk" xmlns:wne="http://schemas.microsoft.com/office/word/2006/wordml" xmlns:wps="http://schemas.microsoft.com/office/word/2010/wordprocessingShape" mc:Ignorable="w14 w15 w16se w16cid w16 w16cex w16sdtdh w16du wp14">
+<w:numbering xmlns:wpc="http://schemas.microsoft.com/office/word/2010/wordprocessingCanvas" xmlns:cx="http://schemas.microsoft.com/office/drawing/2014/chartex" xmlns:cx1="http://schemas.microsoft.com/office/drawing/2015/9/8/chartex" xmlns:cx2="http://schemas.microsoft.com/office/drawing/2015/10/21/chartex" xmlns:cx3="http://schemas.microsoft.com/office/drawing/2016/5/9/chartex" xmlns:cx4="http://schemas.microsoft.com/office/drawing/2016/5/10/chartex" xmlns:cx5="http://schemas.microsoft.com/office/drawing/2016/5/11/chartex" xmlns:cx6="http://schemas.microsoft.com/office/drawing/2016/5/12/chartex" xmlns:cx7="http://schemas.microsoft.com/office/drawing/2016/5/13/chartex" xmlns:cx8="http://schemas.microsoft.com/office/drawing/2016/5/14/chartex" xmlns:mc="http://schemas.openxmlformats.org/markup-compatibility/2006" xmlns:aink="http://schemas.microsoft.com/office/drawing/2016/ink" xmlns:am3d="http://schemas.microsoft.com/office/drawing/2017/model3d" xmlns:o="urn:schemas-microsoft-com:office:office" xmlns:oel="http://schemas.microsoft.com/office/2019/extlst" xmlns:r="http://schemas.openxmlformats.org/officeDocument/2006/relationships" xmlns:m="http://schemas.openxmlformats.org/officeDocument/2006/math" xmlns:v="urn:schemas-microsoft-com:vml" xmlns:wp14="http://schemas.microsoft.com/office/word/2010/wordprocessingDrawing" xmlns:wp="http://schemas.openxmlformats.org/drawingml/2006/wordprocessingDrawing" xmlns:w10="urn:schemas-microsoft-com:office:word" xmlns:w="http://schemas.openxmlformats.org/wordprocessingml/2006/main" xmlns:w14="http://schemas.microsoft.com/office/word/2010/wordml" xmlns:w15="http://schemas.microsoft.com/office/word/2012/wordml" xmlns:w16cex="http://schemas.microsoft.com/office/word/2018/wordml/cex" xmlns:w16cid="http://schemas.microsoft.com/office/word/2016/wordml/cid" xmlns:w16="http://schemas.microsoft.com/office/word/2018/wordml" xmlns:w16du="http://schemas.microsoft.com/office/word/2023/wordml/word16du" xmlns:w16sdtdh="http://schemas.microsoft.com/office/word/2020/wordml/sdtdatahash" xmlns:w16sdtfl="http://schemas.microsoft.com/office/word/2024/wordml/sdtformatlock" xmlns:w16se="http://schemas.microsoft.com/office/word/2015/wordml/symex" xmlns:wpg="http://schemas.microsoft.com/office/word/2010/wordprocessingGroup" xmlns:wpi="http://schemas.microsoft.com/office/word/2010/wordprocessingInk" xmlns:wne="http://schemas.microsoft.com/office/word/2006/wordml" xmlns:wps="http://schemas.microsoft.com/office/word/2010/wordprocessingShape" mc:Ignorable="w14 w15 w16se w16cid w16 w16cex w16sdtdh w16sdtfl w16du wp14">
   <w:abstractNum w:abstractNumId="0" w15:restartNumberingAfterBreak="0">
     <w:nsid w:val="0FE155C6"/>
     <w:multiLevelType w:val="multilevel"/>
@@ -5421,12 +9542,98 @@
     </w:lvl>
   </w:abstractNum>
   <w:abstractNum w:abstractNumId="8" w15:restartNumberingAfterBreak="0">
+    <w:nsid w:val="418F4CDD"/>
+    <w:multiLevelType w:val="hybridMultilevel"/>
+    <w:tmpl w:val="1EFE44D4"/>
+    <w:lvl w:ilvl="0" w:tplc="0410000F">
+      <w:start w:val="1"/>
+      <w:numFmt w:val="decimal"/>
+      <w:lvlText w:val="%1."/>
+      <w:lvlJc w:val="left"/>
+      <w:pPr>
+        <w:ind w:left="1004" w:hanging="360"/>
+      </w:pPr>
+    </w:lvl>
+    <w:lvl w:ilvl="1" w:tplc="04100019" w:tentative="1">
+      <w:start w:val="1"/>
+      <w:numFmt w:val="lowerLetter"/>
+      <w:lvlText w:val="%2."/>
+      <w:lvlJc w:val="left"/>
+      <w:pPr>
+        <w:ind w:left="1724" w:hanging="360"/>
+      </w:pPr>
+    </w:lvl>
+    <w:lvl w:ilvl="2" w:tplc="0410001B" w:tentative="1">
+      <w:start w:val="1"/>
+      <w:numFmt w:val="lowerRoman"/>
+      <w:lvlText w:val="%3."/>
+      <w:lvlJc w:val="right"/>
+      <w:pPr>
+        <w:ind w:left="2444" w:hanging="180"/>
+      </w:pPr>
+    </w:lvl>
+    <w:lvl w:ilvl="3" w:tplc="0410000F" w:tentative="1">
+      <w:start w:val="1"/>
+      <w:numFmt w:val="decimal"/>
+      <w:lvlText w:val="%4."/>
+      <w:lvlJc w:val="left"/>
+      <w:pPr>
+        <w:ind w:left="3164" w:hanging="360"/>
+      </w:pPr>
+    </w:lvl>
+    <w:lvl w:ilvl="4" w:tplc="04100019" w:tentative="1">
+      <w:start w:val="1"/>
+      <w:numFmt w:val="lowerLetter"/>
+      <w:lvlText w:val="%5."/>
+      <w:lvlJc w:val="left"/>
+      <w:pPr>
+        <w:ind w:left="3884" w:hanging="360"/>
+      </w:pPr>
+    </w:lvl>
+    <w:lvl w:ilvl="5" w:tplc="0410001B" w:tentative="1">
+      <w:start w:val="1"/>
+      <w:numFmt w:val="lowerRoman"/>
+      <w:lvlText w:val="%6."/>
+      <w:lvlJc w:val="right"/>
+      <w:pPr>
+        <w:ind w:left="4604" w:hanging="180"/>
+      </w:pPr>
+    </w:lvl>
+    <w:lvl w:ilvl="6" w:tplc="0410000F" w:tentative="1">
+      <w:start w:val="1"/>
+      <w:numFmt w:val="decimal"/>
+      <w:lvlText w:val="%7."/>
+      <w:lvlJc w:val="left"/>
+      <w:pPr>
+        <w:ind w:left="5324" w:hanging="360"/>
+      </w:pPr>
+    </w:lvl>
+    <w:lvl w:ilvl="7" w:tplc="04100019" w:tentative="1">
+      <w:start w:val="1"/>
+      <w:numFmt w:val="lowerLetter"/>
+      <w:lvlText w:val="%8."/>
+      <w:lvlJc w:val="left"/>
+      <w:pPr>
+        <w:ind w:left="6044" w:hanging="360"/>
+      </w:pPr>
+    </w:lvl>
+    <w:lvl w:ilvl="8" w:tplc="0410001B" w:tentative="1">
+      <w:start w:val="1"/>
+      <w:numFmt w:val="lowerRoman"/>
+      <w:lvlText w:val="%9."/>
+      <w:lvlJc w:val="right"/>
+      <w:pPr>
+        <w:ind w:left="6764" w:hanging="180"/>
+      </w:pPr>
+    </w:lvl>
+  </w:abstractNum>
+  <w:abstractNum w:abstractNumId="9" w15:restartNumberingAfterBreak="0">
     <w:nsid w:val="4CF34779"/>
     <w:multiLevelType w:val="multilevel"/>
     <w:tmpl w:val="09DEDD5E"/>
     <w:numStyleLink w:val="ElencoEsercizi"/>
   </w:abstractNum>
-  <w:abstractNum w:abstractNumId="9" w15:restartNumberingAfterBreak="0">
+  <w:abstractNum w:abstractNumId="10" w15:restartNumberingAfterBreak="0">
     <w:nsid w:val="6DB21454"/>
     <w:multiLevelType w:val="hybridMultilevel"/>
     <w:tmpl w:val="11A090B4"/>
@@ -5539,7 +9746,7 @@
       </w:rPr>
     </w:lvl>
   </w:abstractNum>
-  <w:abstractNum w:abstractNumId="10" w15:restartNumberingAfterBreak="0">
+  <w:abstractNum w:abstractNumId="11" w15:restartNumberingAfterBreak="0">
     <w:nsid w:val="74B9255F"/>
     <w:multiLevelType w:val="hybridMultilevel"/>
     <w:tmpl w:val="ADA40870"/>
@@ -5652,7 +9859,7 @@
       </w:rPr>
     </w:lvl>
   </w:abstractNum>
-  <w:abstractNum w:abstractNumId="11" w15:restartNumberingAfterBreak="0">
+  <w:abstractNum w:abstractNumId="12" w15:restartNumberingAfterBreak="0">
     <w:nsid w:val="7E345A3D"/>
     <w:multiLevelType w:val="hybridMultilevel"/>
     <w:tmpl w:val="51B2A52E"/>
@@ -5772,7 +9979,7 @@
     <w:abstractNumId w:val="0"/>
   </w:num>
   <w:num w:numId="3" w16cid:durableId="286667268">
-    <w:abstractNumId w:val="10"/>
+    <w:abstractNumId w:val="11"/>
   </w:num>
   <w:num w:numId="4" w16cid:durableId="657422171">
     <w:abstractNumId w:val="3"/>
@@ -5850,10 +10057,10 @@
     <w:abstractNumId w:val="2"/>
   </w:num>
   <w:num w:numId="11" w16cid:durableId="1983076014">
-    <w:abstractNumId w:val="8"/>
+    <w:abstractNumId w:val="9"/>
   </w:num>
   <w:num w:numId="12" w16cid:durableId="1703436273">
-    <w:abstractNumId w:val="9"/>
+    <w:abstractNumId w:val="10"/>
   </w:num>
   <w:num w:numId="13" w16cid:durableId="503011685">
     <w:abstractNumId w:val="7"/>
@@ -5862,14 +10069,17 @@
     <w:abstractNumId w:val="6"/>
   </w:num>
   <w:num w:numId="15" w16cid:durableId="1655405792">
-    <w:abstractNumId w:val="11"/>
+    <w:abstractNumId w:val="12"/>
+  </w:num>
+  <w:num w:numId="16" w16cid:durableId="357971836">
+    <w:abstractNumId w:val="8"/>
   </w:num>
   <w:numIdMacAtCleanup w:val="7"/>
 </w:numbering>
 </file>
 
 <file path=word/styles.xml><?xml version="1.0" encoding="utf-8"?>
-<w:styles xmlns:mc="http://schemas.openxmlformats.org/markup-compatibility/2006" xmlns:r="http://schemas.openxmlformats.org/officeDocument/2006/relationships" xmlns:w="http://schemas.openxmlformats.org/wordprocessingml/2006/main" xmlns:w14="http://schemas.microsoft.com/office/word/2010/wordml" xmlns:w15="http://schemas.microsoft.com/office/word/2012/wordml" xmlns:w16cex="http://schemas.microsoft.com/office/word/2018/wordml/cex" xmlns:w16cid="http://schemas.microsoft.com/office/word/2016/wordml/cid" xmlns:w16="http://schemas.microsoft.com/office/word/2018/wordml" xmlns:w16du="http://schemas.microsoft.com/office/word/2023/wordml/word16du" xmlns:w16sdtdh="http://schemas.microsoft.com/office/word/2020/wordml/sdtdatahash" xmlns:w16se="http://schemas.microsoft.com/office/word/2015/wordml/symex" mc:Ignorable="w14 w15 w16se w16cid w16 w16cex w16sdtdh w16du">
+<w:styles xmlns:mc="http://schemas.openxmlformats.org/markup-compatibility/2006" xmlns:r="http://schemas.openxmlformats.org/officeDocument/2006/relationships" xmlns:w="http://schemas.openxmlformats.org/wordprocessingml/2006/main" xmlns:w14="http://schemas.microsoft.com/office/word/2010/wordml" xmlns:w15="http://schemas.microsoft.com/office/word/2012/wordml" xmlns:w16cex="http://schemas.microsoft.com/office/word/2018/wordml/cex" xmlns:w16cid="http://schemas.microsoft.com/office/word/2016/wordml/cid" xmlns:w16="http://schemas.microsoft.com/office/word/2018/wordml" xmlns:w16du="http://schemas.microsoft.com/office/word/2023/wordml/word16du" xmlns:w16sdtdh="http://schemas.microsoft.com/office/word/2020/wordml/sdtdatahash" xmlns:w16sdtfl="http://schemas.microsoft.com/office/word/2024/wordml/sdtformatlock" xmlns:w16se="http://schemas.microsoft.com/office/word/2015/wordml/symex" mc:Ignorable="w14 w15 w16se w16cid w16 w16cex w16sdtdh w16sdtfl w16du">
   <w:docDefaults>
     <w:rPrDefault>
       <w:rPr>
@@ -6964,6 +11174,101 @@
       <w:sz w:val="22"/>
     </w:rPr>
   </w:style>
+  <w:style w:type="paragraph" w:styleId="Intestazione">
+    <w:name w:val="header"/>
+    <w:basedOn w:val="Normale"/>
+    <w:link w:val="IntestazioneCarattere"/>
+    <w:uiPriority w:val="99"/>
+    <w:unhideWhenUsed/>
+    <w:rsid w:val="00871716"/>
+    <w:pPr>
+      <w:tabs>
+        <w:tab w:val="clear" w:pos="851"/>
+        <w:tab w:val="clear" w:pos="1276"/>
+        <w:tab w:val="clear" w:pos="1701"/>
+        <w:tab w:val="center" w:pos="4819"/>
+        <w:tab w:val="right" w:pos="9638"/>
+      </w:tabs>
+      <w:spacing w:line="240" w:lineRule="auto"/>
+    </w:pPr>
+  </w:style>
+  <w:style w:type="character" w:customStyle="1" w:styleId="IntestazioneCarattere">
+    <w:name w:val="Intestazione Carattere"/>
+    <w:basedOn w:val="Carpredefinitoparagrafo"/>
+    <w:link w:val="Intestazione"/>
+    <w:uiPriority w:val="99"/>
+    <w:rsid w:val="00871716"/>
+    <w:rPr>
+      <w:rFonts w:cstheme="minorHAnsi"/>
+      <w:noProof/>
+      <w:sz w:val="24"/>
+    </w:rPr>
+  </w:style>
+  <w:style w:type="paragraph" w:styleId="Pidipagina">
+    <w:name w:val="footer"/>
+    <w:basedOn w:val="Normale"/>
+    <w:link w:val="PidipaginaCarattere"/>
+    <w:uiPriority w:val="99"/>
+    <w:unhideWhenUsed/>
+    <w:rsid w:val="00871716"/>
+    <w:pPr>
+      <w:tabs>
+        <w:tab w:val="clear" w:pos="851"/>
+        <w:tab w:val="clear" w:pos="1276"/>
+        <w:tab w:val="clear" w:pos="1701"/>
+        <w:tab w:val="center" w:pos="4819"/>
+        <w:tab w:val="right" w:pos="9638"/>
+      </w:tabs>
+      <w:spacing w:line="240" w:lineRule="auto"/>
+    </w:pPr>
+  </w:style>
+  <w:style w:type="character" w:customStyle="1" w:styleId="PidipaginaCarattere">
+    <w:name w:val="Piè di pagina Carattere"/>
+    <w:basedOn w:val="Carpredefinitoparagrafo"/>
+    <w:link w:val="Pidipagina"/>
+    <w:uiPriority w:val="99"/>
+    <w:rsid w:val="00871716"/>
+    <w:rPr>
+      <w:rFonts w:cstheme="minorHAnsi"/>
+      <w:noProof/>
+      <w:sz w:val="24"/>
+    </w:rPr>
+  </w:style>
+  <w:style w:type="paragraph" w:styleId="NormaleWeb">
+    <w:name w:val="Normal (Web)"/>
+    <w:basedOn w:val="Normale"/>
+    <w:uiPriority w:val="99"/>
+    <w:semiHidden/>
+    <w:unhideWhenUsed/>
+    <w:rsid w:val="00F40C27"/>
+    <w:pPr>
+      <w:tabs>
+        <w:tab w:val="clear" w:pos="851"/>
+        <w:tab w:val="clear" w:pos="1276"/>
+        <w:tab w:val="clear" w:pos="1701"/>
+      </w:tabs>
+      <w:spacing w:before="100" w:beforeAutospacing="1" w:after="100" w:afterAutospacing="1" w:line="240" w:lineRule="auto"/>
+      <w:ind w:left="0"/>
+      <w:jc w:val="left"/>
+    </w:pPr>
+    <w:rPr>
+      <w:rFonts w:ascii="Times New Roman" w:eastAsia="Times New Roman" w:hAnsi="Times New Roman" w:cs="Times New Roman"/>
+      <w:noProof w:val="0"/>
+      <w:szCs w:val="24"/>
+      <w:lang w:eastAsia="it-IT"/>
+    </w:rPr>
+  </w:style>
+  <w:style w:type="character" w:styleId="Enfasigrassetto">
+    <w:name w:val="Strong"/>
+    <w:basedOn w:val="Carpredefinitoparagrafo"/>
+    <w:uiPriority w:val="22"/>
+    <w:qFormat/>
+    <w:rsid w:val="00F40C27"/>
+    <w:rPr>
+      <w:b/>
+      <w:bCs/>
+    </w:rPr>
+  </w:style>
 </w:styles>
 </file>
 

--- a/Progettazione_Database_-_Eserciziario.docx
+++ b/Progettazione_Database_-_Eserciziario.docx
@@ -6598,79 +6598,48 @@
     <w:p>
       <w:pPr>
         <w:ind w:left="0"/>
-        <w:rPr>
-          <w:lang w:val="en-US"/>
-        </w:rPr>
-      </w:pPr>
-      <w:r>
-        <w:rPr>
-          <w:lang w:val="en-US"/>
-        </w:rPr>
+      </w:pPr>
+      <w:r>
         <w:t>Autore(</w:t>
       </w:r>
       <w:r>
         <w:rPr>
           <w:u w:val="single"/>
-          <w:lang w:val="en-US"/>
         </w:rPr>
         <w:t>Cod Autore</w:t>
       </w:r>
       <w:r>
-        <w:rPr>
-          <w:lang w:val="en-US"/>
-        </w:rPr>
         <w:t>, Autore)</w:t>
       </w:r>
     </w:p>
     <w:p>
       <w:pPr>
         <w:ind w:left="0"/>
-        <w:rPr>
-          <w:lang w:val="en-US"/>
-        </w:rPr>
       </w:pPr>
     </w:p>
     <w:p>
       <w:pPr>
         <w:ind w:left="0"/>
-        <w:rPr>
-          <w:lang w:val="en-US"/>
-        </w:rPr>
       </w:pPr>
     </w:p>
     <w:p>
       <w:pPr>
         <w:ind w:left="0"/>
-        <w:rPr>
-          <w:lang w:val="en-US"/>
-        </w:rPr>
-      </w:pPr>
-      <w:r>
-        <w:rPr>
-          <w:lang w:val="en-US"/>
-        </w:rPr>
+      </w:pPr>
+      <w:r>
         <w:t>Potrei dire anche che autore non è atomico e che va scomposto in nome e cognome, quindi:</w:t>
       </w:r>
     </w:p>
     <w:p>
       <w:pPr>
         <w:ind w:left="0"/>
-        <w:rPr>
-          <w:lang w:val="en-US"/>
-        </w:rPr>
       </w:pPr>
     </w:p>
     <w:p>
       <w:pPr>
         <w:ind w:left="0"/>
-        <w:rPr>
-          <w:lang w:val="en-US"/>
-        </w:rPr>
-      </w:pPr>
-      <w:r>
-        <w:rPr>
-          <w:lang w:val="en-US"/>
-        </w:rPr>
+      </w:pPr>
+      <w:r>
         <w:t>1FN e 2FN</w:t>
       </w:r>
     </w:p>
@@ -6742,27 +6711,17 @@
     <w:p>
       <w:pPr>
         <w:ind w:left="0"/>
-        <w:rPr>
-          <w:lang w:val="en-US"/>
-        </w:rPr>
-      </w:pPr>
-      <w:r>
-        <w:rPr>
-          <w:lang w:val="en-US"/>
-        </w:rPr>
+      </w:pPr>
+      <w:r>
         <w:t>Autore(</w:t>
       </w:r>
       <w:r>
         <w:rPr>
           <w:u w:val="single"/>
-          <w:lang w:val="en-US"/>
         </w:rPr>
         <w:t>Cod Autore</w:t>
       </w:r>
       <w:r>
-        <w:rPr>
-          <w:lang w:val="en-US"/>
-        </w:rPr>
         <w:t>,</w:t>
       </w:r>
       <w:r>
@@ -6772,18 +6731,12 @@
         <w:t>Nome, Cognome</w:t>
       </w:r>
       <w:r>
-        <w:rPr>
-          <w:lang w:val="en-US"/>
-        </w:rPr>
         <w:t>)</w:t>
       </w:r>
     </w:p>
     <w:p>
       <w:pPr>
         <w:pStyle w:val="Titolo3"/>
-        <w:rPr>
-          <w:lang w:val="en-US"/>
-        </w:rPr>
       </w:pPr>
     </w:p>
     <w:tbl>
@@ -6824,7 +6777,6 @@
                 <w:lang w:eastAsia="it-IT"/>
               </w:rPr>
             </w:pPr>
-            <w:proofErr w:type="spellStart"/>
             <w:r>
               <w:rPr>
                 <w:rFonts w:ascii="Times New Roman" w:eastAsia="Times New Roman" w:hAnsi="Times New Roman" w:cs="Times New Roman"/>
@@ -6836,7 +6788,6 @@
               </w:rPr>
               <w:t>PartNbr</w:t>
             </w:r>
-            <w:proofErr w:type="spellEnd"/>
           </w:p>
         </w:tc>
         <w:tc>
@@ -6862,7 +6813,6 @@
                 <w:lang w:eastAsia="it-IT"/>
               </w:rPr>
             </w:pPr>
-            <w:proofErr w:type="spellStart"/>
             <w:r>
               <w:rPr>
                 <w:rFonts w:ascii="Times New Roman" w:eastAsia="Times New Roman" w:hAnsi="Times New Roman" w:cs="Times New Roman"/>
@@ -6874,7 +6824,6 @@
               </w:rPr>
               <w:t>Warehouse</w:t>
             </w:r>
-            <w:proofErr w:type="spellEnd"/>
           </w:p>
         </w:tc>
         <w:tc>
@@ -7008,7 +6957,6 @@
                 <w:lang w:eastAsia="it-IT"/>
               </w:rPr>
             </w:pPr>
-            <w:proofErr w:type="spellStart"/>
             <w:r>
               <w:rPr>
                 <w:rFonts w:ascii="Times New Roman" w:eastAsia="Times New Roman" w:hAnsi="Times New Roman" w:cs="Times New Roman"/>
@@ -7020,7 +6968,6 @@
               </w:rPr>
               <w:t>PartColor</w:t>
             </w:r>
-            <w:proofErr w:type="spellEnd"/>
           </w:p>
         </w:tc>
       </w:tr>
@@ -8575,6 +8522,8372 @@
       </w:r>
     </w:p>
     <w:p/>
+    <w:p>
+      <w:pPr>
+        <w:pStyle w:val="Titolo3"/>
+      </w:pPr>
+      <w:r>
+        <w:t xml:space="preserve">Studenti e classi (nuovo, da ricontrollare)</w:t>
+      </w:r>
+    </w:p>
+    <w:p>
+      <w:pPr>
+        <w:ind w:left="0"/>
+      </w:pPr>
+      <w:r>
+        <w:t>Una scuola tiene in un'unica tabella i dati degli studenti e delle classi che frequentano. La seguente tabella rappresenta una tabella di un database. Questo database non sembra ben fatto e non sono nemmeno indicate le chiavi. Sistema il database in modo che rispetti le 3 forme normali.</w:t>
+      </w:r>
+    </w:p>
+    <w:tbl>
+      <w:tblPr>
+        <w:tblStyle w:val="Grigliatabella"/>
+        <w:tblW w:w="0" w:type="auto"/>
+        <w:tblCellMar>
+          <w:top w:w="28" w:type="dxa"/>
+          <w:bottom w:w="28" w:type="dxa"/>
+        </w:tblCellMar>
+        <w:tblLook w:val="04A0" w:firstRow="1" w:lastRow="0" w:firstColumn="1" w:lastColumn="0" w:noHBand="0" w:noVBand="1"/>
+      </w:tblPr>
+      <w:tblGrid>
+        <w:gridCol w:w="1765"/>
+        <w:gridCol w:w="1284"/>
+        <w:gridCol w:w="1444"/>
+        <w:gridCol w:w="1284"/>
+        <w:gridCol w:w="2889"/>
+        <w:gridCol w:w="962"/>
+      </w:tblGrid>
+      <w:tr>
+        <w:tc>
+          <w:tcPr>
+            <w:tcW w:w="1766" w:type="dxa"/>
+          </w:tcPr>
+          <w:p>
+            <w:pPr>
+              <w:ind w:left="0"/>
+              <w:jc w:val="center"/>
+            </w:pPr>
+            <w:r>
+              <w:rPr>
+                <w:b/>
+                <w:bCs/>
+              </w:rPr>
+              <w:t>Matricola</w:t>
+            </w:r>
+          </w:p>
+        </w:tc>
+        <w:tc>
+          <w:tcPr>
+            <w:tcW w:w="1285" w:type="dxa"/>
+          </w:tcPr>
+          <w:p>
+            <w:pPr>
+              <w:ind w:left="0"/>
+              <w:jc w:val="center"/>
+            </w:pPr>
+            <w:r>
+              <w:rPr>
+                <w:b/>
+                <w:bCs/>
+              </w:rPr>
+              <w:t>Nome</w:t>
+            </w:r>
+          </w:p>
+        </w:tc>
+        <w:tc>
+          <w:tcPr>
+            <w:tcW w:w="1445" w:type="dxa"/>
+          </w:tcPr>
+          <w:p>
+            <w:pPr>
+              <w:ind w:left="0"/>
+              <w:jc w:val="center"/>
+            </w:pPr>
+            <w:r>
+              <w:rPr>
+                <w:b/>
+                <w:bCs/>
+              </w:rPr>
+              <w:t>Cognome</w:t>
+            </w:r>
+          </w:p>
+        </w:tc>
+        <w:tc>
+          <w:tcPr>
+            <w:tcW w:w="1285" w:type="dxa"/>
+          </w:tcPr>
+          <w:p>
+            <w:pPr>
+              <w:ind w:left="0"/>
+              <w:jc w:val="center"/>
+            </w:pPr>
+            <w:r>
+              <w:rPr>
+                <w:b/>
+                <w:bCs/>
+              </w:rPr>
+              <w:t>Classe</w:t>
+            </w:r>
+          </w:p>
+        </w:tc>
+        <w:tc>
+          <w:tcPr>
+            <w:tcW w:w="2891" w:type="dxa"/>
+          </w:tcPr>
+          <w:p>
+            <w:pPr>
+              <w:ind w:left="0"/>
+              <w:jc w:val="center"/>
+            </w:pPr>
+            <w:r>
+              <w:rPr>
+                <w:b/>
+                <w:bCs/>
+              </w:rPr>
+              <w:t>Specializzazione</w:t>
+            </w:r>
+          </w:p>
+        </w:tc>
+        <w:tc>
+          <w:tcPr>
+            <w:tcW w:w="963" w:type="dxa"/>
+          </w:tcPr>
+          <w:p>
+            <w:pPr>
+              <w:ind w:left="0"/>
+              <w:jc w:val="center"/>
+            </w:pPr>
+            <w:r>
+              <w:rPr>
+                <w:b/>
+                <w:bCs/>
+              </w:rPr>
+              <w:t>Aula</w:t>
+            </w:r>
+          </w:p>
+        </w:tc>
+      </w:tr>
+      <w:tr>
+        <w:tc>
+          <w:tcPr>
+            <w:tcW w:w="1766" w:type="dxa"/>
+          </w:tcPr>
+          <w:p>
+            <w:pPr>
+              <w:ind w:left="0"/>
+              <w:jc w:val="left"/>
+            </w:pPr>
+            <w:r>
+              <w:t>1001</w:t>
+            </w:r>
+          </w:p>
+        </w:tc>
+        <w:tc>
+          <w:tcPr>
+            <w:tcW w:w="1285" w:type="dxa"/>
+          </w:tcPr>
+          <w:p>
+            <w:pPr>
+              <w:ind w:left="0"/>
+              <w:jc w:val="left"/>
+            </w:pPr>
+            <w:r>
+              <w:t>Marco</w:t>
+            </w:r>
+          </w:p>
+        </w:tc>
+        <w:tc>
+          <w:tcPr>
+            <w:tcW w:w="1445" w:type="dxa"/>
+          </w:tcPr>
+          <w:p>
+            <w:pPr>
+              <w:ind w:left="0"/>
+              <w:jc w:val="left"/>
+            </w:pPr>
+            <w:r>
+              <w:t>Rossi</w:t>
+            </w:r>
+          </w:p>
+        </w:tc>
+        <w:tc>
+          <w:tcPr>
+            <w:tcW w:w="1285" w:type="dxa"/>
+          </w:tcPr>
+          <w:p>
+            <w:pPr>
+              <w:ind w:left="0"/>
+              <w:jc w:val="left"/>
+            </w:pPr>
+            <w:r>
+              <w:t>3A</w:t>
+            </w:r>
+          </w:p>
+        </w:tc>
+        <w:tc>
+          <w:tcPr>
+            <w:tcW w:w="2891" w:type="dxa"/>
+          </w:tcPr>
+          <w:p>
+            <w:pPr>
+              <w:ind w:left="0"/>
+              <w:jc w:val="left"/>
+            </w:pPr>
+            <w:r>
+              <w:t>Informatica</w:t>
+            </w:r>
+          </w:p>
+        </w:tc>
+        <w:tc>
+          <w:tcPr>
+            <w:tcW w:w="963" w:type="dxa"/>
+          </w:tcPr>
+          <w:p>
+            <w:pPr>
+              <w:ind w:left="0"/>
+              <w:jc w:val="left"/>
+            </w:pPr>
+            <w:r>
+              <w:t>12</w:t>
+            </w:r>
+          </w:p>
+        </w:tc>
+      </w:tr>
+      <w:tr>
+        <w:tc>
+          <w:tcPr>
+            <w:tcW w:w="1766" w:type="dxa"/>
+          </w:tcPr>
+          <w:p>
+            <w:pPr>
+              <w:ind w:left="0"/>
+              <w:jc w:val="left"/>
+            </w:pPr>
+            <w:r>
+              <w:t>1002</w:t>
+            </w:r>
+          </w:p>
+        </w:tc>
+        <w:tc>
+          <w:tcPr>
+            <w:tcW w:w="1285" w:type="dxa"/>
+          </w:tcPr>
+          <w:p>
+            <w:pPr>
+              <w:ind w:left="0"/>
+              <w:jc w:val="left"/>
+            </w:pPr>
+            <w:r>
+              <w:t>Sara</w:t>
+            </w:r>
+          </w:p>
+        </w:tc>
+        <w:tc>
+          <w:tcPr>
+            <w:tcW w:w="1445" w:type="dxa"/>
+          </w:tcPr>
+          <w:p>
+            <w:pPr>
+              <w:ind w:left="0"/>
+              <w:jc w:val="left"/>
+            </w:pPr>
+            <w:r>
+              <w:t>Bianchi</w:t>
+            </w:r>
+          </w:p>
+        </w:tc>
+        <w:tc>
+          <w:tcPr>
+            <w:tcW w:w="1285" w:type="dxa"/>
+          </w:tcPr>
+          <w:p>
+            <w:pPr>
+              <w:ind w:left="0"/>
+              <w:jc w:val="left"/>
+            </w:pPr>
+            <w:r>
+              <w:t>3A</w:t>
+            </w:r>
+          </w:p>
+        </w:tc>
+        <w:tc>
+          <w:tcPr>
+            <w:tcW w:w="2891" w:type="dxa"/>
+          </w:tcPr>
+          <w:p>
+            <w:pPr>
+              <w:ind w:left="0"/>
+              <w:jc w:val="left"/>
+            </w:pPr>
+            <w:r>
+              <w:t>Informatica</w:t>
+            </w:r>
+          </w:p>
+        </w:tc>
+        <w:tc>
+          <w:tcPr>
+            <w:tcW w:w="963" w:type="dxa"/>
+          </w:tcPr>
+          <w:p>
+            <w:pPr>
+              <w:ind w:left="0"/>
+              <w:jc w:val="left"/>
+            </w:pPr>
+            <w:r>
+              <w:t>12</w:t>
+            </w:r>
+          </w:p>
+        </w:tc>
+      </w:tr>
+      <w:tr>
+        <w:tc>
+          <w:tcPr>
+            <w:tcW w:w="1766" w:type="dxa"/>
+          </w:tcPr>
+          <w:p>
+            <w:pPr>
+              <w:ind w:left="0"/>
+              <w:jc w:val="left"/>
+            </w:pPr>
+            <w:r>
+              <w:t>1003</w:t>
+            </w:r>
+          </w:p>
+        </w:tc>
+        <w:tc>
+          <w:tcPr>
+            <w:tcW w:w="1285" w:type="dxa"/>
+          </w:tcPr>
+          <w:p>
+            <w:pPr>
+              <w:ind w:left="0"/>
+              <w:jc w:val="left"/>
+            </w:pPr>
+            <w:r>
+              <w:t>Luca</w:t>
+            </w:r>
+          </w:p>
+        </w:tc>
+        <w:tc>
+          <w:tcPr>
+            <w:tcW w:w="1445" w:type="dxa"/>
+          </w:tcPr>
+          <w:p>
+            <w:pPr>
+              <w:ind w:left="0"/>
+              <w:jc w:val="left"/>
+            </w:pPr>
+            <w:r>
+              <w:t>Verdi</w:t>
+            </w:r>
+          </w:p>
+        </w:tc>
+        <w:tc>
+          <w:tcPr>
+            <w:tcW w:w="1285" w:type="dxa"/>
+          </w:tcPr>
+          <w:p>
+            <w:pPr>
+              <w:ind w:left="0"/>
+              <w:jc w:val="left"/>
+            </w:pPr>
+            <w:r>
+              <w:t>4B</w:t>
+            </w:r>
+          </w:p>
+        </w:tc>
+        <w:tc>
+          <w:tcPr>
+            <w:tcW w:w="2891" w:type="dxa"/>
+          </w:tcPr>
+          <w:p>
+            <w:pPr>
+              <w:ind w:left="0"/>
+              <w:jc w:val="left"/>
+            </w:pPr>
+            <w:r>
+              <w:t>Elettronica</w:t>
+            </w:r>
+          </w:p>
+        </w:tc>
+        <w:tc>
+          <w:tcPr>
+            <w:tcW w:w="963" w:type="dxa"/>
+          </w:tcPr>
+          <w:p>
+            <w:pPr>
+              <w:ind w:left="0"/>
+              <w:jc w:val="left"/>
+            </w:pPr>
+            <w:r>
+              <w:t>21</w:t>
+            </w:r>
+          </w:p>
+        </w:tc>
+      </w:tr>
+      <w:tr>
+        <w:tc>
+          <w:tcPr>
+            <w:tcW w:w="1766" w:type="dxa"/>
+          </w:tcPr>
+          <w:p>
+            <w:pPr>
+              <w:ind w:left="0"/>
+              <w:jc w:val="left"/>
+            </w:pPr>
+            <w:r>
+              <w:t>1004</w:t>
+            </w:r>
+          </w:p>
+        </w:tc>
+        <w:tc>
+          <w:tcPr>
+            <w:tcW w:w="1285" w:type="dxa"/>
+          </w:tcPr>
+          <w:p>
+            <w:pPr>
+              <w:ind w:left="0"/>
+              <w:jc w:val="left"/>
+            </w:pPr>
+            <w:r>
+              <w:t>Giulia</w:t>
+            </w:r>
+          </w:p>
+        </w:tc>
+        <w:tc>
+          <w:tcPr>
+            <w:tcW w:w="1445" w:type="dxa"/>
+          </w:tcPr>
+          <w:p>
+            <w:pPr>
+              <w:ind w:left="0"/>
+              <w:jc w:val="left"/>
+            </w:pPr>
+            <w:r>
+              <w:t>Neri</w:t>
+            </w:r>
+          </w:p>
+        </w:tc>
+        <w:tc>
+          <w:tcPr>
+            <w:tcW w:w="1285" w:type="dxa"/>
+          </w:tcPr>
+          <w:p>
+            <w:pPr>
+              <w:ind w:left="0"/>
+              <w:jc w:val="left"/>
+            </w:pPr>
+            <w:r>
+              <w:t>3A</w:t>
+            </w:r>
+          </w:p>
+        </w:tc>
+        <w:tc>
+          <w:tcPr>
+            <w:tcW w:w="2891" w:type="dxa"/>
+          </w:tcPr>
+          <w:p>
+            <w:pPr>
+              <w:ind w:left="0"/>
+              <w:jc w:val="left"/>
+            </w:pPr>
+            <w:r>
+              <w:t>Informatica</w:t>
+            </w:r>
+          </w:p>
+        </w:tc>
+        <w:tc>
+          <w:tcPr>
+            <w:tcW w:w="963" w:type="dxa"/>
+          </w:tcPr>
+          <w:p>
+            <w:pPr>
+              <w:ind w:left="0"/>
+              <w:jc w:val="left"/>
+            </w:pPr>
+            <w:r>
+              <w:t>12</w:t>
+            </w:r>
+          </w:p>
+        </w:tc>
+      </w:tr>
+      <w:tr>
+        <w:tc>
+          <w:tcPr>
+            <w:tcW w:w="1766" w:type="dxa"/>
+          </w:tcPr>
+          <w:p>
+            <w:pPr>
+              <w:ind w:left="0"/>
+              <w:jc w:val="left"/>
+            </w:pPr>
+            <w:r>
+              <w:t>1005</w:t>
+            </w:r>
+          </w:p>
+        </w:tc>
+        <w:tc>
+          <w:tcPr>
+            <w:tcW w:w="1285" w:type="dxa"/>
+          </w:tcPr>
+          <w:p>
+            <w:pPr>
+              <w:ind w:left="0"/>
+              <w:jc w:val="left"/>
+            </w:pPr>
+            <w:r>
+              <w:t>Paolo</w:t>
+            </w:r>
+          </w:p>
+        </w:tc>
+        <w:tc>
+          <w:tcPr>
+            <w:tcW w:w="1445" w:type="dxa"/>
+          </w:tcPr>
+          <w:p>
+            <w:pPr>
+              <w:ind w:left="0"/>
+              <w:jc w:val="left"/>
+            </w:pPr>
+            <w:r>
+              <w:t>Gallo</w:t>
+            </w:r>
+          </w:p>
+        </w:tc>
+        <w:tc>
+          <w:tcPr>
+            <w:tcW w:w="1285" w:type="dxa"/>
+          </w:tcPr>
+          <w:p>
+            <w:pPr>
+              <w:ind w:left="0"/>
+              <w:jc w:val="left"/>
+            </w:pPr>
+            <w:r>
+              <w:t>4B</w:t>
+            </w:r>
+          </w:p>
+        </w:tc>
+        <w:tc>
+          <w:tcPr>
+            <w:tcW w:w="2891" w:type="dxa"/>
+          </w:tcPr>
+          <w:p>
+            <w:pPr>
+              <w:ind w:left="0"/>
+              <w:jc w:val="left"/>
+            </w:pPr>
+            <w:r>
+              <w:t>Elettronica</w:t>
+            </w:r>
+          </w:p>
+        </w:tc>
+        <w:tc>
+          <w:tcPr>
+            <w:tcW w:w="963" w:type="dxa"/>
+          </w:tcPr>
+          <w:p>
+            <w:pPr>
+              <w:ind w:left="0"/>
+              <w:jc w:val="left"/>
+            </w:pPr>
+            <w:r>
+              <w:t>21</w:t>
+            </w:r>
+          </w:p>
+        </w:tc>
+      </w:tr>
+      <w:tr>
+        <w:tc>
+          <w:tcPr>
+            <w:tcW w:w="1766" w:type="dxa"/>
+          </w:tcPr>
+          <w:p>
+            <w:pPr>
+              <w:ind w:left="0"/>
+              <w:jc w:val="left"/>
+            </w:pPr>
+            <w:r>
+              <w:t>1006</w:t>
+            </w:r>
+          </w:p>
+        </w:tc>
+        <w:tc>
+          <w:tcPr>
+            <w:tcW w:w="1285" w:type="dxa"/>
+          </w:tcPr>
+          <w:p>
+            <w:pPr>
+              <w:ind w:left="0"/>
+              <w:jc w:val="left"/>
+            </w:pPr>
+            <w:r>
+              <w:t>Elena</w:t>
+            </w:r>
+          </w:p>
+        </w:tc>
+        <w:tc>
+          <w:tcPr>
+            <w:tcW w:w="1445" w:type="dxa"/>
+          </w:tcPr>
+          <w:p>
+            <w:pPr>
+              <w:ind w:left="0"/>
+              <w:jc w:val="left"/>
+            </w:pPr>
+            <w:r>
+              <w:t>Conti</w:t>
+            </w:r>
+          </w:p>
+        </w:tc>
+        <w:tc>
+          <w:tcPr>
+            <w:tcW w:w="1285" w:type="dxa"/>
+          </w:tcPr>
+          <w:p>
+            <w:pPr>
+              <w:ind w:left="0"/>
+              <w:jc w:val="left"/>
+            </w:pPr>
+            <w:r>
+              <w:t>5A</w:t>
+            </w:r>
+          </w:p>
+        </w:tc>
+        <w:tc>
+          <w:tcPr>
+            <w:tcW w:w="2891" w:type="dxa"/>
+          </w:tcPr>
+          <w:p>
+            <w:pPr>
+              <w:ind w:left="0"/>
+              <w:jc w:val="left"/>
+            </w:pPr>
+            <w:r>
+              <w:t>Informatica</w:t>
+            </w:r>
+          </w:p>
+        </w:tc>
+        <w:tc>
+          <w:tcPr>
+            <w:tcW w:w="963" w:type="dxa"/>
+          </w:tcPr>
+          <w:p>
+            <w:pPr>
+              <w:ind w:left="0"/>
+              <w:jc w:val="left"/>
+            </w:pPr>
+            <w:r>
+              <w:t>8</w:t>
+            </w:r>
+          </w:p>
+        </w:tc>
+      </w:tr>
+    </w:tbl>
+    <w:p>
+      <w:pPr>
+        <w:pStyle w:val="Titolo6"/>
+      </w:pPr>
+      <w:r>
+        <w:t>Soluzione</w:t>
+      </w:r>
+    </w:p>
+    <w:p>
+      <w:pPr>
+        <w:ind w:left="0"/>
+      </w:pPr>
+      <w:r>
+        <w:t>Relazione(</w:t>
+      </w:r>
+      <w:r>
+        <w:rPr>
+          <w:u w:val="single"/>
+        </w:rPr>
+        <w:t>Matricola</w:t>
+      </w:r>
+      <w:r>
+        <w:t>, Nome, Cognome, Classe, Specializzazione, Aula)</w:t>
+      </w:r>
+    </w:p>
+    <w:p>
+      <w:pPr>
+        <w:ind w:left="0"/>
+      </w:pPr>
+    </w:p>
+    <w:p>
+      <w:pPr>
+        <w:ind w:left="0"/>
+      </w:pPr>
+      <w:r>
+        <w:t>1FN? Sì, tutti gli attributi sono semplici e in ogni cella c'è un solo valore.</w:t>
+      </w:r>
+    </w:p>
+    <w:p>
+      <w:pPr>
+        <w:ind w:left="0"/>
+      </w:pPr>
+    </w:p>
+    <w:p>
+      <w:pPr>
+        <w:ind w:left="0"/>
+      </w:pPr>
+      <w:r>
+        <w:t>2FN? Sì: la chiave è formata da un solo attributo, quindi non ci possono essere attributi che dipendono solo da una parte della chiave.</w:t>
+      </w:r>
+    </w:p>
+    <w:p>
+      <w:pPr>
+        <w:ind w:left="0"/>
+      </w:pPr>
+    </w:p>
+    <w:p>
+      <w:pPr>
+        <w:ind w:left="0"/>
+      </w:pPr>
+      <w:r>
+        <w:t>3FN? No: Specializzazione e Aula non dipendono dallo studente ma dalla classe, che non è chiave (infatti per la 3A ripeto sempre Informatica e 12).</w:t>
+      </w:r>
+    </w:p>
+    <w:p>
+      <w:pPr>
+        <w:ind w:left="0"/>
+      </w:pPr>
+      <w:r>
+        <w:lastRenderedPageBreak/>
+        <w:t>Studente(</w:t>
+      </w:r>
+      <w:r>
+        <w:rPr>
+          <w:u w:val="single"/>
+        </w:rPr>
+        <w:t>Matricola</w:t>
+      </w:r>
+      <w:r>
+        <w:t>, Nome, Cognome, Classe*)</w:t>
+      </w:r>
+    </w:p>
+    <w:p>
+      <w:pPr>
+        <w:ind w:left="0"/>
+      </w:pPr>
+      <w:r>
+        <w:t>Classe(</w:t>
+      </w:r>
+      <w:r>
+        <w:rPr>
+          <w:u w:val="single"/>
+        </w:rPr>
+        <w:t>Classe</w:t>
+      </w:r>
+      <w:r>
+        <w:t>, Specializzazione, Aula)</w:t>
+      </w:r>
+    </w:p>
+    <w:p>
+      <w:pPr>
+        <w:pStyle w:val="Titolo3"/>
+      </w:pPr>
+      <w:r>
+        <w:t xml:space="preserve">Corsi pomeridiani (nuovo, da ricontrollare)</w:t>
+      </w:r>
+    </w:p>
+    <w:p>
+      <w:pPr>
+        <w:ind w:left="0"/>
+      </w:pPr>
+      <w:r>
+        <w:t>La scuola organizza dei corsi pomeridiani: ogni studente può iscriversi a più corsi e ogni corso ha più studenti iscritti. La seguente tabella rappresenta una tabella di un database. Questo database non sembra ben fatto e non sono nemmeno indicate le chiavi. Sistema il database in modo che rispetti le 3 forme normali.</w:t>
+      </w:r>
+    </w:p>
+    <w:tbl>
+      <w:tblPr>
+        <w:tblStyle w:val="Grigliatabella"/>
+        <w:tblW w:w="0" w:type="auto"/>
+        <w:tblCellMar>
+          <w:top w:w="28" w:type="dxa"/>
+          <w:bottom w:w="28" w:type="dxa"/>
+        </w:tblCellMar>
+        <w:tblLook w:val="04A0" w:firstRow="1" w:lastRow="0" w:firstColumn="1" w:lastColumn="0" w:noHBand="0" w:noVBand="1"/>
+      </w:tblPr>
+      <w:tblGrid>
+        <w:gridCol w:w="1388"/>
+        <w:gridCol w:w="1010"/>
+        <w:gridCol w:w="1160"/>
+        <w:gridCol w:w="1266"/>
+        <w:gridCol w:w="1394"/>
+        <w:gridCol w:w="1390"/>
+        <w:gridCol w:w="2020"/>
+      </w:tblGrid>
+      <w:tr>
+        <w:tc>
+          <w:tcPr>
+            <w:tcW w:w="1394" w:type="dxa"/>
+          </w:tcPr>
+          <w:p>
+            <w:pPr>
+              <w:ind w:left="0"/>
+              <w:jc w:val="center"/>
+            </w:pPr>
+            <w:r>
+              <w:rPr>
+                <w:b/>
+                <w:bCs/>
+              </w:rPr>
+              <w:t>Matricola</w:t>
+            </w:r>
+          </w:p>
+        </w:tc>
+        <w:tc>
+          <w:tcPr>
+            <w:tcW w:w="1014" w:type="dxa"/>
+          </w:tcPr>
+          <w:p>
+            <w:pPr>
+              <w:ind w:left="0"/>
+              <w:jc w:val="center"/>
+            </w:pPr>
+            <w:r>
+              <w:rPr>
+                <w:b/>
+                <w:bCs/>
+              </w:rPr>
+              <w:t>Nome</w:t>
+            </w:r>
+          </w:p>
+        </w:tc>
+        <w:tc>
+          <w:tcPr>
+            <w:tcW w:w="1141" w:type="dxa"/>
+          </w:tcPr>
+          <w:p>
+            <w:pPr>
+              <w:ind w:left="0"/>
+              <w:jc w:val="center"/>
+            </w:pPr>
+            <w:r>
+              <w:rPr>
+                <w:b/>
+                <w:bCs/>
+              </w:rPr>
+              <w:t>Cognome</w:t>
+            </w:r>
+          </w:p>
+        </w:tc>
+        <w:tc>
+          <w:tcPr>
+            <w:tcW w:w="1268" w:type="dxa"/>
+          </w:tcPr>
+          <w:p>
+            <w:pPr>
+              <w:ind w:left="0"/>
+              <w:jc w:val="center"/>
+            </w:pPr>
+            <w:r>
+              <w:rPr>
+                <w:b/>
+                <w:bCs/>
+              </w:rPr>
+              <w:t>CodCorso</w:t>
+            </w:r>
+          </w:p>
+        </w:tc>
+        <w:tc>
+          <w:tcPr>
+            <w:tcW w:w="1394" w:type="dxa"/>
+          </w:tcPr>
+          <w:p>
+            <w:pPr>
+              <w:ind w:left="0"/>
+              <w:jc w:val="center"/>
+            </w:pPr>
+            <w:r>
+              <w:rPr>
+                <w:b/>
+                <w:bCs/>
+              </w:rPr>
+              <w:t>NomeCorso</w:t>
+            </w:r>
+          </w:p>
+        </w:tc>
+        <w:tc>
+          <w:tcPr>
+            <w:tcW w:w="1394" w:type="dxa"/>
+          </w:tcPr>
+          <w:p>
+            <w:pPr>
+              <w:ind w:left="0"/>
+              <w:jc w:val="center"/>
+            </w:pPr>
+            <w:r>
+              <w:rPr>
+                <w:b/>
+                <w:bCs/>
+              </w:rPr>
+              <w:t>Giorno</w:t>
+            </w:r>
+          </w:p>
+        </w:tc>
+        <w:tc>
+          <w:tcPr>
+            <w:tcW w:w="2029" w:type="dxa"/>
+          </w:tcPr>
+          <w:p>
+            <w:pPr>
+              <w:ind w:left="0"/>
+              <w:jc w:val="center"/>
+            </w:pPr>
+            <w:r>
+              <w:rPr>
+                <w:b/>
+                <w:bCs/>
+              </w:rPr>
+              <w:t>DataIscrizione</w:t>
+            </w:r>
+          </w:p>
+        </w:tc>
+      </w:tr>
+      <w:tr>
+        <w:tc>
+          <w:tcPr>
+            <w:tcW w:w="1394" w:type="dxa"/>
+          </w:tcPr>
+          <w:p>
+            <w:pPr>
+              <w:ind w:left="0"/>
+              <w:jc w:val="left"/>
+            </w:pPr>
+            <w:r>
+              <w:t>1001</w:t>
+            </w:r>
+          </w:p>
+        </w:tc>
+        <w:tc>
+          <w:tcPr>
+            <w:tcW w:w="1014" w:type="dxa"/>
+          </w:tcPr>
+          <w:p>
+            <w:pPr>
+              <w:ind w:left="0"/>
+              <w:jc w:val="left"/>
+            </w:pPr>
+            <w:r>
+              <w:t>Marco</w:t>
+            </w:r>
+          </w:p>
+        </w:tc>
+        <w:tc>
+          <w:tcPr>
+            <w:tcW w:w="1141" w:type="dxa"/>
+          </w:tcPr>
+          <w:p>
+            <w:pPr>
+              <w:ind w:left="0"/>
+              <w:jc w:val="left"/>
+            </w:pPr>
+            <w:r>
+              <w:t>Rossi</w:t>
+            </w:r>
+          </w:p>
+        </w:tc>
+        <w:tc>
+          <w:tcPr>
+            <w:tcW w:w="1268" w:type="dxa"/>
+          </w:tcPr>
+          <w:p>
+            <w:pPr>
+              <w:ind w:left="0"/>
+              <w:jc w:val="left"/>
+            </w:pPr>
+            <w:r>
+              <w:t>C01</w:t>
+            </w:r>
+          </w:p>
+        </w:tc>
+        <w:tc>
+          <w:tcPr>
+            <w:tcW w:w="1394" w:type="dxa"/>
+          </w:tcPr>
+          <w:p>
+            <w:pPr>
+              <w:ind w:left="0"/>
+              <w:jc w:val="left"/>
+            </w:pPr>
+            <w:r>
+              <w:t>Robotica</w:t>
+            </w:r>
+          </w:p>
+        </w:tc>
+        <w:tc>
+          <w:tcPr>
+            <w:tcW w:w="1394" w:type="dxa"/>
+          </w:tcPr>
+          <w:p>
+            <w:pPr>
+              <w:ind w:left="0"/>
+              <w:jc w:val="left"/>
+            </w:pPr>
+            <w:r>
+              <w:t>Martedì</w:t>
+            </w:r>
+          </w:p>
+        </w:tc>
+        <w:tc>
+          <w:tcPr>
+            <w:tcW w:w="2029" w:type="dxa"/>
+          </w:tcPr>
+          <w:p>
+            <w:pPr>
+              <w:ind w:left="0"/>
+              <w:jc w:val="left"/>
+            </w:pPr>
+            <w:r>
+              <w:t>2025-10-02</w:t>
+            </w:r>
+          </w:p>
+        </w:tc>
+      </w:tr>
+      <w:tr>
+        <w:tc>
+          <w:tcPr>
+            <w:tcW w:w="1394" w:type="dxa"/>
+          </w:tcPr>
+          <w:p>
+            <w:pPr>
+              <w:ind w:left="0"/>
+              <w:jc w:val="left"/>
+            </w:pPr>
+            <w:r>
+              <w:t>1001</w:t>
+            </w:r>
+          </w:p>
+        </w:tc>
+        <w:tc>
+          <w:tcPr>
+            <w:tcW w:w="1014" w:type="dxa"/>
+          </w:tcPr>
+          <w:p>
+            <w:pPr>
+              <w:ind w:left="0"/>
+              <w:jc w:val="left"/>
+            </w:pPr>
+            <w:r>
+              <w:t>Marco</w:t>
+            </w:r>
+          </w:p>
+        </w:tc>
+        <w:tc>
+          <w:tcPr>
+            <w:tcW w:w="1141" w:type="dxa"/>
+          </w:tcPr>
+          <w:p>
+            <w:pPr>
+              <w:ind w:left="0"/>
+              <w:jc w:val="left"/>
+            </w:pPr>
+            <w:r>
+              <w:t>Rossi</w:t>
+            </w:r>
+          </w:p>
+        </w:tc>
+        <w:tc>
+          <w:tcPr>
+            <w:tcW w:w="1268" w:type="dxa"/>
+          </w:tcPr>
+          <w:p>
+            <w:pPr>
+              <w:ind w:left="0"/>
+              <w:jc w:val="left"/>
+            </w:pPr>
+            <w:r>
+              <w:t>C03</w:t>
+            </w:r>
+          </w:p>
+        </w:tc>
+        <w:tc>
+          <w:tcPr>
+            <w:tcW w:w="1394" w:type="dxa"/>
+          </w:tcPr>
+          <w:p>
+            <w:pPr>
+              <w:ind w:left="0"/>
+              <w:jc w:val="left"/>
+            </w:pPr>
+            <w:r>
+              <w:t>Teatro</w:t>
+            </w:r>
+          </w:p>
+        </w:tc>
+        <w:tc>
+          <w:tcPr>
+            <w:tcW w:w="1394" w:type="dxa"/>
+          </w:tcPr>
+          <w:p>
+            <w:pPr>
+              <w:ind w:left="0"/>
+              <w:jc w:val="left"/>
+            </w:pPr>
+            <w:r>
+              <w:t>Giovedì</w:t>
+            </w:r>
+          </w:p>
+        </w:tc>
+        <w:tc>
+          <w:tcPr>
+            <w:tcW w:w="2029" w:type="dxa"/>
+          </w:tcPr>
+          <w:p>
+            <w:pPr>
+              <w:ind w:left="0"/>
+              <w:jc w:val="left"/>
+            </w:pPr>
+            <w:r>
+              <w:t>2025-10-05</w:t>
+            </w:r>
+          </w:p>
+        </w:tc>
+      </w:tr>
+      <w:tr>
+        <w:tc>
+          <w:tcPr>
+            <w:tcW w:w="1394" w:type="dxa"/>
+          </w:tcPr>
+          <w:p>
+            <w:pPr>
+              <w:ind w:left="0"/>
+              <w:jc w:val="left"/>
+            </w:pPr>
+            <w:r>
+              <w:t>1002</w:t>
+            </w:r>
+          </w:p>
+        </w:tc>
+        <w:tc>
+          <w:tcPr>
+            <w:tcW w:w="1014" w:type="dxa"/>
+          </w:tcPr>
+          <w:p>
+            <w:pPr>
+              <w:ind w:left="0"/>
+              <w:jc w:val="left"/>
+            </w:pPr>
+            <w:r>
+              <w:t>Sara</w:t>
+            </w:r>
+          </w:p>
+        </w:tc>
+        <w:tc>
+          <w:tcPr>
+            <w:tcW w:w="1141" w:type="dxa"/>
+          </w:tcPr>
+          <w:p>
+            <w:pPr>
+              <w:ind w:left="0"/>
+              <w:jc w:val="left"/>
+            </w:pPr>
+            <w:r>
+              <w:t>Bianchi</w:t>
+            </w:r>
+          </w:p>
+        </w:tc>
+        <w:tc>
+          <w:tcPr>
+            <w:tcW w:w="1268" w:type="dxa"/>
+          </w:tcPr>
+          <w:p>
+            <w:pPr>
+              <w:ind w:left="0"/>
+              <w:jc w:val="left"/>
+            </w:pPr>
+            <w:r>
+              <w:t>C01</w:t>
+            </w:r>
+          </w:p>
+        </w:tc>
+        <w:tc>
+          <w:tcPr>
+            <w:tcW w:w="1394" w:type="dxa"/>
+          </w:tcPr>
+          <w:p>
+            <w:pPr>
+              <w:ind w:left="0"/>
+              <w:jc w:val="left"/>
+            </w:pPr>
+            <w:r>
+              <w:t>Robotica</w:t>
+            </w:r>
+          </w:p>
+        </w:tc>
+        <w:tc>
+          <w:tcPr>
+            <w:tcW w:w="1394" w:type="dxa"/>
+          </w:tcPr>
+          <w:p>
+            <w:pPr>
+              <w:ind w:left="0"/>
+              <w:jc w:val="left"/>
+            </w:pPr>
+            <w:r>
+              <w:t>Martedì</w:t>
+            </w:r>
+          </w:p>
+        </w:tc>
+        <w:tc>
+          <w:tcPr>
+            <w:tcW w:w="2029" w:type="dxa"/>
+          </w:tcPr>
+          <w:p>
+            <w:pPr>
+              <w:ind w:left="0"/>
+              <w:jc w:val="left"/>
+            </w:pPr>
+            <w:r>
+              <w:t>2025-10-03</w:t>
+            </w:r>
+          </w:p>
+        </w:tc>
+      </w:tr>
+      <w:tr>
+        <w:tc>
+          <w:tcPr>
+            <w:tcW w:w="1394" w:type="dxa"/>
+          </w:tcPr>
+          <w:p>
+            <w:pPr>
+              <w:ind w:left="0"/>
+              <w:jc w:val="left"/>
+            </w:pPr>
+            <w:r>
+              <w:t>1003</w:t>
+            </w:r>
+          </w:p>
+        </w:tc>
+        <w:tc>
+          <w:tcPr>
+            <w:tcW w:w="1014" w:type="dxa"/>
+          </w:tcPr>
+          <w:p>
+            <w:pPr>
+              <w:ind w:left="0"/>
+              <w:jc w:val="left"/>
+            </w:pPr>
+            <w:r>
+              <w:t>Luca</w:t>
+            </w:r>
+          </w:p>
+        </w:tc>
+        <w:tc>
+          <w:tcPr>
+            <w:tcW w:w="1141" w:type="dxa"/>
+          </w:tcPr>
+          <w:p>
+            <w:pPr>
+              <w:ind w:left="0"/>
+              <w:jc w:val="left"/>
+            </w:pPr>
+            <w:r>
+              <w:t>Verdi</w:t>
+            </w:r>
+          </w:p>
+        </w:tc>
+        <w:tc>
+          <w:tcPr>
+            <w:tcW w:w="1268" w:type="dxa"/>
+          </w:tcPr>
+          <w:p>
+            <w:pPr>
+              <w:ind w:left="0"/>
+              <w:jc w:val="left"/>
+            </w:pPr>
+            <w:r>
+              <w:t>C02</w:t>
+            </w:r>
+          </w:p>
+        </w:tc>
+        <w:tc>
+          <w:tcPr>
+            <w:tcW w:w="1394" w:type="dxa"/>
+          </w:tcPr>
+          <w:p>
+            <w:pPr>
+              <w:ind w:left="0"/>
+              <w:jc w:val="left"/>
+            </w:pPr>
+            <w:r>
+              <w:t>Coding</w:t>
+            </w:r>
+          </w:p>
+        </w:tc>
+        <w:tc>
+          <w:tcPr>
+            <w:tcW w:w="1394" w:type="dxa"/>
+          </w:tcPr>
+          <w:p>
+            <w:pPr>
+              <w:ind w:left="0"/>
+              <w:jc w:val="left"/>
+            </w:pPr>
+            <w:r>
+              <w:t>Mercoledì</w:t>
+            </w:r>
+          </w:p>
+        </w:tc>
+        <w:tc>
+          <w:tcPr>
+            <w:tcW w:w="2029" w:type="dxa"/>
+          </w:tcPr>
+          <w:p>
+            <w:pPr>
+              <w:ind w:left="0"/>
+              <w:jc w:val="left"/>
+            </w:pPr>
+            <w:r>
+              <w:t>2025-10-02</w:t>
+            </w:r>
+          </w:p>
+        </w:tc>
+      </w:tr>
+      <w:tr>
+        <w:tc>
+          <w:tcPr>
+            <w:tcW w:w="1394" w:type="dxa"/>
+          </w:tcPr>
+          <w:p>
+            <w:pPr>
+              <w:ind w:left="0"/>
+              <w:jc w:val="left"/>
+            </w:pPr>
+            <w:r>
+              <w:t>1003</w:t>
+            </w:r>
+          </w:p>
+        </w:tc>
+        <w:tc>
+          <w:tcPr>
+            <w:tcW w:w="1014" w:type="dxa"/>
+          </w:tcPr>
+          <w:p>
+            <w:pPr>
+              <w:ind w:left="0"/>
+              <w:jc w:val="left"/>
+            </w:pPr>
+            <w:r>
+              <w:t>Luca</w:t>
+            </w:r>
+          </w:p>
+        </w:tc>
+        <w:tc>
+          <w:tcPr>
+            <w:tcW w:w="1141" w:type="dxa"/>
+          </w:tcPr>
+          <w:p>
+            <w:pPr>
+              <w:ind w:left="0"/>
+              <w:jc w:val="left"/>
+            </w:pPr>
+            <w:r>
+              <w:t>Verdi</w:t>
+            </w:r>
+          </w:p>
+        </w:tc>
+        <w:tc>
+          <w:tcPr>
+            <w:tcW w:w="1268" w:type="dxa"/>
+          </w:tcPr>
+          <w:p>
+            <w:pPr>
+              <w:ind w:left="0"/>
+              <w:jc w:val="left"/>
+            </w:pPr>
+            <w:r>
+              <w:t>C03</w:t>
+            </w:r>
+          </w:p>
+        </w:tc>
+        <w:tc>
+          <w:tcPr>
+            <w:tcW w:w="1394" w:type="dxa"/>
+          </w:tcPr>
+          <w:p>
+            <w:pPr>
+              <w:ind w:left="0"/>
+              <w:jc w:val="left"/>
+            </w:pPr>
+            <w:r>
+              <w:t>Teatro</w:t>
+            </w:r>
+          </w:p>
+        </w:tc>
+        <w:tc>
+          <w:tcPr>
+            <w:tcW w:w="1394" w:type="dxa"/>
+          </w:tcPr>
+          <w:p>
+            <w:pPr>
+              <w:ind w:left="0"/>
+              <w:jc w:val="left"/>
+            </w:pPr>
+            <w:r>
+              <w:t>Giovedì</w:t>
+            </w:r>
+          </w:p>
+        </w:tc>
+        <w:tc>
+          <w:tcPr>
+            <w:tcW w:w="2029" w:type="dxa"/>
+          </w:tcPr>
+          <w:p>
+            <w:pPr>
+              <w:ind w:left="0"/>
+              <w:jc w:val="left"/>
+            </w:pPr>
+            <w:r>
+              <w:t>2025-10-07</w:t>
+            </w:r>
+          </w:p>
+        </w:tc>
+      </w:tr>
+      <w:tr>
+        <w:tc>
+          <w:tcPr>
+            <w:tcW w:w="1394" w:type="dxa"/>
+          </w:tcPr>
+          <w:p>
+            <w:pPr>
+              <w:ind w:left="0"/>
+              <w:jc w:val="left"/>
+            </w:pPr>
+            <w:r>
+              <w:t>1004</w:t>
+            </w:r>
+          </w:p>
+        </w:tc>
+        <w:tc>
+          <w:tcPr>
+            <w:tcW w:w="1014" w:type="dxa"/>
+          </w:tcPr>
+          <w:p>
+            <w:pPr>
+              <w:ind w:left="0"/>
+              <w:jc w:val="left"/>
+            </w:pPr>
+            <w:r>
+              <w:t>Giulia</w:t>
+            </w:r>
+          </w:p>
+        </w:tc>
+        <w:tc>
+          <w:tcPr>
+            <w:tcW w:w="1141" w:type="dxa"/>
+          </w:tcPr>
+          <w:p>
+            <w:pPr>
+              <w:ind w:left="0"/>
+              <w:jc w:val="left"/>
+            </w:pPr>
+            <w:r>
+              <w:t>Neri</w:t>
+            </w:r>
+          </w:p>
+        </w:tc>
+        <w:tc>
+          <w:tcPr>
+            <w:tcW w:w="1268" w:type="dxa"/>
+          </w:tcPr>
+          <w:p>
+            <w:pPr>
+              <w:ind w:left="0"/>
+              <w:jc w:val="left"/>
+            </w:pPr>
+            <w:r>
+              <w:t>C02</w:t>
+            </w:r>
+          </w:p>
+        </w:tc>
+        <w:tc>
+          <w:tcPr>
+            <w:tcW w:w="1394" w:type="dxa"/>
+          </w:tcPr>
+          <w:p>
+            <w:pPr>
+              <w:ind w:left="0"/>
+              <w:jc w:val="left"/>
+            </w:pPr>
+            <w:r>
+              <w:t>Coding</w:t>
+            </w:r>
+          </w:p>
+        </w:tc>
+        <w:tc>
+          <w:tcPr>
+            <w:tcW w:w="1394" w:type="dxa"/>
+          </w:tcPr>
+          <w:p>
+            <w:pPr>
+              <w:ind w:left="0"/>
+              <w:jc w:val="left"/>
+            </w:pPr>
+            <w:r>
+              <w:t>Mercoledì</w:t>
+            </w:r>
+          </w:p>
+        </w:tc>
+        <w:tc>
+          <w:tcPr>
+            <w:tcW w:w="2029" w:type="dxa"/>
+          </w:tcPr>
+          <w:p>
+            <w:pPr>
+              <w:ind w:left="0"/>
+              <w:jc w:val="left"/>
+            </w:pPr>
+            <w:r>
+              <w:t>2025-10-04</w:t>
+            </w:r>
+          </w:p>
+        </w:tc>
+      </w:tr>
+    </w:tbl>
+    <w:p>
+      <w:pPr>
+        <w:pStyle w:val="Titolo6"/>
+      </w:pPr>
+      <w:r>
+        <w:t>Soluzione</w:t>
+      </w:r>
+    </w:p>
+    <w:p>
+      <w:pPr>
+        <w:ind w:left="0"/>
+      </w:pPr>
+      <w:r>
+        <w:t>La matricola da sola non basta come chiave (Marco Rossi compare due volte), e nemmeno il corso. Serve la coppia studente-corso:</w:t>
+      </w:r>
+    </w:p>
+    <w:p>
+      <w:pPr>
+        <w:ind w:left="0"/>
+      </w:pPr>
+      <w:r>
+        <w:t>Relazione(</w:t>
+      </w:r>
+      <w:r>
+        <w:rPr>
+          <w:u w:val="single"/>
+        </w:rPr>
+        <w:t>Matricola</w:t>
+      </w:r>
+      <w:r>
+        <w:t xml:space="preserve">, Nome, Cognome, </w:t>
+      </w:r>
+      <w:r>
+        <w:rPr>
+          <w:u w:val="single"/>
+        </w:rPr>
+        <w:t>CodCorso</w:t>
+      </w:r>
+      <w:r>
+        <w:t>, NomeCorso, Giorno, DataIscrizione)</w:t>
+      </w:r>
+    </w:p>
+    <w:p>
+      <w:pPr>
+        <w:ind w:left="0"/>
+      </w:pPr>
+    </w:p>
+    <w:p>
+      <w:pPr>
+        <w:ind w:left="0"/>
+      </w:pPr>
+      <w:r>
+        <w:t>1FN? Sì, tutti gli attributi sono semplici.</w:t>
+      </w:r>
+    </w:p>
+    <w:p>
+      <w:pPr>
+        <w:ind w:left="0"/>
+      </w:pPr>
+    </w:p>
+    <w:p>
+      <w:pPr>
+        <w:ind w:left="0"/>
+      </w:pPr>
+      <w:r>
+        <w:t>2FN? No: Nome e Cognome dipendono solo da Matricola, NomeCorso e Giorno dipendono solo da CodCorso. Solo DataIscrizione dipende da tutta la chiave.</w:t>
+      </w:r>
+    </w:p>
+    <w:p>
+      <w:pPr>
+        <w:ind w:left="0"/>
+      </w:pPr>
+      <w:r>
+        <w:t>Iscrizione(</w:t>
+      </w:r>
+      <w:r>
+        <w:rPr>
+          <w:u w:val="single"/>
+        </w:rPr>
+        <w:t>Matricola*</w:t>
+      </w:r>
+      <w:r>
+        <w:t xml:space="preserve">, </w:t>
+      </w:r>
+      <w:r>
+        <w:rPr>
+          <w:u w:val="single"/>
+        </w:rPr>
+        <w:t>CodCorso*</w:t>
+      </w:r>
+      <w:r>
+        <w:t>, DataIscrizione)</w:t>
+      </w:r>
+    </w:p>
+    <w:p>
+      <w:pPr>
+        <w:ind w:left="0"/>
+      </w:pPr>
+      <w:r>
+        <w:t>Studente(</w:t>
+      </w:r>
+      <w:r>
+        <w:rPr>
+          <w:u w:val="single"/>
+        </w:rPr>
+        <w:t>Matricola</w:t>
+      </w:r>
+      <w:r>
+        <w:t>, Nome, Cognome)</w:t>
+      </w:r>
+    </w:p>
+    <w:p>
+      <w:pPr>
+        <w:ind w:left="0"/>
+      </w:pPr>
+      <w:r>
+        <w:t>Corso(</w:t>
+      </w:r>
+      <w:r>
+        <w:rPr>
+          <w:u w:val="single"/>
+        </w:rPr>
+        <w:t>CodCorso</w:t>
+      </w:r>
+      <w:r>
+        <w:t>, NomeCorso, Giorno)</w:t>
+      </w:r>
+    </w:p>
+    <w:p>
+      <w:pPr>
+        <w:ind w:left="0"/>
+      </w:pPr>
+    </w:p>
+    <w:p>
+      <w:pPr>
+        <w:ind w:left="0"/>
+      </w:pPr>
+      <w:r>
+        <w:t>3FN? Sì, non ci sono attributi non chiave che dipendono da altri attributi non chiave.</w:t>
+      </w:r>
+    </w:p>
+    <w:p>
+      <w:pPr>
+        <w:ind w:left="0"/>
+      </w:pPr>
+      <w:r>
+        <w:t>Osservazione: avevo mischiato in un'unica tabella due entità (Studente e Corso) in relazione n:n.</w:t>
+      </w:r>
+    </w:p>
+    <w:p>
+      <w:pPr>
+        <w:pStyle w:val="Titolo3"/>
+      </w:pPr>
+      <w:r>
+        <w:t xml:space="preserve">Palestra (nuovo, da ricontrollare)</w:t>
+      </w:r>
+    </w:p>
+    <w:p>
+      <w:pPr>
+        <w:ind w:left="0"/>
+      </w:pPr>
+      <w:r>
+        <w:t>Una palestra memorizza i dati dei propri iscritti e del tipo di abbonamento che hanno sottoscritto. La seguente tabella rappresenta una tabella di un database. Questo database non sembra ben fatto e non sono nemmeno indicate le chiavi. Sistema il database in modo che rispetti le 3 forme normali.</w:t>
+      </w:r>
+    </w:p>
+    <w:tbl>
+      <w:tblPr>
+        <w:tblStyle w:val="Grigliatabella"/>
+        <w:tblW w:w="0" w:type="auto"/>
+        <w:tblCellMar>
+          <w:top w:w="28" w:type="dxa"/>
+          <w:bottom w:w="28" w:type="dxa"/>
+        </w:tblCellMar>
+        <w:tblLook w:val="04A0" w:firstRow="1" w:lastRow="0" w:firstColumn="1" w:lastColumn="0" w:noHBand="0" w:noVBand="1"/>
+      </w:tblPr>
+      <w:tblGrid>
+        <w:gridCol w:w="1314"/>
+        <w:gridCol w:w="1412"/>
+        <w:gridCol w:w="1796"/>
+        <w:gridCol w:w="1789"/>
+        <w:gridCol w:w="1653"/>
+        <w:gridCol w:w="1664"/>
+      </w:tblGrid>
+      <w:tr>
+        <w:tc>
+          <w:tcPr>
+            <w:tcW w:w="1318" w:type="dxa"/>
+          </w:tcPr>
+          <w:p>
+            <w:pPr>
+              <w:ind w:left="0"/>
+              <w:jc w:val="center"/>
+            </w:pPr>
+            <w:r>
+              <w:rPr>
+                <w:b/>
+                <w:bCs/>
+              </w:rPr>
+              <w:t>CodIscritto</w:t>
+            </w:r>
+          </w:p>
+        </w:tc>
+        <w:tc>
+          <w:tcPr>
+            <w:tcW w:w="1420" w:type="dxa"/>
+          </w:tcPr>
+          <w:p>
+            <w:pPr>
+              <w:ind w:left="0"/>
+              <w:jc w:val="center"/>
+            </w:pPr>
+            <w:r>
+              <w:rPr>
+                <w:b/>
+                <w:bCs/>
+              </w:rPr>
+              <w:t>Nominativo</w:t>
+            </w:r>
+          </w:p>
+        </w:tc>
+        <w:tc>
+          <w:tcPr>
+            <w:tcW w:w="2029" w:type="dxa"/>
+          </w:tcPr>
+          <w:p>
+            <w:pPr>
+              <w:ind w:left="0"/>
+              <w:jc w:val="center"/>
+            </w:pPr>
+            <w:r>
+              <w:rPr>
+                <w:b/>
+                <w:bCs/>
+              </w:rPr>
+              <w:t>Telefoni</w:t>
+            </w:r>
+          </w:p>
+        </w:tc>
+        <w:tc>
+          <w:tcPr>
+            <w:tcW w:w="2029" w:type="dxa"/>
+          </w:tcPr>
+          <w:p>
+            <w:pPr>
+              <w:ind w:left="0"/>
+              <w:jc w:val="center"/>
+            </w:pPr>
+            <w:r>
+              <w:rPr>
+                <w:b/>
+                <w:bCs/>
+              </w:rPr>
+              <w:t>Indirizzo</w:t>
+            </w:r>
+          </w:p>
+        </w:tc>
+        <w:tc>
+          <w:tcPr>
+            <w:tcW w:w="1318" w:type="dxa"/>
+          </w:tcPr>
+          <w:p>
+            <w:pPr>
+              <w:ind w:left="0"/>
+              <w:jc w:val="center"/>
+            </w:pPr>
+            <w:r>
+              <w:rPr>
+                <w:b/>
+                <w:bCs/>
+              </w:rPr>
+              <w:t>Abbonamento</w:t>
+            </w:r>
+          </w:p>
+        </w:tc>
+        <w:tc>
+          <w:tcPr>
+            <w:tcW w:w="1521" w:type="dxa"/>
+          </w:tcPr>
+          <w:p>
+            <w:pPr>
+              <w:ind w:left="0"/>
+              <w:jc w:val="center"/>
+            </w:pPr>
+            <w:r>
+              <w:rPr>
+                <w:b/>
+                <w:bCs/>
+              </w:rPr>
+              <w:t>PrezzoMensile</w:t>
+            </w:r>
+          </w:p>
+        </w:tc>
+      </w:tr>
+      <w:tr>
+        <w:tc>
+          <w:tcPr>
+            <w:tcW w:w="1318" w:type="dxa"/>
+          </w:tcPr>
+          <w:p>
+            <w:pPr>
+              <w:ind w:left="0"/>
+              <w:jc w:val="left"/>
+            </w:pPr>
+            <w:r>
+              <w:t>I01</w:t>
+            </w:r>
+          </w:p>
+        </w:tc>
+        <w:tc>
+          <w:tcPr>
+            <w:tcW w:w="1420" w:type="dxa"/>
+          </w:tcPr>
+          <w:p>
+            <w:pPr>
+              <w:ind w:left="0"/>
+              <w:jc w:val="left"/>
+            </w:pPr>
+            <w:r>
+              <w:t>Anna Ferri</w:t>
+            </w:r>
+          </w:p>
+        </w:tc>
+        <w:tc>
+          <w:tcPr>
+            <w:tcW w:w="2029" w:type="dxa"/>
+          </w:tcPr>
+          <w:p>
+            <w:pPr>
+              <w:ind w:left="0"/>
+              <w:jc w:val="left"/>
+            </w:pPr>
+            <w:r>
+              <w:t>333 1234567, 0422 123456</w:t>
+            </w:r>
+          </w:p>
+        </w:tc>
+        <w:tc>
+          <w:tcPr>
+            <w:tcW w:w="2029" w:type="dxa"/>
+          </w:tcPr>
+          <w:p>
+            <w:pPr>
+              <w:ind w:left="0"/>
+              <w:jc w:val="left"/>
+            </w:pPr>
+            <w:r>
+              <w:t>Via Roma 10, Treviso</w:t>
+            </w:r>
+          </w:p>
+        </w:tc>
+        <w:tc>
+          <w:tcPr>
+            <w:tcW w:w="1318" w:type="dxa"/>
+          </w:tcPr>
+          <w:p>
+            <w:pPr>
+              <w:ind w:left="0"/>
+              <w:jc w:val="left"/>
+            </w:pPr>
+            <w:r>
+              <w:t>Annuale</w:t>
+            </w:r>
+          </w:p>
+        </w:tc>
+        <w:tc>
+          <w:tcPr>
+            <w:tcW w:w="1521" w:type="dxa"/>
+          </w:tcPr>
+          <w:p>
+            <w:pPr>
+              <w:ind w:left="0"/>
+              <w:jc w:val="left"/>
+            </w:pPr>
+            <w:r>
+              <w:t>35</w:t>
+            </w:r>
+          </w:p>
+        </w:tc>
+      </w:tr>
+      <w:tr>
+        <w:tc>
+          <w:tcPr>
+            <w:tcW w:w="1318" w:type="dxa"/>
+          </w:tcPr>
+          <w:p>
+            <w:pPr>
+              <w:ind w:left="0"/>
+              <w:jc w:val="left"/>
+            </w:pPr>
+            <w:r>
+              <w:t>I02</w:t>
+            </w:r>
+          </w:p>
+        </w:tc>
+        <w:tc>
+          <w:tcPr>
+            <w:tcW w:w="1420" w:type="dxa"/>
+          </w:tcPr>
+          <w:p>
+            <w:pPr>
+              <w:ind w:left="0"/>
+              <w:jc w:val="left"/>
+            </w:pPr>
+            <w:r>
+              <w:t>Davide Costa</w:t>
+            </w:r>
+          </w:p>
+        </w:tc>
+        <w:tc>
+          <w:tcPr>
+            <w:tcW w:w="2029" w:type="dxa"/>
+          </w:tcPr>
+          <w:p>
+            <w:pPr>
+              <w:ind w:left="0"/>
+              <w:jc w:val="left"/>
+            </w:pPr>
+            <w:r>
+              <w:t>347 7654321</w:t>
+            </w:r>
+          </w:p>
+        </w:tc>
+        <w:tc>
+          <w:tcPr>
+            <w:tcW w:w="2029" w:type="dxa"/>
+          </w:tcPr>
+          <w:p>
+            <w:pPr>
+              <w:ind w:left="0"/>
+              <w:jc w:val="left"/>
+            </w:pPr>
+            <w:r>
+              <w:t>Via Verdi 4, Treviso</w:t>
+            </w:r>
+          </w:p>
+        </w:tc>
+        <w:tc>
+          <w:tcPr>
+            <w:tcW w:w="1318" w:type="dxa"/>
+          </w:tcPr>
+          <w:p>
+            <w:pPr>
+              <w:ind w:left="0"/>
+              <w:jc w:val="left"/>
+            </w:pPr>
+            <w:r>
+              <w:t>Mensile</w:t>
+            </w:r>
+          </w:p>
+        </w:tc>
+        <w:tc>
+          <w:tcPr>
+            <w:tcW w:w="1521" w:type="dxa"/>
+          </w:tcPr>
+          <w:p>
+            <w:pPr>
+              <w:ind w:left="0"/>
+              <w:jc w:val="left"/>
+            </w:pPr>
+            <w:r>
+              <w:t>50</w:t>
+            </w:r>
+          </w:p>
+        </w:tc>
+      </w:tr>
+      <w:tr>
+        <w:tc>
+          <w:tcPr>
+            <w:tcW w:w="1318" w:type="dxa"/>
+          </w:tcPr>
+          <w:p>
+            <w:pPr>
+              <w:ind w:left="0"/>
+              <w:jc w:val="left"/>
+            </w:pPr>
+            <w:r>
+              <w:lastRenderedPageBreak/>
+              <w:t>I03</w:t>
+            </w:r>
+          </w:p>
+        </w:tc>
+        <w:tc>
+          <w:tcPr>
+            <w:tcW w:w="1420" w:type="dxa"/>
+          </w:tcPr>
+          <w:p>
+            <w:pPr>
+              <w:ind w:left="0"/>
+              <w:jc w:val="left"/>
+            </w:pPr>
+            <w:r>
+              <w:t>Chiara Moro</w:t>
+            </w:r>
+          </w:p>
+        </w:tc>
+        <w:tc>
+          <w:tcPr>
+            <w:tcW w:w="2029" w:type="dxa"/>
+          </w:tcPr>
+          <w:p>
+            <w:pPr>
+              <w:ind w:left="0"/>
+              <w:jc w:val="left"/>
+            </w:pPr>
+            <w:r>
+              <w:t>340 1112223, 349 9998887</w:t>
+            </w:r>
+          </w:p>
+        </w:tc>
+        <w:tc>
+          <w:tcPr>
+            <w:tcW w:w="2029" w:type="dxa"/>
+          </w:tcPr>
+          <w:p>
+            <w:pPr>
+              <w:ind w:left="0"/>
+              <w:jc w:val="left"/>
+            </w:pPr>
+            <w:r>
+              <w:t>Piazza Duomo 2, Mestre</w:t>
+            </w:r>
+          </w:p>
+        </w:tc>
+        <w:tc>
+          <w:tcPr>
+            <w:tcW w:w="1318" w:type="dxa"/>
+          </w:tcPr>
+          <w:p>
+            <w:pPr>
+              <w:ind w:left="0"/>
+              <w:jc w:val="left"/>
+            </w:pPr>
+            <w:r>
+              <w:t>Trimestrale</w:t>
+            </w:r>
+          </w:p>
+        </w:tc>
+        <w:tc>
+          <w:tcPr>
+            <w:tcW w:w="1521" w:type="dxa"/>
+          </w:tcPr>
+          <w:p>
+            <w:pPr>
+              <w:ind w:left="0"/>
+              <w:jc w:val="left"/>
+            </w:pPr>
+            <w:r>
+              <w:t>42</w:t>
+            </w:r>
+          </w:p>
+        </w:tc>
+      </w:tr>
+      <w:tr>
+        <w:tc>
+          <w:tcPr>
+            <w:tcW w:w="1318" w:type="dxa"/>
+          </w:tcPr>
+          <w:p>
+            <w:pPr>
+              <w:ind w:left="0"/>
+              <w:jc w:val="left"/>
+            </w:pPr>
+            <w:r>
+              <w:t>I04</w:t>
+            </w:r>
+          </w:p>
+        </w:tc>
+        <w:tc>
+          <w:tcPr>
+            <w:tcW w:w="1420" w:type="dxa"/>
+          </w:tcPr>
+          <w:p>
+            <w:pPr>
+              <w:ind w:left="0"/>
+              <w:jc w:val="left"/>
+            </w:pPr>
+            <w:r>
+              <w:t>Matteo Sala</w:t>
+            </w:r>
+          </w:p>
+        </w:tc>
+        <w:tc>
+          <w:tcPr>
+            <w:tcW w:w="2029" w:type="dxa"/>
+          </w:tcPr>
+          <w:p>
+            <w:pPr>
+              <w:ind w:left="0"/>
+              <w:jc w:val="left"/>
+            </w:pPr>
+            <w:r>
+              <w:t>338 5556667</w:t>
+            </w:r>
+          </w:p>
+        </w:tc>
+        <w:tc>
+          <w:tcPr>
+            <w:tcW w:w="2029" w:type="dxa"/>
+          </w:tcPr>
+          <w:p>
+            <w:pPr>
+              <w:ind w:left="0"/>
+              <w:jc w:val="left"/>
+            </w:pPr>
+            <w:r>
+              <w:t>Via Garibaldi 15, Treviso</w:t>
+            </w:r>
+          </w:p>
+        </w:tc>
+        <w:tc>
+          <w:tcPr>
+            <w:tcW w:w="1318" w:type="dxa"/>
+          </w:tcPr>
+          <w:p>
+            <w:pPr>
+              <w:ind w:left="0"/>
+              <w:jc w:val="left"/>
+            </w:pPr>
+            <w:r>
+              <w:t>Annuale</w:t>
+            </w:r>
+          </w:p>
+        </w:tc>
+        <w:tc>
+          <w:tcPr>
+            <w:tcW w:w="1521" w:type="dxa"/>
+          </w:tcPr>
+          <w:p>
+            <w:pPr>
+              <w:ind w:left="0"/>
+              <w:jc w:val="left"/>
+            </w:pPr>
+            <w:r>
+              <w:t>35</w:t>
+            </w:r>
+          </w:p>
+        </w:tc>
+      </w:tr>
+      <w:tr>
+        <w:tc>
+          <w:tcPr>
+            <w:tcW w:w="1318" w:type="dxa"/>
+          </w:tcPr>
+          <w:p>
+            <w:pPr>
+              <w:ind w:left="0"/>
+              <w:jc w:val="left"/>
+            </w:pPr>
+            <w:r>
+              <w:t>I05</w:t>
+            </w:r>
+          </w:p>
+        </w:tc>
+        <w:tc>
+          <w:tcPr>
+            <w:tcW w:w="1420" w:type="dxa"/>
+          </w:tcPr>
+          <w:p>
+            <w:pPr>
+              <w:ind w:left="0"/>
+              <w:jc w:val="left"/>
+            </w:pPr>
+            <w:r>
+              <w:t>Irene Fabbri</w:t>
+            </w:r>
+          </w:p>
+        </w:tc>
+        <w:tc>
+          <w:tcPr>
+            <w:tcW w:w="2029" w:type="dxa"/>
+          </w:tcPr>
+          <w:p>
+            <w:pPr>
+              <w:ind w:left="0"/>
+              <w:jc w:val="left"/>
+            </w:pPr>
+            <w:r>
+              <w:t>329 4443332</w:t>
+            </w:r>
+          </w:p>
+        </w:tc>
+        <w:tc>
+          <w:tcPr>
+            <w:tcW w:w="2029" w:type="dxa"/>
+          </w:tcPr>
+          <w:p>
+            <w:pPr>
+              <w:ind w:left="0"/>
+              <w:jc w:val="left"/>
+            </w:pPr>
+            <w:r>
+              <w:t>Via Dante 7, Mestre</w:t>
+            </w:r>
+          </w:p>
+        </w:tc>
+        <w:tc>
+          <w:tcPr>
+            <w:tcW w:w="1318" w:type="dxa"/>
+          </w:tcPr>
+          <w:p>
+            <w:pPr>
+              <w:ind w:left="0"/>
+              <w:jc w:val="left"/>
+            </w:pPr>
+            <w:r>
+              <w:t>Mensile</w:t>
+            </w:r>
+          </w:p>
+        </w:tc>
+        <w:tc>
+          <w:tcPr>
+            <w:tcW w:w="1521" w:type="dxa"/>
+          </w:tcPr>
+          <w:p>
+            <w:pPr>
+              <w:ind w:left="0"/>
+              <w:jc w:val="left"/>
+            </w:pPr>
+            <w:r>
+              <w:t>50</w:t>
+            </w:r>
+          </w:p>
+        </w:tc>
+      </w:tr>
+    </w:tbl>
+    <w:p>
+      <w:pPr>
+        <w:pStyle w:val="Titolo6"/>
+      </w:pPr>
+      <w:r>
+        <w:t>Soluzione</w:t>
+      </w:r>
+    </w:p>
+    <w:p>
+      <w:pPr>
+        <w:ind w:left="0"/>
+      </w:pPr>
+      <w:r>
+        <w:t>Relazione(</w:t>
+      </w:r>
+      <w:r>
+        <w:rPr>
+          <w:u w:val="single"/>
+        </w:rPr>
+        <w:t>CodIscritto</w:t>
+      </w:r>
+      <w:r>
+        <w:t>, Nominativo, Telefoni, Indirizzo, Abbonamento, PrezzoMensile)</w:t>
+      </w:r>
+    </w:p>
+    <w:p>
+      <w:pPr>
+        <w:ind w:left="0"/>
+      </w:pPr>
+    </w:p>
+    <w:p>
+      <w:pPr>
+        <w:ind w:left="0"/>
+      </w:pPr>
+      <w:r>
+        <w:t>1FN? No, per due motivi:</w:t>
+      </w:r>
+    </w:p>
+    <w:p>
+      <w:pPr>
+        <w:ind w:left="0"/>
+      </w:pPr>
+      <w:r>
+        <w:t>Nominativo e Indirizzo sono attributi composti: li scompongo in più attributi nella stessa tabella.</w:t>
+      </w:r>
+    </w:p>
+    <w:p>
+      <w:pPr>
+        <w:ind w:left="0"/>
+      </w:pPr>
+      <w:r>
+        <w:t xml:space="preserve">Telefoni è un attributo </w:t>
+      </w:r>
+      <w:r>
+        <w:t>multiplo</w:t>
+      </w:r>
+      <w:r>
+        <w:t>: in una cella ci sono più numeri. Non posso creare Telefono1, Telefono2… perché non so quanti numeri avrà un iscritto, quindi sposto i numeri in una nuova tabella con un numero per riga.</w:t>
+      </w:r>
+    </w:p>
+    <w:p>
+      <w:pPr>
+        <w:ind w:left="0"/>
+      </w:pPr>
+      <w:r>
+        <w:t>Iscritto(</w:t>
+      </w:r>
+      <w:r>
+        <w:rPr>
+          <w:u w:val="single"/>
+        </w:rPr>
+        <w:t>CodIscritto</w:t>
+      </w:r>
+      <w:r>
+        <w:t>, Nome, Cognome, Via, Civico, Città, Abbonamento, PrezzoMensile)</w:t>
+      </w:r>
+    </w:p>
+    <w:p>
+      <w:pPr>
+        <w:ind w:left="0"/>
+      </w:pPr>
+      <w:r>
+        <w:t>Telefono(</w:t>
+      </w:r>
+      <w:r>
+        <w:rPr>
+          <w:u w:val="single"/>
+        </w:rPr>
+        <w:t>CodIscritto*</w:t>
+      </w:r>
+      <w:r>
+        <w:t xml:space="preserve">, </w:t>
+      </w:r>
+      <w:r>
+        <w:rPr>
+          <w:u w:val="single"/>
+        </w:rPr>
+        <w:t>Numero</w:t>
+      </w:r>
+      <w:r>
+        <w:t>)</w:t>
+      </w:r>
+    </w:p>
+    <w:p>
+      <w:pPr>
+        <w:ind w:left="0"/>
+      </w:pPr>
+    </w:p>
+    <w:p>
+      <w:pPr>
+        <w:ind w:left="0"/>
+      </w:pPr>
+      <w:r>
+        <w:t>2FN? Sì: Iscritto ha una chiave formata da un solo attributo e Telefono non ha attributi non chiave.</w:t>
+      </w:r>
+    </w:p>
+    <w:p>
+      <w:pPr>
+        <w:ind w:left="0"/>
+      </w:pPr>
+    </w:p>
+    <w:p>
+      <w:pPr>
+        <w:ind w:left="0"/>
+      </w:pPr>
+      <w:r>
+        <w:t>3FN? No: PrezzoMensile dipende dal tipo di abbonamento, che non è chiave (ogni Annuale costa 35).</w:t>
+      </w:r>
+    </w:p>
+    <w:p>
+      <w:pPr>
+        <w:ind w:left="0"/>
+      </w:pPr>
+      <w:r>
+        <w:t>Iscritto(</w:t>
+      </w:r>
+      <w:r>
+        <w:rPr>
+          <w:u w:val="single"/>
+        </w:rPr>
+        <w:t>CodIscritto</w:t>
+      </w:r>
+      <w:r>
+        <w:t>, Nome, Cognome, Via, Civico, Città, Abbonamento*)</w:t>
+      </w:r>
+    </w:p>
+    <w:p>
+      <w:pPr>
+        <w:ind w:left="0"/>
+      </w:pPr>
+      <w:r>
+        <w:t>Abbonamento(</w:t>
+      </w:r>
+      <w:r>
+        <w:rPr>
+          <w:u w:val="single"/>
+        </w:rPr>
+        <w:t>Tipo</w:t>
+      </w:r>
+      <w:r>
+        <w:t>, PrezzoMensile)</w:t>
+      </w:r>
+    </w:p>
+    <w:p>
+      <w:pPr>
+        <w:ind w:left="0"/>
+      </w:pPr>
+      <w:r>
+        <w:t>Telefono(</w:t>
+      </w:r>
+      <w:r>
+        <w:rPr>
+          <w:u w:val="single"/>
+        </w:rPr>
+        <w:t>CodIscritto*</w:t>
+      </w:r>
+      <w:r>
+        <w:t xml:space="preserve">, </w:t>
+      </w:r>
+      <w:r>
+        <w:rPr>
+          <w:u w:val="single"/>
+        </w:rPr>
+        <w:t>Numero</w:t>
+      </w:r>
+      <w:r>
+        <w:t>)</w:t>
+      </w:r>
+    </w:p>
+    <w:p>
+      <w:pPr>
+        <w:pStyle w:val="Titolo3"/>
+      </w:pPr>
+      <w:r>
+        <w:t xml:space="preserve">Officina (nuovo, da ricontrollare)</w:t>
+      </w:r>
+    </w:p>
+    <w:p>
+      <w:pPr>
+        <w:ind w:left="0"/>
+      </w:pPr>
+      <w:r>
+        <w:t>Un'officina registra gli interventi fatti sulle auto dei clienti. Un'auto può tornare in officina più volte, ma al massimo una volta al giorno. La seguente tabella rappresenta una tabella di un database. Questo database non sembra ben fatto e non sono nemmeno indicate le chiavi. Sistema il database in modo che rispetti le 3 forme normali.</w:t>
+      </w:r>
+    </w:p>
+    <w:tbl>
+      <w:tblPr>
+        <w:tblStyle w:val="Grigliatabella"/>
+        <w:tblW w:w="0" w:type="auto"/>
+        <w:tblCellMar>
+          <w:top w:w="28" w:type="dxa"/>
+          <w:bottom w:w="28" w:type="dxa"/>
+        </w:tblCellMar>
+        <w:tblLook w:val="04A0" w:firstRow="1" w:lastRow="0" w:firstColumn="1" w:lastColumn="0" w:noHBand="0" w:noVBand="1"/>
+      </w:tblPr>
+      <w:tblGrid>
+        <w:gridCol w:w="946"/>
+        <w:gridCol w:w="1091"/>
+        <w:gridCol w:w="843"/>
+        <w:gridCol w:w="1142"/>
+        <w:gridCol w:w="1363"/>
+        <w:gridCol w:w="1305"/>
+        <w:gridCol w:w="1132"/>
+        <w:gridCol w:w="1313"/>
+        <w:gridCol w:w="493"/>
+      </w:tblGrid>
+      <w:tr>
+        <w:tc>
+          <w:tcPr>
+            <w:tcW w:w="754" w:type="dxa"/>
+          </w:tcPr>
+          <w:p>
+            <w:pPr>
+              <w:ind w:left="0"/>
+              <w:jc w:val="center"/>
+            </w:pPr>
+            <w:r>
+              <w:rPr>
+                <w:b/>
+                <w:bCs/>
+                <w:sz w:val="18"/>
+                <w:szCs w:val="18"/>
+              </w:rPr>
+              <w:t>Targa</w:t>
+            </w:r>
+          </w:p>
+        </w:tc>
+        <w:tc>
+          <w:tcPr>
+            <w:tcW w:w="1005" w:type="dxa"/>
+          </w:tcPr>
+          <w:p>
+            <w:pPr>
+              <w:ind w:left="0"/>
+              <w:jc w:val="center"/>
+            </w:pPr>
+            <w:r>
+              <w:rPr>
+                <w:b/>
+                <w:bCs/>
+                <w:sz w:val="18"/>
+                <w:szCs w:val="18"/>
+              </w:rPr>
+              <w:t>Marca</w:t>
+            </w:r>
+          </w:p>
+        </w:tc>
+        <w:tc>
+          <w:tcPr>
+            <w:tcW w:w="754" w:type="dxa"/>
+          </w:tcPr>
+          <w:p>
+            <w:pPr>
+              <w:ind w:left="0"/>
+              <w:jc w:val="center"/>
+            </w:pPr>
+            <w:r>
+              <w:rPr>
+                <w:b/>
+                <w:bCs/>
+                <w:sz w:val="18"/>
+                <w:szCs w:val="18"/>
+              </w:rPr>
+              <w:t>Modello</w:t>
+            </w:r>
+          </w:p>
+        </w:tc>
+        <w:tc>
+          <w:tcPr>
+            <w:tcW w:w="1173" w:type="dxa"/>
+          </w:tcPr>
+          <w:p>
+            <w:pPr>
+              <w:ind w:left="0"/>
+              <w:jc w:val="center"/>
+            </w:pPr>
+            <w:r>
+              <w:rPr>
+                <w:b/>
+                <w:bCs/>
+                <w:sz w:val="18"/>
+                <w:szCs w:val="18"/>
+              </w:rPr>
+              <w:t>Proprietario</w:t>
+            </w:r>
+          </w:p>
+        </w:tc>
+        <w:tc>
+          <w:tcPr>
+            <w:tcW w:w="1340" w:type="dxa"/>
+          </w:tcPr>
+          <w:p>
+            <w:pPr>
+              <w:ind w:left="0"/>
+              <w:jc w:val="center"/>
+            </w:pPr>
+            <w:r>
+              <w:rPr>
+                <w:b/>
+                <w:bCs/>
+                <w:sz w:val="18"/>
+                <w:szCs w:val="18"/>
+              </w:rPr>
+              <w:t>DataIntervento</w:t>
+            </w:r>
+          </w:p>
+        </w:tc>
+        <w:tc>
+          <w:tcPr>
+            <w:tcW w:w="1173" w:type="dxa"/>
+          </w:tcPr>
+          <w:p>
+            <w:pPr>
+              <w:ind w:left="0"/>
+              <w:jc w:val="center"/>
+            </w:pPr>
+            <w:r>
+              <w:rPr>
+                <w:b/>
+                <w:bCs/>
+                <w:sz w:val="18"/>
+                <w:szCs w:val="18"/>
+              </w:rPr>
+              <w:t>CodMeccanico</w:t>
+            </w:r>
+          </w:p>
+        </w:tc>
+        <w:tc>
+          <w:tcPr>
+            <w:tcW w:w="1340" w:type="dxa"/>
+          </w:tcPr>
+          <w:p>
+            <w:pPr>
+              <w:ind w:left="0"/>
+              <w:jc w:val="center"/>
+            </w:pPr>
+            <w:r>
+              <w:rPr>
+                <w:b/>
+                <w:bCs/>
+                <w:sz w:val="18"/>
+                <w:szCs w:val="18"/>
+              </w:rPr>
+              <w:t>Meccanico</w:t>
+            </w:r>
+          </w:p>
+        </w:tc>
+        <w:tc>
+          <w:tcPr>
+            <w:tcW w:w="1676" w:type="dxa"/>
+          </w:tcPr>
+          <w:p>
+            <w:pPr>
+              <w:ind w:left="0"/>
+              <w:jc w:val="center"/>
+            </w:pPr>
+            <w:r>
+              <w:rPr>
+                <w:b/>
+                <w:bCs/>
+                <w:sz w:val="18"/>
+                <w:szCs w:val="18"/>
+              </w:rPr>
+              <w:t>Descrizione</w:t>
+            </w:r>
+          </w:p>
+        </w:tc>
+        <w:tc>
+          <w:tcPr>
+            <w:tcW w:w="419" w:type="dxa"/>
+          </w:tcPr>
+          <w:p>
+            <w:pPr>
+              <w:ind w:left="0"/>
+              <w:jc w:val="center"/>
+            </w:pPr>
+            <w:r>
+              <w:rPr>
+                <w:b/>
+                <w:bCs/>
+                <w:sz w:val="18"/>
+                <w:szCs w:val="18"/>
+              </w:rPr>
+              <w:t>Ore</w:t>
+            </w:r>
+          </w:p>
+        </w:tc>
+      </w:tr>
+      <w:tr>
+        <w:tc>
+          <w:tcPr>
+            <w:tcW w:w="754" w:type="dxa"/>
+          </w:tcPr>
+          <w:p>
+            <w:pPr>
+              <w:ind w:left="0"/>
+              <w:jc w:val="left"/>
+            </w:pPr>
+            <w:r>
+              <w:rPr>
+                <w:sz w:val="18"/>
+                <w:szCs w:val="18"/>
+              </w:rPr>
+              <w:t>AB123CD</w:t>
+            </w:r>
+          </w:p>
+        </w:tc>
+        <w:tc>
+          <w:tcPr>
+            <w:tcW w:w="1005" w:type="dxa"/>
+          </w:tcPr>
+          <w:p>
+            <w:pPr>
+              <w:ind w:left="0"/>
+              <w:jc w:val="left"/>
+            </w:pPr>
+            <w:r>
+              <w:rPr>
+                <w:sz w:val="18"/>
+                <w:szCs w:val="18"/>
+              </w:rPr>
+              <w:t>Fiat</w:t>
+            </w:r>
+          </w:p>
+        </w:tc>
+        <w:tc>
+          <w:tcPr>
+            <w:tcW w:w="754" w:type="dxa"/>
+          </w:tcPr>
+          <w:p>
+            <w:pPr>
+              <w:ind w:left="0"/>
+              <w:jc w:val="left"/>
+            </w:pPr>
+            <w:r>
+              <w:rPr>
+                <w:sz w:val="18"/>
+                <w:szCs w:val="18"/>
+              </w:rPr>
+              <w:t>Panda</w:t>
+            </w:r>
+          </w:p>
+        </w:tc>
+        <w:tc>
+          <w:tcPr>
+            <w:tcW w:w="1173" w:type="dxa"/>
+          </w:tcPr>
+          <w:p>
+            <w:pPr>
+              <w:ind w:left="0"/>
+              <w:jc w:val="left"/>
+            </w:pPr>
+            <w:r>
+              <w:rPr>
+                <w:sz w:val="18"/>
+                <w:szCs w:val="18"/>
+              </w:rPr>
+              <w:t>Mario Rossi</w:t>
+            </w:r>
+          </w:p>
+        </w:tc>
+        <w:tc>
+          <w:tcPr>
+            <w:tcW w:w="1340" w:type="dxa"/>
+          </w:tcPr>
+          <w:p>
+            <w:pPr>
+              <w:ind w:left="0"/>
+              <w:jc w:val="left"/>
+            </w:pPr>
+            <w:r>
+              <w:rPr>
+                <w:sz w:val="18"/>
+                <w:szCs w:val="18"/>
+              </w:rPr>
+              <w:t>2025-03-10</w:t>
+            </w:r>
+          </w:p>
+        </w:tc>
+        <w:tc>
+          <w:tcPr>
+            <w:tcW w:w="1173" w:type="dxa"/>
+          </w:tcPr>
+          <w:p>
+            <w:pPr>
+              <w:ind w:left="0"/>
+              <w:jc w:val="left"/>
+            </w:pPr>
+            <w:r>
+              <w:rPr>
+                <w:sz w:val="18"/>
+                <w:szCs w:val="18"/>
+              </w:rPr>
+              <w:t>M1</w:t>
+            </w:r>
+          </w:p>
+        </w:tc>
+        <w:tc>
+          <w:tcPr>
+            <w:tcW w:w="1340" w:type="dxa"/>
+          </w:tcPr>
+          <w:p>
+            <w:pPr>
+              <w:ind w:left="0"/>
+              <w:jc w:val="left"/>
+            </w:pPr>
+            <w:r>
+              <w:rPr>
+                <w:sz w:val="18"/>
+                <w:szCs w:val="18"/>
+              </w:rPr>
+              <w:t>Bruno Zanin</w:t>
+            </w:r>
+          </w:p>
+        </w:tc>
+        <w:tc>
+          <w:tcPr>
+            <w:tcW w:w="1676" w:type="dxa"/>
+          </w:tcPr>
+          <w:p>
+            <w:pPr>
+              <w:ind w:left="0"/>
+              <w:jc w:val="left"/>
+            </w:pPr>
+            <w:r>
+              <w:rPr>
+                <w:sz w:val="18"/>
+                <w:szCs w:val="18"/>
+              </w:rPr>
+              <w:t>Cambio olio</w:t>
+            </w:r>
+          </w:p>
+        </w:tc>
+        <w:tc>
+          <w:tcPr>
+            <w:tcW w:w="419" w:type="dxa"/>
+          </w:tcPr>
+          <w:p>
+            <w:pPr>
+              <w:ind w:left="0"/>
+              <w:jc w:val="left"/>
+            </w:pPr>
+            <w:r>
+              <w:rPr>
+                <w:sz w:val="18"/>
+                <w:szCs w:val="18"/>
+              </w:rPr>
+              <w:t>1</w:t>
+            </w:r>
+          </w:p>
+        </w:tc>
+      </w:tr>
+      <w:tr>
+        <w:tc>
+          <w:tcPr>
+            <w:tcW w:w="754" w:type="dxa"/>
+          </w:tcPr>
+          <w:p>
+            <w:pPr>
+              <w:ind w:left="0"/>
+              <w:jc w:val="left"/>
+            </w:pPr>
+            <w:r>
+              <w:rPr>
+                <w:sz w:val="18"/>
+                <w:szCs w:val="18"/>
+              </w:rPr>
+              <w:t>AB123CD</w:t>
+            </w:r>
+          </w:p>
+        </w:tc>
+        <w:tc>
+          <w:tcPr>
+            <w:tcW w:w="1005" w:type="dxa"/>
+          </w:tcPr>
+          <w:p>
+            <w:pPr>
+              <w:ind w:left="0"/>
+              <w:jc w:val="left"/>
+            </w:pPr>
+            <w:r>
+              <w:rPr>
+                <w:sz w:val="18"/>
+                <w:szCs w:val="18"/>
+              </w:rPr>
+              <w:t>Fiat</w:t>
+            </w:r>
+          </w:p>
+        </w:tc>
+        <w:tc>
+          <w:tcPr>
+            <w:tcW w:w="754" w:type="dxa"/>
+          </w:tcPr>
+          <w:p>
+            <w:pPr>
+              <w:ind w:left="0"/>
+              <w:jc w:val="left"/>
+            </w:pPr>
+            <w:r>
+              <w:rPr>
+                <w:sz w:val="18"/>
+                <w:szCs w:val="18"/>
+              </w:rPr>
+              <w:t>Panda</w:t>
+            </w:r>
+          </w:p>
+        </w:tc>
+        <w:tc>
+          <w:tcPr>
+            <w:tcW w:w="1173" w:type="dxa"/>
+          </w:tcPr>
+          <w:p>
+            <w:pPr>
+              <w:ind w:left="0"/>
+              <w:jc w:val="left"/>
+            </w:pPr>
+            <w:r>
+              <w:rPr>
+                <w:sz w:val="18"/>
+                <w:szCs w:val="18"/>
+              </w:rPr>
+              <w:t>Mario Rossi</w:t>
+            </w:r>
+          </w:p>
+        </w:tc>
+        <w:tc>
+          <w:tcPr>
+            <w:tcW w:w="1340" w:type="dxa"/>
+          </w:tcPr>
+          <w:p>
+            <w:pPr>
+              <w:ind w:left="0"/>
+              <w:jc w:val="left"/>
+            </w:pPr>
+            <w:r>
+              <w:rPr>
+                <w:sz w:val="18"/>
+                <w:szCs w:val="18"/>
+              </w:rPr>
+              <w:t>2025-06-22</w:t>
+            </w:r>
+          </w:p>
+        </w:tc>
+        <w:tc>
+          <w:tcPr>
+            <w:tcW w:w="1173" w:type="dxa"/>
+          </w:tcPr>
+          <w:p>
+            <w:pPr>
+              <w:ind w:left="0"/>
+              <w:jc w:val="left"/>
+            </w:pPr>
+            <w:r>
+              <w:rPr>
+                <w:sz w:val="18"/>
+                <w:szCs w:val="18"/>
+              </w:rPr>
+              <w:t>M2</w:t>
+            </w:r>
+          </w:p>
+        </w:tc>
+        <w:tc>
+          <w:tcPr>
+            <w:tcW w:w="1340" w:type="dxa"/>
+          </w:tcPr>
+          <w:p>
+            <w:pPr>
+              <w:ind w:left="0"/>
+              <w:jc w:val="left"/>
+            </w:pPr>
+            <w:r>
+              <w:rPr>
+                <w:sz w:val="18"/>
+                <w:szCs w:val="18"/>
+              </w:rPr>
+              <w:t>Elisa Pavan</w:t>
+            </w:r>
+          </w:p>
+        </w:tc>
+        <w:tc>
+          <w:tcPr>
+            <w:tcW w:w="1676" w:type="dxa"/>
+          </w:tcPr>
+          <w:p>
+            <w:pPr>
+              <w:ind w:left="0"/>
+              <w:jc w:val="left"/>
+            </w:pPr>
+            <w:r>
+              <w:rPr>
+                <w:sz w:val="18"/>
+                <w:szCs w:val="18"/>
+              </w:rPr>
+              <w:t>Sostituzione freni</w:t>
+            </w:r>
+          </w:p>
+        </w:tc>
+        <w:tc>
+          <w:tcPr>
+            <w:tcW w:w="419" w:type="dxa"/>
+          </w:tcPr>
+          <w:p>
+            <w:pPr>
+              <w:ind w:left="0"/>
+              <w:jc w:val="left"/>
+            </w:pPr>
+            <w:r>
+              <w:rPr>
+                <w:sz w:val="18"/>
+                <w:szCs w:val="18"/>
+              </w:rPr>
+              <w:t>3</w:t>
+            </w:r>
+          </w:p>
+        </w:tc>
+      </w:tr>
+      <w:tr>
+        <w:tc>
+          <w:tcPr>
+            <w:tcW w:w="754" w:type="dxa"/>
+          </w:tcPr>
+          <w:p>
+            <w:pPr>
+              <w:ind w:left="0"/>
+              <w:jc w:val="left"/>
+            </w:pPr>
+            <w:r>
+              <w:rPr>
+                <w:sz w:val="18"/>
+                <w:szCs w:val="18"/>
+              </w:rPr>
+              <w:t>EF456GH</w:t>
+            </w:r>
+          </w:p>
+        </w:tc>
+        <w:tc>
+          <w:tcPr>
+            <w:tcW w:w="1005" w:type="dxa"/>
+          </w:tcPr>
+          <w:p>
+            <w:pPr>
+              <w:ind w:left="0"/>
+              <w:jc w:val="left"/>
+            </w:pPr>
+            <w:r>
+              <w:rPr>
+                <w:sz w:val="18"/>
+                <w:szCs w:val="18"/>
+              </w:rPr>
+              <w:t>Volkswagen</w:t>
+            </w:r>
+          </w:p>
+        </w:tc>
+        <w:tc>
+          <w:tcPr>
+            <w:tcW w:w="754" w:type="dxa"/>
+          </w:tcPr>
+          <w:p>
+            <w:pPr>
+              <w:ind w:left="0"/>
+              <w:jc w:val="left"/>
+            </w:pPr>
+            <w:r>
+              <w:rPr>
+                <w:sz w:val="18"/>
+                <w:szCs w:val="18"/>
+              </w:rPr>
+              <w:t>Golf</w:t>
+            </w:r>
+          </w:p>
+        </w:tc>
+        <w:tc>
+          <w:tcPr>
+            <w:tcW w:w="1173" w:type="dxa"/>
+          </w:tcPr>
+          <w:p>
+            <w:pPr>
+              <w:ind w:left="0"/>
+              <w:jc w:val="left"/>
+            </w:pPr>
+            <w:r>
+              <w:rPr>
+                <w:sz w:val="18"/>
+                <w:szCs w:val="18"/>
+              </w:rPr>
+              <w:t>Laura Conti</w:t>
+            </w:r>
+          </w:p>
+        </w:tc>
+        <w:tc>
+          <w:tcPr>
+            <w:tcW w:w="1340" w:type="dxa"/>
+          </w:tcPr>
+          <w:p>
+            <w:pPr>
+              <w:ind w:left="0"/>
+              <w:jc w:val="left"/>
+            </w:pPr>
+            <w:r>
+              <w:rPr>
+                <w:sz w:val="18"/>
+                <w:szCs w:val="18"/>
+              </w:rPr>
+              <w:t>2025-04-02</w:t>
+            </w:r>
+          </w:p>
+        </w:tc>
+        <w:tc>
+          <w:tcPr>
+            <w:tcW w:w="1173" w:type="dxa"/>
+          </w:tcPr>
+          <w:p>
+            <w:pPr>
+              <w:ind w:left="0"/>
+              <w:jc w:val="left"/>
+            </w:pPr>
+            <w:r>
+              <w:rPr>
+                <w:sz w:val="18"/>
+                <w:szCs w:val="18"/>
+              </w:rPr>
+              <w:t>M1</w:t>
+            </w:r>
+          </w:p>
+        </w:tc>
+        <w:tc>
+          <w:tcPr>
+            <w:tcW w:w="1340" w:type="dxa"/>
+          </w:tcPr>
+          <w:p>
+            <w:pPr>
+              <w:ind w:left="0"/>
+              <w:jc w:val="left"/>
+            </w:pPr>
+            <w:r>
+              <w:rPr>
+                <w:sz w:val="18"/>
+                <w:szCs w:val="18"/>
+              </w:rPr>
+              <w:t>Bruno Zanin</w:t>
+            </w:r>
+          </w:p>
+        </w:tc>
+        <w:tc>
+          <w:tcPr>
+            <w:tcW w:w="1676" w:type="dxa"/>
+          </w:tcPr>
+          <w:p>
+            <w:pPr>
+              <w:ind w:left="0"/>
+              <w:jc w:val="left"/>
+            </w:pPr>
+            <w:r>
+              <w:rPr>
+                <w:sz w:val="18"/>
+                <w:szCs w:val="18"/>
+              </w:rPr>
+              <w:t>Tagliando</w:t>
+            </w:r>
+          </w:p>
+        </w:tc>
+        <w:tc>
+          <w:tcPr>
+            <w:tcW w:w="419" w:type="dxa"/>
+          </w:tcPr>
+          <w:p>
+            <w:pPr>
+              <w:ind w:left="0"/>
+              <w:jc w:val="left"/>
+            </w:pPr>
+            <w:r>
+              <w:rPr>
+                <w:sz w:val="18"/>
+                <w:szCs w:val="18"/>
+              </w:rPr>
+              <w:t>2</w:t>
+            </w:r>
+          </w:p>
+        </w:tc>
+      </w:tr>
+      <w:tr>
+        <w:tc>
+          <w:tcPr>
+            <w:tcW w:w="754" w:type="dxa"/>
+          </w:tcPr>
+          <w:p>
+            <w:pPr>
+              <w:ind w:left="0"/>
+              <w:jc w:val="left"/>
+            </w:pPr>
+            <w:r>
+              <w:rPr>
+                <w:sz w:val="18"/>
+                <w:szCs w:val="18"/>
+              </w:rPr>
+              <w:t>GH789LM</w:t>
+            </w:r>
+          </w:p>
+        </w:tc>
+        <w:tc>
+          <w:tcPr>
+            <w:tcW w:w="1005" w:type="dxa"/>
+          </w:tcPr>
+          <w:p>
+            <w:pPr>
+              <w:ind w:left="0"/>
+              <w:jc w:val="left"/>
+            </w:pPr>
+            <w:r>
+              <w:rPr>
+                <w:sz w:val="18"/>
+                <w:szCs w:val="18"/>
+              </w:rPr>
+              <w:t>Fiat</w:t>
+            </w:r>
+          </w:p>
+        </w:tc>
+        <w:tc>
+          <w:tcPr>
+            <w:tcW w:w="754" w:type="dxa"/>
+          </w:tcPr>
+          <w:p>
+            <w:pPr>
+              <w:ind w:left="0"/>
+              <w:jc w:val="left"/>
+            </w:pPr>
+            <w:r>
+              <w:rPr>
+                <w:sz w:val="18"/>
+                <w:szCs w:val="18"/>
+              </w:rPr>
+              <w:t>Panda</w:t>
+            </w:r>
+          </w:p>
+        </w:tc>
+        <w:tc>
+          <w:tcPr>
+            <w:tcW w:w="1173" w:type="dxa"/>
+          </w:tcPr>
+          <w:p>
+            <w:pPr>
+              <w:ind w:left="0"/>
+              <w:jc w:val="left"/>
+            </w:pPr>
+            <w:r>
+              <w:rPr>
+                <w:sz w:val="18"/>
+                <w:szCs w:val="18"/>
+              </w:rPr>
+              <w:t>Paolo Gallo</w:t>
+            </w:r>
+          </w:p>
+        </w:tc>
+        <w:tc>
+          <w:tcPr>
+            <w:tcW w:w="1340" w:type="dxa"/>
+          </w:tcPr>
+          <w:p>
+            <w:pPr>
+              <w:ind w:left="0"/>
+              <w:jc w:val="left"/>
+            </w:pPr>
+            <w:r>
+              <w:rPr>
+                <w:sz w:val="18"/>
+                <w:szCs w:val="18"/>
+              </w:rPr>
+              <w:t>2025-04-02</w:t>
+            </w:r>
+          </w:p>
+        </w:tc>
+        <w:tc>
+          <w:tcPr>
+            <w:tcW w:w="1173" w:type="dxa"/>
+          </w:tcPr>
+          <w:p>
+            <w:pPr>
+              <w:ind w:left="0"/>
+              <w:jc w:val="left"/>
+            </w:pPr>
+            <w:r>
+              <w:rPr>
+                <w:sz w:val="18"/>
+                <w:szCs w:val="18"/>
+              </w:rPr>
+              <w:t>M3</w:t>
+            </w:r>
+          </w:p>
+        </w:tc>
+        <w:tc>
+          <w:tcPr>
+            <w:tcW w:w="1340" w:type="dxa"/>
+          </w:tcPr>
+          <w:p>
+            <w:pPr>
+              <w:ind w:left="0"/>
+              <w:jc w:val="left"/>
+            </w:pPr>
+            <w:r>
+              <w:rPr>
+                <w:sz w:val="18"/>
+                <w:szCs w:val="18"/>
+              </w:rPr>
+              <w:t>Sergio Toffolo</w:t>
+            </w:r>
+          </w:p>
+        </w:tc>
+        <w:tc>
+          <w:tcPr>
+            <w:tcW w:w="1676" w:type="dxa"/>
+          </w:tcPr>
+          <w:p>
+            <w:pPr>
+              <w:ind w:left="0"/>
+              <w:jc w:val="left"/>
+            </w:pPr>
+            <w:r>
+              <w:rPr>
+                <w:sz w:val="18"/>
+                <w:szCs w:val="18"/>
+              </w:rPr>
+              <w:t>Cambio gomme</w:t>
+            </w:r>
+          </w:p>
+        </w:tc>
+        <w:tc>
+          <w:tcPr>
+            <w:tcW w:w="419" w:type="dxa"/>
+          </w:tcPr>
+          <w:p>
+            <w:pPr>
+              <w:ind w:left="0"/>
+              <w:jc w:val="left"/>
+            </w:pPr>
+            <w:r>
+              <w:rPr>
+                <w:sz w:val="18"/>
+                <w:szCs w:val="18"/>
+              </w:rPr>
+              <w:t>1</w:t>
+            </w:r>
+          </w:p>
+        </w:tc>
+      </w:tr>
+      <w:tr>
+        <w:tc>
+          <w:tcPr>
+            <w:tcW w:w="754" w:type="dxa"/>
+          </w:tcPr>
+          <w:p>
+            <w:pPr>
+              <w:ind w:left="0"/>
+              <w:jc w:val="left"/>
+            </w:pPr>
+            <w:r>
+              <w:rPr>
+                <w:sz w:val="18"/>
+                <w:szCs w:val="18"/>
+              </w:rPr>
+              <w:t>EF456GH</w:t>
+            </w:r>
+          </w:p>
+        </w:tc>
+        <w:tc>
+          <w:tcPr>
+            <w:tcW w:w="1005" w:type="dxa"/>
+          </w:tcPr>
+          <w:p>
+            <w:pPr>
+              <w:ind w:left="0"/>
+              <w:jc w:val="left"/>
+            </w:pPr>
+            <w:r>
+              <w:rPr>
+                <w:sz w:val="18"/>
+                <w:szCs w:val="18"/>
+              </w:rPr>
+              <w:t>Volkswagen</w:t>
+            </w:r>
+          </w:p>
+        </w:tc>
+        <w:tc>
+          <w:tcPr>
+            <w:tcW w:w="754" w:type="dxa"/>
+          </w:tcPr>
+          <w:p>
+            <w:pPr>
+              <w:ind w:left="0"/>
+              <w:jc w:val="left"/>
+            </w:pPr>
+            <w:r>
+              <w:rPr>
+                <w:sz w:val="18"/>
+                <w:szCs w:val="18"/>
+              </w:rPr>
+              <w:t>Golf</w:t>
+            </w:r>
+          </w:p>
+        </w:tc>
+        <w:tc>
+          <w:tcPr>
+            <w:tcW w:w="1173" w:type="dxa"/>
+          </w:tcPr>
+          <w:p>
+            <w:pPr>
+              <w:ind w:left="0"/>
+              <w:jc w:val="left"/>
+            </w:pPr>
+            <w:r>
+              <w:rPr>
+                <w:sz w:val="18"/>
+                <w:szCs w:val="18"/>
+              </w:rPr>
+              <w:t>Laura Conti</w:t>
+            </w:r>
+          </w:p>
+        </w:tc>
+        <w:tc>
+          <w:tcPr>
+            <w:tcW w:w="1340" w:type="dxa"/>
+          </w:tcPr>
+          <w:p>
+            <w:pPr>
+              <w:ind w:left="0"/>
+              <w:jc w:val="left"/>
+            </w:pPr>
+            <w:r>
+              <w:rPr>
+                <w:sz w:val="18"/>
+                <w:szCs w:val="18"/>
+              </w:rPr>
+              <w:t>2025-09-15</w:t>
+            </w:r>
+          </w:p>
+        </w:tc>
+        <w:tc>
+          <w:tcPr>
+            <w:tcW w:w="1173" w:type="dxa"/>
+          </w:tcPr>
+          <w:p>
+            <w:pPr>
+              <w:ind w:left="0"/>
+              <w:jc w:val="left"/>
+            </w:pPr>
+            <w:r>
+              <w:rPr>
+                <w:sz w:val="18"/>
+                <w:szCs w:val="18"/>
+              </w:rPr>
+              <w:t>M2</w:t>
+            </w:r>
+          </w:p>
+        </w:tc>
+        <w:tc>
+          <w:tcPr>
+            <w:tcW w:w="1340" w:type="dxa"/>
+          </w:tcPr>
+          <w:p>
+            <w:pPr>
+              <w:ind w:left="0"/>
+              <w:jc w:val="left"/>
+            </w:pPr>
+            <w:r>
+              <w:rPr>
+                <w:sz w:val="18"/>
+                <w:szCs w:val="18"/>
+              </w:rPr>
+              <w:t>Elisa Pavan</w:t>
+            </w:r>
+          </w:p>
+        </w:tc>
+        <w:tc>
+          <w:tcPr>
+            <w:tcW w:w="1676" w:type="dxa"/>
+          </w:tcPr>
+          <w:p>
+            <w:pPr>
+              <w:ind w:left="0"/>
+              <w:jc w:val="left"/>
+            </w:pPr>
+            <w:r>
+              <w:rPr>
+                <w:sz w:val="18"/>
+                <w:szCs w:val="18"/>
+              </w:rPr>
+              <w:t>Cambio olio</w:t>
+            </w:r>
+          </w:p>
+        </w:tc>
+        <w:tc>
+          <w:tcPr>
+            <w:tcW w:w="419" w:type="dxa"/>
+          </w:tcPr>
+          <w:p>
+            <w:pPr>
+              <w:ind w:left="0"/>
+              <w:jc w:val="left"/>
+            </w:pPr>
+            <w:r>
+              <w:rPr>
+                <w:sz w:val="18"/>
+                <w:szCs w:val="18"/>
+              </w:rPr>
+              <w:t>1</w:t>
+            </w:r>
+          </w:p>
+        </w:tc>
+      </w:tr>
+      <w:tr>
+        <w:tc>
+          <w:tcPr>
+            <w:tcW w:w="754" w:type="dxa"/>
+          </w:tcPr>
+          <w:p>
+            <w:pPr>
+              <w:ind w:left="0"/>
+              <w:jc w:val="left"/>
+            </w:pPr>
+            <w:r>
+              <w:rPr>
+                <w:sz w:val="18"/>
+                <w:szCs w:val="18"/>
+              </w:rPr>
+              <w:t>NP321QR</w:t>
+            </w:r>
+          </w:p>
+        </w:tc>
+        <w:tc>
+          <w:tcPr>
+            <w:tcW w:w="1005" w:type="dxa"/>
+          </w:tcPr>
+          <w:p>
+            <w:pPr>
+              <w:ind w:left="0"/>
+              <w:jc w:val="left"/>
+            </w:pPr>
+            <w:r>
+              <w:rPr>
+                <w:sz w:val="18"/>
+                <w:szCs w:val="18"/>
+              </w:rPr>
+              <w:t>Renault</w:t>
+            </w:r>
+          </w:p>
+        </w:tc>
+        <w:tc>
+          <w:tcPr>
+            <w:tcW w:w="754" w:type="dxa"/>
+          </w:tcPr>
+          <w:p>
+            <w:pPr>
+              <w:ind w:left="0"/>
+              <w:jc w:val="left"/>
+            </w:pPr>
+            <w:r>
+              <w:rPr>
+                <w:sz w:val="18"/>
+                <w:szCs w:val="18"/>
+              </w:rPr>
+              <w:t>Clio</w:t>
+            </w:r>
+          </w:p>
+        </w:tc>
+        <w:tc>
+          <w:tcPr>
+            <w:tcW w:w="1173" w:type="dxa"/>
+          </w:tcPr>
+          <w:p>
+            <w:pPr>
+              <w:ind w:left="0"/>
+              <w:jc w:val="left"/>
+            </w:pPr>
+            <w:r>
+              <w:rPr>
+                <w:sz w:val="18"/>
+                <w:szCs w:val="18"/>
+              </w:rPr>
+              <w:t>Mario Rossi</w:t>
+            </w:r>
+          </w:p>
+        </w:tc>
+        <w:tc>
+          <w:tcPr>
+            <w:tcW w:w="1340" w:type="dxa"/>
+          </w:tcPr>
+          <w:p>
+            <w:pPr>
+              <w:ind w:left="0"/>
+              <w:jc w:val="left"/>
+            </w:pPr>
+            <w:r>
+              <w:rPr>
+                <w:sz w:val="18"/>
+                <w:szCs w:val="18"/>
+              </w:rPr>
+              <w:t>2025-05-20</w:t>
+            </w:r>
+          </w:p>
+        </w:tc>
+        <w:tc>
+          <w:tcPr>
+            <w:tcW w:w="1173" w:type="dxa"/>
+          </w:tcPr>
+          <w:p>
+            <w:pPr>
+              <w:ind w:left="0"/>
+              <w:jc w:val="left"/>
+            </w:pPr>
+            <w:r>
+              <w:rPr>
+                <w:sz w:val="18"/>
+                <w:szCs w:val="18"/>
+              </w:rPr>
+              <w:t>M3</w:t>
+            </w:r>
+          </w:p>
+        </w:tc>
+        <w:tc>
+          <w:tcPr>
+            <w:tcW w:w="1340" w:type="dxa"/>
+          </w:tcPr>
+          <w:p>
+            <w:pPr>
+              <w:ind w:left="0"/>
+              <w:jc w:val="left"/>
+            </w:pPr>
+            <w:r>
+              <w:rPr>
+                <w:sz w:val="18"/>
+                <w:szCs w:val="18"/>
+              </w:rPr>
+              <w:t>Sergio Toffolo</w:t>
+            </w:r>
+          </w:p>
+        </w:tc>
+        <w:tc>
+          <w:tcPr>
+            <w:tcW w:w="1676" w:type="dxa"/>
+          </w:tcPr>
+          <w:p>
+            <w:pPr>
+              <w:ind w:left="0"/>
+              <w:jc w:val="left"/>
+            </w:pPr>
+            <w:r>
+              <w:rPr>
+                <w:sz w:val="18"/>
+                <w:szCs w:val="18"/>
+              </w:rPr>
+              <w:t>Sostituzione batteria</w:t>
+            </w:r>
+          </w:p>
+        </w:tc>
+        <w:tc>
+          <w:tcPr>
+            <w:tcW w:w="419" w:type="dxa"/>
+          </w:tcPr>
+          <w:p>
+            <w:pPr>
+              <w:ind w:left="0"/>
+              <w:jc w:val="left"/>
+            </w:pPr>
+            <w:r>
+              <w:rPr>
+                <w:sz w:val="18"/>
+                <w:szCs w:val="18"/>
+              </w:rPr>
+              <w:t>1</w:t>
+            </w:r>
+          </w:p>
+        </w:tc>
+      </w:tr>
+    </w:tbl>
+    <w:p>
+      <w:pPr>
+        <w:pStyle w:val="Titolo6"/>
+      </w:pPr>
+      <w:r>
+        <w:t>Soluzione</w:t>
+      </w:r>
+    </w:p>
+    <w:p>
+      <w:pPr>
+        <w:ind w:left="0"/>
+      </w:pPr>
+      <w:r>
+        <w:t>Una stessa auto compare più volte, ma mai due volte nello stesso giorno:</w:t>
+      </w:r>
+    </w:p>
+    <w:p>
+      <w:pPr>
+        <w:ind w:left="0"/>
+      </w:pPr>
+      <w:r>
+        <w:lastRenderedPageBreak/>
+        <w:t>Relazione(</w:t>
+      </w:r>
+      <w:r>
+        <w:rPr>
+          <w:u w:val="single"/>
+        </w:rPr>
+        <w:t>Targa</w:t>
+      </w:r>
+      <w:r>
+        <w:t xml:space="preserve">, Marca, Modello, Proprietario, </w:t>
+      </w:r>
+      <w:r>
+        <w:rPr>
+          <w:u w:val="single"/>
+        </w:rPr>
+        <w:t>DataIntervento</w:t>
+      </w:r>
+      <w:r>
+        <w:t>, CodMeccanico, Meccanico, Descrizione, Ore)</w:t>
+      </w:r>
+    </w:p>
+    <w:p>
+      <w:pPr>
+        <w:ind w:left="0"/>
+      </w:pPr>
+    </w:p>
+    <w:p>
+      <w:pPr>
+        <w:ind w:left="0"/>
+      </w:pPr>
+      <w:r>
+        <w:t>1FN? No: Proprietario e Meccanico sono attributi composti.</w:t>
+      </w:r>
+    </w:p>
+    <w:p>
+      <w:pPr>
+        <w:ind w:left="0"/>
+      </w:pPr>
+      <w:r>
+        <w:t>Relazione(</w:t>
+      </w:r>
+      <w:r>
+        <w:rPr>
+          <w:u w:val="single"/>
+        </w:rPr>
+        <w:t>Targa</w:t>
+      </w:r>
+      <w:r>
+        <w:t xml:space="preserve">, Marca, Modello, NomeProprietario, CognomeProprietario, </w:t>
+      </w:r>
+      <w:r>
+        <w:rPr>
+          <w:u w:val="single"/>
+        </w:rPr>
+        <w:t>DataIntervento</w:t>
+      </w:r>
+      <w:r>
+        <w:t>, CodMeccanico, NomeMeccanico, CognomeMeccanico, Descrizione, Ore)</w:t>
+      </w:r>
+    </w:p>
+    <w:p>
+      <w:pPr>
+        <w:ind w:left="0"/>
+      </w:pPr>
+    </w:p>
+    <w:p>
+      <w:pPr>
+        <w:ind w:left="0"/>
+      </w:pPr>
+      <w:r>
+        <w:t>2FN? No: Marca, Modello, NomeProprietario e CognomeProprietario dipendono solo dalla Targa, cioè da una parte della chiave.</w:t>
+      </w:r>
+    </w:p>
+    <w:p>
+      <w:pPr>
+        <w:ind w:left="0"/>
+      </w:pPr>
+      <w:r>
+        <w:t>Intervento(</w:t>
+      </w:r>
+      <w:r>
+        <w:rPr>
+          <w:u w:val="single"/>
+        </w:rPr>
+        <w:t>Targa*</w:t>
+      </w:r>
+      <w:r>
+        <w:t xml:space="preserve">, </w:t>
+      </w:r>
+      <w:r>
+        <w:rPr>
+          <w:u w:val="single"/>
+        </w:rPr>
+        <w:t>DataIntervento</w:t>
+      </w:r>
+      <w:r>
+        <w:t>, CodMeccanico, NomeMeccanico, CognomeMeccanico, Descrizione, Ore)</w:t>
+      </w:r>
+    </w:p>
+    <w:p>
+      <w:pPr>
+        <w:ind w:left="0"/>
+      </w:pPr>
+      <w:r>
+        <w:t>Auto(</w:t>
+      </w:r>
+      <w:r>
+        <w:rPr>
+          <w:u w:val="single"/>
+        </w:rPr>
+        <w:t>Targa</w:t>
+      </w:r>
+      <w:r>
+        <w:t>, Marca, Modello, NomeProprietario, CognomeProprietario)</w:t>
+      </w:r>
+    </w:p>
+    <w:p>
+      <w:pPr>
+        <w:ind w:left="0"/>
+      </w:pPr>
+    </w:p>
+    <w:p>
+      <w:pPr>
+        <w:ind w:left="0"/>
+      </w:pPr>
+      <w:r>
+        <w:t>3FN? No, ci sono due problemi:</w:t>
+      </w:r>
+    </w:p>
+    <w:p>
+      <w:pPr>
+        <w:ind w:left="0"/>
+      </w:pPr>
+      <w:r>
+        <w:t>in Intervento, NomeMeccanico e CognomeMeccanico dipendono da CodMeccanico, che non è chiave;</w:t>
+      </w:r>
+    </w:p>
+    <w:p>
+      <w:pPr>
+        <w:ind w:left="0"/>
+      </w:pPr>
+      <w:r>
+        <w:t>in Auto (la tabella che ho appena creato!), Marca dipende da Modello: ogni Panda è una Fiat.</w:t>
+      </w:r>
+    </w:p>
+    <w:p>
+      <w:pPr>
+        <w:ind w:left="0"/>
+      </w:pPr>
+      <w:r>
+        <w:t>Intervento(</w:t>
+      </w:r>
+      <w:r>
+        <w:rPr>
+          <w:u w:val="single"/>
+        </w:rPr>
+        <w:t>Targa*</w:t>
+      </w:r>
+      <w:r>
+        <w:t xml:space="preserve">, </w:t>
+      </w:r>
+      <w:r>
+        <w:rPr>
+          <w:u w:val="single"/>
+        </w:rPr>
+        <w:t>DataIntervento</w:t>
+      </w:r>
+      <w:r>
+        <w:t>, CodMeccanico*, Descrizione, Ore)</w:t>
+      </w:r>
+    </w:p>
+    <w:p>
+      <w:pPr>
+        <w:ind w:left="0"/>
+      </w:pPr>
+      <w:r>
+        <w:t>Meccanico(</w:t>
+      </w:r>
+      <w:r>
+        <w:rPr>
+          <w:u w:val="single"/>
+        </w:rPr>
+        <w:t>CodMeccanico</w:t>
+      </w:r>
+      <w:r>
+        <w:t>, NomeMeccanico, CognomeMeccanico)</w:t>
+      </w:r>
+    </w:p>
+    <w:p>
+      <w:pPr>
+        <w:ind w:left="0"/>
+      </w:pPr>
+      <w:r>
+        <w:t>Auto(</w:t>
+      </w:r>
+      <w:r>
+        <w:rPr>
+          <w:u w:val="single"/>
+        </w:rPr>
+        <w:t>Targa</w:t>
+      </w:r>
+      <w:r>
+        <w:t>, Modello*, NomeProprietario, CognomeProprietario)</w:t>
+      </w:r>
+    </w:p>
+    <w:p>
+      <w:pPr>
+        <w:ind w:left="0"/>
+      </w:pPr>
+      <w:r>
+        <w:t>Modello(</w:t>
+      </w:r>
+      <w:r>
+        <w:rPr>
+          <w:u w:val="single"/>
+        </w:rPr>
+        <w:t>Modello</w:t>
+      </w:r>
+      <w:r>
+        <w:t>, Marca)</w:t>
+      </w:r>
+    </w:p>
+    <w:p>
+      <w:pPr>
+        <w:ind w:left="0"/>
+      </w:pPr>
+    </w:p>
+    <w:p>
+      <w:pPr>
+        <w:ind w:left="0"/>
+      </w:pPr>
+      <w:r>
+        <w:t>Osservazione: Mario Rossi possiede due auto e il suo nome è ripetuto. Non posso creare una tabella Proprietario perché non ho un attributo che lo identifichi; se avessi il codice fiscale potrei farlo.</w:t>
+      </w:r>
+    </w:p>
+    <w:p>
+      <w:pPr>
+        <w:pStyle w:val="Titolo3"/>
+      </w:pPr>
+      <w:r>
+        <w:t xml:space="preserve">Ristorante (nuovo, da ricontrollare)</w:t>
+      </w:r>
+    </w:p>
+    <w:p>
+      <w:pPr>
+        <w:ind w:left="0"/>
+      </w:pPr>
+      <w:r>
+        <w:t>In un ristorante ogni comanda riguarda un tavolo ed è presa da un cameriere; in una comanda si possono ordinare più piatti. La seguente tabella rappresenta una tabella di un database. Questo database non sembra ben fatto e non sono nemmeno indicate le chiavi. Sistema il database in modo che rispetti le 3 forme normali.</w:t>
+      </w:r>
+    </w:p>
+    <w:tbl>
+      <w:tblPr>
+        <w:tblStyle w:val="Grigliatabella"/>
+        <w:tblW w:w="0" w:type="auto"/>
+        <w:tblCellMar>
+          <w:top w:w="28" w:type="dxa"/>
+          <w:bottom w:w="28" w:type="dxa"/>
+        </w:tblCellMar>
+        <w:tblLook w:val="04A0" w:firstRow="1" w:lastRow="0" w:firstColumn="1" w:lastColumn="0" w:noHBand="0" w:noVBand="1"/>
+      </w:tblPr>
+      <w:tblGrid>
+        <w:gridCol w:w="1287"/>
+        <w:gridCol w:w="1038"/>
+        <w:gridCol w:w="732"/>
+        <w:gridCol w:w="833"/>
+        <w:gridCol w:w="1284"/>
+        <w:gridCol w:w="1245"/>
+        <w:gridCol w:w="1567"/>
+        <w:gridCol w:w="730"/>
+        <w:gridCol w:w="912"/>
+      </w:tblGrid>
+      <w:tr>
+        <w:tc>
+          <w:tcPr>
+            <w:tcW w:w="1101" w:type="dxa"/>
+          </w:tcPr>
+          <w:p>
+            <w:pPr>
+              <w:ind w:left="0"/>
+              <w:jc w:val="center"/>
+            </w:pPr>
+            <w:r>
+              <w:rPr>
+                <w:b/>
+                <w:bCs/>
+                <w:sz w:val="18"/>
+                <w:szCs w:val="18"/>
+              </w:rPr>
+              <w:t>NumComanda</w:t>
+            </w:r>
+          </w:p>
+        </w:tc>
+        <w:tc>
+          <w:tcPr>
+            <w:tcW w:w="1101" w:type="dxa"/>
+          </w:tcPr>
+          <w:p>
+            <w:pPr>
+              <w:ind w:left="0"/>
+              <w:jc w:val="center"/>
+            </w:pPr>
+            <w:r>
+              <w:rPr>
+                <w:b/>
+                <w:bCs/>
+                <w:sz w:val="18"/>
+                <w:szCs w:val="18"/>
+              </w:rPr>
+              <w:t>Data</w:t>
+            </w:r>
+          </w:p>
+        </w:tc>
+        <w:tc>
+          <w:tcPr>
+            <w:tcW w:w="734" w:type="dxa"/>
+          </w:tcPr>
+          <w:p>
+            <w:pPr>
+              <w:ind w:left="0"/>
+              <w:jc w:val="center"/>
+            </w:pPr>
+            <w:r>
+              <w:rPr>
+                <w:b/>
+                <w:bCs/>
+                <w:sz w:val="18"/>
+                <w:szCs w:val="18"/>
+              </w:rPr>
+              <w:t>Tavolo</w:t>
+            </w:r>
+          </w:p>
+        </w:tc>
+        <w:tc>
+          <w:tcPr>
+            <w:tcW w:w="826" w:type="dxa"/>
+          </w:tcPr>
+          <w:p>
+            <w:pPr>
+              <w:ind w:left="0"/>
+              <w:jc w:val="center"/>
+            </w:pPr>
+            <w:r>
+              <w:rPr>
+                <w:b/>
+                <w:bCs/>
+                <w:sz w:val="18"/>
+                <w:szCs w:val="18"/>
+              </w:rPr>
+              <w:t>Sala</w:t>
+            </w:r>
+          </w:p>
+        </w:tc>
+        <w:tc>
+          <w:tcPr>
+            <w:tcW w:w="1285" w:type="dxa"/>
+          </w:tcPr>
+          <w:p>
+            <w:pPr>
+              <w:ind w:left="0"/>
+              <w:jc w:val="center"/>
+            </w:pPr>
+            <w:r>
+              <w:rPr>
+                <w:b/>
+                <w:bCs/>
+                <w:sz w:val="18"/>
+                <w:szCs w:val="18"/>
+              </w:rPr>
+              <w:t>CodCameriere</w:t>
+            </w:r>
+          </w:p>
+        </w:tc>
+        <w:tc>
+          <w:tcPr>
+            <w:tcW w:w="1285" w:type="dxa"/>
+          </w:tcPr>
+          <w:p>
+            <w:pPr>
+              <w:ind w:left="0"/>
+              <w:jc w:val="center"/>
+            </w:pPr>
+            <w:r>
+              <w:rPr>
+                <w:b/>
+                <w:bCs/>
+                <w:sz w:val="18"/>
+                <w:szCs w:val="18"/>
+              </w:rPr>
+              <w:t>Cameriere</w:t>
+            </w:r>
+          </w:p>
+        </w:tc>
+        <w:tc>
+          <w:tcPr>
+            <w:tcW w:w="1652" w:type="dxa"/>
+          </w:tcPr>
+          <w:p>
+            <w:pPr>
+              <w:ind w:left="0"/>
+              <w:jc w:val="center"/>
+            </w:pPr>
+            <w:r>
+              <w:rPr>
+                <w:b/>
+                <w:bCs/>
+                <w:sz w:val="18"/>
+                <w:szCs w:val="18"/>
+              </w:rPr>
+              <w:t>Piatto</w:t>
+            </w:r>
+          </w:p>
+        </w:tc>
+        <w:tc>
+          <w:tcPr>
+            <w:tcW w:w="734" w:type="dxa"/>
+          </w:tcPr>
+          <w:p>
+            <w:pPr>
+              <w:ind w:left="0"/>
+              <w:jc w:val="center"/>
+            </w:pPr>
+            <w:r>
+              <w:rPr>
+                <w:b/>
+                <w:bCs/>
+                <w:sz w:val="18"/>
+                <w:szCs w:val="18"/>
+              </w:rPr>
+              <w:t>Prezzo</w:t>
+            </w:r>
+          </w:p>
+        </w:tc>
+        <w:tc>
+          <w:tcPr>
+            <w:tcW w:w="917" w:type="dxa"/>
+          </w:tcPr>
+          <w:p>
+            <w:pPr>
+              <w:ind w:left="0"/>
+              <w:jc w:val="center"/>
+            </w:pPr>
+            <w:r>
+              <w:rPr>
+                <w:b/>
+                <w:bCs/>
+                <w:sz w:val="18"/>
+                <w:szCs w:val="18"/>
+              </w:rPr>
+              <w:t>Quantità</w:t>
+            </w:r>
+          </w:p>
+        </w:tc>
+      </w:tr>
+      <w:tr>
+        <w:tc>
+          <w:tcPr>
+            <w:tcW w:w="1101" w:type="dxa"/>
+          </w:tcPr>
+          <w:p>
+            <w:pPr>
+              <w:ind w:left="0"/>
+              <w:jc w:val="left"/>
+            </w:pPr>
+            <w:r>
+              <w:rPr>
+                <w:sz w:val="18"/>
+                <w:szCs w:val="18"/>
+              </w:rPr>
+              <w:t>101</w:t>
+            </w:r>
+          </w:p>
+        </w:tc>
+        <w:tc>
+          <w:tcPr>
+            <w:tcW w:w="1101" w:type="dxa"/>
+          </w:tcPr>
+          <w:p>
+            <w:pPr>
+              <w:ind w:left="0"/>
+              <w:jc w:val="left"/>
+            </w:pPr>
+            <w:r>
+              <w:rPr>
+                <w:sz w:val="18"/>
+                <w:szCs w:val="18"/>
+              </w:rPr>
+              <w:t>2025-10-03</w:t>
+            </w:r>
+          </w:p>
+        </w:tc>
+        <w:tc>
+          <w:tcPr>
+            <w:tcW w:w="734" w:type="dxa"/>
+          </w:tcPr>
+          <w:p>
+            <w:pPr>
+              <w:ind w:left="0"/>
+              <w:jc w:val="left"/>
+            </w:pPr>
+            <w:r>
+              <w:rPr>
+                <w:sz w:val="18"/>
+                <w:szCs w:val="18"/>
+              </w:rPr>
+              <w:t>5</w:t>
+            </w:r>
+          </w:p>
+        </w:tc>
+        <w:tc>
+          <w:tcPr>
+            <w:tcW w:w="826" w:type="dxa"/>
+          </w:tcPr>
+          <w:p>
+            <w:pPr>
+              <w:ind w:left="0"/>
+              <w:jc w:val="left"/>
+            </w:pPr>
+            <w:r>
+              <w:rPr>
+                <w:sz w:val="18"/>
+                <w:szCs w:val="18"/>
+              </w:rPr>
+              <w:t>Veranda</w:t>
+            </w:r>
+          </w:p>
+        </w:tc>
+        <w:tc>
+          <w:tcPr>
+            <w:tcW w:w="1285" w:type="dxa"/>
+          </w:tcPr>
+          <w:p>
+            <w:pPr>
+              <w:ind w:left="0"/>
+              <w:jc w:val="left"/>
+            </w:pPr>
+            <w:r>
+              <w:rPr>
+                <w:sz w:val="18"/>
+                <w:szCs w:val="18"/>
+              </w:rPr>
+              <w:t>C1</w:t>
+            </w:r>
+          </w:p>
+        </w:tc>
+        <w:tc>
+          <w:tcPr>
+            <w:tcW w:w="1285" w:type="dxa"/>
+          </w:tcPr>
+          <w:p>
+            <w:pPr>
+              <w:ind w:left="0"/>
+              <w:jc w:val="left"/>
+            </w:pPr>
+            <w:r>
+              <w:rPr>
+                <w:sz w:val="18"/>
+                <w:szCs w:val="18"/>
+              </w:rPr>
+              <w:t>Giulia Neri</w:t>
+            </w:r>
+          </w:p>
+        </w:tc>
+        <w:tc>
+          <w:tcPr>
+            <w:tcW w:w="1652" w:type="dxa"/>
+          </w:tcPr>
+          <w:p>
+            <w:pPr>
+              <w:ind w:left="0"/>
+              <w:jc w:val="left"/>
+            </w:pPr>
+            <w:r>
+              <w:rPr>
+                <w:sz w:val="18"/>
+                <w:szCs w:val="18"/>
+              </w:rPr>
+              <w:t>Lasagne</w:t>
+            </w:r>
+          </w:p>
+        </w:tc>
+        <w:tc>
+          <w:tcPr>
+            <w:tcW w:w="734" w:type="dxa"/>
+          </w:tcPr>
+          <w:p>
+            <w:pPr>
+              <w:ind w:left="0"/>
+              <w:jc w:val="left"/>
+            </w:pPr>
+            <w:r>
+              <w:rPr>
+                <w:sz w:val="18"/>
+                <w:szCs w:val="18"/>
+              </w:rPr>
+              <w:t>12</w:t>
+            </w:r>
+          </w:p>
+        </w:tc>
+        <w:tc>
+          <w:tcPr>
+            <w:tcW w:w="917" w:type="dxa"/>
+          </w:tcPr>
+          <w:p>
+            <w:pPr>
+              <w:ind w:left="0"/>
+              <w:jc w:val="left"/>
+            </w:pPr>
+            <w:r>
+              <w:rPr>
+                <w:sz w:val="18"/>
+                <w:szCs w:val="18"/>
+              </w:rPr>
+              <w:t>2</w:t>
+            </w:r>
+          </w:p>
+        </w:tc>
+      </w:tr>
+      <w:tr>
+        <w:tc>
+          <w:tcPr>
+            <w:tcW w:w="1101" w:type="dxa"/>
+          </w:tcPr>
+          <w:p>
+            <w:pPr>
+              <w:ind w:left="0"/>
+              <w:jc w:val="left"/>
+            </w:pPr>
+            <w:r>
+              <w:rPr>
+                <w:sz w:val="18"/>
+                <w:szCs w:val="18"/>
+              </w:rPr>
+              <w:t>101</w:t>
+            </w:r>
+          </w:p>
+        </w:tc>
+        <w:tc>
+          <w:tcPr>
+            <w:tcW w:w="1101" w:type="dxa"/>
+          </w:tcPr>
+          <w:p>
+            <w:pPr>
+              <w:ind w:left="0"/>
+              <w:jc w:val="left"/>
+            </w:pPr>
+            <w:r>
+              <w:rPr>
+                <w:sz w:val="18"/>
+                <w:szCs w:val="18"/>
+              </w:rPr>
+              <w:t>2025-10-03</w:t>
+            </w:r>
+          </w:p>
+        </w:tc>
+        <w:tc>
+          <w:tcPr>
+            <w:tcW w:w="734" w:type="dxa"/>
+          </w:tcPr>
+          <w:p>
+            <w:pPr>
+              <w:ind w:left="0"/>
+              <w:jc w:val="left"/>
+            </w:pPr>
+            <w:r>
+              <w:rPr>
+                <w:sz w:val="18"/>
+                <w:szCs w:val="18"/>
+              </w:rPr>
+              <w:t>5</w:t>
+            </w:r>
+          </w:p>
+        </w:tc>
+        <w:tc>
+          <w:tcPr>
+            <w:tcW w:w="826" w:type="dxa"/>
+          </w:tcPr>
+          <w:p>
+            <w:pPr>
+              <w:ind w:left="0"/>
+              <w:jc w:val="left"/>
+            </w:pPr>
+            <w:r>
+              <w:rPr>
+                <w:sz w:val="18"/>
+                <w:szCs w:val="18"/>
+              </w:rPr>
+              <w:t>Veranda</w:t>
+            </w:r>
+          </w:p>
+        </w:tc>
+        <w:tc>
+          <w:tcPr>
+            <w:tcW w:w="1285" w:type="dxa"/>
+          </w:tcPr>
+          <w:p>
+            <w:pPr>
+              <w:ind w:left="0"/>
+              <w:jc w:val="left"/>
+            </w:pPr>
+            <w:r>
+              <w:rPr>
+                <w:sz w:val="18"/>
+                <w:szCs w:val="18"/>
+              </w:rPr>
+              <w:t>C1</w:t>
+            </w:r>
+          </w:p>
+        </w:tc>
+        <w:tc>
+          <w:tcPr>
+            <w:tcW w:w="1285" w:type="dxa"/>
+          </w:tcPr>
+          <w:p>
+            <w:pPr>
+              <w:ind w:left="0"/>
+              <w:jc w:val="left"/>
+            </w:pPr>
+            <w:r>
+              <w:rPr>
+                <w:sz w:val="18"/>
+                <w:szCs w:val="18"/>
+              </w:rPr>
+              <w:t>Giulia Neri</w:t>
+            </w:r>
+          </w:p>
+        </w:tc>
+        <w:tc>
+          <w:tcPr>
+            <w:tcW w:w="1652" w:type="dxa"/>
+          </w:tcPr>
+          <w:p>
+            <w:pPr>
+              <w:ind w:left="0"/>
+              <w:jc w:val="left"/>
+            </w:pPr>
+            <w:r>
+              <w:rPr>
+                <w:sz w:val="18"/>
+                <w:szCs w:val="18"/>
+              </w:rPr>
+              <w:t>Tiramisù</w:t>
+            </w:r>
+          </w:p>
+        </w:tc>
+        <w:tc>
+          <w:tcPr>
+            <w:tcW w:w="734" w:type="dxa"/>
+          </w:tcPr>
+          <w:p>
+            <w:pPr>
+              <w:ind w:left="0"/>
+              <w:jc w:val="left"/>
+            </w:pPr>
+            <w:r>
+              <w:rPr>
+                <w:sz w:val="18"/>
+                <w:szCs w:val="18"/>
+              </w:rPr>
+              <w:t>6</w:t>
+            </w:r>
+          </w:p>
+        </w:tc>
+        <w:tc>
+          <w:tcPr>
+            <w:tcW w:w="917" w:type="dxa"/>
+          </w:tcPr>
+          <w:p>
+            <w:pPr>
+              <w:ind w:left="0"/>
+              <w:jc w:val="left"/>
+            </w:pPr>
+            <w:r>
+              <w:rPr>
+                <w:sz w:val="18"/>
+                <w:szCs w:val="18"/>
+              </w:rPr>
+              <w:t>2</w:t>
+            </w:r>
+          </w:p>
+        </w:tc>
+      </w:tr>
+      <w:tr>
+        <w:tc>
+          <w:tcPr>
+            <w:tcW w:w="1101" w:type="dxa"/>
+          </w:tcPr>
+          <w:p>
+            <w:pPr>
+              <w:ind w:left="0"/>
+              <w:jc w:val="left"/>
+            </w:pPr>
+            <w:r>
+              <w:rPr>
+                <w:sz w:val="18"/>
+                <w:szCs w:val="18"/>
+              </w:rPr>
+              <w:t>102</w:t>
+            </w:r>
+          </w:p>
+        </w:tc>
+        <w:tc>
+          <w:tcPr>
+            <w:tcW w:w="1101" w:type="dxa"/>
+          </w:tcPr>
+          <w:p>
+            <w:pPr>
+              <w:ind w:left="0"/>
+              <w:jc w:val="left"/>
+            </w:pPr>
+            <w:r>
+              <w:rPr>
+                <w:sz w:val="18"/>
+                <w:szCs w:val="18"/>
+              </w:rPr>
+              <w:t>2025-10-03</w:t>
+            </w:r>
+          </w:p>
+        </w:tc>
+        <w:tc>
+          <w:tcPr>
+            <w:tcW w:w="734" w:type="dxa"/>
+          </w:tcPr>
+          <w:p>
+            <w:pPr>
+              <w:ind w:left="0"/>
+              <w:jc w:val="left"/>
+            </w:pPr>
+            <w:r>
+              <w:rPr>
+                <w:sz w:val="18"/>
+                <w:szCs w:val="18"/>
+              </w:rPr>
+              <w:t>12</w:t>
+            </w:r>
+          </w:p>
+        </w:tc>
+        <w:tc>
+          <w:tcPr>
+            <w:tcW w:w="826" w:type="dxa"/>
+          </w:tcPr>
+          <w:p>
+            <w:pPr>
+              <w:ind w:left="0"/>
+              <w:jc w:val="left"/>
+            </w:pPr>
+            <w:r>
+              <w:rPr>
+                <w:sz w:val="18"/>
+                <w:szCs w:val="18"/>
+              </w:rPr>
+              <w:t>Interna</w:t>
+            </w:r>
+          </w:p>
+        </w:tc>
+        <w:tc>
+          <w:tcPr>
+            <w:tcW w:w="1285" w:type="dxa"/>
+          </w:tcPr>
+          <w:p>
+            <w:pPr>
+              <w:ind w:left="0"/>
+              <w:jc w:val="left"/>
+            </w:pPr>
+            <w:r>
+              <w:rPr>
+                <w:sz w:val="18"/>
+                <w:szCs w:val="18"/>
+              </w:rPr>
+              <w:t>C2</w:t>
+            </w:r>
+          </w:p>
+        </w:tc>
+        <w:tc>
+          <w:tcPr>
+            <w:tcW w:w="1285" w:type="dxa"/>
+          </w:tcPr>
+          <w:p>
+            <w:pPr>
+              <w:ind w:left="0"/>
+              <w:jc w:val="left"/>
+            </w:pPr>
+            <w:r>
+              <w:rPr>
+                <w:sz w:val="18"/>
+                <w:szCs w:val="18"/>
+              </w:rPr>
+              <w:t>Marco Fabris</w:t>
+            </w:r>
+          </w:p>
+        </w:tc>
+        <w:tc>
+          <w:tcPr>
+            <w:tcW w:w="1652" w:type="dxa"/>
+          </w:tcPr>
+          <w:p>
+            <w:pPr>
+              <w:ind w:left="0"/>
+              <w:jc w:val="left"/>
+            </w:pPr>
+            <w:r>
+              <w:rPr>
+                <w:sz w:val="18"/>
+                <w:szCs w:val="18"/>
+              </w:rPr>
+              <w:t>Pizza margherita</w:t>
+            </w:r>
+          </w:p>
+        </w:tc>
+        <w:tc>
+          <w:tcPr>
+            <w:tcW w:w="734" w:type="dxa"/>
+          </w:tcPr>
+          <w:p>
+            <w:pPr>
+              <w:ind w:left="0"/>
+              <w:jc w:val="left"/>
+            </w:pPr>
+            <w:r>
+              <w:rPr>
+                <w:sz w:val="18"/>
+                <w:szCs w:val="18"/>
+              </w:rPr>
+              <w:t>8</w:t>
+            </w:r>
+          </w:p>
+        </w:tc>
+        <w:tc>
+          <w:tcPr>
+            <w:tcW w:w="917" w:type="dxa"/>
+          </w:tcPr>
+          <w:p>
+            <w:pPr>
+              <w:ind w:left="0"/>
+              <w:jc w:val="left"/>
+            </w:pPr>
+            <w:r>
+              <w:rPr>
+                <w:sz w:val="18"/>
+                <w:szCs w:val="18"/>
+              </w:rPr>
+              <w:t>3</w:t>
+            </w:r>
+          </w:p>
+        </w:tc>
+      </w:tr>
+      <w:tr>
+        <w:tc>
+          <w:tcPr>
+            <w:tcW w:w="1101" w:type="dxa"/>
+          </w:tcPr>
+          <w:p>
+            <w:pPr>
+              <w:ind w:left="0"/>
+              <w:jc w:val="left"/>
+            </w:pPr>
+            <w:r>
+              <w:rPr>
+                <w:sz w:val="18"/>
+                <w:szCs w:val="18"/>
+              </w:rPr>
+              <w:t>102</w:t>
+            </w:r>
+          </w:p>
+        </w:tc>
+        <w:tc>
+          <w:tcPr>
+            <w:tcW w:w="1101" w:type="dxa"/>
+          </w:tcPr>
+          <w:p>
+            <w:pPr>
+              <w:ind w:left="0"/>
+              <w:jc w:val="left"/>
+            </w:pPr>
+            <w:r>
+              <w:rPr>
+                <w:sz w:val="18"/>
+                <w:szCs w:val="18"/>
+              </w:rPr>
+              <w:t>2025-10-03</w:t>
+            </w:r>
+          </w:p>
+        </w:tc>
+        <w:tc>
+          <w:tcPr>
+            <w:tcW w:w="734" w:type="dxa"/>
+          </w:tcPr>
+          <w:p>
+            <w:pPr>
+              <w:ind w:left="0"/>
+              <w:jc w:val="left"/>
+            </w:pPr>
+            <w:r>
+              <w:rPr>
+                <w:sz w:val="18"/>
+                <w:szCs w:val="18"/>
+              </w:rPr>
+              <w:t>12</w:t>
+            </w:r>
+          </w:p>
+        </w:tc>
+        <w:tc>
+          <w:tcPr>
+            <w:tcW w:w="826" w:type="dxa"/>
+          </w:tcPr>
+          <w:p>
+            <w:pPr>
+              <w:ind w:left="0"/>
+              <w:jc w:val="left"/>
+            </w:pPr>
+            <w:r>
+              <w:rPr>
+                <w:sz w:val="18"/>
+                <w:szCs w:val="18"/>
+              </w:rPr>
+              <w:t>Interna</w:t>
+            </w:r>
+          </w:p>
+        </w:tc>
+        <w:tc>
+          <w:tcPr>
+            <w:tcW w:w="1285" w:type="dxa"/>
+          </w:tcPr>
+          <w:p>
+            <w:pPr>
+              <w:ind w:left="0"/>
+              <w:jc w:val="left"/>
+            </w:pPr>
+            <w:r>
+              <w:rPr>
+                <w:sz w:val="18"/>
+                <w:szCs w:val="18"/>
+              </w:rPr>
+              <w:t>C2</w:t>
+            </w:r>
+          </w:p>
+        </w:tc>
+        <w:tc>
+          <w:tcPr>
+            <w:tcW w:w="1285" w:type="dxa"/>
+          </w:tcPr>
+          <w:p>
+            <w:pPr>
+              <w:ind w:left="0"/>
+              <w:jc w:val="left"/>
+            </w:pPr>
+            <w:r>
+              <w:rPr>
+                <w:sz w:val="18"/>
+                <w:szCs w:val="18"/>
+              </w:rPr>
+              <w:t>Marco Fabris</w:t>
+            </w:r>
+          </w:p>
+        </w:tc>
+        <w:tc>
+          <w:tcPr>
+            <w:tcW w:w="1652" w:type="dxa"/>
+          </w:tcPr>
+          <w:p>
+            <w:pPr>
+              <w:ind w:left="0"/>
+              <w:jc w:val="left"/>
+            </w:pPr>
+            <w:r>
+              <w:rPr>
+                <w:sz w:val="18"/>
+                <w:szCs w:val="18"/>
+              </w:rPr>
+              <w:t>Lasagne</w:t>
+            </w:r>
+          </w:p>
+        </w:tc>
+        <w:tc>
+          <w:tcPr>
+            <w:tcW w:w="734" w:type="dxa"/>
+          </w:tcPr>
+          <w:p>
+            <w:pPr>
+              <w:ind w:left="0"/>
+              <w:jc w:val="left"/>
+            </w:pPr>
+            <w:r>
+              <w:rPr>
+                <w:sz w:val="18"/>
+                <w:szCs w:val="18"/>
+              </w:rPr>
+              <w:t>12</w:t>
+            </w:r>
+          </w:p>
+        </w:tc>
+        <w:tc>
+          <w:tcPr>
+            <w:tcW w:w="917" w:type="dxa"/>
+          </w:tcPr>
+          <w:p>
+            <w:pPr>
+              <w:ind w:left="0"/>
+              <w:jc w:val="left"/>
+            </w:pPr>
+            <w:r>
+              <w:rPr>
+                <w:sz w:val="18"/>
+                <w:szCs w:val="18"/>
+              </w:rPr>
+              <w:t>1</w:t>
+            </w:r>
+          </w:p>
+        </w:tc>
+      </w:tr>
+      <w:tr>
+        <w:tc>
+          <w:tcPr>
+            <w:tcW w:w="1101" w:type="dxa"/>
+          </w:tcPr>
+          <w:p>
+            <w:pPr>
+              <w:ind w:left="0"/>
+              <w:jc w:val="left"/>
+            </w:pPr>
+            <w:r>
+              <w:rPr>
+                <w:sz w:val="18"/>
+                <w:szCs w:val="18"/>
+              </w:rPr>
+              <w:t>103</w:t>
+            </w:r>
+          </w:p>
+        </w:tc>
+        <w:tc>
+          <w:tcPr>
+            <w:tcW w:w="1101" w:type="dxa"/>
+          </w:tcPr>
+          <w:p>
+            <w:pPr>
+              <w:ind w:left="0"/>
+              <w:jc w:val="left"/>
+            </w:pPr>
+            <w:r>
+              <w:rPr>
+                <w:sz w:val="18"/>
+                <w:szCs w:val="18"/>
+              </w:rPr>
+              <w:t>2025-10-04</w:t>
+            </w:r>
+          </w:p>
+        </w:tc>
+        <w:tc>
+          <w:tcPr>
+            <w:tcW w:w="734" w:type="dxa"/>
+          </w:tcPr>
+          <w:p>
+            <w:pPr>
+              <w:ind w:left="0"/>
+              <w:jc w:val="left"/>
+            </w:pPr>
+            <w:r>
+              <w:rPr>
+                <w:sz w:val="18"/>
+                <w:szCs w:val="18"/>
+              </w:rPr>
+              <w:t>5</w:t>
+            </w:r>
+          </w:p>
+        </w:tc>
+        <w:tc>
+          <w:tcPr>
+            <w:tcW w:w="826" w:type="dxa"/>
+          </w:tcPr>
+          <w:p>
+            <w:pPr>
+              <w:ind w:left="0"/>
+              <w:jc w:val="left"/>
+            </w:pPr>
+            <w:r>
+              <w:rPr>
+                <w:sz w:val="18"/>
+                <w:szCs w:val="18"/>
+              </w:rPr>
+              <w:t>Veranda</w:t>
+            </w:r>
+          </w:p>
+        </w:tc>
+        <w:tc>
+          <w:tcPr>
+            <w:tcW w:w="1285" w:type="dxa"/>
+          </w:tcPr>
+          <w:p>
+            <w:pPr>
+              <w:ind w:left="0"/>
+              <w:jc w:val="left"/>
+            </w:pPr>
+            <w:r>
+              <w:rPr>
+                <w:sz w:val="18"/>
+                <w:szCs w:val="18"/>
+              </w:rPr>
+              <w:t>C2</w:t>
+            </w:r>
+          </w:p>
+        </w:tc>
+        <w:tc>
+          <w:tcPr>
+            <w:tcW w:w="1285" w:type="dxa"/>
+          </w:tcPr>
+          <w:p>
+            <w:pPr>
+              <w:ind w:left="0"/>
+              <w:jc w:val="left"/>
+            </w:pPr>
+            <w:r>
+              <w:rPr>
+                <w:sz w:val="18"/>
+                <w:szCs w:val="18"/>
+              </w:rPr>
+              <w:t>Marco Fabris</w:t>
+            </w:r>
+          </w:p>
+        </w:tc>
+        <w:tc>
+          <w:tcPr>
+            <w:tcW w:w="1652" w:type="dxa"/>
+          </w:tcPr>
+          <w:p>
+            <w:pPr>
+              <w:ind w:left="0"/>
+              <w:jc w:val="left"/>
+            </w:pPr>
+            <w:r>
+              <w:rPr>
+                <w:sz w:val="18"/>
+                <w:szCs w:val="18"/>
+              </w:rPr>
+              <w:t>Pizza margherita</w:t>
+            </w:r>
+          </w:p>
+        </w:tc>
+        <w:tc>
+          <w:tcPr>
+            <w:tcW w:w="734" w:type="dxa"/>
+          </w:tcPr>
+          <w:p>
+            <w:pPr>
+              <w:ind w:left="0"/>
+              <w:jc w:val="left"/>
+            </w:pPr>
+            <w:r>
+              <w:rPr>
+                <w:sz w:val="18"/>
+                <w:szCs w:val="18"/>
+              </w:rPr>
+              <w:t>8</w:t>
+            </w:r>
+          </w:p>
+        </w:tc>
+        <w:tc>
+          <w:tcPr>
+            <w:tcW w:w="917" w:type="dxa"/>
+          </w:tcPr>
+          <w:p>
+            <w:pPr>
+              <w:ind w:left="0"/>
+              <w:jc w:val="left"/>
+            </w:pPr>
+            <w:r>
+              <w:rPr>
+                <w:sz w:val="18"/>
+                <w:szCs w:val="18"/>
+              </w:rPr>
+              <w:t>2</w:t>
+            </w:r>
+          </w:p>
+        </w:tc>
+      </w:tr>
+      <w:tr>
+        <w:tc>
+          <w:tcPr>
+            <w:tcW w:w="1101" w:type="dxa"/>
+          </w:tcPr>
+          <w:p>
+            <w:pPr>
+              <w:ind w:left="0"/>
+              <w:jc w:val="left"/>
+            </w:pPr>
+            <w:r>
+              <w:rPr>
+                <w:sz w:val="18"/>
+                <w:szCs w:val="18"/>
+              </w:rPr>
+              <w:t>104</w:t>
+            </w:r>
+          </w:p>
+        </w:tc>
+        <w:tc>
+          <w:tcPr>
+            <w:tcW w:w="1101" w:type="dxa"/>
+          </w:tcPr>
+          <w:p>
+            <w:pPr>
+              <w:ind w:left="0"/>
+              <w:jc w:val="left"/>
+            </w:pPr>
+            <w:r>
+              <w:rPr>
+                <w:sz w:val="18"/>
+                <w:szCs w:val="18"/>
+              </w:rPr>
+              <w:t>2025-10-04</w:t>
+            </w:r>
+          </w:p>
+        </w:tc>
+        <w:tc>
+          <w:tcPr>
+            <w:tcW w:w="734" w:type="dxa"/>
+          </w:tcPr>
+          <w:p>
+            <w:pPr>
+              <w:ind w:left="0"/>
+              <w:jc w:val="left"/>
+            </w:pPr>
+            <w:r>
+              <w:rPr>
+                <w:sz w:val="18"/>
+                <w:szCs w:val="18"/>
+              </w:rPr>
+              <w:t>7</w:t>
+            </w:r>
+          </w:p>
+        </w:tc>
+        <w:tc>
+          <w:tcPr>
+            <w:tcW w:w="826" w:type="dxa"/>
+          </w:tcPr>
+          <w:p>
+            <w:pPr>
+              <w:ind w:left="0"/>
+              <w:jc w:val="left"/>
+            </w:pPr>
+            <w:r>
+              <w:rPr>
+                <w:sz w:val="18"/>
+                <w:szCs w:val="18"/>
+              </w:rPr>
+              <w:t>Veranda</w:t>
+            </w:r>
+          </w:p>
+        </w:tc>
+        <w:tc>
+          <w:tcPr>
+            <w:tcW w:w="1285" w:type="dxa"/>
+          </w:tcPr>
+          <w:p>
+            <w:pPr>
+              <w:ind w:left="0"/>
+              <w:jc w:val="left"/>
+            </w:pPr>
+            <w:r>
+              <w:rPr>
+                <w:sz w:val="18"/>
+                <w:szCs w:val="18"/>
+              </w:rPr>
+              <w:t>C1</w:t>
+            </w:r>
+          </w:p>
+        </w:tc>
+        <w:tc>
+          <w:tcPr>
+            <w:tcW w:w="1285" w:type="dxa"/>
+          </w:tcPr>
+          <w:p>
+            <w:pPr>
+              <w:ind w:left="0"/>
+              <w:jc w:val="left"/>
+            </w:pPr>
+            <w:r>
+              <w:rPr>
+                <w:sz w:val="18"/>
+                <w:szCs w:val="18"/>
+              </w:rPr>
+              <w:t>Giulia Neri</w:t>
+            </w:r>
+          </w:p>
+        </w:tc>
+        <w:tc>
+          <w:tcPr>
+            <w:tcW w:w="1652" w:type="dxa"/>
+          </w:tcPr>
+          <w:p>
+            <w:pPr>
+              <w:ind w:left="0"/>
+              <w:jc w:val="left"/>
+            </w:pPr>
+            <w:r>
+              <w:rPr>
+                <w:sz w:val="18"/>
+                <w:szCs w:val="18"/>
+              </w:rPr>
+              <w:t>Tiramisù</w:t>
+            </w:r>
+          </w:p>
+        </w:tc>
+        <w:tc>
+          <w:tcPr>
+            <w:tcW w:w="734" w:type="dxa"/>
+          </w:tcPr>
+          <w:p>
+            <w:pPr>
+              <w:ind w:left="0"/>
+              <w:jc w:val="left"/>
+            </w:pPr>
+            <w:r>
+              <w:rPr>
+                <w:sz w:val="18"/>
+                <w:szCs w:val="18"/>
+              </w:rPr>
+              <w:t>6</w:t>
+            </w:r>
+          </w:p>
+        </w:tc>
+        <w:tc>
+          <w:tcPr>
+            <w:tcW w:w="917" w:type="dxa"/>
+          </w:tcPr>
+          <w:p>
+            <w:pPr>
+              <w:ind w:left="0"/>
+              <w:jc w:val="left"/>
+            </w:pPr>
+            <w:r>
+              <w:rPr>
+                <w:sz w:val="18"/>
+                <w:szCs w:val="18"/>
+              </w:rPr>
+              <w:t>4</w:t>
+            </w:r>
+          </w:p>
+        </w:tc>
+      </w:tr>
+    </w:tbl>
+    <w:p>
+      <w:pPr>
+        <w:pStyle w:val="Titolo6"/>
+      </w:pPr>
+      <w:r>
+        <w:t>Soluzione</w:t>
+      </w:r>
+    </w:p>
+    <w:p>
+      <w:pPr>
+        <w:ind w:left="0"/>
+      </w:pPr>
+      <w:r>
+        <w:t>Relazione(</w:t>
+      </w:r>
+      <w:r>
+        <w:rPr>
+          <w:u w:val="single"/>
+        </w:rPr>
+        <w:t>NumComanda</w:t>
+      </w:r>
+      <w:r>
+        <w:t xml:space="preserve">, Data, Tavolo, Sala, CodCameriere, Cameriere, </w:t>
+      </w:r>
+      <w:r>
+        <w:rPr>
+          <w:u w:val="single"/>
+        </w:rPr>
+        <w:t>Piatto</w:t>
+      </w:r>
+      <w:r>
+        <w:t>, Prezzo, Quantità)</w:t>
+      </w:r>
+    </w:p>
+    <w:p>
+      <w:pPr>
+        <w:ind w:left="0"/>
+      </w:pPr>
+    </w:p>
+    <w:p>
+      <w:pPr>
+        <w:ind w:left="0"/>
+      </w:pPr>
+      <w:r>
+        <w:t>1FN? No: Cameriere è un attributo composto.</w:t>
+      </w:r>
+    </w:p>
+    <w:p>
+      <w:pPr>
+        <w:ind w:left="0"/>
+      </w:pPr>
+      <w:r>
+        <w:t>Relazione(</w:t>
+      </w:r>
+      <w:r>
+        <w:rPr>
+          <w:u w:val="single"/>
+        </w:rPr>
+        <w:t>NumComanda</w:t>
+      </w:r>
+      <w:r>
+        <w:t xml:space="preserve">, Data, Tavolo, Sala, CodCameriere, NomeCameriere, CognomeCameriere, </w:t>
+      </w:r>
+      <w:r>
+        <w:rPr>
+          <w:u w:val="single"/>
+        </w:rPr>
+        <w:t>Piatto</w:t>
+      </w:r>
+      <w:r>
+        <w:t>, Prezzo, Quantità)</w:t>
+      </w:r>
+    </w:p>
+    <w:p>
+      <w:pPr>
+        <w:ind w:left="0"/>
+      </w:pPr>
+    </w:p>
+    <w:p>
+      <w:pPr>
+        <w:ind w:left="0"/>
+      </w:pPr>
+      <w:r>
+        <w:t>2FN? No: Data, Tavolo, Sala, CodCameriere, NomeCameriere e CognomeCameriere dipendono solo da NumComanda; Prezzo dipende solo da Piatto.</w:t>
+      </w:r>
+    </w:p>
+    <w:p>
+      <w:pPr>
+        <w:ind w:left="0"/>
+      </w:pPr>
+      <w:r>
+        <w:t>DettaglioComanda(</w:t>
+      </w:r>
+      <w:r>
+        <w:rPr>
+          <w:u w:val="single"/>
+        </w:rPr>
+        <w:t>NumComanda*</w:t>
+      </w:r>
+      <w:r>
+        <w:t xml:space="preserve">, </w:t>
+      </w:r>
+      <w:r>
+        <w:rPr>
+          <w:u w:val="single"/>
+        </w:rPr>
+        <w:t>Piatto*</w:t>
+      </w:r>
+      <w:r>
+        <w:t>, Quantità)</w:t>
+      </w:r>
+    </w:p>
+    <w:p>
+      <w:pPr>
+        <w:ind w:left="0"/>
+      </w:pPr>
+      <w:r>
+        <w:t>Comanda(</w:t>
+      </w:r>
+      <w:r>
+        <w:rPr>
+          <w:u w:val="single"/>
+        </w:rPr>
+        <w:t>NumComanda</w:t>
+      </w:r>
+      <w:r>
+        <w:t>, Data, Tavolo, Sala, CodCameriere, NomeCameriere, CognomeCameriere)</w:t>
+      </w:r>
+    </w:p>
+    <w:p>
+      <w:pPr>
+        <w:ind w:left="0"/>
+      </w:pPr>
+      <w:r>
+        <w:t>Piatto(</w:t>
+      </w:r>
+      <w:r>
+        <w:rPr>
+          <w:u w:val="single"/>
+        </w:rPr>
+        <w:t>Piatto</w:t>
+      </w:r>
+      <w:r>
+        <w:t>, Prezzo)</w:t>
+      </w:r>
+    </w:p>
+    <w:p>
+      <w:pPr>
+        <w:ind w:left="0"/>
+      </w:pPr>
+    </w:p>
+    <w:p>
+      <w:pPr>
+        <w:ind w:left="0"/>
+      </w:pPr>
+      <w:r>
+        <w:t>3FN? No: in Comanda, Sala dipende da Tavolo e NomeCameriere, CognomeCameriere dipendono da CodCameriere.</w:t>
+      </w:r>
+    </w:p>
+    <w:p>
+      <w:pPr>
+        <w:ind w:left="0"/>
+      </w:pPr>
+      <w:r>
+        <w:t>DettaglioComanda(</w:t>
+      </w:r>
+      <w:r>
+        <w:rPr>
+          <w:u w:val="single"/>
+        </w:rPr>
+        <w:t>NumComanda*</w:t>
+      </w:r>
+      <w:r>
+        <w:t xml:space="preserve">, </w:t>
+      </w:r>
+      <w:r>
+        <w:rPr>
+          <w:u w:val="single"/>
+        </w:rPr>
+        <w:t>Piatto*</w:t>
+      </w:r>
+      <w:r>
+        <w:t>, Quantità)</w:t>
+      </w:r>
+    </w:p>
+    <w:p>
+      <w:pPr>
+        <w:ind w:left="0"/>
+      </w:pPr>
+      <w:r>
+        <w:t>Comanda(</w:t>
+      </w:r>
+      <w:r>
+        <w:rPr>
+          <w:u w:val="single"/>
+        </w:rPr>
+        <w:t>NumComanda</w:t>
+      </w:r>
+      <w:r>
+        <w:t>, Data, Tavolo*, CodCameriere*)</w:t>
+      </w:r>
+    </w:p>
+    <w:p>
+      <w:pPr>
+        <w:ind w:left="0"/>
+      </w:pPr>
+      <w:r>
+        <w:t>Tavolo(</w:t>
+      </w:r>
+      <w:r>
+        <w:rPr>
+          <w:u w:val="single"/>
+        </w:rPr>
+        <w:t>Tavolo</w:t>
+      </w:r>
+      <w:r>
+        <w:t>, Sala)</w:t>
+      </w:r>
+    </w:p>
+    <w:p>
+      <w:pPr>
+        <w:ind w:left="0"/>
+      </w:pPr>
+      <w:r>
+        <w:t>Cameriere(</w:t>
+      </w:r>
+      <w:r>
+        <w:rPr>
+          <w:u w:val="single"/>
+        </w:rPr>
+        <w:t>CodCameriere</w:t>
+      </w:r>
+      <w:r>
+        <w:t>, NomeCameriere, CognomeCameriere)</w:t>
+      </w:r>
+    </w:p>
+    <w:p>
+      <w:pPr>
+        <w:ind w:left="0"/>
+      </w:pPr>
+      <w:r>
+        <w:t>Piatto(</w:t>
+      </w:r>
+      <w:r>
+        <w:rPr>
+          <w:u w:val="single"/>
+        </w:rPr>
+        <w:t>Piatto</w:t>
+      </w:r>
+      <w:r>
+        <w:t>, Prezzo)</w:t>
+      </w:r>
+    </w:p>
+    <w:p>
+      <w:pPr>
+        <w:pStyle w:val="Titolo3"/>
+      </w:pPr>
+      <w:r>
+        <w:t xml:space="preserve">Campionati studenteschi di atletica (nuovo, da ricontrollare)</w:t>
+      </w:r>
+    </w:p>
+    <w:p>
+      <w:pPr>
+        <w:ind w:left="0"/>
+      </w:pPr>
+      <w:r>
+        <w:t>Ogni anno i campionati studenteschi si svolgono in una città diversa. Ogni atleta rappresenta la propria scuola e può gareggiare in più specialità e in più anni. La seguente tabella rappresenta una tabella di un database. Questo database non sembra ben fatto e non sono nemmeno indicate le chiavi. Sistema il database in modo che rispetti le 3 forme normali.</w:t>
+      </w:r>
+    </w:p>
+    <w:tbl>
+      <w:tblPr>
+        <w:tblStyle w:val="Grigliatabella"/>
+        <w:tblW w:w="0" w:type="auto"/>
+        <w:tblCellMar>
+          <w:top w:w="28" w:type="dxa"/>
+          <w:bottom w:w="28" w:type="dxa"/>
+        </w:tblCellMar>
+        <w:tblLook w:val="04A0" w:firstRow="1" w:lastRow="0" w:firstColumn="1" w:lastColumn="0" w:noHBand="0" w:noVBand="1"/>
+      </w:tblPr>
+      <w:tblGrid>
+        <w:gridCol w:w="1038"/>
+        <w:gridCol w:w="1305"/>
+        <w:gridCol w:w="1396"/>
+        <w:gridCol w:w="1223"/>
+        <w:gridCol w:w="1127"/>
+        <w:gridCol w:w="1133"/>
+        <w:gridCol w:w="616"/>
+        <w:gridCol w:w="1036"/>
+        <w:gridCol w:w="754"/>
+      </w:tblGrid>
+      <w:tr>
+        <w:tc>
+          <w:tcPr>
+            <w:tcW w:w="1039" w:type="dxa"/>
+          </w:tcPr>
+          <w:p>
+            <w:pPr>
+              <w:ind w:left="0"/>
+              <w:jc w:val="center"/>
+            </w:pPr>
+            <w:r>
+              <w:rPr>
+                <w:b/>
+                <w:bCs/>
+                <w:sz w:val="18"/>
+                <w:szCs w:val="18"/>
+              </w:rPr>
+              <w:t>CodAtleta</w:t>
+            </w:r>
+          </w:p>
+        </w:tc>
+        <w:tc>
+          <w:tcPr>
+            <w:tcW w:w="1322" w:type="dxa"/>
+          </w:tcPr>
+          <w:p>
+            <w:pPr>
+              <w:ind w:left="0"/>
+              <w:jc w:val="center"/>
+            </w:pPr>
+            <w:r>
+              <w:rPr>
+                <w:b/>
+                <w:bCs/>
+                <w:sz w:val="18"/>
+                <w:szCs w:val="18"/>
+              </w:rPr>
+              <w:t>Atleta</w:t>
+            </w:r>
+          </w:p>
+        </w:tc>
+        <w:tc>
+          <w:tcPr>
+            <w:tcW w:w="1417" w:type="dxa"/>
+          </w:tcPr>
+          <w:p>
+            <w:pPr>
+              <w:ind w:left="0"/>
+              <w:jc w:val="center"/>
+            </w:pPr>
+            <w:r>
+              <w:rPr>
+                <w:b/>
+                <w:bCs/>
+                <w:sz w:val="18"/>
+                <w:szCs w:val="18"/>
+              </w:rPr>
+              <w:t>Scuola</w:t>
+            </w:r>
+          </w:p>
+        </w:tc>
+        <w:tc>
+          <w:tcPr>
+            <w:tcW w:w="1228" w:type="dxa"/>
+          </w:tcPr>
+          <w:p>
+            <w:pPr>
+              <w:ind w:left="0"/>
+              <w:jc w:val="center"/>
+            </w:pPr>
+            <w:r>
+              <w:rPr>
+                <w:b/>
+                <w:bCs/>
+                <w:sz w:val="18"/>
+                <w:szCs w:val="18"/>
+              </w:rPr>
+              <w:t>CittàScuola</w:t>
+            </w:r>
+          </w:p>
+        </w:tc>
+        <w:tc>
+          <w:tcPr>
+            <w:tcW w:w="1133" w:type="dxa"/>
+          </w:tcPr>
+          <w:p>
+            <w:pPr>
+              <w:ind w:left="0"/>
+              <w:jc w:val="center"/>
+            </w:pPr>
+            <w:r>
+              <w:rPr>
+                <w:b/>
+                <w:bCs/>
+                <w:sz w:val="18"/>
+                <w:szCs w:val="18"/>
+              </w:rPr>
+              <w:t>Specialità</w:t>
+            </w:r>
+          </w:p>
+        </w:tc>
+        <w:tc>
+          <w:tcPr>
+            <w:tcW w:w="1133" w:type="dxa"/>
+          </w:tcPr>
+          <w:p>
+            <w:pPr>
+              <w:ind w:left="0"/>
+              <w:jc w:val="center"/>
+            </w:pPr>
+            <w:r>
+              <w:rPr>
+                <w:b/>
+                <w:bCs/>
+                <w:sz w:val="18"/>
+                <w:szCs w:val="18"/>
+              </w:rPr>
+              <w:t>Tipo</w:t>
+            </w:r>
+          </w:p>
+        </w:tc>
+        <w:tc>
+          <w:tcPr>
+            <w:tcW w:w="566" w:type="dxa"/>
+          </w:tcPr>
+          <w:p>
+            <w:pPr>
+              <w:ind w:left="0"/>
+              <w:jc w:val="center"/>
+            </w:pPr>
+            <w:r>
+              <w:rPr>
+                <w:b/>
+                <w:bCs/>
+                <w:sz w:val="18"/>
+                <w:szCs w:val="18"/>
+              </w:rPr>
+              <w:t>Anno</w:t>
+            </w:r>
+          </w:p>
+        </w:tc>
+        <w:tc>
+          <w:tcPr>
+            <w:tcW w:w="1039" w:type="dxa"/>
+          </w:tcPr>
+          <w:p>
+            <w:pPr>
+              <w:ind w:left="0"/>
+              <w:jc w:val="center"/>
+            </w:pPr>
+            <w:r>
+              <w:rPr>
+                <w:b/>
+                <w:bCs/>
+                <w:sz w:val="18"/>
+                <w:szCs w:val="18"/>
+              </w:rPr>
+              <w:t>CittàGara</w:t>
+            </w:r>
+          </w:p>
+        </w:tc>
+        <w:tc>
+          <w:tcPr>
+            <w:tcW w:w="755" w:type="dxa"/>
+          </w:tcPr>
+          <w:p>
+            <w:pPr>
+              <w:ind w:left="0"/>
+              <w:jc w:val="center"/>
+            </w:pPr>
+            <w:r>
+              <w:rPr>
+                <w:b/>
+                <w:bCs/>
+                <w:sz w:val="18"/>
+                <w:szCs w:val="18"/>
+              </w:rPr>
+              <w:t>Tempo</w:t>
+            </w:r>
+          </w:p>
+        </w:tc>
+      </w:tr>
+      <w:tr>
+        <w:tc>
+          <w:tcPr>
+            <w:tcW w:w="1039" w:type="dxa"/>
+          </w:tcPr>
+          <w:p>
+            <w:pPr>
+              <w:ind w:left="0"/>
+              <w:jc w:val="left"/>
+            </w:pPr>
+            <w:r>
+              <w:rPr>
+                <w:sz w:val="18"/>
+                <w:szCs w:val="18"/>
+              </w:rPr>
+              <w:t>A1</w:t>
+            </w:r>
+          </w:p>
+        </w:tc>
+        <w:tc>
+          <w:tcPr>
+            <w:tcW w:w="1322" w:type="dxa"/>
+          </w:tcPr>
+          <w:p>
+            <w:pPr>
+              <w:ind w:left="0"/>
+              <w:jc w:val="left"/>
+            </w:pPr>
+            <w:r>
+              <w:rPr>
+                <w:sz w:val="18"/>
+                <w:szCs w:val="18"/>
+              </w:rPr>
+              <w:t>Luca Verdi</w:t>
+            </w:r>
+          </w:p>
+        </w:tc>
+        <w:tc>
+          <w:tcPr>
+            <w:tcW w:w="1417" w:type="dxa"/>
+          </w:tcPr>
+          <w:p>
+            <w:pPr>
+              <w:ind w:left="0"/>
+              <w:jc w:val="left"/>
+            </w:pPr>
+            <w:r>
+              <w:rPr>
+                <w:sz w:val="18"/>
+                <w:szCs w:val="18"/>
+              </w:rPr>
+              <w:t>ITIS Fermi</w:t>
+            </w:r>
+          </w:p>
+        </w:tc>
+        <w:tc>
+          <w:tcPr>
+            <w:tcW w:w="1228" w:type="dxa"/>
+          </w:tcPr>
+          <w:p>
+            <w:pPr>
+              <w:ind w:left="0"/>
+              <w:jc w:val="left"/>
+            </w:pPr>
+            <w:r>
+              <w:rPr>
+                <w:sz w:val="18"/>
+                <w:szCs w:val="18"/>
+              </w:rPr>
+              <w:t>Treviso</w:t>
+            </w:r>
+          </w:p>
+        </w:tc>
+        <w:tc>
+          <w:tcPr>
+            <w:tcW w:w="1133" w:type="dxa"/>
+          </w:tcPr>
+          <w:p>
+            <w:pPr>
+              <w:ind w:left="0"/>
+              <w:jc w:val="left"/>
+            </w:pPr>
+            <w:r>
+              <w:rPr>
+                <w:sz w:val="18"/>
+                <w:szCs w:val="18"/>
+              </w:rPr>
+              <w:t>100 m</w:t>
+            </w:r>
+          </w:p>
+        </w:tc>
+        <w:tc>
+          <w:tcPr>
+            <w:tcW w:w="1133" w:type="dxa"/>
+          </w:tcPr>
+          <w:p>
+            <w:pPr>
+              <w:ind w:left="0"/>
+              <w:jc w:val="left"/>
+            </w:pPr>
+            <w:r>
+              <w:rPr>
+                <w:sz w:val="18"/>
+                <w:szCs w:val="18"/>
+              </w:rPr>
+              <w:t>Velocità</w:t>
+            </w:r>
+          </w:p>
+        </w:tc>
+        <w:tc>
+          <w:tcPr>
+            <w:tcW w:w="566" w:type="dxa"/>
+          </w:tcPr>
+          <w:p>
+            <w:pPr>
+              <w:ind w:left="0"/>
+              <w:jc w:val="left"/>
+            </w:pPr>
+            <w:r>
+              <w:rPr>
+                <w:sz w:val="18"/>
+                <w:szCs w:val="18"/>
+              </w:rPr>
+              <w:t>2024</w:t>
+            </w:r>
+          </w:p>
+        </w:tc>
+        <w:tc>
+          <w:tcPr>
+            <w:tcW w:w="1039" w:type="dxa"/>
+          </w:tcPr>
+          <w:p>
+            <w:pPr>
+              <w:ind w:left="0"/>
+              <w:jc w:val="left"/>
+            </w:pPr>
+            <w:r>
+              <w:rPr>
+                <w:sz w:val="18"/>
+                <w:szCs w:val="18"/>
+              </w:rPr>
+              <w:t>Padova</w:t>
+            </w:r>
+          </w:p>
+        </w:tc>
+        <w:tc>
+          <w:tcPr>
+            <w:tcW w:w="755" w:type="dxa"/>
+          </w:tcPr>
+          <w:p>
+            <w:pPr>
+              <w:ind w:left="0"/>
+              <w:jc w:val="left"/>
+            </w:pPr>
+            <w:r>
+              <w:rPr>
+                <w:sz w:val="18"/>
+                <w:szCs w:val="18"/>
+              </w:rPr>
+              <w:t>12.4</w:t>
+            </w:r>
+          </w:p>
+        </w:tc>
+      </w:tr>
+      <w:tr>
+        <w:tc>
+          <w:tcPr>
+            <w:tcW w:w="1039" w:type="dxa"/>
+          </w:tcPr>
+          <w:p>
+            <w:pPr>
+              <w:ind w:left="0"/>
+              <w:jc w:val="left"/>
+            </w:pPr>
+            <w:r>
+              <w:rPr>
+                <w:sz w:val="18"/>
+                <w:szCs w:val="18"/>
+              </w:rPr>
+              <w:t>A1</w:t>
+            </w:r>
+          </w:p>
+        </w:tc>
+        <w:tc>
+          <w:tcPr>
+            <w:tcW w:w="1322" w:type="dxa"/>
+          </w:tcPr>
+          <w:p>
+            <w:pPr>
+              <w:ind w:left="0"/>
+              <w:jc w:val="left"/>
+            </w:pPr>
+            <w:r>
+              <w:rPr>
+                <w:sz w:val="18"/>
+                <w:szCs w:val="18"/>
+              </w:rPr>
+              <w:t>Luca Verdi</w:t>
+            </w:r>
+          </w:p>
+        </w:tc>
+        <w:tc>
+          <w:tcPr>
+            <w:tcW w:w="1417" w:type="dxa"/>
+          </w:tcPr>
+          <w:p>
+            <w:pPr>
+              <w:ind w:left="0"/>
+              <w:jc w:val="left"/>
+            </w:pPr>
+            <w:r>
+              <w:rPr>
+                <w:sz w:val="18"/>
+                <w:szCs w:val="18"/>
+              </w:rPr>
+              <w:t>ITIS Fermi</w:t>
+            </w:r>
+          </w:p>
+        </w:tc>
+        <w:tc>
+          <w:tcPr>
+            <w:tcW w:w="1228" w:type="dxa"/>
+          </w:tcPr>
+          <w:p>
+            <w:pPr>
+              <w:ind w:left="0"/>
+              <w:jc w:val="left"/>
+            </w:pPr>
+            <w:r>
+              <w:rPr>
+                <w:sz w:val="18"/>
+                <w:szCs w:val="18"/>
+              </w:rPr>
+              <w:t>Treviso</w:t>
+            </w:r>
+          </w:p>
+        </w:tc>
+        <w:tc>
+          <w:tcPr>
+            <w:tcW w:w="1133" w:type="dxa"/>
+          </w:tcPr>
+          <w:p>
+            <w:pPr>
+              <w:ind w:left="0"/>
+              <w:jc w:val="left"/>
+            </w:pPr>
+            <w:r>
+              <w:rPr>
+                <w:sz w:val="18"/>
+                <w:szCs w:val="18"/>
+              </w:rPr>
+              <w:t>100 m</w:t>
+            </w:r>
+          </w:p>
+        </w:tc>
+        <w:tc>
+          <w:tcPr>
+            <w:tcW w:w="1133" w:type="dxa"/>
+          </w:tcPr>
+          <w:p>
+            <w:pPr>
+              <w:ind w:left="0"/>
+              <w:jc w:val="left"/>
+            </w:pPr>
+            <w:r>
+              <w:rPr>
+                <w:sz w:val="18"/>
+                <w:szCs w:val="18"/>
+              </w:rPr>
+              <w:t>Velocità</w:t>
+            </w:r>
+          </w:p>
+        </w:tc>
+        <w:tc>
+          <w:tcPr>
+            <w:tcW w:w="566" w:type="dxa"/>
+          </w:tcPr>
+          <w:p>
+            <w:pPr>
+              <w:ind w:left="0"/>
+              <w:jc w:val="left"/>
+            </w:pPr>
+            <w:r>
+              <w:rPr>
+                <w:sz w:val="18"/>
+                <w:szCs w:val="18"/>
+              </w:rPr>
+              <w:t>2025</w:t>
+            </w:r>
+          </w:p>
+        </w:tc>
+        <w:tc>
+          <w:tcPr>
+            <w:tcW w:w="1039" w:type="dxa"/>
+          </w:tcPr>
+          <w:p>
+            <w:pPr>
+              <w:ind w:left="0"/>
+              <w:jc w:val="left"/>
+            </w:pPr>
+            <w:r>
+              <w:rPr>
+                <w:sz w:val="18"/>
+                <w:szCs w:val="18"/>
+              </w:rPr>
+              <w:t>Verona</w:t>
+            </w:r>
+          </w:p>
+        </w:tc>
+        <w:tc>
+          <w:tcPr>
+            <w:tcW w:w="755" w:type="dxa"/>
+          </w:tcPr>
+          <w:p>
+            <w:pPr>
+              <w:ind w:left="0"/>
+              <w:jc w:val="left"/>
+            </w:pPr>
+            <w:r>
+              <w:rPr>
+                <w:sz w:val="18"/>
+                <w:szCs w:val="18"/>
+              </w:rPr>
+              <w:t>12.1</w:t>
+            </w:r>
+          </w:p>
+        </w:tc>
+      </w:tr>
+      <w:tr>
+        <w:tc>
+          <w:tcPr>
+            <w:tcW w:w="1039" w:type="dxa"/>
+          </w:tcPr>
+          <w:p>
+            <w:pPr>
+              <w:ind w:left="0"/>
+              <w:jc w:val="left"/>
+            </w:pPr>
+            <w:r>
+              <w:rPr>
+                <w:sz w:val="18"/>
+                <w:szCs w:val="18"/>
+              </w:rPr>
+              <w:t>A1</w:t>
+            </w:r>
+          </w:p>
+        </w:tc>
+        <w:tc>
+          <w:tcPr>
+            <w:tcW w:w="1322" w:type="dxa"/>
+          </w:tcPr>
+          <w:p>
+            <w:pPr>
+              <w:ind w:left="0"/>
+              <w:jc w:val="left"/>
+            </w:pPr>
+            <w:r>
+              <w:rPr>
+                <w:sz w:val="18"/>
+                <w:szCs w:val="18"/>
+              </w:rPr>
+              <w:t>Luca Verdi</w:t>
+            </w:r>
+          </w:p>
+        </w:tc>
+        <w:tc>
+          <w:tcPr>
+            <w:tcW w:w="1417" w:type="dxa"/>
+          </w:tcPr>
+          <w:p>
+            <w:pPr>
+              <w:ind w:left="0"/>
+              <w:jc w:val="left"/>
+            </w:pPr>
+            <w:r>
+              <w:rPr>
+                <w:sz w:val="18"/>
+                <w:szCs w:val="18"/>
+              </w:rPr>
+              <w:t>ITIS Fermi</w:t>
+            </w:r>
+          </w:p>
+        </w:tc>
+        <w:tc>
+          <w:tcPr>
+            <w:tcW w:w="1228" w:type="dxa"/>
+          </w:tcPr>
+          <w:p>
+            <w:pPr>
+              <w:ind w:left="0"/>
+              <w:jc w:val="left"/>
+            </w:pPr>
+            <w:r>
+              <w:rPr>
+                <w:sz w:val="18"/>
+                <w:szCs w:val="18"/>
+              </w:rPr>
+              <w:t>Treviso</w:t>
+            </w:r>
+          </w:p>
+        </w:tc>
+        <w:tc>
+          <w:tcPr>
+            <w:tcW w:w="1133" w:type="dxa"/>
+          </w:tcPr>
+          <w:p>
+            <w:pPr>
+              <w:ind w:left="0"/>
+              <w:jc w:val="left"/>
+            </w:pPr>
+            <w:r>
+              <w:rPr>
+                <w:sz w:val="18"/>
+                <w:szCs w:val="18"/>
+              </w:rPr>
+              <w:t>400 m</w:t>
+            </w:r>
+          </w:p>
+        </w:tc>
+        <w:tc>
+          <w:tcPr>
+            <w:tcW w:w="1133" w:type="dxa"/>
+          </w:tcPr>
+          <w:p>
+            <w:pPr>
+              <w:ind w:left="0"/>
+              <w:jc w:val="left"/>
+            </w:pPr>
+            <w:r>
+              <w:rPr>
+                <w:sz w:val="18"/>
+                <w:szCs w:val="18"/>
+              </w:rPr>
+              <w:t>Velocità</w:t>
+            </w:r>
+          </w:p>
+        </w:tc>
+        <w:tc>
+          <w:tcPr>
+            <w:tcW w:w="566" w:type="dxa"/>
+          </w:tcPr>
+          <w:p>
+            <w:pPr>
+              <w:ind w:left="0"/>
+              <w:jc w:val="left"/>
+            </w:pPr>
+            <w:r>
+              <w:rPr>
+                <w:sz w:val="18"/>
+                <w:szCs w:val="18"/>
+              </w:rPr>
+              <w:t>2025</w:t>
+            </w:r>
+          </w:p>
+        </w:tc>
+        <w:tc>
+          <w:tcPr>
+            <w:tcW w:w="1039" w:type="dxa"/>
+          </w:tcPr>
+          <w:p>
+            <w:pPr>
+              <w:ind w:left="0"/>
+              <w:jc w:val="left"/>
+            </w:pPr>
+            <w:r>
+              <w:rPr>
+                <w:sz w:val="18"/>
+                <w:szCs w:val="18"/>
+              </w:rPr>
+              <w:t>Verona</w:t>
+            </w:r>
+          </w:p>
+        </w:tc>
+        <w:tc>
+          <w:tcPr>
+            <w:tcW w:w="755" w:type="dxa"/>
+          </w:tcPr>
+          <w:p>
+            <w:pPr>
+              <w:ind w:left="0"/>
+              <w:jc w:val="left"/>
+            </w:pPr>
+            <w:r>
+              <w:rPr>
+                <w:sz w:val="18"/>
+                <w:szCs w:val="18"/>
+              </w:rPr>
+              <w:t>58.3</w:t>
+            </w:r>
+          </w:p>
+        </w:tc>
+      </w:tr>
+      <w:tr>
+        <w:tc>
+          <w:tcPr>
+            <w:tcW w:w="1039" w:type="dxa"/>
+          </w:tcPr>
+          <w:p>
+            <w:pPr>
+              <w:ind w:left="0"/>
+              <w:jc w:val="left"/>
+            </w:pPr>
+            <w:r>
+              <w:rPr>
+                <w:sz w:val="18"/>
+                <w:szCs w:val="18"/>
+              </w:rPr>
+              <w:t>A2</w:t>
+            </w:r>
+          </w:p>
+        </w:tc>
+        <w:tc>
+          <w:tcPr>
+            <w:tcW w:w="1322" w:type="dxa"/>
+          </w:tcPr>
+          <w:p>
+            <w:pPr>
+              <w:ind w:left="0"/>
+              <w:jc w:val="left"/>
+            </w:pPr>
+            <w:r>
+              <w:rPr>
+                <w:sz w:val="18"/>
+                <w:szCs w:val="18"/>
+              </w:rPr>
+              <w:t>Sara Bianchi</w:t>
+            </w:r>
+          </w:p>
+        </w:tc>
+        <w:tc>
+          <w:tcPr>
+            <w:tcW w:w="1417" w:type="dxa"/>
+          </w:tcPr>
+          <w:p>
+            <w:pPr>
+              <w:ind w:left="0"/>
+              <w:jc w:val="left"/>
+            </w:pPr>
+            <w:r>
+              <w:rPr>
+                <w:sz w:val="18"/>
+                <w:szCs w:val="18"/>
+              </w:rPr>
+              <w:t>Liceo Galilei</w:t>
+            </w:r>
+          </w:p>
+        </w:tc>
+        <w:tc>
+          <w:tcPr>
+            <w:tcW w:w="1228" w:type="dxa"/>
+          </w:tcPr>
+          <w:p>
+            <w:pPr>
+              <w:ind w:left="0"/>
+              <w:jc w:val="left"/>
+            </w:pPr>
+            <w:r>
+              <w:rPr>
+                <w:sz w:val="18"/>
+                <w:szCs w:val="18"/>
+              </w:rPr>
+              <w:t>Venezia</w:t>
+            </w:r>
+          </w:p>
+        </w:tc>
+        <w:tc>
+          <w:tcPr>
+            <w:tcW w:w="1133" w:type="dxa"/>
+          </w:tcPr>
+          <w:p>
+            <w:pPr>
+              <w:ind w:left="0"/>
+              <w:jc w:val="left"/>
+            </w:pPr>
+            <w:r>
+              <w:rPr>
+                <w:sz w:val="18"/>
+                <w:szCs w:val="18"/>
+              </w:rPr>
+              <w:t>1500 m</w:t>
+            </w:r>
+          </w:p>
+        </w:tc>
+        <w:tc>
+          <w:tcPr>
+            <w:tcW w:w="1133" w:type="dxa"/>
+          </w:tcPr>
+          <w:p>
+            <w:pPr>
+              <w:ind w:left="0"/>
+              <w:jc w:val="left"/>
+            </w:pPr>
+            <w:r>
+              <w:rPr>
+                <w:sz w:val="18"/>
+                <w:szCs w:val="18"/>
+              </w:rPr>
+              <w:t>Mezzofondo</w:t>
+            </w:r>
+          </w:p>
+        </w:tc>
+        <w:tc>
+          <w:tcPr>
+            <w:tcW w:w="566" w:type="dxa"/>
+          </w:tcPr>
+          <w:p>
+            <w:pPr>
+              <w:ind w:left="0"/>
+              <w:jc w:val="left"/>
+            </w:pPr>
+            <w:r>
+              <w:rPr>
+                <w:sz w:val="18"/>
+                <w:szCs w:val="18"/>
+              </w:rPr>
+              <w:t>2024</w:t>
+            </w:r>
+          </w:p>
+        </w:tc>
+        <w:tc>
+          <w:tcPr>
+            <w:tcW w:w="1039" w:type="dxa"/>
+          </w:tcPr>
+          <w:p>
+            <w:pPr>
+              <w:ind w:left="0"/>
+              <w:jc w:val="left"/>
+            </w:pPr>
+            <w:r>
+              <w:rPr>
+                <w:sz w:val="18"/>
+                <w:szCs w:val="18"/>
+              </w:rPr>
+              <w:t>Padova</w:t>
+            </w:r>
+          </w:p>
+        </w:tc>
+        <w:tc>
+          <w:tcPr>
+            <w:tcW w:w="755" w:type="dxa"/>
+          </w:tcPr>
+          <w:p>
+            <w:pPr>
+              <w:ind w:left="0"/>
+              <w:jc w:val="left"/>
+            </w:pPr>
+            <w:r>
+              <w:rPr>
+                <w:sz w:val="18"/>
+                <w:szCs w:val="18"/>
+              </w:rPr>
+              <w:t>5:12.0</w:t>
+            </w:r>
+          </w:p>
+        </w:tc>
+      </w:tr>
+      <w:tr>
+        <w:tc>
+          <w:tcPr>
+            <w:tcW w:w="1039" w:type="dxa"/>
+          </w:tcPr>
+          <w:p>
+            <w:pPr>
+              <w:ind w:left="0"/>
+              <w:jc w:val="left"/>
+            </w:pPr>
+            <w:r>
+              <w:rPr>
+                <w:sz w:val="18"/>
+                <w:szCs w:val="18"/>
+              </w:rPr>
+              <w:t>A3</w:t>
+            </w:r>
+          </w:p>
+        </w:tc>
+        <w:tc>
+          <w:tcPr>
+            <w:tcW w:w="1322" w:type="dxa"/>
+          </w:tcPr>
+          <w:p>
+            <w:pPr>
+              <w:ind w:left="0"/>
+              <w:jc w:val="left"/>
+            </w:pPr>
+            <w:r>
+              <w:rPr>
+                <w:sz w:val="18"/>
+                <w:szCs w:val="18"/>
+              </w:rPr>
+              <w:t>Davide Costa</w:t>
+            </w:r>
+          </w:p>
+        </w:tc>
+        <w:tc>
+          <w:tcPr>
+            <w:tcW w:w="1417" w:type="dxa"/>
+          </w:tcPr>
+          <w:p>
+            <w:pPr>
+              <w:ind w:left="0"/>
+              <w:jc w:val="left"/>
+            </w:pPr>
+            <w:r>
+              <w:rPr>
+                <w:sz w:val="18"/>
+                <w:szCs w:val="18"/>
+              </w:rPr>
+              <w:t>ITIS Fermi</w:t>
+            </w:r>
+          </w:p>
+        </w:tc>
+        <w:tc>
+          <w:tcPr>
+            <w:tcW w:w="1228" w:type="dxa"/>
+          </w:tcPr>
+          <w:p>
+            <w:pPr>
+              <w:ind w:left="0"/>
+              <w:jc w:val="left"/>
+            </w:pPr>
+            <w:r>
+              <w:rPr>
+                <w:sz w:val="18"/>
+                <w:szCs w:val="18"/>
+              </w:rPr>
+              <w:t>Treviso</w:t>
+            </w:r>
+          </w:p>
+        </w:tc>
+        <w:tc>
+          <w:tcPr>
+            <w:tcW w:w="1133" w:type="dxa"/>
+          </w:tcPr>
+          <w:p>
+            <w:pPr>
+              <w:ind w:left="0"/>
+              <w:jc w:val="left"/>
+            </w:pPr>
+            <w:r>
+              <w:rPr>
+                <w:sz w:val="18"/>
+                <w:szCs w:val="18"/>
+              </w:rPr>
+              <w:t>1500 m</w:t>
+            </w:r>
+          </w:p>
+        </w:tc>
+        <w:tc>
+          <w:tcPr>
+            <w:tcW w:w="1133" w:type="dxa"/>
+          </w:tcPr>
+          <w:p>
+            <w:pPr>
+              <w:ind w:left="0"/>
+              <w:jc w:val="left"/>
+            </w:pPr>
+            <w:r>
+              <w:rPr>
+                <w:sz w:val="18"/>
+                <w:szCs w:val="18"/>
+              </w:rPr>
+              <w:t>Mezzofondo</w:t>
+            </w:r>
+          </w:p>
+        </w:tc>
+        <w:tc>
+          <w:tcPr>
+            <w:tcW w:w="566" w:type="dxa"/>
+          </w:tcPr>
+          <w:p>
+            <w:pPr>
+              <w:ind w:left="0"/>
+              <w:jc w:val="left"/>
+            </w:pPr>
+            <w:r>
+              <w:rPr>
+                <w:sz w:val="18"/>
+                <w:szCs w:val="18"/>
+              </w:rPr>
+              <w:t>2025</w:t>
+            </w:r>
+          </w:p>
+        </w:tc>
+        <w:tc>
+          <w:tcPr>
+            <w:tcW w:w="1039" w:type="dxa"/>
+          </w:tcPr>
+          <w:p>
+            <w:pPr>
+              <w:ind w:left="0"/>
+              <w:jc w:val="left"/>
+            </w:pPr>
+            <w:r>
+              <w:rPr>
+                <w:sz w:val="18"/>
+                <w:szCs w:val="18"/>
+              </w:rPr>
+              <w:t>Verona</w:t>
+            </w:r>
+          </w:p>
+        </w:tc>
+        <w:tc>
+          <w:tcPr>
+            <w:tcW w:w="755" w:type="dxa"/>
+          </w:tcPr>
+          <w:p>
+            <w:pPr>
+              <w:ind w:left="0"/>
+              <w:jc w:val="left"/>
+            </w:pPr>
+            <w:r>
+              <w:rPr>
+                <w:sz w:val="18"/>
+                <w:szCs w:val="18"/>
+              </w:rPr>
+              <w:t>4:48.5</w:t>
+            </w:r>
+          </w:p>
+        </w:tc>
+      </w:tr>
+      <w:tr>
+        <w:tc>
+          <w:tcPr>
+            <w:tcW w:w="1039" w:type="dxa"/>
+          </w:tcPr>
+          <w:p>
+            <w:pPr>
+              <w:ind w:left="0"/>
+              <w:jc w:val="left"/>
+            </w:pPr>
+            <w:r>
+              <w:rPr>
+                <w:sz w:val="18"/>
+                <w:szCs w:val="18"/>
+              </w:rPr>
+              <w:t>A2</w:t>
+            </w:r>
+          </w:p>
+        </w:tc>
+        <w:tc>
+          <w:tcPr>
+            <w:tcW w:w="1322" w:type="dxa"/>
+          </w:tcPr>
+          <w:p>
+            <w:pPr>
+              <w:ind w:left="0"/>
+              <w:jc w:val="left"/>
+            </w:pPr>
+            <w:r>
+              <w:rPr>
+                <w:sz w:val="18"/>
+                <w:szCs w:val="18"/>
+              </w:rPr>
+              <w:t>Sara Bianchi</w:t>
+            </w:r>
+          </w:p>
+        </w:tc>
+        <w:tc>
+          <w:tcPr>
+            <w:tcW w:w="1417" w:type="dxa"/>
+          </w:tcPr>
+          <w:p>
+            <w:pPr>
+              <w:ind w:left="0"/>
+              <w:jc w:val="left"/>
+            </w:pPr>
+            <w:r>
+              <w:rPr>
+                <w:sz w:val="18"/>
+                <w:szCs w:val="18"/>
+              </w:rPr>
+              <w:t>Liceo Galilei</w:t>
+            </w:r>
+          </w:p>
+        </w:tc>
+        <w:tc>
+          <w:tcPr>
+            <w:tcW w:w="1228" w:type="dxa"/>
+          </w:tcPr>
+          <w:p>
+            <w:pPr>
+              <w:ind w:left="0"/>
+              <w:jc w:val="left"/>
+            </w:pPr>
+            <w:r>
+              <w:rPr>
+                <w:sz w:val="18"/>
+                <w:szCs w:val="18"/>
+              </w:rPr>
+              <w:t>Venezia</w:t>
+            </w:r>
+          </w:p>
+        </w:tc>
+        <w:tc>
+          <w:tcPr>
+            <w:tcW w:w="1133" w:type="dxa"/>
+          </w:tcPr>
+          <w:p>
+            <w:pPr>
+              <w:ind w:left="0"/>
+              <w:jc w:val="left"/>
+            </w:pPr>
+            <w:r>
+              <w:rPr>
+                <w:sz w:val="18"/>
+                <w:szCs w:val="18"/>
+              </w:rPr>
+              <w:t>100 m</w:t>
+            </w:r>
+          </w:p>
+        </w:tc>
+        <w:tc>
+          <w:tcPr>
+            <w:tcW w:w="1133" w:type="dxa"/>
+          </w:tcPr>
+          <w:p>
+            <w:pPr>
+              <w:ind w:left="0"/>
+              <w:jc w:val="left"/>
+            </w:pPr>
+            <w:r>
+              <w:rPr>
+                <w:sz w:val="18"/>
+                <w:szCs w:val="18"/>
+              </w:rPr>
+              <w:t>Velocità</w:t>
+            </w:r>
+          </w:p>
+        </w:tc>
+        <w:tc>
+          <w:tcPr>
+            <w:tcW w:w="566" w:type="dxa"/>
+          </w:tcPr>
+          <w:p>
+            <w:pPr>
+              <w:ind w:left="0"/>
+              <w:jc w:val="left"/>
+            </w:pPr>
+            <w:r>
+              <w:rPr>
+                <w:sz w:val="18"/>
+                <w:szCs w:val="18"/>
+              </w:rPr>
+              <w:t>2025</w:t>
+            </w:r>
+          </w:p>
+        </w:tc>
+        <w:tc>
+          <w:tcPr>
+            <w:tcW w:w="1039" w:type="dxa"/>
+          </w:tcPr>
+          <w:p>
+            <w:pPr>
+              <w:ind w:left="0"/>
+              <w:jc w:val="left"/>
+            </w:pPr>
+            <w:r>
+              <w:rPr>
+                <w:sz w:val="18"/>
+                <w:szCs w:val="18"/>
+              </w:rPr>
+              <w:t>Verona</w:t>
+            </w:r>
+          </w:p>
+        </w:tc>
+        <w:tc>
+          <w:tcPr>
+            <w:tcW w:w="755" w:type="dxa"/>
+          </w:tcPr>
+          <w:p>
+            <w:pPr>
+              <w:ind w:left="0"/>
+              <w:jc w:val="left"/>
+            </w:pPr>
+            <w:r>
+              <w:rPr>
+                <w:sz w:val="18"/>
+                <w:szCs w:val="18"/>
+              </w:rPr>
+              <w:t>13.6</w:t>
+            </w:r>
+          </w:p>
+        </w:tc>
+      </w:tr>
+    </w:tbl>
+    <w:p>
+      <w:pPr>
+        <w:pStyle w:val="Titolo6"/>
+      </w:pPr>
+      <w:r>
+        <w:t>Soluzione</w:t>
+      </w:r>
+    </w:p>
+    <w:p>
+      <w:pPr>
+        <w:ind w:left="0"/>
+      </w:pPr>
+      <w:r>
+        <w:t>Un tempo si riferisce a un atleta, in una specialità, in un certo anno: la chiave è formata da tre attributi.</w:t>
+      </w:r>
+    </w:p>
+    <w:p>
+      <w:pPr>
+        <w:ind w:left="0"/>
+      </w:pPr>
+      <w:r>
+        <w:t>Relazione(</w:t>
+      </w:r>
+      <w:r>
+        <w:rPr>
+          <w:u w:val="single"/>
+        </w:rPr>
+        <w:t>CodAtleta</w:t>
+      </w:r>
+      <w:r>
+        <w:t xml:space="preserve">, Atleta, Scuola, CittàScuola, </w:t>
+      </w:r>
+      <w:r>
+        <w:rPr>
+          <w:u w:val="single"/>
+        </w:rPr>
+        <w:t>Specialità</w:t>
+      </w:r>
+      <w:r>
+        <w:t xml:space="preserve">, Tipo, </w:t>
+      </w:r>
+      <w:r>
+        <w:rPr>
+          <w:u w:val="single"/>
+        </w:rPr>
+        <w:t>Anno</w:t>
+      </w:r>
+      <w:r>
+        <w:t>, CittàGara, Tempo)</w:t>
+      </w:r>
+    </w:p>
+    <w:p>
+      <w:pPr>
+        <w:ind w:left="0"/>
+      </w:pPr>
+    </w:p>
+    <w:p>
+      <w:pPr>
+        <w:ind w:left="0"/>
+      </w:pPr>
+      <w:r>
+        <w:t>1FN? No: Atleta è un attributo composto.</w:t>
+      </w:r>
+    </w:p>
+    <w:p>
+      <w:pPr>
+        <w:ind w:left="0"/>
+      </w:pPr>
+      <w:r>
+        <w:t>Relazione(</w:t>
+      </w:r>
+      <w:r>
+        <w:rPr>
+          <w:u w:val="single"/>
+        </w:rPr>
+        <w:t>CodAtleta</w:t>
+      </w:r>
+      <w:r>
+        <w:t xml:space="preserve">, Nome, Cognome, Scuola, CittàScuola, </w:t>
+      </w:r>
+      <w:r>
+        <w:rPr>
+          <w:u w:val="single"/>
+        </w:rPr>
+        <w:t>Specialità</w:t>
+      </w:r>
+      <w:r>
+        <w:t xml:space="preserve">, Tipo, </w:t>
+      </w:r>
+      <w:r>
+        <w:rPr>
+          <w:u w:val="single"/>
+        </w:rPr>
+        <w:t>Anno</w:t>
+      </w:r>
+      <w:r>
+        <w:t>, CittàGara, Tempo)</w:t>
+      </w:r>
+    </w:p>
+    <w:p>
+      <w:pPr>
+        <w:ind w:left="0"/>
+      </w:pPr>
+    </w:p>
+    <w:p>
+      <w:pPr>
+        <w:ind w:left="0"/>
+      </w:pPr>
+      <w:r>
+        <w:t>2FN? No. Con una chiave di tre attributi controllo ogni parte della chiave:</w:t>
+      </w:r>
+    </w:p>
+    <w:p>
+      <w:pPr>
+        <w:ind w:left="0"/>
+      </w:pPr>
+      <w:r>
+        <w:t>Nome, Cognome, Scuola, CittàScuola dipendono solo da CodAtleta;</w:t>
+      </w:r>
+    </w:p>
+    <w:p>
+      <w:pPr>
+        <w:ind w:left="0"/>
+      </w:pPr>
+      <w:r>
+        <w:t>Tipo dipende solo da Specialità (il 100 m è sempre Velocità);</w:t>
+      </w:r>
+    </w:p>
+    <w:p>
+      <w:pPr>
+        <w:ind w:left="0"/>
+      </w:pPr>
+      <w:r>
+        <w:lastRenderedPageBreak/>
+        <w:t>CittàGara dipende solo da Anno.</w:t>
+      </w:r>
+    </w:p>
+    <w:p>
+      <w:pPr>
+        <w:ind w:left="0"/>
+      </w:pPr>
+      <w:r>
+        <w:t>Solo Tempo dipende da tutta la chiave.</w:t>
+      </w:r>
+    </w:p>
+    <w:p>
+      <w:pPr>
+        <w:ind w:left="0"/>
+      </w:pPr>
+      <w:r>
+        <w:t>Risultato(</w:t>
+      </w:r>
+      <w:r>
+        <w:rPr>
+          <w:u w:val="single"/>
+        </w:rPr>
+        <w:t>CodAtleta*</w:t>
+      </w:r>
+      <w:r>
+        <w:t xml:space="preserve">, </w:t>
+      </w:r>
+      <w:r>
+        <w:rPr>
+          <w:u w:val="single"/>
+        </w:rPr>
+        <w:t>Specialità*</w:t>
+      </w:r>
+      <w:r>
+        <w:t xml:space="preserve">, </w:t>
+      </w:r>
+      <w:r>
+        <w:rPr>
+          <w:u w:val="single"/>
+        </w:rPr>
+        <w:t>Anno*</w:t>
+      </w:r>
+      <w:r>
+        <w:t>, Tempo)</w:t>
+      </w:r>
+    </w:p>
+    <w:p>
+      <w:pPr>
+        <w:ind w:left="0"/>
+      </w:pPr>
+      <w:r>
+        <w:t>Atleta(</w:t>
+      </w:r>
+      <w:r>
+        <w:rPr>
+          <w:u w:val="single"/>
+        </w:rPr>
+        <w:t>CodAtleta</w:t>
+      </w:r>
+      <w:r>
+        <w:t>, Nome, Cognome, Scuola, CittàScuola)</w:t>
+      </w:r>
+    </w:p>
+    <w:p>
+      <w:pPr>
+        <w:ind w:left="0"/>
+      </w:pPr>
+      <w:r>
+        <w:t>Specialità(</w:t>
+      </w:r>
+      <w:r>
+        <w:rPr>
+          <w:u w:val="single"/>
+        </w:rPr>
+        <w:t>Specialità</w:t>
+      </w:r>
+      <w:r>
+        <w:t>, Tipo)</w:t>
+      </w:r>
+    </w:p>
+    <w:p>
+      <w:pPr>
+        <w:ind w:left="0"/>
+      </w:pPr>
+      <w:r>
+        <w:t>Edizione(</w:t>
+      </w:r>
+      <w:r>
+        <w:rPr>
+          <w:u w:val="single"/>
+        </w:rPr>
+        <w:t>Anno</w:t>
+      </w:r>
+      <w:r>
+        <w:t>, CittàGara)</w:t>
+      </w:r>
+    </w:p>
+    <w:p>
+      <w:pPr>
+        <w:ind w:left="0"/>
+      </w:pPr>
+    </w:p>
+    <w:p>
+      <w:pPr>
+        <w:ind w:left="0"/>
+      </w:pPr>
+      <w:r>
+        <w:t>3FN? No: in Atleta, CittàScuola dipende da Scuola, che non è chiave.</w:t>
+      </w:r>
+    </w:p>
+    <w:p>
+      <w:pPr>
+        <w:ind w:left="0"/>
+      </w:pPr>
+      <w:r>
+        <w:t>Risultato(</w:t>
+      </w:r>
+      <w:r>
+        <w:rPr>
+          <w:u w:val="single"/>
+        </w:rPr>
+        <w:t>CodAtleta*</w:t>
+      </w:r>
+      <w:r>
+        <w:t xml:space="preserve">, </w:t>
+      </w:r>
+      <w:r>
+        <w:rPr>
+          <w:u w:val="single"/>
+        </w:rPr>
+        <w:t>Specialità*</w:t>
+      </w:r>
+      <w:r>
+        <w:t xml:space="preserve">, </w:t>
+      </w:r>
+      <w:r>
+        <w:rPr>
+          <w:u w:val="single"/>
+        </w:rPr>
+        <w:t>Anno*</w:t>
+      </w:r>
+      <w:r>
+        <w:t>, Tempo)</w:t>
+      </w:r>
+    </w:p>
+    <w:p>
+      <w:pPr>
+        <w:ind w:left="0"/>
+      </w:pPr>
+      <w:r>
+        <w:t>Atleta(</w:t>
+      </w:r>
+      <w:r>
+        <w:rPr>
+          <w:u w:val="single"/>
+        </w:rPr>
+        <w:t>CodAtleta</w:t>
+      </w:r>
+      <w:r>
+        <w:t>, Nome, Cognome, Scuola*)</w:t>
+      </w:r>
+    </w:p>
+    <w:p>
+      <w:pPr>
+        <w:ind w:left="0"/>
+      </w:pPr>
+      <w:r>
+        <w:t>Scuola(</w:t>
+      </w:r>
+      <w:r>
+        <w:rPr>
+          <w:u w:val="single"/>
+        </w:rPr>
+        <w:t>Scuola</w:t>
+      </w:r>
+      <w:r>
+        <w:t>, CittàScuola)</w:t>
+      </w:r>
+    </w:p>
+    <w:p>
+      <w:pPr>
+        <w:ind w:left="0"/>
+      </w:pPr>
+      <w:r>
+        <w:t>Specialità(</w:t>
+      </w:r>
+      <w:r>
+        <w:rPr>
+          <w:u w:val="single"/>
+        </w:rPr>
+        <w:t>Specialità</w:t>
+      </w:r>
+      <w:r>
+        <w:t>, Tipo)</w:t>
+      </w:r>
+    </w:p>
+    <w:p>
+      <w:pPr>
+        <w:ind w:left="0"/>
+      </w:pPr>
+      <w:r>
+        <w:t>Edizione(</w:t>
+      </w:r>
+      <w:r>
+        <w:rPr>
+          <w:u w:val="single"/>
+        </w:rPr>
+        <w:t>Anno</w:t>
+      </w:r>
+      <w:r>
+        <w:t>, CittàGara)</w:t>
+      </w:r>
+    </w:p>
+    <w:p>
+      <w:pPr>
+        <w:pStyle w:val="Titolo3"/>
+      </w:pPr>
+      <w:r>
+        <w:t xml:space="preserve">Agenzia viaggi (nuovo, da ricontrollare)</w:t>
+      </w:r>
+    </w:p>
+    <w:p>
+      <w:pPr>
+        <w:ind w:left="0"/>
+      </w:pPr>
+      <w:r>
+        <w:t>Un'agenzia raccoglie le prenotazioni dei clienti per i viaggi organizzati. Ogni viaggio ha una data di partenza e una guida, che può parlare più lingue. La seguente tabella rappresenta una tabella di un database. Questo database non sembra ben fatto e non sono nemmeno indicate le chiavi. Sistema il database in modo che rispetti le 3 forme normali.</w:t>
+      </w:r>
+    </w:p>
+    <w:tbl>
+      <w:tblPr>
+        <w:tblStyle w:val="Grigliatabella"/>
+        <w:tblW w:w="0" w:type="auto"/>
+        <w:tblCellMar>
+          <w:top w:w="28" w:type="dxa"/>
+          <w:bottom w:w="28" w:type="dxa"/>
+        </w:tblCellMar>
+        <w:tblLook w:val="04A0" w:firstRow="1" w:lastRow="0" w:firstColumn="1" w:lastColumn="0" w:noHBand="0" w:noVBand="1"/>
+      </w:tblPr>
+      <w:tblGrid>
+        <w:gridCol w:w="781"/>
+        <w:gridCol w:w="939"/>
+        <w:gridCol w:w="925"/>
+        <w:gridCol w:w="963"/>
+        <w:gridCol w:w="1077"/>
+        <w:gridCol w:w="869"/>
+        <w:gridCol w:w="865"/>
+        <w:gridCol w:w="842"/>
+        <w:gridCol w:w="1290"/>
+        <w:gridCol w:w="1077"/>
+      </w:tblGrid>
+      <w:tr>
+        <w:tc>
+          <w:tcPr>
+            <w:tcW w:w="683" w:type="dxa"/>
+          </w:tcPr>
+          <w:p>
+            <w:pPr>
+              <w:ind w:left="0"/>
+              <w:jc w:val="center"/>
+            </w:pPr>
+            <w:r>
+              <w:rPr>
+                <w:b/>
+                <w:bCs/>
+                <w:sz w:val="16"/>
+                <w:szCs w:val="16"/>
+              </w:rPr>
+              <w:t>CodPren</w:t>
+            </w:r>
+          </w:p>
+        </w:tc>
+        <w:tc>
+          <w:tcPr>
+            <w:tcW w:w="910" w:type="dxa"/>
+          </w:tcPr>
+          <w:p>
+            <w:pPr>
+              <w:ind w:left="0"/>
+              <w:jc w:val="center"/>
+            </w:pPr>
+            <w:r>
+              <w:rPr>
+                <w:b/>
+                <w:bCs/>
+                <w:sz w:val="16"/>
+                <w:szCs w:val="16"/>
+              </w:rPr>
+              <w:t>CodCliente</w:t>
+            </w:r>
+          </w:p>
+        </w:tc>
+        <w:tc>
+          <w:tcPr>
+            <w:tcW w:w="1062" w:type="dxa"/>
+          </w:tcPr>
+          <w:p>
+            <w:pPr>
+              <w:ind w:left="0"/>
+              <w:jc w:val="center"/>
+            </w:pPr>
+            <w:r>
+              <w:rPr>
+                <w:b/>
+                <w:bCs/>
+                <w:sz w:val="16"/>
+                <w:szCs w:val="16"/>
+              </w:rPr>
+              <w:t>Cliente</w:t>
+            </w:r>
+          </w:p>
+        </w:tc>
+        <w:tc>
+          <w:tcPr>
+            <w:tcW w:w="910" w:type="dxa"/>
+          </w:tcPr>
+          <w:p>
+            <w:pPr>
+              <w:ind w:left="0"/>
+              <w:jc w:val="center"/>
+            </w:pPr>
+            <w:r>
+              <w:rPr>
+                <w:b/>
+                <w:bCs/>
+                <w:sz w:val="16"/>
+                <w:szCs w:val="16"/>
+              </w:rPr>
+              <w:t>CodViaggio</w:t>
+            </w:r>
+          </w:p>
+        </w:tc>
+        <w:tc>
+          <w:tcPr>
+            <w:tcW w:w="1062" w:type="dxa"/>
+          </w:tcPr>
+          <w:p>
+            <w:pPr>
+              <w:ind w:left="0"/>
+              <w:jc w:val="center"/>
+            </w:pPr>
+            <w:r>
+              <w:rPr>
+                <w:b/>
+                <w:bCs/>
+                <w:sz w:val="16"/>
+                <w:szCs w:val="16"/>
+              </w:rPr>
+              <w:t>Destinazione</w:t>
+            </w:r>
+          </w:p>
+        </w:tc>
+        <w:tc>
+          <w:tcPr>
+            <w:tcW w:w="910" w:type="dxa"/>
+          </w:tcPr>
+          <w:p>
+            <w:pPr>
+              <w:ind w:left="0"/>
+              <w:jc w:val="center"/>
+            </w:pPr>
+            <w:r>
+              <w:rPr>
+                <w:b/>
+                <w:bCs/>
+                <w:sz w:val="16"/>
+                <w:szCs w:val="16"/>
+              </w:rPr>
+              <w:t>Partenza</w:t>
+            </w:r>
+          </w:p>
+        </w:tc>
+        <w:tc>
+          <w:tcPr>
+            <w:tcW w:w="758" w:type="dxa"/>
+          </w:tcPr>
+          <w:p>
+            <w:pPr>
+              <w:ind w:left="0"/>
+              <w:jc w:val="center"/>
+            </w:pPr>
+            <w:r>
+              <w:rPr>
+                <w:b/>
+                <w:bCs/>
+                <w:sz w:val="16"/>
+                <w:szCs w:val="16"/>
+              </w:rPr>
+              <w:t>CodGuida</w:t>
+            </w:r>
+          </w:p>
+        </w:tc>
+        <w:tc>
+          <w:tcPr>
+            <w:tcW w:w="986" w:type="dxa"/>
+          </w:tcPr>
+          <w:p>
+            <w:pPr>
+              <w:ind w:left="0"/>
+              <w:jc w:val="center"/>
+            </w:pPr>
+            <w:r>
+              <w:rPr>
+                <w:b/>
+                <w:bCs/>
+                <w:sz w:val="16"/>
+                <w:szCs w:val="16"/>
+              </w:rPr>
+              <w:t>Guida</w:t>
+            </w:r>
+          </w:p>
+        </w:tc>
+        <w:tc>
+          <w:tcPr>
+            <w:tcW w:w="1441" w:type="dxa"/>
+          </w:tcPr>
+          <w:p>
+            <w:pPr>
+              <w:ind w:left="0"/>
+              <w:jc w:val="center"/>
+            </w:pPr>
+            <w:r>
+              <w:rPr>
+                <w:b/>
+                <w:bCs/>
+                <w:sz w:val="16"/>
+                <w:szCs w:val="16"/>
+              </w:rPr>
+              <w:t>LingueGuida</w:t>
+            </w:r>
+          </w:p>
+        </w:tc>
+        <w:tc>
+          <w:tcPr>
+            <w:tcW w:w="910" w:type="dxa"/>
+          </w:tcPr>
+          <w:p>
+            <w:pPr>
+              <w:ind w:left="0"/>
+              <w:jc w:val="center"/>
+            </w:pPr>
+            <w:r>
+              <w:rPr>
+                <w:b/>
+                <w:bCs/>
+                <w:sz w:val="16"/>
+                <w:szCs w:val="16"/>
+              </w:rPr>
+              <w:t>NumPersone</w:t>
+            </w:r>
+          </w:p>
+        </w:tc>
+      </w:tr>
+      <w:tr>
+        <w:tc>
+          <w:tcPr>
+            <w:tcW w:w="683" w:type="dxa"/>
+          </w:tcPr>
+          <w:p>
+            <w:pPr>
+              <w:ind w:left="0"/>
+              <w:jc w:val="left"/>
+            </w:pPr>
+            <w:r>
+              <w:rPr>
+                <w:sz w:val="16"/>
+                <w:szCs w:val="16"/>
+              </w:rPr>
+              <w:t>P01</w:t>
+            </w:r>
+          </w:p>
+        </w:tc>
+        <w:tc>
+          <w:tcPr>
+            <w:tcW w:w="910" w:type="dxa"/>
+          </w:tcPr>
+          <w:p>
+            <w:pPr>
+              <w:ind w:left="0"/>
+              <w:jc w:val="left"/>
+            </w:pPr>
+            <w:r>
+              <w:rPr>
+                <w:sz w:val="16"/>
+                <w:szCs w:val="16"/>
+              </w:rPr>
+              <w:t>CL1</w:t>
+            </w:r>
+          </w:p>
+        </w:tc>
+        <w:tc>
+          <w:tcPr>
+            <w:tcW w:w="1062" w:type="dxa"/>
+          </w:tcPr>
+          <w:p>
+            <w:pPr>
+              <w:ind w:left="0"/>
+              <w:jc w:val="left"/>
+            </w:pPr>
+            <w:r>
+              <w:rPr>
+                <w:sz w:val="16"/>
+                <w:szCs w:val="16"/>
+              </w:rPr>
+              <w:t>Anna Ferri</w:t>
+            </w:r>
+          </w:p>
+        </w:tc>
+        <w:tc>
+          <w:tcPr>
+            <w:tcW w:w="910" w:type="dxa"/>
+          </w:tcPr>
+          <w:p>
+            <w:pPr>
+              <w:ind w:left="0"/>
+              <w:jc w:val="left"/>
+            </w:pPr>
+            <w:r>
+              <w:rPr>
+                <w:sz w:val="16"/>
+                <w:szCs w:val="16"/>
+              </w:rPr>
+              <w:t>V10</w:t>
+            </w:r>
+          </w:p>
+        </w:tc>
+        <w:tc>
+          <w:tcPr>
+            <w:tcW w:w="1062" w:type="dxa"/>
+          </w:tcPr>
+          <w:p>
+            <w:pPr>
+              <w:ind w:left="0"/>
+              <w:jc w:val="left"/>
+            </w:pPr>
+            <w:r>
+              <w:rPr>
+                <w:sz w:val="16"/>
+                <w:szCs w:val="16"/>
+              </w:rPr>
+              <w:t>Parigi</w:t>
+            </w:r>
+          </w:p>
+        </w:tc>
+        <w:tc>
+          <w:tcPr>
+            <w:tcW w:w="910" w:type="dxa"/>
+          </w:tcPr>
+          <w:p>
+            <w:pPr>
+              <w:ind w:left="0"/>
+              <w:jc w:val="left"/>
+            </w:pPr>
+            <w:r>
+              <w:rPr>
+                <w:sz w:val="16"/>
+                <w:szCs w:val="16"/>
+              </w:rPr>
+              <w:t>2026-04-10</w:t>
+            </w:r>
+          </w:p>
+        </w:tc>
+        <w:tc>
+          <w:tcPr>
+            <w:tcW w:w="758" w:type="dxa"/>
+          </w:tcPr>
+          <w:p>
+            <w:pPr>
+              <w:ind w:left="0"/>
+              <w:jc w:val="left"/>
+            </w:pPr>
+            <w:r>
+              <w:rPr>
+                <w:sz w:val="16"/>
+                <w:szCs w:val="16"/>
+              </w:rPr>
+              <w:t>G1</w:t>
+            </w:r>
+          </w:p>
+        </w:tc>
+        <w:tc>
+          <w:tcPr>
+            <w:tcW w:w="986" w:type="dxa"/>
+          </w:tcPr>
+          <w:p>
+            <w:pPr>
+              <w:ind w:left="0"/>
+              <w:jc w:val="left"/>
+            </w:pPr>
+            <w:r>
+              <w:rPr>
+                <w:sz w:val="16"/>
+                <w:szCs w:val="16"/>
+              </w:rPr>
+              <w:t>Elena Zago</w:t>
+            </w:r>
+          </w:p>
+        </w:tc>
+        <w:tc>
+          <w:tcPr>
+            <w:tcW w:w="1441" w:type="dxa"/>
+          </w:tcPr>
+          <w:p>
+            <w:pPr>
+              <w:ind w:left="0"/>
+              <w:jc w:val="left"/>
+            </w:pPr>
+            <w:r>
+              <w:rPr>
+                <w:sz w:val="16"/>
+                <w:szCs w:val="16"/>
+              </w:rPr>
+              <w:t>Inglese, Francese</w:t>
+            </w:r>
+          </w:p>
+        </w:tc>
+        <w:tc>
+          <w:tcPr>
+            <w:tcW w:w="910" w:type="dxa"/>
+          </w:tcPr>
+          <w:p>
+            <w:pPr>
+              <w:ind w:left="0"/>
+              <w:jc w:val="left"/>
+            </w:pPr>
+            <w:r>
+              <w:rPr>
+                <w:sz w:val="16"/>
+                <w:szCs w:val="16"/>
+              </w:rPr>
+              <w:t>2</w:t>
+            </w:r>
+          </w:p>
+        </w:tc>
+      </w:tr>
+      <w:tr>
+        <w:tc>
+          <w:tcPr>
+            <w:tcW w:w="683" w:type="dxa"/>
+          </w:tcPr>
+          <w:p>
+            <w:pPr>
+              <w:ind w:left="0"/>
+              <w:jc w:val="left"/>
+            </w:pPr>
+            <w:r>
+              <w:rPr>
+                <w:sz w:val="16"/>
+                <w:szCs w:val="16"/>
+              </w:rPr>
+              <w:t>P02</w:t>
+            </w:r>
+          </w:p>
+        </w:tc>
+        <w:tc>
+          <w:tcPr>
+            <w:tcW w:w="910" w:type="dxa"/>
+          </w:tcPr>
+          <w:p>
+            <w:pPr>
+              <w:ind w:left="0"/>
+              <w:jc w:val="left"/>
+            </w:pPr>
+            <w:r>
+              <w:rPr>
+                <w:sz w:val="16"/>
+                <w:szCs w:val="16"/>
+              </w:rPr>
+              <w:t>CL2</w:t>
+            </w:r>
+          </w:p>
+        </w:tc>
+        <w:tc>
+          <w:tcPr>
+            <w:tcW w:w="1062" w:type="dxa"/>
+          </w:tcPr>
+          <w:p>
+            <w:pPr>
+              <w:ind w:left="0"/>
+              <w:jc w:val="left"/>
+            </w:pPr>
+            <w:r>
+              <w:rPr>
+                <w:sz w:val="16"/>
+                <w:szCs w:val="16"/>
+              </w:rPr>
+              <w:t>Matteo Sala</w:t>
+            </w:r>
+          </w:p>
+        </w:tc>
+        <w:tc>
+          <w:tcPr>
+            <w:tcW w:w="910" w:type="dxa"/>
+          </w:tcPr>
+          <w:p>
+            <w:pPr>
+              <w:ind w:left="0"/>
+              <w:jc w:val="left"/>
+            </w:pPr>
+            <w:r>
+              <w:rPr>
+                <w:sz w:val="16"/>
+                <w:szCs w:val="16"/>
+              </w:rPr>
+              <w:t>V10</w:t>
+            </w:r>
+          </w:p>
+        </w:tc>
+        <w:tc>
+          <w:tcPr>
+            <w:tcW w:w="1062" w:type="dxa"/>
+          </w:tcPr>
+          <w:p>
+            <w:pPr>
+              <w:ind w:left="0"/>
+              <w:jc w:val="left"/>
+            </w:pPr>
+            <w:r>
+              <w:rPr>
+                <w:sz w:val="16"/>
+                <w:szCs w:val="16"/>
+              </w:rPr>
+              <w:t>Parigi</w:t>
+            </w:r>
+          </w:p>
+        </w:tc>
+        <w:tc>
+          <w:tcPr>
+            <w:tcW w:w="910" w:type="dxa"/>
+          </w:tcPr>
+          <w:p>
+            <w:pPr>
+              <w:ind w:left="0"/>
+              <w:jc w:val="left"/>
+            </w:pPr>
+            <w:r>
+              <w:rPr>
+                <w:sz w:val="16"/>
+                <w:szCs w:val="16"/>
+              </w:rPr>
+              <w:t>2026-04-10</w:t>
+            </w:r>
+          </w:p>
+        </w:tc>
+        <w:tc>
+          <w:tcPr>
+            <w:tcW w:w="758" w:type="dxa"/>
+          </w:tcPr>
+          <w:p>
+            <w:pPr>
+              <w:ind w:left="0"/>
+              <w:jc w:val="left"/>
+            </w:pPr>
+            <w:r>
+              <w:rPr>
+                <w:sz w:val="16"/>
+                <w:szCs w:val="16"/>
+              </w:rPr>
+              <w:t>G1</w:t>
+            </w:r>
+          </w:p>
+        </w:tc>
+        <w:tc>
+          <w:tcPr>
+            <w:tcW w:w="986" w:type="dxa"/>
+          </w:tcPr>
+          <w:p>
+            <w:pPr>
+              <w:ind w:left="0"/>
+              <w:jc w:val="left"/>
+            </w:pPr>
+            <w:r>
+              <w:rPr>
+                <w:sz w:val="16"/>
+                <w:szCs w:val="16"/>
+              </w:rPr>
+              <w:t>Elena Zago</w:t>
+            </w:r>
+          </w:p>
+        </w:tc>
+        <w:tc>
+          <w:tcPr>
+            <w:tcW w:w="1441" w:type="dxa"/>
+          </w:tcPr>
+          <w:p>
+            <w:pPr>
+              <w:ind w:left="0"/>
+              <w:jc w:val="left"/>
+            </w:pPr>
+            <w:r>
+              <w:rPr>
+                <w:sz w:val="16"/>
+                <w:szCs w:val="16"/>
+              </w:rPr>
+              <w:t>Inglese, Francese</w:t>
+            </w:r>
+          </w:p>
+        </w:tc>
+        <w:tc>
+          <w:tcPr>
+            <w:tcW w:w="910" w:type="dxa"/>
+          </w:tcPr>
+          <w:p>
+            <w:pPr>
+              <w:ind w:left="0"/>
+              <w:jc w:val="left"/>
+            </w:pPr>
+            <w:r>
+              <w:rPr>
+                <w:sz w:val="16"/>
+                <w:szCs w:val="16"/>
+              </w:rPr>
+              <w:t>4</w:t>
+            </w:r>
+          </w:p>
+        </w:tc>
+      </w:tr>
+      <w:tr>
+        <w:tc>
+          <w:tcPr>
+            <w:tcW w:w="683" w:type="dxa"/>
+          </w:tcPr>
+          <w:p>
+            <w:pPr>
+              <w:ind w:left="0"/>
+              <w:jc w:val="left"/>
+            </w:pPr>
+            <w:r>
+              <w:rPr>
+                <w:sz w:val="16"/>
+                <w:szCs w:val="16"/>
+              </w:rPr>
+              <w:t>P03</w:t>
+            </w:r>
+          </w:p>
+        </w:tc>
+        <w:tc>
+          <w:tcPr>
+            <w:tcW w:w="910" w:type="dxa"/>
+          </w:tcPr>
+          <w:p>
+            <w:pPr>
+              <w:ind w:left="0"/>
+              <w:jc w:val="left"/>
+            </w:pPr>
+            <w:r>
+              <w:rPr>
+                <w:sz w:val="16"/>
+                <w:szCs w:val="16"/>
+              </w:rPr>
+              <w:t>CL1</w:t>
+            </w:r>
+          </w:p>
+        </w:tc>
+        <w:tc>
+          <w:tcPr>
+            <w:tcW w:w="1062" w:type="dxa"/>
+          </w:tcPr>
+          <w:p>
+            <w:pPr>
+              <w:ind w:left="0"/>
+              <w:jc w:val="left"/>
+            </w:pPr>
+            <w:r>
+              <w:rPr>
+                <w:sz w:val="16"/>
+                <w:szCs w:val="16"/>
+              </w:rPr>
+              <w:t>Anna Ferri</w:t>
+            </w:r>
+          </w:p>
+        </w:tc>
+        <w:tc>
+          <w:tcPr>
+            <w:tcW w:w="910" w:type="dxa"/>
+          </w:tcPr>
+          <w:p>
+            <w:pPr>
+              <w:ind w:left="0"/>
+              <w:jc w:val="left"/>
+            </w:pPr>
+            <w:r>
+              <w:rPr>
+                <w:sz w:val="16"/>
+                <w:szCs w:val="16"/>
+              </w:rPr>
+              <w:t>V11</w:t>
+            </w:r>
+          </w:p>
+        </w:tc>
+        <w:tc>
+          <w:tcPr>
+            <w:tcW w:w="1062" w:type="dxa"/>
+          </w:tcPr>
+          <w:p>
+            <w:pPr>
+              <w:ind w:left="0"/>
+              <w:jc w:val="left"/>
+            </w:pPr>
+            <w:r>
+              <w:rPr>
+                <w:sz w:val="16"/>
+                <w:szCs w:val="16"/>
+              </w:rPr>
+              <w:t>Madrid</w:t>
+            </w:r>
+          </w:p>
+        </w:tc>
+        <w:tc>
+          <w:tcPr>
+            <w:tcW w:w="910" w:type="dxa"/>
+          </w:tcPr>
+          <w:p>
+            <w:pPr>
+              <w:ind w:left="0"/>
+              <w:jc w:val="left"/>
+            </w:pPr>
+            <w:r>
+              <w:rPr>
+                <w:sz w:val="16"/>
+                <w:szCs w:val="16"/>
+              </w:rPr>
+              <w:t>2026-05-02</w:t>
+            </w:r>
+          </w:p>
+        </w:tc>
+        <w:tc>
+          <w:tcPr>
+            <w:tcW w:w="758" w:type="dxa"/>
+          </w:tcPr>
+          <w:p>
+            <w:pPr>
+              <w:ind w:left="0"/>
+              <w:jc w:val="left"/>
+            </w:pPr>
+            <w:r>
+              <w:rPr>
+                <w:sz w:val="16"/>
+                <w:szCs w:val="16"/>
+              </w:rPr>
+              <w:t>G2</w:t>
+            </w:r>
+          </w:p>
+        </w:tc>
+        <w:tc>
+          <w:tcPr>
+            <w:tcW w:w="986" w:type="dxa"/>
+          </w:tcPr>
+          <w:p>
+            <w:pPr>
+              <w:ind w:left="0"/>
+              <w:jc w:val="left"/>
+            </w:pPr>
+            <w:r>
+              <w:rPr>
+                <w:sz w:val="16"/>
+                <w:szCs w:val="16"/>
+              </w:rPr>
+              <w:t>Paolo Rizzo</w:t>
+            </w:r>
+          </w:p>
+        </w:tc>
+        <w:tc>
+          <w:tcPr>
+            <w:tcW w:w="1441" w:type="dxa"/>
+          </w:tcPr>
+          <w:p>
+            <w:pPr>
+              <w:ind w:left="0"/>
+              <w:jc w:val="left"/>
+            </w:pPr>
+            <w:r>
+              <w:rPr>
+                <w:sz w:val="16"/>
+                <w:szCs w:val="16"/>
+              </w:rPr>
+              <w:t>Spagnolo, Inglese</w:t>
+            </w:r>
+          </w:p>
+        </w:tc>
+        <w:tc>
+          <w:tcPr>
+            <w:tcW w:w="910" w:type="dxa"/>
+          </w:tcPr>
+          <w:p>
+            <w:pPr>
+              <w:ind w:left="0"/>
+              <w:jc w:val="left"/>
+            </w:pPr>
+            <w:r>
+              <w:rPr>
+                <w:sz w:val="16"/>
+                <w:szCs w:val="16"/>
+              </w:rPr>
+              <w:t>2</w:t>
+            </w:r>
+          </w:p>
+        </w:tc>
+      </w:tr>
+      <w:tr>
+        <w:tc>
+          <w:tcPr>
+            <w:tcW w:w="683" w:type="dxa"/>
+          </w:tcPr>
+          <w:p>
+            <w:pPr>
+              <w:ind w:left="0"/>
+              <w:jc w:val="left"/>
+            </w:pPr>
+            <w:r>
+              <w:rPr>
+                <w:sz w:val="16"/>
+                <w:szCs w:val="16"/>
+              </w:rPr>
+              <w:t>P04</w:t>
+            </w:r>
+          </w:p>
+        </w:tc>
+        <w:tc>
+          <w:tcPr>
+            <w:tcW w:w="910" w:type="dxa"/>
+          </w:tcPr>
+          <w:p>
+            <w:pPr>
+              <w:ind w:left="0"/>
+              <w:jc w:val="left"/>
+            </w:pPr>
+            <w:r>
+              <w:rPr>
+                <w:sz w:val="16"/>
+                <w:szCs w:val="16"/>
+              </w:rPr>
+              <w:t>CL3</w:t>
+            </w:r>
+          </w:p>
+        </w:tc>
+        <w:tc>
+          <w:tcPr>
+            <w:tcW w:w="1062" w:type="dxa"/>
+          </w:tcPr>
+          <w:p>
+            <w:pPr>
+              <w:ind w:left="0"/>
+              <w:jc w:val="left"/>
+            </w:pPr>
+            <w:r>
+              <w:rPr>
+                <w:sz w:val="16"/>
+                <w:szCs w:val="16"/>
+              </w:rPr>
+              <w:t>Irene Fabbri</w:t>
+            </w:r>
+          </w:p>
+        </w:tc>
+        <w:tc>
+          <w:tcPr>
+            <w:tcW w:w="910" w:type="dxa"/>
+          </w:tcPr>
+          <w:p>
+            <w:pPr>
+              <w:ind w:left="0"/>
+              <w:jc w:val="left"/>
+            </w:pPr>
+            <w:r>
+              <w:rPr>
+                <w:sz w:val="16"/>
+                <w:szCs w:val="16"/>
+              </w:rPr>
+              <w:t>V12</w:t>
+            </w:r>
+          </w:p>
+        </w:tc>
+        <w:tc>
+          <w:tcPr>
+            <w:tcW w:w="1062" w:type="dxa"/>
+          </w:tcPr>
+          <w:p>
+            <w:pPr>
+              <w:ind w:left="0"/>
+              <w:jc w:val="left"/>
+            </w:pPr>
+            <w:r>
+              <w:rPr>
+                <w:sz w:val="16"/>
+                <w:szCs w:val="16"/>
+              </w:rPr>
+              <w:t>Lione</w:t>
+            </w:r>
+          </w:p>
+        </w:tc>
+        <w:tc>
+          <w:tcPr>
+            <w:tcW w:w="910" w:type="dxa"/>
+          </w:tcPr>
+          <w:p>
+            <w:pPr>
+              <w:ind w:left="0"/>
+              <w:jc w:val="left"/>
+            </w:pPr>
+            <w:r>
+              <w:rPr>
+                <w:sz w:val="16"/>
+                <w:szCs w:val="16"/>
+              </w:rPr>
+              <w:t>2026-06-15</w:t>
+            </w:r>
+          </w:p>
+        </w:tc>
+        <w:tc>
+          <w:tcPr>
+            <w:tcW w:w="758" w:type="dxa"/>
+          </w:tcPr>
+          <w:p>
+            <w:pPr>
+              <w:ind w:left="0"/>
+              <w:jc w:val="left"/>
+            </w:pPr>
+            <w:r>
+              <w:rPr>
+                <w:sz w:val="16"/>
+                <w:szCs w:val="16"/>
+              </w:rPr>
+              <w:t>G1</w:t>
+            </w:r>
+          </w:p>
+        </w:tc>
+        <w:tc>
+          <w:tcPr>
+            <w:tcW w:w="986" w:type="dxa"/>
+          </w:tcPr>
+          <w:p>
+            <w:pPr>
+              <w:ind w:left="0"/>
+              <w:jc w:val="left"/>
+            </w:pPr>
+            <w:r>
+              <w:rPr>
+                <w:sz w:val="16"/>
+                <w:szCs w:val="16"/>
+              </w:rPr>
+              <w:t>Elena Zago</w:t>
+            </w:r>
+          </w:p>
+        </w:tc>
+        <w:tc>
+          <w:tcPr>
+            <w:tcW w:w="1441" w:type="dxa"/>
+          </w:tcPr>
+          <w:p>
+            <w:pPr>
+              <w:ind w:left="0"/>
+              <w:jc w:val="left"/>
+            </w:pPr>
+            <w:r>
+              <w:rPr>
+                <w:sz w:val="16"/>
+                <w:szCs w:val="16"/>
+              </w:rPr>
+              <w:t>Inglese, Francese</w:t>
+            </w:r>
+          </w:p>
+        </w:tc>
+        <w:tc>
+          <w:tcPr>
+            <w:tcW w:w="910" w:type="dxa"/>
+          </w:tcPr>
+          <w:p>
+            <w:pPr>
+              <w:ind w:left="0"/>
+              <w:jc w:val="left"/>
+            </w:pPr>
+            <w:r>
+              <w:rPr>
+                <w:sz w:val="16"/>
+                <w:szCs w:val="16"/>
+              </w:rPr>
+              <w:t>1</w:t>
+            </w:r>
+          </w:p>
+        </w:tc>
+      </w:tr>
+      <w:tr>
+        <w:tc>
+          <w:tcPr>
+            <w:tcW w:w="683" w:type="dxa"/>
+          </w:tcPr>
+          <w:p>
+            <w:pPr>
+              <w:ind w:left="0"/>
+              <w:jc w:val="left"/>
+            </w:pPr>
+            <w:r>
+              <w:rPr>
+                <w:sz w:val="16"/>
+                <w:szCs w:val="16"/>
+              </w:rPr>
+              <w:t>P05</w:t>
+            </w:r>
+          </w:p>
+        </w:tc>
+        <w:tc>
+          <w:tcPr>
+            <w:tcW w:w="910" w:type="dxa"/>
+          </w:tcPr>
+          <w:p>
+            <w:pPr>
+              <w:ind w:left="0"/>
+              <w:jc w:val="left"/>
+            </w:pPr>
+            <w:r>
+              <w:rPr>
+                <w:sz w:val="16"/>
+                <w:szCs w:val="16"/>
+              </w:rPr>
+              <w:t>CL3</w:t>
+            </w:r>
+          </w:p>
+        </w:tc>
+        <w:tc>
+          <w:tcPr>
+            <w:tcW w:w="1062" w:type="dxa"/>
+          </w:tcPr>
+          <w:p>
+            <w:pPr>
+              <w:ind w:left="0"/>
+              <w:jc w:val="left"/>
+            </w:pPr>
+            <w:r>
+              <w:rPr>
+                <w:sz w:val="16"/>
+                <w:szCs w:val="16"/>
+              </w:rPr>
+              <w:t>Irene Fabbri</w:t>
+            </w:r>
+          </w:p>
+        </w:tc>
+        <w:tc>
+          <w:tcPr>
+            <w:tcW w:w="910" w:type="dxa"/>
+          </w:tcPr>
+          <w:p>
+            <w:pPr>
+              <w:ind w:left="0"/>
+              <w:jc w:val="left"/>
+            </w:pPr>
+            <w:r>
+              <w:rPr>
+                <w:sz w:val="16"/>
+                <w:szCs w:val="16"/>
+              </w:rPr>
+              <w:t>V11</w:t>
+            </w:r>
+          </w:p>
+        </w:tc>
+        <w:tc>
+          <w:tcPr>
+            <w:tcW w:w="1062" w:type="dxa"/>
+          </w:tcPr>
+          <w:p>
+            <w:pPr>
+              <w:ind w:left="0"/>
+              <w:jc w:val="left"/>
+            </w:pPr>
+            <w:r>
+              <w:rPr>
+                <w:sz w:val="16"/>
+                <w:szCs w:val="16"/>
+              </w:rPr>
+              <w:t>Madrid</w:t>
+            </w:r>
+          </w:p>
+        </w:tc>
+        <w:tc>
+          <w:tcPr>
+            <w:tcW w:w="910" w:type="dxa"/>
+          </w:tcPr>
+          <w:p>
+            <w:pPr>
+              <w:ind w:left="0"/>
+              <w:jc w:val="left"/>
+            </w:pPr>
+            <w:r>
+              <w:rPr>
+                <w:sz w:val="16"/>
+                <w:szCs w:val="16"/>
+              </w:rPr>
+              <w:t>2026-05-02</w:t>
+            </w:r>
+          </w:p>
+        </w:tc>
+        <w:tc>
+          <w:tcPr>
+            <w:tcW w:w="758" w:type="dxa"/>
+          </w:tcPr>
+          <w:p>
+            <w:pPr>
+              <w:ind w:left="0"/>
+              <w:jc w:val="left"/>
+            </w:pPr>
+            <w:r>
+              <w:rPr>
+                <w:sz w:val="16"/>
+                <w:szCs w:val="16"/>
+              </w:rPr>
+              <w:t>G2</w:t>
+            </w:r>
+          </w:p>
+        </w:tc>
+        <w:tc>
+          <w:tcPr>
+            <w:tcW w:w="986" w:type="dxa"/>
+          </w:tcPr>
+          <w:p>
+            <w:pPr>
+              <w:ind w:left="0"/>
+              <w:jc w:val="left"/>
+            </w:pPr>
+            <w:r>
+              <w:rPr>
+                <w:sz w:val="16"/>
+                <w:szCs w:val="16"/>
+              </w:rPr>
+              <w:t>Paolo Rizzo</w:t>
+            </w:r>
+          </w:p>
+        </w:tc>
+        <w:tc>
+          <w:tcPr>
+            <w:tcW w:w="1441" w:type="dxa"/>
+          </w:tcPr>
+          <w:p>
+            <w:pPr>
+              <w:ind w:left="0"/>
+              <w:jc w:val="left"/>
+            </w:pPr>
+            <w:r>
+              <w:rPr>
+                <w:sz w:val="16"/>
+                <w:szCs w:val="16"/>
+              </w:rPr>
+              <w:t>Spagnolo, Inglese</w:t>
+            </w:r>
+          </w:p>
+        </w:tc>
+        <w:tc>
+          <w:tcPr>
+            <w:tcW w:w="910" w:type="dxa"/>
+          </w:tcPr>
+          <w:p>
+            <w:pPr>
+              <w:ind w:left="0"/>
+              <w:jc w:val="left"/>
+            </w:pPr>
+            <w:r>
+              <w:rPr>
+                <w:sz w:val="16"/>
+                <w:szCs w:val="16"/>
+              </w:rPr>
+              <w:t>3</w:t>
+            </w:r>
+          </w:p>
+        </w:tc>
+      </w:tr>
+    </w:tbl>
+    <w:p>
+      <w:pPr>
+        <w:pStyle w:val="Titolo6"/>
+      </w:pPr>
+      <w:r>
+        <w:t>Soluzione</w:t>
+      </w:r>
+    </w:p>
+    <w:p>
+      <w:pPr>
+        <w:ind w:left="0"/>
+      </w:pPr>
+      <w:r>
+        <w:t>Relazione(</w:t>
+      </w:r>
+      <w:r>
+        <w:rPr>
+          <w:u w:val="single"/>
+        </w:rPr>
+        <w:t>CodPren</w:t>
+      </w:r>
+      <w:r>
+        <w:t>, CodCliente, Cliente, CodViaggio, Destinazione, Partenza, CodGuida, Guida, LingueGuida, NumPersone)</w:t>
+      </w:r>
+    </w:p>
+    <w:p>
+      <w:pPr>
+        <w:ind w:left="0"/>
+      </w:pPr>
+    </w:p>
+    <w:p>
+      <w:pPr>
+        <w:ind w:left="0"/>
+      </w:pPr>
+      <w:r>
+        <w:t>1FN? No:</w:t>
+      </w:r>
+    </w:p>
+    <w:p>
+      <w:pPr>
+        <w:ind w:left="0"/>
+      </w:pPr>
+      <w:r>
+        <w:t>Cliente e Guida sono attributi composti, li scompongo in nome e cognome;</w:t>
+      </w:r>
+    </w:p>
+    <w:p>
+      <w:pPr>
+        <w:ind w:left="0"/>
+      </w:pPr>
+      <w:r>
+        <w:t>LingueGuida è un attributo multiplo: creo una nuova tabella con una lingua per riga. Le lingue sono della guida e non della prenotazione, quindi la nuova tabella la collego alla guida.</w:t>
+      </w:r>
+    </w:p>
+    <w:p>
+      <w:pPr>
+        <w:ind w:left="0"/>
+      </w:pPr>
+      <w:r>
+        <w:t>Relazione(</w:t>
+      </w:r>
+      <w:r>
+        <w:rPr>
+          <w:u w:val="single"/>
+        </w:rPr>
+        <w:t>CodPren</w:t>
+      </w:r>
+      <w:r>
+        <w:t>, CodCliente, NomeCliente, CognomeCliente, CodViaggio, Destinazione, Partenza, CodGuida, NomeGuida, CognomeGuida, NumPersone)</w:t>
+      </w:r>
+    </w:p>
+    <w:p>
+      <w:pPr>
+        <w:ind w:left="0"/>
+      </w:pPr>
+      <w:r>
+        <w:t>LinguaGuida(</w:t>
+      </w:r>
+      <w:r>
+        <w:rPr>
+          <w:u w:val="single"/>
+        </w:rPr>
+        <w:t>CodGuida</w:t>
+      </w:r>
+      <w:r>
+        <w:t xml:space="preserve">, </w:t>
+      </w:r>
+      <w:r>
+        <w:rPr>
+          <w:u w:val="single"/>
+        </w:rPr>
+        <w:t>Lingua</w:t>
+      </w:r>
+      <w:r>
+        <w:t>)</w:t>
+      </w:r>
+    </w:p>
+    <w:p>
+      <w:pPr>
+        <w:ind w:left="0"/>
+      </w:pPr>
+    </w:p>
+    <w:p>
+      <w:pPr>
+        <w:ind w:left="0"/>
+      </w:pPr>
+      <w:r>
+        <w:t>2FN? Sì: tutte le tabelle hanno una chiave formata da un solo attributo oppure non hanno attributi non chiave.</w:t>
+      </w:r>
+    </w:p>
+    <w:p>
+      <w:pPr>
+        <w:ind w:left="0"/>
+      </w:pPr>
+    </w:p>
+    <w:p>
+      <w:pPr>
+        <w:ind w:left="0"/>
+      </w:pPr>
+      <w:r>
+        <w:lastRenderedPageBreak/>
+        <w:t>3FN? No: NomeCliente e CognomeCliente dipendono da CodCliente; Destinazione, Partenza e CodGuida dipendono da CodViaggio.</w:t>
+      </w:r>
+    </w:p>
+    <w:p>
+      <w:pPr>
+        <w:ind w:left="0"/>
+      </w:pPr>
+      <w:r>
+        <w:t>Prenotazione(</w:t>
+      </w:r>
+      <w:r>
+        <w:rPr>
+          <w:u w:val="single"/>
+        </w:rPr>
+        <w:t>CodPren</w:t>
+      </w:r>
+      <w:r>
+        <w:t>, CodCliente*, CodViaggio*, NumPersone)</w:t>
+      </w:r>
+    </w:p>
+    <w:p>
+      <w:pPr>
+        <w:ind w:left="0"/>
+      </w:pPr>
+      <w:r>
+        <w:t>Cliente(</w:t>
+      </w:r>
+      <w:r>
+        <w:rPr>
+          <w:u w:val="single"/>
+        </w:rPr>
+        <w:t>CodCliente</w:t>
+      </w:r>
+      <w:r>
+        <w:t>, NomeCliente, CognomeCliente)</w:t>
+      </w:r>
+    </w:p>
+    <w:p>
+      <w:pPr>
+        <w:ind w:left="0"/>
+      </w:pPr>
+      <w:r>
+        <w:t>Viaggio(</w:t>
+      </w:r>
+      <w:r>
+        <w:rPr>
+          <w:u w:val="single"/>
+        </w:rPr>
+        <w:t>CodViaggio</w:t>
+      </w:r>
+      <w:r>
+        <w:t>, Destinazione, Partenza, CodGuida, NomeGuida, CognomeGuida)</w:t>
+      </w:r>
+    </w:p>
+    <w:p>
+      <w:pPr>
+        <w:ind w:left="0"/>
+      </w:pPr>
+      <w:r>
+        <w:t>LinguaGuida(</w:t>
+      </w:r>
+      <w:r>
+        <w:rPr>
+          <w:u w:val="single"/>
+        </w:rPr>
+        <w:t>CodGuida</w:t>
+      </w:r>
+      <w:r>
+        <w:t xml:space="preserve">, </w:t>
+      </w:r>
+      <w:r>
+        <w:rPr>
+          <w:u w:val="single"/>
+        </w:rPr>
+        <w:t>Lingua</w:t>
+      </w:r>
+      <w:r>
+        <w:t>)</w:t>
+      </w:r>
+    </w:p>
+    <w:p>
+      <w:pPr>
+        <w:ind w:left="0"/>
+      </w:pPr>
+    </w:p>
+    <w:p>
+      <w:pPr>
+        <w:ind w:left="0"/>
+      </w:pPr>
+      <w:r>
+        <w:t>Attenzione: la nuova tabella Viaggio non è ancora in 3FN, perché NomeGuida e CognomeGuida dipendono da CodGuida. Dopo ogni scomposizione bisogna ricontrollare le tabelle nuove.</w:t>
+      </w:r>
+    </w:p>
+    <w:p>
+      <w:pPr>
+        <w:ind w:left="0"/>
+      </w:pPr>
+      <w:r>
+        <w:t>Prenotazione(</w:t>
+      </w:r>
+      <w:r>
+        <w:rPr>
+          <w:u w:val="single"/>
+        </w:rPr>
+        <w:t>CodPren</w:t>
+      </w:r>
+      <w:r>
+        <w:t>, CodCliente*, CodViaggio*, NumPersone)</w:t>
+      </w:r>
+    </w:p>
+    <w:p>
+      <w:pPr>
+        <w:ind w:left="0"/>
+      </w:pPr>
+      <w:r>
+        <w:t>Cliente(</w:t>
+      </w:r>
+      <w:r>
+        <w:rPr>
+          <w:u w:val="single"/>
+        </w:rPr>
+        <w:t>CodCliente</w:t>
+      </w:r>
+      <w:r>
+        <w:t>, NomeCliente, CognomeCliente)</w:t>
+      </w:r>
+    </w:p>
+    <w:p>
+      <w:pPr>
+        <w:ind w:left="0"/>
+      </w:pPr>
+      <w:r>
+        <w:t>Viaggio(</w:t>
+      </w:r>
+      <w:r>
+        <w:rPr>
+          <w:u w:val="single"/>
+        </w:rPr>
+        <w:t>CodViaggio</w:t>
+      </w:r>
+      <w:r>
+        <w:t>, Destinazione, Partenza, CodGuida*)</w:t>
+      </w:r>
+    </w:p>
+    <w:p>
+      <w:pPr>
+        <w:ind w:left="0"/>
+      </w:pPr>
+      <w:r>
+        <w:t>Guida(</w:t>
+      </w:r>
+      <w:r>
+        <w:rPr>
+          <w:u w:val="single"/>
+        </w:rPr>
+        <w:t>CodGuida</w:t>
+      </w:r>
+      <w:r>
+        <w:t>, NomeGuida, CognomeGuida)</w:t>
+      </w:r>
+    </w:p>
+    <w:p>
+      <w:pPr>
+        <w:ind w:left="0"/>
+      </w:pPr>
+      <w:r>
+        <w:t>LinguaGuida(</w:t>
+      </w:r>
+      <w:r>
+        <w:rPr>
+          <w:u w:val="single"/>
+        </w:rPr>
+        <w:t>CodGuida*</w:t>
+      </w:r>
+      <w:r>
+        <w:t xml:space="preserve">, </w:t>
+      </w:r>
+      <w:r>
+        <w:rPr>
+          <w:u w:val="single"/>
+        </w:rPr>
+        <w:t>Lingua</w:t>
+      </w:r>
+      <w:r>
+        <w:t>)</w:t>
+      </w:r>
+    </w:p>
     <w:p>
       <w:r>
         <w:t>Ricapitoliamo un paio di cose:</w:t>
